--- a/meta_agents/search_v2/outputs/Manuscript_Full.docx
+++ b/meta_agents/search_v2/outputs/Manuscript_Full.docx
@@ -6644,7 +6644,7 @@
                 <w:sz w:val="15"/>
                 <w:szCs w:val="15"/>
               </w:rPr>
-              <w:t xml:space="preserve">Loo 2019 (2000-2016)</w:t>
+              <w:t xml:space="preserve">Loo 2019 (2010-2013)</w:t>
             </w:r>
           </w:p>
         </w:tc>
@@ -7064,7 +7064,7 @@
                 <w:sz w:val="15"/>
                 <w:szCs w:val="15"/>
               </w:rPr>
-              <w:t xml:space="preserve">Loo 2019 (2000-2016)</w:t>
+              <w:t xml:space="preserve">Loo 2019 (2010-2013)</w:t>
             </w:r>
           </w:p>
         </w:tc>
@@ -7484,7 +7484,7 @@
                 <w:sz w:val="15"/>
                 <w:szCs w:val="15"/>
               </w:rPr>
-              <w:t xml:space="preserve">Loo 2019 (2000-2016)</w:t>
+              <w:t xml:space="preserve">Loo 2019 (2010-2013)</w:t>
             </w:r>
           </w:p>
         </w:tc>
@@ -7624,7 +7624,7 @@
                 <w:sz w:val="15"/>
                 <w:szCs w:val="15"/>
               </w:rPr>
-              <w:t xml:space="preserve">Loo 2019 (2000-2016)</w:t>
+              <w:t xml:space="preserve">Loo 2019 (2010-2013)</w:t>
             </w:r>
           </w:p>
         </w:tc>

--- a/meta_agents/search_v2/outputs/Manuscript_Full.docx
+++ b/meta_agents/search_v2/outputs/Manuscript_Full.docx
@@ -792,7 +792,7 @@
           <w:sz w:val="24"/>
           <w:szCs w:val="24"/>
         </w:rPr>
-        <w:t xml:space="preserve">The four databases returned 9,099 records; 4,306 duplicates were removed, leaving 4,793 unique records for title and abstract screening. Full text was sought for 246 reports; 9 could not be retrieved, and of the 237 assessed, 71 were excluded (reasons in Supplementary Table 3), giving 166 included studies (Figure 1). Of these, 55 were eligible for quantitative synthesis and entered the analysis, contributing 206 individual estimates across racial/ethnic groups and analytic dimensions</w:t>
+        <w:t xml:space="preserve">The four databases returned 9,099 records; 4,306 duplicates were removed, leaving 4,793 unique records for title and abstract screening. Full text was sought for 246 reports; 9 could not be retrieved, and of the 237 assessed, 71 were excluded (reasons in Supplementary Table 3), giving 166 included studies (Figure 1). Of these, 55 were eligible for quantitative synthesis and entered the analysis, contributing 211 individual estimates across racial/ethnic groups and analytic dimensions</w:t>
       </w:r>
       <w:r>
         <w:rPr>
@@ -809,7 +809,7 @@
           <w:sz w:val="24"/>
           <w:szCs w:val="24"/>
         </w:rPr>
-        <w:t xml:space="preserve">—24 supplied a cell representative, and the remainder contributed overlapping estimates carried only in the sensitivity analysis; the remaining 111 informed the narrative synthesis (166 = 55 + 111). The extracted studies were published between 2002 and 2026 and drew on SEER, NPCR and USCS, NAACCR, IHS-linked and tribal registries, and individual state or regional registries (Supplementary Table 2). After collapsing overlapping registry-family estimates, 83 representative estimates remained, one per analytic cell; all are listed in Supplementary Table 4, and the principal comparisons—overall incidence, the disaggregated AANHPI and Hispanic-origin subgroups, AI/AN by region, Middle Eastern populations, and TNBC—are shown in Table 1. The reference group was NHW in most studies and an unstratified White group in a minority (marked †; Supplementary Table 4).</w:t>
+        <w:t xml:space="preserve">—23 supplied a cell representative, and the remainder contributed overlapping estimates carried only in the sensitivity analysis; the remaining 111 informed the narrative synthesis (166 = 55 + 111). The extracted studies were published between 2002 and 2026 and drew on SEER, NPCR and USCS, NAACCR, IHS-linked and tribal registries, and individual state or regional registries (Supplementary Table 2). After collapsing overlapping registry-family estimates, 85 representative estimates remained, one per analytic cell; all are listed in Supplementary Table 4, and the principal comparisons—overall incidence, the disaggregated AANHPI and Hispanic-origin subgroups, AI/AN by region, Middle Eastern populations, and TNBC—are shown in Table 1. The reference group was NHW in most studies and an unstratified White group in a minority (marked †; Supplementary Table 4).</w:t>
       </w:r>
     </w:p>
     <w:p>
@@ -1075,7 +1075,7 @@
           <w:sz w:val="24"/>
           <w:szCs w:val="24"/>
         </w:rPr>
-        <w:t xml:space="preserve">On the JBI checklist, 44 of the 55 studies were at low risk of bias and 11 at moderate risk, with none at high risk (Supplementary Table 5); the moderate ratings arose mainly where an estimate was reported without a variance, the standard population was not clearly specified, or race and ethnicity ascertainment was limited. The representative selection was examined in four ways (Supplementary Table 6), and the pattern held throughout. Restricting to the 2000 U.S. standard population changed little: 81 of the 83 representatives were already standardized to it, so the restriction dropped no cell and changed only two Black receptor-subtype cells, each from a 1960 Segi-world-standardized representative to a 2000 U.S.–standardized estimate in the same direction (hormone-receptor-negative 1.80 to 1.60, hormone-receptor-positive 0.82 to 0.70; Supplementary Table 6d). Restricting to low-risk-of-bias studies left 62 of 83 cell representatives unchanged, with the 11 changed and 10 dropped cells falling mainly among the disaggregated AANHPI subgroups and, in smaller numbers, the receptor-subtype, age-specific, and Middle Eastern cells; restricting to directly reported estimates left 31 unchanged (5 changed, 47 dropped); restricting to NHW-comparator estimates left 64 unchanged (1 changed, 18 dropped), the dropped cells being those whose only representative used an unstratified White comparator — the receptor-defined subtypes and two age-specific Black cells — and the one changed cell being Alaska Native, whose unstratified-White representative (1.09) gave way to an Indian Health Service–linked estimate reported against an NHW reference (1.25).</w:t>
+        <w:t xml:space="preserve">On the JBI checklist, 44 of the 55 studies were at low risk of bias and 11 at moderate risk, with none at high risk (Supplementary Table 5); the moderate ratings arose mainly where an estimate was reported without a variance, the standard population was not clearly specified, or race and ethnicity ascertainment was limited. The representative selection was examined in four ways (Supplementary Table 6), and the pattern held throughout. Restricting to the 2000 U.S. standard population changed little: 83 of the 85 representatives were already standardized to it, so the restriction dropped no cell and changed only two Black receptor-subtype cells, each from a 1960 Segi-world-standardized representative to a 2000 U.S.–standardized estimate in the same direction (hormone-receptor-negative 1.80 to 1.60, hormone-receptor-positive 0.82 to 0.70; Supplementary Table 6d). Restricting to low-risk-of-bias studies left 60 of 85 cell representatives unchanged, with the 13 changed and 12 dropped cells falling mainly among the disaggregated AANHPI subgroups and, in smaller numbers, the receptor-subtype, age-specific, and Middle Eastern cells; restricting to directly reported estimates left 35 unchanged (5 changed, 45 dropped); restricting to NHW-comparator estimates left 66 unchanged (1 changed, 18 dropped), the dropped cells being those whose only representative used an unstratified White comparator — the receptor-defined subtypes and two age-specific Black cells — and the one changed cell being Alaska Native, whose unstratified-White representative (1.09) gave way to an Indian Health Service–linked estimate reported against an NHW reference (1.25).</w:t>
       </w:r>
     </w:p>
     <w:p>
@@ -1400,7 +1400,7 @@
           <w:sz w:val="24"/>
           <w:szCs w:val="24"/>
         </w:rPr>
-        <w:t xml:space="preserve">What this review adds beyond the individual studies is threefold. First, it places estimates that were scattered across separate registry reports—each with its own reference group, standard population, and diagnosis period—onto a single NHW-referenced scale, so the disaggregated subgroups can be read against one another and against their aggregates in one place. Second, by collapsing overlapping registry-family estimates while retaining the overlaps for the sensitivity analysis, it separates cells corroborated by two or more independent sources (36 of the 83 analytic cells) from those resting on a single study (47), and it shows where independent sources agree—most cells—and where they diverge, chiefly the near-null AANHPI subgroups and the ascertainment-dependent AI/AN comparison noted above. Reviewing the studies jointly rather than singly therefore confirmed something no individual report, confined to its own registry and period, could establish: that the wide within-aggregate heterogeneity is reproducible across independent registries, stable under the sensitivity restrictions, and concordant with the earlier single-population studies it draws together—so the pattern does not depend on the choice of any one data source. Third, it makes the evidence gaps explicit: Middle Eastern women, several Native Hawaiian and Pacific Islander and Hispanic-origin subgroups, and AI/AN incidence by molecular subtype each rest on a single regional or unlinked source, and the AI/AN regional and national aggregate figures are point estimates without a confidence interval—groups for which a dedicated, and for AI/AN an IHS-linked, primary study is still needed. Because studies differed in diagnosis period and region, these estimates are best read as a comparable-scale summary of the available evidence, with the provenance and comparator of each (computed CI ‡; unstratified White †) marked so readers can weigh them.</w:t>
+        <w:t xml:space="preserve">What this review adds beyond the individual studies is threefold. First, it places estimates that were scattered across separate registry reports—each with its own reference group, standard population, and diagnosis period—onto a single NHW-referenced scale, so the disaggregated subgroups can be read against one another and against their aggregates in one place. Second, by collapsing overlapping registry-family estimates while retaining the overlaps for the sensitivity analysis, it separates cells corroborated by two or more independent sources (38 of the 85 analytic cells) from those resting on a single study (47), and it shows where independent sources agree—most cells—and where they diverge, chiefly the near-null AANHPI subgroups and the ascertainment-dependent AI/AN comparison noted above. Reviewing the studies jointly rather than singly therefore confirmed something no individual report, confined to its own registry and period, could establish: that the wide within-aggregate heterogeneity is reproducible across independent registries, stable under the sensitivity restrictions, and concordant with the earlier single-population studies it draws together—so the pattern does not depend on the choice of any one data source. Third, it makes the evidence gaps explicit: Middle Eastern women, several Native Hawaiian and Pacific Islander and Hispanic-origin subgroups, and AI/AN incidence by molecular subtype each rest on a single regional or unlinked source, and the AI/AN regional and national aggregate figures are point estimates without a confidence interval—groups for which a dedicated, and for AI/AN an IHS-linked, primary study is still needed. Because studies differed in diagnosis period and region, these estimates are best read as a comparable-scale summary of the available evidence, with the provenance and comparator of each (computed CI ‡; unstratified White †) marked so readers can weigh them.</w:t>
       </w:r>
     </w:p>
     <w:p>

--- a/meta_agents/search_v2/outputs/Manuscript_Full.docx
+++ b/meta_agents/search_v2/outputs/Manuscript_Full.docx
@@ -792,7 +792,7 @@
           <w:sz w:val="24"/>
           <w:szCs w:val="24"/>
         </w:rPr>
-        <w:t xml:space="preserve">The four databases returned 9,099 records; 4,306 duplicates were removed, leaving 4,793 unique records for title and abstract screening. Full text was sought for 246 reports; 9 could not be retrieved, and of the 237 assessed, 71 were excluded (reasons in Supplementary Table 3), giving 166 included studies (Figure 1). Of these, 55 were eligible for quantitative synthesis and entered the analysis, contributing 211 individual estimates across racial/ethnic groups and analytic dimensions</w:t>
+        <w:t xml:space="preserve">The four databases returned 9,099 records; 4,306 duplicates were removed, leaving 4,793 unique records for title and abstract screening. Full text was sought for 246 reports; 9 could not be retrieved, and of the 237 assessed, 71 were excluded (reasons in Supplementary Table 3), giving 166 included studies (Figure 1). Of these, 55 were eligible for quantitative synthesis and entered the analysis, contributing 212 individual estimates across racial/ethnic groups and analytic dimensions</w:t>
       </w:r>
       <w:r>
         <w:rPr>

--- a/meta_agents/search_v2/outputs/Manuscript_Full.docx
+++ b/meta_agents/search_v2/outputs/Manuscript_Full.docx
@@ -792,7 +792,7 @@
           <w:sz w:val="24"/>
           <w:szCs w:val="24"/>
         </w:rPr>
-        <w:t xml:space="preserve">The four databases returned 9,099 records; 4,306 duplicates were removed, leaving 4,793 unique records for title and abstract screening. Full text was sought for 246 reports; 9 could not be retrieved, and of the 237 assessed, 71 were excluded (reasons in Supplementary Table 3), giving 166 included studies (Figure 1). Of these, 55 were eligible for quantitative synthesis and entered the analysis, contributing 212 individual estimates across racial/ethnic groups and analytic dimensions</w:t>
+        <w:t xml:space="preserve">The four databases returned 9,099 records; 4,306 duplicates were removed, leaving 4,793 unique records for title and abstract screening. Full text was sought for 246 reports; 9 could not be retrieved, and of the 237 assessed, 71 were excluded (reasons in Supplementary Table 3), giving 166 included studies (Figure 1). Of these, 55 were eligible for quantitative synthesis and entered the analysis, contributing 213 individual estimates across racial/ethnic groups and analytic dimensions</w:t>
       </w:r>
       <w:r>
         <w:rPr>

--- a/meta_agents/search_v2/outputs/Manuscript_Full.docx
+++ b/meta_agents/search_v2/outputs/Manuscript_Full.docx
@@ -467,7 +467,7 @@
           <w:sz w:val="24"/>
           <w:szCs w:val="24"/>
         </w:rPr>
-        <w:t xml:space="preserve">Four databases were searched on 7 August 2026: MEDLINE via PubMed, Embase (embase.com Advanced Search), Scopus, and the Web of Science Core Collection. The search combined four concept blocks with AND—breast cancer, race or ethnicity, incidence or age-adjusted rate, and the United States—using database-specific controlled vocabulary together with title/abstract terms, so that race and ethnicity terms were not restricted to the title. Results were limited to 2000–2026, English, and human studies, with document-type exclusions for reviews, letters, editorials, notes, and conference abstracts. The four searches returned 9,099 records. Identification was via these databases only; no registers were searched, and reference lists (citation searching) and grey-literature sources were not used. Full strings, platforms, dates, and per-database counts are given in Supplementary Table 1.</w:t>
+        <w:t xml:space="preserve">Four databases were searched on 7 August 2026: MEDLINE via PubMed, Embase (embase.com Advanced Search), Scopus, and the Web of Science Core Collection. The search combined four concept blocks with AND—breast cancer, race or ethnicity, incidence or age-adjusted rate, and the United States—using database-specific controlled vocabulary together with title/abstract terms, so that race and ethnicity terms were not restricted to the title. Results were limited to 2000–2026 by year of publication (not by diagnosis period; the included studies report diagnoses from 1975 to 2022), English, and human studies, with document-type exclusions for reviews, letters, editorials, notes, and conference abstracts. The four searches returned 9,099 records. Identification was via these databases only; no registers were searched, and reference lists (citation searching) and grey-literature sources were not used. Full strings, platforms, dates, and per-database counts are given in Supplementary Table 1.</w:t>
       </w:r>
     </w:p>
     <w:p>

--- a/meta_agents/search_v2/outputs/Manuscript_Full.docx
+++ b/meta_agents/search_v2/outputs/Manuscript_Full.docx
@@ -467,7 +467,7 @@
           <w:sz w:val="24"/>
           <w:szCs w:val="24"/>
         </w:rPr>
-        <w:t xml:space="preserve">Four databases were searched on 7 August 2026: MEDLINE via PubMed, Embase (embase.com Advanced Search), Scopus, and the Web of Science Core Collection. The search combined four concept blocks with AND—breast cancer, race or ethnicity, incidence or age-adjusted rate, and the United States—using database-specific controlled vocabulary together with title/abstract terms, so that race and ethnicity terms were not restricted to the title. Results were limited to 2000–2026 by year of publication (not by diagnosis period; the included studies report diagnoses from 1975 to 2022), English, and human studies, with document-type exclusions for reviews, letters, editorials, notes, and conference abstracts. The four searches returned 9,099 records. Identification was via these databases only; no registers were searched, and reference lists (citation searching) and grey-literature sources were not used. Full strings, platforms, dates, and per-database counts are given in Supplementary Table 1.</w:t>
+        <w:t xml:space="preserve">Four databases were searched on 7 August 2026: MEDLINE via PubMed, Embase (embase.com Advanced Search), Scopus, and the Web of Science Core Collection. The search combined four concept blocks with AND—breast cancer, race or ethnicity, incidence or age-adjusted rate, and the United States—using database-specific controlled vocabulary together with title/abstract terms, so that race and ethnicity terms were not restricted to the title. Results were limited to 2000–2026 by year of publication, English, and human studies, with document-type exclusions for reviews, letters, editorials, notes, and conference abstracts. The four searches returned 9,099 records. Identification was via these databases only; no registers were searched, and reference lists (citation searching) and grey-literature sources were not used. Full strings, platforms, dates, and per-database counts are given in Supplementary Table 1.</w:t>
       </w:r>
     </w:p>
     <w:p>

--- a/meta_agents/search_v2/outputs/Manuscript_Full.docx
+++ b/meta_agents/search_v2/outputs/Manuscript_Full.docx
@@ -467,7 +467,7 @@
           <w:sz w:val="24"/>
           <w:szCs w:val="24"/>
         </w:rPr>
-        <w:t xml:space="preserve">Four databases were searched on 7 August 2026: MEDLINE via PubMed, Embase (embase.com Advanced Search), Scopus, and the Web of Science Core Collection. The search combined four concept blocks with AND—breast cancer, race or ethnicity, incidence or age-adjusted rate, and the United States—using database-specific controlled vocabulary together with title/abstract terms, so that race and ethnicity terms were not restricted to the title. Results were limited to 2000–2026 by year of publication, English, and human studies, with document-type exclusions for reviews, letters, editorials, notes, and conference abstracts. The four searches returned 9,099 records. Identification was via these databases only; no registers were searched, and reference lists (citation searching) and grey-literature sources were not used. Full strings, platforms, dates, and per-database counts are given in Supplementary Table 1.</w:t>
+        <w:t xml:space="preserve">Four databases were searched on 7 August 2026: MEDLINE via PubMed, Embase (embase.com Advanced Search), Scopus, and the Web of Science Core Collection. The search combined four concept blocks with AND—breast cancer, race or ethnicity, incidence or age-adjusted rate, and the United States—using database-specific controlled vocabulary together with title/abstract terms, so that race and ethnicity terms were not restricted to the title. Results were limited to 2000–2026, English, and human studies, with document-type exclusions for reviews, letters, editorials, notes, and conference abstracts. The four searches returned 9,099 records. Identification was via these databases only; no registers were searched, and reference lists (citation searching) and grey-literature sources were not used. Full strings, platforms, dates, and per-database counts are given in Supplementary Table 1.</w:t>
       </w:r>
     </w:p>
     <w:p>

--- a/meta_agents/search_v2/outputs/Manuscript_Full.docx
+++ b/meta_agents/search_v2/outputs/Manuscript_Full.docx
@@ -13,6 +13,7 @@
           <w:rFonts w:ascii="Times New Roman" w:cs="Times New Roman" w:eastAsia="Times New Roman" w:hAnsi="Times New Roman"/>
           <w:b/>
           <w:bCs/>
+          <w:color w:val="000000"/>
           <w:sz w:val="32"/>
           <w:szCs w:val="32"/>
         </w:rPr>
@@ -30,6 +31,7 @@
           <w:rFonts w:ascii="Times New Roman" w:cs="Times New Roman" w:eastAsia="Times New Roman" w:hAnsi="Times New Roman"/>
           <w:b/>
           <w:bCs/>
+          <w:color w:val="000000"/>
           <w:sz w:val="28"/>
           <w:szCs w:val="28"/>
         </w:rPr>
@@ -45,6 +47,7 @@
           <w:rFonts w:ascii="Times New Roman" w:cs="Times New Roman" w:eastAsia="Times New Roman" w:hAnsi="Times New Roman"/>
           <w:b/>
           <w:bCs/>
+          <w:color w:val="000000"/>
           <w:sz w:val="24"/>
           <w:szCs w:val="24"/>
         </w:rPr>
@@ -53,6 +56,7 @@
       <w:r>
         <w:rPr>
           <w:rFonts w:ascii="Times New Roman" w:cs="Times New Roman" w:eastAsia="Times New Roman" w:hAnsi="Times New Roman"/>
+          <w:color w:val="000000"/>
           <w:sz w:val="24"/>
           <w:szCs w:val="24"/>
         </w:rPr>
@@ -68,6 +72,7 @@
           <w:rFonts w:ascii="Times New Roman" w:cs="Times New Roman" w:eastAsia="Times New Roman" w:hAnsi="Times New Roman"/>
           <w:b/>
           <w:bCs/>
+          <w:color w:val="000000"/>
           <w:sz w:val="24"/>
           <w:szCs w:val="24"/>
         </w:rPr>
@@ -76,6 +81,7 @@
       <w:r>
         <w:rPr>
           <w:rFonts w:ascii="Times New Roman" w:cs="Times New Roman" w:eastAsia="Times New Roman" w:hAnsi="Times New Roman"/>
+          <w:color w:val="000000"/>
           <w:sz w:val="24"/>
           <w:szCs w:val="24"/>
         </w:rPr>
@@ -91,6 +97,7 @@
           <w:rFonts w:ascii="Times New Roman" w:cs="Times New Roman" w:eastAsia="Times New Roman" w:hAnsi="Times New Roman"/>
           <w:b/>
           <w:bCs/>
+          <w:color w:val="000000"/>
           <w:sz w:val="24"/>
           <w:szCs w:val="24"/>
         </w:rPr>
@@ -99,6 +106,7 @@
       <w:r>
         <w:rPr>
           <w:rFonts w:ascii="Times New Roman" w:cs="Times New Roman" w:eastAsia="Times New Roman" w:hAnsi="Times New Roman"/>
+          <w:color w:val="000000"/>
           <w:sz w:val="24"/>
           <w:szCs w:val="24"/>
         </w:rPr>
@@ -114,6 +122,7 @@
           <w:rFonts w:ascii="Times New Roman" w:cs="Times New Roman" w:eastAsia="Times New Roman" w:hAnsi="Times New Roman"/>
           <w:b/>
           <w:bCs/>
+          <w:color w:val="000000"/>
           <w:sz w:val="24"/>
           <w:szCs w:val="24"/>
         </w:rPr>
@@ -122,6 +131,7 @@
       <w:r>
         <w:rPr>
           <w:rFonts w:ascii="Times New Roman" w:cs="Times New Roman" w:eastAsia="Times New Roman" w:hAnsi="Times New Roman"/>
+          <w:color w:val="000000"/>
           <w:sz w:val="24"/>
           <w:szCs w:val="24"/>
         </w:rPr>
@@ -139,6 +149,7 @@
           <w:rFonts w:ascii="Times New Roman" w:cs="Times New Roman" w:eastAsia="Times New Roman" w:hAnsi="Times New Roman"/>
           <w:b/>
           <w:bCs/>
+          <w:color w:val="000000"/>
           <w:sz w:val="28"/>
           <w:szCs w:val="28"/>
         </w:rPr>
@@ -152,6 +163,7 @@
       <w:r>
         <w:rPr>
           <w:rFonts w:ascii="Times New Roman" w:cs="Times New Roman" w:eastAsia="Times New Roman" w:hAnsi="Times New Roman"/>
+          <w:color w:val="000000"/>
           <w:sz w:val="24"/>
           <w:szCs w:val="24"/>
         </w:rPr>
@@ -160,6 +172,7 @@
       <w:r>
         <w:rPr>
           <w:rFonts w:ascii="Times New Roman" w:cs="Times New Roman" w:eastAsia="Times New Roman" w:hAnsi="Times New Roman"/>
+          <w:color w:val="000000"/>
           <w:sz w:val="24"/>
           <w:szCs w:val="24"/>
           <w:vertAlign w:val="superscript"/>
@@ -169,6 +182,7 @@
       <w:r>
         <w:rPr>
           <w:rFonts w:ascii="Times New Roman" w:cs="Times New Roman" w:eastAsia="Times New Roman" w:hAnsi="Times New Roman"/>
+          <w:color w:val="000000"/>
           <w:sz w:val="24"/>
           <w:szCs w:val="24"/>
         </w:rPr>
@@ -177,6 +191,7 @@
       <w:r>
         <w:rPr>
           <w:rFonts w:ascii="Times New Roman" w:cs="Times New Roman" w:eastAsia="Times New Roman" w:hAnsi="Times New Roman"/>
+          <w:color w:val="000000"/>
           <w:sz w:val="24"/>
           <w:szCs w:val="24"/>
           <w:vertAlign w:val="superscript"/>
@@ -186,6 +201,7 @@
       <w:r>
         <w:rPr>
           <w:rFonts w:ascii="Times New Roman" w:cs="Times New Roman" w:eastAsia="Times New Roman" w:hAnsi="Times New Roman"/>
+          <w:color w:val="000000"/>
           <w:sz w:val="24"/>
           <w:szCs w:val="24"/>
         </w:rPr>
@@ -194,6 +210,7 @@
       <w:r>
         <w:rPr>
           <w:rFonts w:ascii="Times New Roman" w:cs="Times New Roman" w:eastAsia="Times New Roman" w:hAnsi="Times New Roman"/>
+          <w:color w:val="000000"/>
           <w:sz w:val="24"/>
           <w:szCs w:val="24"/>
           <w:vertAlign w:val="superscript"/>
@@ -203,6 +220,7 @@
       <w:r>
         <w:rPr>
           <w:rFonts w:ascii="Times New Roman" w:cs="Times New Roman" w:eastAsia="Times New Roman" w:hAnsi="Times New Roman"/>
+          <w:color w:val="000000"/>
           <w:sz w:val="24"/>
           <w:szCs w:val="24"/>
         </w:rPr>
@@ -211,6 +229,7 @@
       <w:r>
         <w:rPr>
           <w:rFonts w:ascii="Times New Roman" w:cs="Times New Roman" w:eastAsia="Times New Roman" w:hAnsi="Times New Roman"/>
+          <w:color w:val="000000"/>
           <w:sz w:val="24"/>
           <w:szCs w:val="24"/>
           <w:vertAlign w:val="superscript"/>
@@ -225,6 +244,7 @@
       <w:r>
         <w:rPr>
           <w:rFonts w:ascii="Times New Roman" w:cs="Times New Roman" w:eastAsia="Times New Roman" w:hAnsi="Times New Roman"/>
+          <w:color w:val="000000"/>
           <w:sz w:val="24"/>
           <w:szCs w:val="24"/>
         </w:rPr>
@@ -233,6 +253,7 @@
       <w:r>
         <w:rPr>
           <w:rFonts w:ascii="Times New Roman" w:cs="Times New Roman" w:eastAsia="Times New Roman" w:hAnsi="Times New Roman"/>
+          <w:color w:val="000000"/>
           <w:sz w:val="24"/>
           <w:szCs w:val="24"/>
           <w:vertAlign w:val="superscript"/>
@@ -242,6 +263,7 @@
       <w:r>
         <w:rPr>
           <w:rFonts w:ascii="Times New Roman" w:cs="Times New Roman" w:eastAsia="Times New Roman" w:hAnsi="Times New Roman"/>
+          <w:color w:val="000000"/>
           <w:sz w:val="24"/>
           <w:szCs w:val="24"/>
         </w:rPr>
@@ -250,6 +272,7 @@
       <w:r>
         <w:rPr>
           <w:rFonts w:ascii="Times New Roman" w:cs="Times New Roman" w:eastAsia="Times New Roman" w:hAnsi="Times New Roman"/>
+          <w:color w:val="000000"/>
           <w:sz w:val="24"/>
           <w:szCs w:val="24"/>
           <w:vertAlign w:val="superscript"/>
@@ -259,6 +282,7 @@
       <w:r>
         <w:rPr>
           <w:rFonts w:ascii="Times New Roman" w:cs="Times New Roman" w:eastAsia="Times New Roman" w:hAnsi="Times New Roman"/>
+          <w:color w:val="000000"/>
           <w:sz w:val="24"/>
           <w:szCs w:val="24"/>
         </w:rPr>
@@ -267,6 +291,7 @@
       <w:r>
         <w:rPr>
           <w:rFonts w:ascii="Times New Roman" w:cs="Times New Roman" w:eastAsia="Times New Roman" w:hAnsi="Times New Roman"/>
+          <w:color w:val="000000"/>
           <w:sz w:val="24"/>
           <w:szCs w:val="24"/>
           <w:vertAlign w:val="superscript"/>
@@ -276,6 +301,7 @@
       <w:r>
         <w:rPr>
           <w:rFonts w:ascii="Times New Roman" w:cs="Times New Roman" w:eastAsia="Times New Roman" w:hAnsi="Times New Roman"/>
+          <w:color w:val="000000"/>
           <w:sz w:val="24"/>
           <w:szCs w:val="24"/>
         </w:rPr>
@@ -284,6 +310,7 @@
       <w:r>
         <w:rPr>
           <w:rFonts w:ascii="Times New Roman" w:cs="Times New Roman" w:eastAsia="Times New Roman" w:hAnsi="Times New Roman"/>
+          <w:color w:val="000000"/>
           <w:sz w:val="24"/>
           <w:szCs w:val="24"/>
           <w:vertAlign w:val="superscript"/>
@@ -293,6 +320,7 @@
       <w:r>
         <w:rPr>
           <w:rFonts w:ascii="Times New Roman" w:cs="Times New Roman" w:eastAsia="Times New Roman" w:hAnsi="Times New Roman"/>
+          <w:color w:val="000000"/>
           <w:sz w:val="24"/>
           <w:szCs w:val="24"/>
         </w:rPr>
@@ -301,6 +329,7 @@
       <w:r>
         <w:rPr>
           <w:rFonts w:ascii="Times New Roman" w:cs="Times New Roman" w:eastAsia="Times New Roman" w:hAnsi="Times New Roman"/>
+          <w:color w:val="000000"/>
           <w:sz w:val="24"/>
           <w:szCs w:val="24"/>
           <w:vertAlign w:val="superscript"/>
@@ -310,6 +339,7 @@
       <w:r>
         <w:rPr>
           <w:rFonts w:ascii="Times New Roman" w:cs="Times New Roman" w:eastAsia="Times New Roman" w:hAnsi="Times New Roman"/>
+          <w:color w:val="000000"/>
           <w:sz w:val="24"/>
           <w:szCs w:val="24"/>
         </w:rPr>
@@ -318,6 +348,7 @@
       <w:r>
         <w:rPr>
           <w:rFonts w:ascii="Times New Roman" w:cs="Times New Roman" w:eastAsia="Times New Roman" w:hAnsi="Times New Roman"/>
+          <w:color w:val="000000"/>
           <w:sz w:val="24"/>
           <w:szCs w:val="24"/>
           <w:vertAlign w:val="superscript"/>
@@ -327,6 +358,7 @@
       <w:r>
         <w:rPr>
           <w:rFonts w:ascii="Times New Roman" w:cs="Times New Roman" w:eastAsia="Times New Roman" w:hAnsi="Times New Roman"/>
+          <w:color w:val="000000"/>
           <w:sz w:val="24"/>
           <w:szCs w:val="24"/>
         </w:rPr>
@@ -335,6 +367,7 @@
       <w:r>
         <w:rPr>
           <w:rFonts w:ascii="Times New Roman" w:cs="Times New Roman" w:eastAsia="Times New Roman" w:hAnsi="Times New Roman"/>
+          <w:color w:val="000000"/>
           <w:sz w:val="24"/>
           <w:szCs w:val="24"/>
           <w:vertAlign w:val="superscript"/>
@@ -344,6 +377,7 @@
       <w:r>
         <w:rPr>
           <w:rFonts w:ascii="Times New Roman" w:cs="Times New Roman" w:eastAsia="Times New Roman" w:hAnsi="Times New Roman"/>
+          <w:color w:val="000000"/>
           <w:sz w:val="24"/>
           <w:szCs w:val="24"/>
         </w:rPr>
@@ -357,6 +391,7 @@
       <w:r>
         <w:rPr>
           <w:rFonts w:ascii="Times New Roman" w:cs="Times New Roman" w:eastAsia="Times New Roman" w:hAnsi="Times New Roman"/>
+          <w:color w:val="000000"/>
           <w:sz w:val="24"/>
           <w:szCs w:val="24"/>
         </w:rPr>
@@ -370,6 +405,7 @@
       <w:r>
         <w:rPr>
           <w:rFonts w:ascii="Times New Roman" w:cs="Times New Roman" w:eastAsia="Times New Roman" w:hAnsi="Times New Roman"/>
+          <w:color w:val="000000"/>
           <w:sz w:val="24"/>
           <w:szCs w:val="24"/>
         </w:rPr>
@@ -387,6 +423,7 @@
           <w:rFonts w:ascii="Times New Roman" w:cs="Times New Roman" w:eastAsia="Times New Roman" w:hAnsi="Times New Roman"/>
           <w:b/>
           <w:bCs/>
+          <w:color w:val="000000"/>
           <w:sz w:val="28"/>
           <w:szCs w:val="28"/>
         </w:rPr>
@@ -404,6 +441,7 @@
           <w:rFonts w:ascii="Times New Roman" w:cs="Times New Roman" w:eastAsia="Times New Roman" w:hAnsi="Times New Roman"/>
           <w:b/>
           <w:bCs/>
+          <w:color w:val="000000"/>
           <w:sz w:val="24"/>
           <w:szCs w:val="24"/>
         </w:rPr>
@@ -417,6 +455,7 @@
       <w:r>
         <w:rPr>
           <w:rFonts w:ascii="Times New Roman" w:cs="Times New Roman" w:eastAsia="Times New Roman" w:hAnsi="Times New Roman"/>
+          <w:color w:val="000000"/>
           <w:sz w:val="24"/>
           <w:szCs w:val="24"/>
         </w:rPr>
@@ -425,6 +464,7 @@
       <w:r>
         <w:rPr>
           <w:rFonts w:ascii="Times New Roman" w:cs="Times New Roman" w:eastAsia="Times New Roman" w:hAnsi="Times New Roman"/>
+          <w:color w:val="000000"/>
           <w:sz w:val="24"/>
           <w:szCs w:val="24"/>
           <w:vertAlign w:val="superscript"/>
@@ -434,6 +474,7 @@
       <w:r>
         <w:rPr>
           <w:rFonts w:ascii="Times New Roman" w:cs="Times New Roman" w:eastAsia="Times New Roman" w:hAnsi="Times New Roman"/>
+          <w:color w:val="000000"/>
           <w:sz w:val="24"/>
           <w:szCs w:val="24"/>
         </w:rPr>
@@ -451,6 +492,7 @@
           <w:rFonts w:ascii="Times New Roman" w:cs="Times New Roman" w:eastAsia="Times New Roman" w:hAnsi="Times New Roman"/>
           <w:b/>
           <w:bCs/>
+          <w:color w:val="000000"/>
           <w:sz w:val="24"/>
           <w:szCs w:val="24"/>
         </w:rPr>
@@ -464,6 +506,7 @@
       <w:r>
         <w:rPr>
           <w:rFonts w:ascii="Times New Roman" w:cs="Times New Roman" w:eastAsia="Times New Roman" w:hAnsi="Times New Roman"/>
+          <w:color w:val="000000"/>
           <w:sz w:val="24"/>
           <w:szCs w:val="24"/>
         </w:rPr>
@@ -481,6 +524,7 @@
           <w:rFonts w:ascii="Times New Roman" w:cs="Times New Roman" w:eastAsia="Times New Roman" w:hAnsi="Times New Roman"/>
           <w:b/>
           <w:bCs/>
+          <w:color w:val="000000"/>
           <w:sz w:val="24"/>
           <w:szCs w:val="24"/>
         </w:rPr>
@@ -494,6 +538,7 @@
       <w:r>
         <w:rPr>
           <w:rFonts w:ascii="Times New Roman" w:cs="Times New Roman" w:eastAsia="Times New Roman" w:hAnsi="Times New Roman"/>
+          <w:color w:val="000000"/>
           <w:sz w:val="24"/>
           <w:szCs w:val="24"/>
         </w:rPr>
@@ -504,6 +549,7 @@
           <w:rFonts w:ascii="Times New Roman" w:cs="Times New Roman" w:eastAsia="Times New Roman" w:hAnsi="Times New Roman"/>
           <w:b/>
           <w:bCs/>
+          <w:color w:val="000000"/>
           <w:sz w:val="24"/>
           <w:szCs w:val="24"/>
         </w:rPr>
@@ -512,6 +558,7 @@
       <w:r>
         <w:rPr>
           <w:rFonts w:ascii="Times New Roman" w:cs="Times New Roman" w:eastAsia="Times New Roman" w:hAnsi="Times New Roman"/>
+          <w:color w:val="000000"/>
           <w:sz w:val="24"/>
           <w:szCs w:val="24"/>
         </w:rPr>
@@ -522,6 +569,7 @@
           <w:rFonts w:ascii="Times New Roman" w:cs="Times New Roman" w:eastAsia="Times New Roman" w:hAnsi="Times New Roman"/>
           <w:b/>
           <w:bCs/>
+          <w:color w:val="000000"/>
           <w:sz w:val="24"/>
           <w:szCs w:val="24"/>
         </w:rPr>
@@ -530,6 +578,7 @@
       <w:r>
         <w:rPr>
           <w:rFonts w:ascii="Times New Roman" w:cs="Times New Roman" w:eastAsia="Times New Roman" w:hAnsi="Times New Roman"/>
+          <w:color w:val="000000"/>
           <w:sz w:val="24"/>
           <w:szCs w:val="24"/>
         </w:rPr>
@@ -547,6 +596,7 @@
           <w:rFonts w:ascii="Times New Roman" w:cs="Times New Roman" w:eastAsia="Times New Roman" w:hAnsi="Times New Roman"/>
           <w:b/>
           <w:bCs/>
+          <w:color w:val="000000"/>
           <w:sz w:val="24"/>
           <w:szCs w:val="24"/>
         </w:rPr>
@@ -560,6 +610,7 @@
       <w:r>
         <w:rPr>
           <w:rFonts w:ascii="Times New Roman" w:cs="Times New Roman" w:eastAsia="Times New Roman" w:hAnsi="Times New Roman"/>
+          <w:color w:val="000000"/>
           <w:sz w:val="24"/>
           <w:szCs w:val="24"/>
         </w:rPr>
@@ -573,6 +624,7 @@
       <w:r>
         <w:rPr>
           <w:rFonts w:ascii="Times New Roman" w:cs="Times New Roman" w:eastAsia="Times New Roman" w:hAnsi="Times New Roman"/>
+          <w:color w:val="000000"/>
           <w:sz w:val="24"/>
           <w:szCs w:val="24"/>
         </w:rPr>
@@ -586,6 +638,7 @@
       <w:r>
         <w:rPr>
           <w:rFonts w:ascii="Times New Roman" w:cs="Times New Roman" w:eastAsia="Times New Roman" w:hAnsi="Times New Roman"/>
+          <w:color w:val="000000"/>
           <w:sz w:val="24"/>
           <w:szCs w:val="24"/>
         </w:rPr>
@@ -603,6 +656,7 @@
           <w:rFonts w:ascii="Times New Roman" w:cs="Times New Roman" w:eastAsia="Times New Roman" w:hAnsi="Times New Roman"/>
           <w:b/>
           <w:bCs/>
+          <w:color w:val="000000"/>
           <w:sz w:val="24"/>
           <w:szCs w:val="24"/>
         </w:rPr>
@@ -616,6 +670,7 @@
       <w:r>
         <w:rPr>
           <w:rFonts w:ascii="Times New Roman" w:cs="Times New Roman" w:eastAsia="Times New Roman" w:hAnsi="Times New Roman"/>
+          <w:color w:val="000000"/>
           <w:sz w:val="24"/>
           <w:szCs w:val="24"/>
         </w:rPr>
@@ -626,6 +681,7 @@
           <w:rFonts w:ascii="Times New Roman" w:cs="Times New Roman" w:eastAsia="Times New Roman" w:hAnsi="Times New Roman"/>
           <w:b/>
           <w:bCs/>
+          <w:color w:val="000000"/>
           <w:sz w:val="24"/>
           <w:szCs w:val="24"/>
         </w:rPr>
@@ -634,6 +690,7 @@
       <w:r>
         <w:rPr>
           <w:rFonts w:ascii="Times New Roman" w:cs="Times New Roman" w:eastAsia="Times New Roman" w:hAnsi="Times New Roman"/>
+          <w:color w:val="000000"/>
           <w:sz w:val="24"/>
           <w:szCs w:val="24"/>
         </w:rPr>
@@ -644,6 +701,7 @@
           <w:rFonts w:ascii="Times New Roman" w:cs="Times New Roman" w:eastAsia="Times New Roman" w:hAnsi="Times New Roman"/>
           <w:b/>
           <w:bCs/>
+          <w:color w:val="000000"/>
           <w:sz w:val="24"/>
           <w:szCs w:val="24"/>
         </w:rPr>
@@ -652,6 +710,7 @@
       <w:r>
         <w:rPr>
           <w:rFonts w:ascii="Times New Roman" w:cs="Times New Roman" w:eastAsia="Times New Roman" w:hAnsi="Times New Roman"/>
+          <w:color w:val="000000"/>
           <w:sz w:val="24"/>
           <w:szCs w:val="24"/>
         </w:rPr>
@@ -669,6 +728,7 @@
           <w:rFonts w:ascii="Times New Roman" w:cs="Times New Roman" w:eastAsia="Times New Roman" w:hAnsi="Times New Roman"/>
           <w:b/>
           <w:bCs/>
+          <w:color w:val="000000"/>
           <w:sz w:val="24"/>
           <w:szCs w:val="24"/>
         </w:rPr>
@@ -682,6 +742,7 @@
       <w:r>
         <w:rPr>
           <w:rFonts w:ascii="Times New Roman" w:cs="Times New Roman" w:eastAsia="Times New Roman" w:hAnsi="Times New Roman"/>
+          <w:color w:val="000000"/>
           <w:sz w:val="24"/>
           <w:szCs w:val="24"/>
         </w:rPr>
@@ -690,6 +751,7 @@
       <w:r>
         <w:rPr>
           <w:rFonts w:ascii="Times New Roman" w:cs="Times New Roman" w:eastAsia="Times New Roman" w:hAnsi="Times New Roman"/>
+          <w:color w:val="000000"/>
           <w:sz w:val="24"/>
           <w:szCs w:val="24"/>
           <w:vertAlign w:val="superscript"/>
@@ -699,6 +761,7 @@
       <w:r>
         <w:rPr>
           <w:rFonts w:ascii="Times New Roman" w:cs="Times New Roman" w:eastAsia="Times New Roman" w:hAnsi="Times New Roman"/>
+          <w:color w:val="000000"/>
           <w:sz w:val="24"/>
           <w:szCs w:val="24"/>
         </w:rPr>
@@ -716,6 +779,7 @@
           <w:rFonts w:ascii="Times New Roman" w:cs="Times New Roman" w:eastAsia="Times New Roman" w:hAnsi="Times New Roman"/>
           <w:b/>
           <w:bCs/>
+          <w:color w:val="000000"/>
           <w:sz w:val="24"/>
           <w:szCs w:val="24"/>
         </w:rPr>
@@ -729,6 +793,7 @@
       <w:r>
         <w:rPr>
           <w:rFonts w:ascii="Times New Roman" w:cs="Times New Roman" w:eastAsia="Times New Roman" w:hAnsi="Times New Roman"/>
+          <w:color w:val="000000"/>
           <w:sz w:val="24"/>
           <w:szCs w:val="24"/>
         </w:rPr>
@@ -742,6 +807,7 @@
       <w:r>
         <w:rPr>
           <w:rFonts w:ascii="Times New Roman" w:cs="Times New Roman" w:eastAsia="Times New Roman" w:hAnsi="Times New Roman"/>
+          <w:color w:val="000000"/>
           <w:sz w:val="24"/>
           <w:szCs w:val="24"/>
         </w:rPr>
@@ -759,6 +825,7 @@
           <w:rFonts w:ascii="Times New Roman" w:cs="Times New Roman" w:eastAsia="Times New Roman" w:hAnsi="Times New Roman"/>
           <w:b/>
           <w:bCs/>
+          <w:color w:val="000000"/>
           <w:sz w:val="28"/>
           <w:szCs w:val="28"/>
         </w:rPr>
@@ -776,6 +843,7 @@
           <w:rFonts w:ascii="Times New Roman" w:cs="Times New Roman" w:eastAsia="Times New Roman" w:hAnsi="Times New Roman"/>
           <w:b/>
           <w:bCs/>
+          <w:color w:val="000000"/>
           <w:sz w:val="24"/>
           <w:szCs w:val="24"/>
         </w:rPr>
@@ -789,6 +857,7 @@
       <w:r>
         <w:rPr>
           <w:rFonts w:ascii="Times New Roman" w:cs="Times New Roman" w:eastAsia="Times New Roman" w:hAnsi="Times New Roman"/>
+          <w:color w:val="000000"/>
           <w:sz w:val="24"/>
           <w:szCs w:val="24"/>
         </w:rPr>
@@ -797,6 +866,7 @@
       <w:r>
         <w:rPr>
           <w:rFonts w:ascii="Times New Roman" w:cs="Times New Roman" w:eastAsia="Times New Roman" w:hAnsi="Times New Roman"/>
+          <w:color w:val="000000"/>
           <w:sz w:val="24"/>
           <w:szCs w:val="24"/>
           <w:vertAlign w:val="superscript"/>
@@ -806,6 +876,7 @@
       <w:r>
         <w:rPr>
           <w:rFonts w:ascii="Times New Roman" w:cs="Times New Roman" w:eastAsia="Times New Roman" w:hAnsi="Times New Roman"/>
+          <w:color w:val="000000"/>
           <w:sz w:val="24"/>
           <w:szCs w:val="24"/>
         </w:rPr>
@@ -823,6 +894,7 @@
           <w:rFonts w:ascii="Times New Roman" w:cs="Times New Roman" w:eastAsia="Times New Roman" w:hAnsi="Times New Roman"/>
           <w:b/>
           <w:bCs/>
+          <w:color w:val="000000"/>
           <w:sz w:val="24"/>
           <w:szCs w:val="24"/>
         </w:rPr>
@@ -836,6 +908,7 @@
       <w:r>
         <w:rPr>
           <w:rFonts w:ascii="Times New Roman" w:cs="Times New Roman" w:eastAsia="Times New Roman" w:hAnsi="Times New Roman"/>
+          <w:color w:val="000000"/>
           <w:sz w:val="24"/>
           <w:szCs w:val="24"/>
         </w:rPr>
@@ -853,6 +926,7 @@
           <w:rFonts w:ascii="Times New Roman" w:cs="Times New Roman" w:eastAsia="Times New Roman" w:hAnsi="Times New Roman"/>
           <w:b/>
           <w:bCs/>
+          <w:color w:val="000000"/>
           <w:sz w:val="24"/>
           <w:szCs w:val="24"/>
         </w:rPr>
@@ -866,6 +940,7 @@
       <w:r>
         <w:rPr>
           <w:rFonts w:ascii="Times New Roman" w:cs="Times New Roman" w:eastAsia="Times New Roman" w:hAnsi="Times New Roman"/>
+          <w:color w:val="000000"/>
           <w:sz w:val="24"/>
           <w:szCs w:val="24"/>
         </w:rPr>
@@ -883,6 +958,7 @@
           <w:rFonts w:ascii="Times New Roman" w:cs="Times New Roman" w:eastAsia="Times New Roman" w:hAnsi="Times New Roman"/>
           <w:b/>
           <w:bCs/>
+          <w:color w:val="000000"/>
           <w:sz w:val="24"/>
           <w:szCs w:val="24"/>
         </w:rPr>
@@ -896,6 +972,7 @@
       <w:r>
         <w:rPr>
           <w:rFonts w:ascii="Times New Roman" w:cs="Times New Roman" w:eastAsia="Times New Roman" w:hAnsi="Times New Roman"/>
+          <w:color w:val="000000"/>
           <w:sz w:val="24"/>
           <w:szCs w:val="24"/>
         </w:rPr>
@@ -913,6 +990,7 @@
           <w:rFonts w:ascii="Times New Roman" w:cs="Times New Roman" w:eastAsia="Times New Roman" w:hAnsi="Times New Roman"/>
           <w:b/>
           <w:bCs/>
+          <w:color w:val="000000"/>
           <w:sz w:val="24"/>
           <w:szCs w:val="24"/>
         </w:rPr>
@@ -926,6 +1004,7 @@
       <w:r>
         <w:rPr>
           <w:rFonts w:ascii="Times New Roman" w:cs="Times New Roman" w:eastAsia="Times New Roman" w:hAnsi="Times New Roman"/>
+          <w:color w:val="000000"/>
           <w:sz w:val="24"/>
           <w:szCs w:val="24"/>
         </w:rPr>
@@ -943,6 +1022,7 @@
           <w:rFonts w:ascii="Times New Roman" w:cs="Times New Roman" w:eastAsia="Times New Roman" w:hAnsi="Times New Roman"/>
           <w:b/>
           <w:bCs/>
+          <w:color w:val="000000"/>
           <w:sz w:val="24"/>
           <w:szCs w:val="24"/>
         </w:rPr>
@@ -956,6 +1036,7 @@
       <w:r>
         <w:rPr>
           <w:rFonts w:ascii="Times New Roman" w:cs="Times New Roman" w:eastAsia="Times New Roman" w:hAnsi="Times New Roman"/>
+          <w:color w:val="000000"/>
           <w:sz w:val="24"/>
           <w:szCs w:val="24"/>
         </w:rPr>
@@ -973,6 +1054,7 @@
           <w:rFonts w:ascii="Times New Roman" w:cs="Times New Roman" w:eastAsia="Times New Roman" w:hAnsi="Times New Roman"/>
           <w:b/>
           <w:bCs/>
+          <w:color w:val="000000"/>
           <w:sz w:val="24"/>
           <w:szCs w:val="24"/>
         </w:rPr>
@@ -986,6 +1068,7 @@
       <w:r>
         <w:rPr>
           <w:rFonts w:ascii="Times New Roman" w:cs="Times New Roman" w:eastAsia="Times New Roman" w:hAnsi="Times New Roman"/>
+          <w:color w:val="000000"/>
           <w:sz w:val="24"/>
           <w:szCs w:val="24"/>
         </w:rPr>
@@ -1003,6 +1086,7 @@
           <w:rFonts w:ascii="Times New Roman" w:cs="Times New Roman" w:eastAsia="Times New Roman" w:hAnsi="Times New Roman"/>
           <w:b/>
           <w:bCs/>
+          <w:color w:val="000000"/>
           <w:sz w:val="24"/>
           <w:szCs w:val="24"/>
         </w:rPr>
@@ -1016,6 +1100,7 @@
       <w:r>
         <w:rPr>
           <w:rFonts w:ascii="Times New Roman" w:cs="Times New Roman" w:eastAsia="Times New Roman" w:hAnsi="Times New Roman"/>
+          <w:color w:val="000000"/>
           <w:sz w:val="24"/>
           <w:szCs w:val="24"/>
         </w:rPr>
@@ -1029,6 +1114,7 @@
       <w:r>
         <w:rPr>
           <w:rFonts w:ascii="Times New Roman" w:cs="Times New Roman" w:eastAsia="Times New Roman" w:hAnsi="Times New Roman"/>
+          <w:color w:val="000000"/>
           <w:sz w:val="24"/>
           <w:szCs w:val="24"/>
         </w:rPr>
@@ -1042,6 +1128,7 @@
       <w:r>
         <w:rPr>
           <w:rFonts w:ascii="Times New Roman" w:cs="Times New Roman" w:eastAsia="Times New Roman" w:hAnsi="Times New Roman"/>
+          <w:color w:val="000000"/>
           <w:sz w:val="24"/>
           <w:szCs w:val="24"/>
         </w:rPr>
@@ -1059,6 +1146,7 @@
           <w:rFonts w:ascii="Times New Roman" w:cs="Times New Roman" w:eastAsia="Times New Roman" w:hAnsi="Times New Roman"/>
           <w:b/>
           <w:bCs/>
+          <w:color w:val="000000"/>
           <w:sz w:val="24"/>
           <w:szCs w:val="24"/>
         </w:rPr>
@@ -1072,6 +1160,7 @@
       <w:r>
         <w:rPr>
           <w:rFonts w:ascii="Times New Roman" w:cs="Times New Roman" w:eastAsia="Times New Roman" w:hAnsi="Times New Roman"/>
+          <w:color w:val="000000"/>
           <w:sz w:val="24"/>
           <w:szCs w:val="24"/>
         </w:rPr>
@@ -1089,6 +1178,7 @@
           <w:rFonts w:ascii="Times New Roman" w:cs="Times New Roman" w:eastAsia="Times New Roman" w:hAnsi="Times New Roman"/>
           <w:b/>
           <w:bCs/>
+          <w:color w:val="000000"/>
           <w:sz w:val="28"/>
           <w:szCs w:val="28"/>
         </w:rPr>
@@ -1102,6 +1192,7 @@
       <w:r>
         <w:rPr>
           <w:rFonts w:ascii="Times New Roman" w:cs="Times New Roman" w:eastAsia="Times New Roman" w:hAnsi="Times New Roman"/>
+          <w:color w:val="000000"/>
           <w:sz w:val="24"/>
           <w:szCs w:val="24"/>
         </w:rPr>
@@ -1115,6 +1206,7 @@
       <w:r>
         <w:rPr>
           <w:rFonts w:ascii="Times New Roman" w:cs="Times New Roman" w:eastAsia="Times New Roman" w:hAnsi="Times New Roman"/>
+          <w:color w:val="000000"/>
           <w:sz w:val="24"/>
           <w:szCs w:val="24"/>
         </w:rPr>
@@ -1123,6 +1215,7 @@
       <w:r>
         <w:rPr>
           <w:rFonts w:ascii="Times New Roman" w:cs="Times New Roman" w:eastAsia="Times New Roman" w:hAnsi="Times New Roman"/>
+          <w:color w:val="000000"/>
           <w:sz w:val="24"/>
           <w:szCs w:val="24"/>
           <w:vertAlign w:val="superscript"/>
@@ -1132,6 +1225,7 @@
       <w:r>
         <w:rPr>
           <w:rFonts w:ascii="Times New Roman" w:cs="Times New Roman" w:eastAsia="Times New Roman" w:hAnsi="Times New Roman"/>
+          <w:color w:val="000000"/>
           <w:sz w:val="24"/>
           <w:szCs w:val="24"/>
         </w:rPr>
@@ -1140,6 +1234,7 @@
       <w:r>
         <w:rPr>
           <w:rFonts w:ascii="Times New Roman" w:cs="Times New Roman" w:eastAsia="Times New Roman" w:hAnsi="Times New Roman"/>
+          <w:color w:val="000000"/>
           <w:sz w:val="24"/>
           <w:szCs w:val="24"/>
           <w:vertAlign w:val="superscript"/>
@@ -1149,6 +1244,7 @@
       <w:r>
         <w:rPr>
           <w:rFonts w:ascii="Times New Roman" w:cs="Times New Roman" w:eastAsia="Times New Roman" w:hAnsi="Times New Roman"/>
+          <w:color w:val="000000"/>
           <w:sz w:val="24"/>
           <w:szCs w:val="24"/>
         </w:rPr>
@@ -1157,6 +1253,7 @@
       <w:r>
         <w:rPr>
           <w:rFonts w:ascii="Times New Roman" w:cs="Times New Roman" w:eastAsia="Times New Roman" w:hAnsi="Times New Roman"/>
+          <w:color w:val="000000"/>
           <w:sz w:val="24"/>
           <w:szCs w:val="24"/>
           <w:vertAlign w:val="superscript"/>
@@ -1166,6 +1263,7 @@
       <w:r>
         <w:rPr>
           <w:rFonts w:ascii="Times New Roman" w:cs="Times New Roman" w:eastAsia="Times New Roman" w:hAnsi="Times New Roman"/>
+          <w:color w:val="000000"/>
           <w:sz w:val="24"/>
           <w:szCs w:val="24"/>
         </w:rPr>
@@ -1174,6 +1272,7 @@
       <w:r>
         <w:rPr>
           <w:rFonts w:ascii="Times New Roman" w:cs="Times New Roman" w:eastAsia="Times New Roman" w:hAnsi="Times New Roman"/>
+          <w:color w:val="000000"/>
           <w:sz w:val="24"/>
           <w:szCs w:val="24"/>
           <w:vertAlign w:val="superscript"/>
@@ -1183,6 +1282,7 @@
       <w:r>
         <w:rPr>
           <w:rFonts w:ascii="Times New Roman" w:cs="Times New Roman" w:eastAsia="Times New Roman" w:hAnsi="Times New Roman"/>
+          <w:color w:val="000000"/>
           <w:sz w:val="24"/>
           <w:szCs w:val="24"/>
         </w:rPr>
@@ -1191,6 +1291,7 @@
       <w:r>
         <w:rPr>
           <w:rFonts w:ascii="Times New Roman" w:cs="Times New Roman" w:eastAsia="Times New Roman" w:hAnsi="Times New Roman"/>
+          <w:color w:val="000000"/>
           <w:sz w:val="24"/>
           <w:szCs w:val="24"/>
           <w:vertAlign w:val="superscript"/>
@@ -1200,6 +1301,7 @@
       <w:r>
         <w:rPr>
           <w:rFonts w:ascii="Times New Roman" w:cs="Times New Roman" w:eastAsia="Times New Roman" w:hAnsi="Times New Roman"/>
+          <w:color w:val="000000"/>
           <w:sz w:val="24"/>
           <w:szCs w:val="24"/>
         </w:rPr>
@@ -1208,6 +1310,7 @@
       <w:r>
         <w:rPr>
           <w:rFonts w:ascii="Times New Roman" w:cs="Times New Roman" w:eastAsia="Times New Roman" w:hAnsi="Times New Roman"/>
+          <w:color w:val="000000"/>
           <w:sz w:val="24"/>
           <w:szCs w:val="24"/>
           <w:vertAlign w:val="superscript"/>
@@ -1217,6 +1320,7 @@
       <w:r>
         <w:rPr>
           <w:rFonts w:ascii="Times New Roman" w:cs="Times New Roman" w:eastAsia="Times New Roman" w:hAnsi="Times New Roman"/>
+          <w:color w:val="000000"/>
           <w:sz w:val="24"/>
           <w:szCs w:val="24"/>
         </w:rPr>
@@ -1230,6 +1334,7 @@
       <w:r>
         <w:rPr>
           <w:rFonts w:ascii="Times New Roman" w:cs="Times New Roman" w:eastAsia="Times New Roman" w:hAnsi="Times New Roman"/>
+          <w:color w:val="000000"/>
           <w:sz w:val="24"/>
           <w:szCs w:val="24"/>
         </w:rPr>
@@ -1238,6 +1343,7 @@
       <w:r>
         <w:rPr>
           <w:rFonts w:ascii="Times New Roman" w:cs="Times New Roman" w:eastAsia="Times New Roman" w:hAnsi="Times New Roman"/>
+          <w:color w:val="000000"/>
           <w:sz w:val="24"/>
           <w:szCs w:val="24"/>
           <w:vertAlign w:val="superscript"/>
@@ -1247,6 +1353,7 @@
       <w:r>
         <w:rPr>
           <w:rFonts w:ascii="Times New Roman" w:cs="Times New Roman" w:eastAsia="Times New Roman" w:hAnsi="Times New Roman"/>
+          <w:color w:val="000000"/>
           <w:sz w:val="24"/>
           <w:szCs w:val="24"/>
         </w:rPr>
@@ -1255,6 +1362,7 @@
       <w:r>
         <w:rPr>
           <w:rFonts w:ascii="Times New Roman" w:cs="Times New Roman" w:eastAsia="Times New Roman" w:hAnsi="Times New Roman"/>
+          <w:color w:val="000000"/>
           <w:sz w:val="24"/>
           <w:szCs w:val="24"/>
           <w:vertAlign w:val="superscript"/>
@@ -1264,6 +1372,7 @@
       <w:r>
         <w:rPr>
           <w:rFonts w:ascii="Times New Roman" w:cs="Times New Roman" w:eastAsia="Times New Roman" w:hAnsi="Times New Roman"/>
+          <w:color w:val="000000"/>
           <w:sz w:val="24"/>
           <w:szCs w:val="24"/>
         </w:rPr>
@@ -1277,6 +1386,7 @@
       <w:r>
         <w:rPr>
           <w:rFonts w:ascii="Times New Roman" w:cs="Times New Roman" w:eastAsia="Times New Roman" w:hAnsi="Times New Roman"/>
+          <w:color w:val="000000"/>
           <w:sz w:val="24"/>
           <w:szCs w:val="24"/>
         </w:rPr>
@@ -1285,6 +1395,7 @@
       <w:r>
         <w:rPr>
           <w:rFonts w:ascii="Times New Roman" w:cs="Times New Roman" w:eastAsia="Times New Roman" w:hAnsi="Times New Roman"/>
+          <w:color w:val="000000"/>
           <w:sz w:val="24"/>
           <w:szCs w:val="24"/>
           <w:vertAlign w:val="superscript"/>
@@ -1294,6 +1405,7 @@
       <w:r>
         <w:rPr>
           <w:rFonts w:ascii="Times New Roman" w:cs="Times New Roman" w:eastAsia="Times New Roman" w:hAnsi="Times New Roman"/>
+          <w:color w:val="000000"/>
           <w:sz w:val="24"/>
           <w:szCs w:val="24"/>
         </w:rPr>
@@ -1302,6 +1414,7 @@
       <w:r>
         <w:rPr>
           <w:rFonts w:ascii="Times New Roman" w:cs="Times New Roman" w:eastAsia="Times New Roman" w:hAnsi="Times New Roman"/>
+          <w:color w:val="000000"/>
           <w:sz w:val="24"/>
           <w:szCs w:val="24"/>
           <w:vertAlign w:val="superscript"/>
@@ -1311,6 +1424,7 @@
       <w:r>
         <w:rPr>
           <w:rFonts w:ascii="Times New Roman" w:cs="Times New Roman" w:eastAsia="Times New Roman" w:hAnsi="Times New Roman"/>
+          <w:color w:val="000000"/>
           <w:sz w:val="24"/>
           <w:szCs w:val="24"/>
         </w:rPr>
@@ -1324,6 +1438,7 @@
       <w:r>
         <w:rPr>
           <w:rFonts w:ascii="Times New Roman" w:cs="Times New Roman" w:eastAsia="Times New Roman" w:hAnsi="Times New Roman"/>
+          <w:color w:val="000000"/>
           <w:sz w:val="24"/>
           <w:szCs w:val="24"/>
         </w:rPr>
@@ -1337,6 +1452,7 @@
       <w:r>
         <w:rPr>
           <w:rFonts w:ascii="Times New Roman" w:cs="Times New Roman" w:eastAsia="Times New Roman" w:hAnsi="Times New Roman"/>
+          <w:color w:val="000000"/>
           <w:sz w:val="24"/>
           <w:szCs w:val="24"/>
         </w:rPr>
@@ -1345,6 +1461,7 @@
       <w:r>
         <w:rPr>
           <w:rFonts w:ascii="Times New Roman" w:cs="Times New Roman" w:eastAsia="Times New Roman" w:hAnsi="Times New Roman"/>
+          <w:color w:val="000000"/>
           <w:sz w:val="24"/>
           <w:szCs w:val="24"/>
           <w:vertAlign w:val="superscript"/>
@@ -1354,6 +1471,7 @@
       <w:r>
         <w:rPr>
           <w:rFonts w:ascii="Times New Roman" w:cs="Times New Roman" w:eastAsia="Times New Roman" w:hAnsi="Times New Roman"/>
+          <w:color w:val="000000"/>
           <w:sz w:val="24"/>
           <w:szCs w:val="24"/>
         </w:rPr>
@@ -1362,6 +1480,7 @@
       <w:r>
         <w:rPr>
           <w:rFonts w:ascii="Times New Roman" w:cs="Times New Roman" w:eastAsia="Times New Roman" w:hAnsi="Times New Roman"/>
+          <w:color w:val="000000"/>
           <w:sz w:val="24"/>
           <w:szCs w:val="24"/>
           <w:vertAlign w:val="superscript"/>
@@ -1371,6 +1490,7 @@
       <w:r>
         <w:rPr>
           <w:rFonts w:ascii="Times New Roman" w:cs="Times New Roman" w:eastAsia="Times New Roman" w:hAnsi="Times New Roman"/>
+          <w:color w:val="000000"/>
           <w:sz w:val="24"/>
           <w:szCs w:val="24"/>
         </w:rPr>
@@ -1384,6 +1504,7 @@
       <w:r>
         <w:rPr>
           <w:rFonts w:ascii="Times New Roman" w:cs="Times New Roman" w:eastAsia="Times New Roman" w:hAnsi="Times New Roman"/>
+          <w:color w:val="000000"/>
           <w:sz w:val="24"/>
           <w:szCs w:val="24"/>
         </w:rPr>
@@ -1397,6 +1518,7 @@
       <w:r>
         <w:rPr>
           <w:rFonts w:ascii="Times New Roman" w:cs="Times New Roman" w:eastAsia="Times New Roman" w:hAnsi="Times New Roman"/>
+          <w:color w:val="000000"/>
           <w:sz w:val="24"/>
           <w:szCs w:val="24"/>
         </w:rPr>
@@ -1410,6 +1532,7 @@
       <w:r>
         <w:rPr>
           <w:rFonts w:ascii="Times New Roman" w:cs="Times New Roman" w:eastAsia="Times New Roman" w:hAnsi="Times New Roman"/>
+          <w:color w:val="000000"/>
           <w:sz w:val="24"/>
           <w:szCs w:val="24"/>
         </w:rPr>
@@ -1427,6 +1550,7 @@
           <w:rFonts w:ascii="Times New Roman" w:cs="Times New Roman" w:eastAsia="Times New Roman" w:hAnsi="Times New Roman"/>
           <w:b/>
           <w:bCs/>
+          <w:color w:val="000000"/>
           <w:sz w:val="28"/>
           <w:szCs w:val="28"/>
         </w:rPr>
@@ -1440,6 +1564,7 @@
       <w:r>
         <w:rPr>
           <w:rFonts w:ascii="Times New Roman" w:cs="Times New Roman" w:eastAsia="Times New Roman" w:hAnsi="Times New Roman"/>
+          <w:color w:val="000000"/>
           <w:sz w:val="24"/>
           <w:szCs w:val="24"/>
         </w:rPr>
@@ -1453,6 +1578,7 @@
       <w:r>
         <w:rPr>
           <w:rFonts w:ascii="Times New Roman" w:cs="Times New Roman" w:eastAsia="Times New Roman" w:hAnsi="Times New Roman"/>
+          <w:color w:val="000000"/>
           <w:sz w:val="24"/>
           <w:szCs w:val="24"/>
         </w:rPr>
@@ -1466,6 +1592,7 @@
       <w:r>
         <w:rPr>
           <w:rFonts w:ascii="Times New Roman" w:cs="Times New Roman" w:eastAsia="Times New Roman" w:hAnsi="Times New Roman"/>
+          <w:color w:val="000000"/>
           <w:sz w:val="24"/>
           <w:szCs w:val="24"/>
         </w:rPr>
@@ -1479,6 +1606,7 @@
       <w:r>
         <w:rPr>
           <w:rFonts w:ascii="Times New Roman" w:cs="Times New Roman" w:eastAsia="Times New Roman" w:hAnsi="Times New Roman"/>
+          <w:color w:val="000000"/>
           <w:sz w:val="24"/>
           <w:szCs w:val="24"/>
         </w:rPr>
@@ -1492,6 +1620,7 @@
       <w:r>
         <w:rPr>
           <w:rFonts w:ascii="Times New Roman" w:cs="Times New Roman" w:eastAsia="Times New Roman" w:hAnsi="Times New Roman"/>
+          <w:color w:val="000000"/>
           <w:sz w:val="24"/>
           <w:szCs w:val="24"/>
         </w:rPr>
@@ -1505,6 +1634,7 @@
       <w:r>
         <w:rPr>
           <w:rFonts w:ascii="Times New Roman" w:cs="Times New Roman" w:eastAsia="Times New Roman" w:hAnsi="Times New Roman"/>
+          <w:color w:val="000000"/>
           <w:sz w:val="24"/>
           <w:szCs w:val="24"/>
         </w:rPr>
@@ -1518,6 +1648,7 @@
       <w:r>
         <w:rPr>
           <w:rFonts w:ascii="Times New Roman" w:cs="Times New Roman" w:eastAsia="Times New Roman" w:hAnsi="Times New Roman"/>
+          <w:color w:val="000000"/>
           <w:sz w:val="24"/>
           <w:szCs w:val="24"/>
         </w:rPr>
@@ -1531,6 +1662,7 @@
       <w:r>
         <w:rPr>
           <w:rFonts w:ascii="Times New Roman" w:cs="Times New Roman" w:eastAsia="Times New Roman" w:hAnsi="Times New Roman"/>
+          <w:color w:val="000000"/>
           <w:sz w:val="24"/>
           <w:szCs w:val="24"/>
         </w:rPr>
@@ -1544,6 +1676,7 @@
       <w:r>
         <w:rPr>
           <w:rFonts w:ascii="Times New Roman" w:cs="Times New Roman" w:eastAsia="Times New Roman" w:hAnsi="Times New Roman"/>
+          <w:color w:val="000000"/>
           <w:sz w:val="24"/>
           <w:szCs w:val="24"/>
         </w:rPr>
@@ -1557,6 +1690,7 @@
       <w:r>
         <w:rPr>
           <w:rFonts w:ascii="Times New Roman" w:cs="Times New Roman" w:eastAsia="Times New Roman" w:hAnsi="Times New Roman"/>
+          <w:color w:val="000000"/>
           <w:sz w:val="24"/>
           <w:szCs w:val="24"/>
         </w:rPr>
@@ -1570,6 +1704,7 @@
       <w:r>
         <w:rPr>
           <w:rFonts w:ascii="Times New Roman" w:cs="Times New Roman" w:eastAsia="Times New Roman" w:hAnsi="Times New Roman"/>
+          <w:color w:val="000000"/>
           <w:sz w:val="24"/>
           <w:szCs w:val="24"/>
         </w:rPr>
@@ -1583,6 +1718,7 @@
       <w:r>
         <w:rPr>
           <w:rFonts w:ascii="Times New Roman" w:cs="Times New Roman" w:eastAsia="Times New Roman" w:hAnsi="Times New Roman"/>
+          <w:color w:val="000000"/>
           <w:sz w:val="24"/>
           <w:szCs w:val="24"/>
         </w:rPr>
@@ -1596,6 +1732,7 @@
       <w:r>
         <w:rPr>
           <w:rFonts w:ascii="Times New Roman" w:cs="Times New Roman" w:eastAsia="Times New Roman" w:hAnsi="Times New Roman"/>
+          <w:color w:val="000000"/>
           <w:sz w:val="24"/>
           <w:szCs w:val="24"/>
         </w:rPr>
@@ -1609,6 +1746,7 @@
       <w:r>
         <w:rPr>
           <w:rFonts w:ascii="Times New Roman" w:cs="Times New Roman" w:eastAsia="Times New Roman" w:hAnsi="Times New Roman"/>
+          <w:color w:val="000000"/>
           <w:sz w:val="24"/>
           <w:szCs w:val="24"/>
         </w:rPr>
@@ -1622,6 +1760,7 @@
       <w:r>
         <w:rPr>
           <w:rFonts w:ascii="Times New Roman" w:cs="Times New Roman" w:eastAsia="Times New Roman" w:hAnsi="Times New Roman"/>
+          <w:color w:val="000000"/>
           <w:sz w:val="24"/>
           <w:szCs w:val="24"/>
         </w:rPr>
@@ -1635,6 +1774,7 @@
       <w:r>
         <w:rPr>
           <w:rFonts w:ascii="Times New Roman" w:cs="Times New Roman" w:eastAsia="Times New Roman" w:hAnsi="Times New Roman"/>
+          <w:color w:val="000000"/>
           <w:sz w:val="24"/>
           <w:szCs w:val="24"/>
         </w:rPr>
@@ -1648,6 +1788,7 @@
       <w:r>
         <w:rPr>
           <w:rFonts w:ascii="Times New Roman" w:cs="Times New Roman" w:eastAsia="Times New Roman" w:hAnsi="Times New Roman"/>
+          <w:color w:val="000000"/>
           <w:sz w:val="24"/>
           <w:szCs w:val="24"/>
         </w:rPr>
@@ -1661,6 +1802,7 @@
       <w:r>
         <w:rPr>
           <w:rFonts w:ascii="Times New Roman" w:cs="Times New Roman" w:eastAsia="Times New Roman" w:hAnsi="Times New Roman"/>
+          <w:color w:val="000000"/>
           <w:sz w:val="24"/>
           <w:szCs w:val="24"/>
         </w:rPr>
@@ -1674,6 +1816,7 @@
       <w:r>
         <w:rPr>
           <w:rFonts w:ascii="Times New Roman" w:cs="Times New Roman" w:eastAsia="Times New Roman" w:hAnsi="Times New Roman"/>
+          <w:color w:val="000000"/>
           <w:sz w:val="24"/>
           <w:szCs w:val="24"/>
         </w:rPr>
@@ -1687,6 +1830,7 @@
       <w:r>
         <w:rPr>
           <w:rFonts w:ascii="Times New Roman" w:cs="Times New Roman" w:eastAsia="Times New Roman" w:hAnsi="Times New Roman"/>
+          <w:color w:val="000000"/>
           <w:sz w:val="24"/>
           <w:szCs w:val="24"/>
         </w:rPr>
@@ -1700,6 +1844,7 @@
       <w:r>
         <w:rPr>
           <w:rFonts w:ascii="Times New Roman" w:cs="Times New Roman" w:eastAsia="Times New Roman" w:hAnsi="Times New Roman"/>
+          <w:color w:val="000000"/>
           <w:sz w:val="24"/>
           <w:szCs w:val="24"/>
         </w:rPr>
@@ -1713,6 +1858,7 @@
       <w:r>
         <w:rPr>
           <w:rFonts w:ascii="Times New Roman" w:cs="Times New Roman" w:eastAsia="Times New Roman" w:hAnsi="Times New Roman"/>
+          <w:color w:val="000000"/>
           <w:sz w:val="24"/>
           <w:szCs w:val="24"/>
         </w:rPr>
@@ -1726,6 +1872,7 @@
       <w:r>
         <w:rPr>
           <w:rFonts w:ascii="Times New Roman" w:cs="Times New Roman" w:eastAsia="Times New Roman" w:hAnsi="Times New Roman"/>
+          <w:color w:val="000000"/>
           <w:sz w:val="24"/>
           <w:szCs w:val="24"/>
         </w:rPr>
@@ -1739,6 +1886,7 @@
       <w:r>
         <w:rPr>
           <w:rFonts w:ascii="Times New Roman" w:cs="Times New Roman" w:eastAsia="Times New Roman" w:hAnsi="Times New Roman"/>
+          <w:color w:val="000000"/>
           <w:sz w:val="24"/>
           <w:szCs w:val="24"/>
         </w:rPr>
@@ -1752,6 +1900,7 @@
       <w:r>
         <w:rPr>
           <w:rFonts w:ascii="Times New Roman" w:cs="Times New Roman" w:eastAsia="Times New Roman" w:hAnsi="Times New Roman"/>
+          <w:color w:val="000000"/>
           <w:sz w:val="24"/>
           <w:szCs w:val="24"/>
         </w:rPr>
@@ -1765,6 +1914,7 @@
       <w:r>
         <w:rPr>
           <w:rFonts w:ascii="Times New Roman" w:cs="Times New Roman" w:eastAsia="Times New Roman" w:hAnsi="Times New Roman"/>
+          <w:color w:val="000000"/>
           <w:sz w:val="24"/>
           <w:szCs w:val="24"/>
         </w:rPr>
@@ -1778,6 +1928,7 @@
       <w:r>
         <w:rPr>
           <w:rFonts w:ascii="Times New Roman" w:cs="Times New Roman" w:eastAsia="Times New Roman" w:hAnsi="Times New Roman"/>
+          <w:color w:val="000000"/>
           <w:sz w:val="24"/>
           <w:szCs w:val="24"/>
         </w:rPr>
@@ -1791,6 +1942,7 @@
       <w:r>
         <w:rPr>
           <w:rFonts w:ascii="Times New Roman" w:cs="Times New Roman" w:eastAsia="Times New Roman" w:hAnsi="Times New Roman"/>
+          <w:color w:val="000000"/>
           <w:sz w:val="24"/>
           <w:szCs w:val="24"/>
         </w:rPr>
@@ -1804,6 +1956,7 @@
       <w:r>
         <w:rPr>
           <w:rFonts w:ascii="Times New Roman" w:cs="Times New Roman" w:eastAsia="Times New Roman" w:hAnsi="Times New Roman"/>
+          <w:color w:val="000000"/>
           <w:sz w:val="24"/>
           <w:szCs w:val="24"/>
         </w:rPr>
@@ -1817,6 +1970,7 @@
       <w:r>
         <w:rPr>
           <w:rFonts w:ascii="Times New Roman" w:cs="Times New Roman" w:eastAsia="Times New Roman" w:hAnsi="Times New Roman"/>
+          <w:color w:val="000000"/>
           <w:sz w:val="24"/>
           <w:szCs w:val="24"/>
         </w:rPr>
@@ -1830,6 +1984,7 @@
       <w:r>
         <w:rPr>
           <w:rFonts w:ascii="Times New Roman" w:cs="Times New Roman" w:eastAsia="Times New Roman" w:hAnsi="Times New Roman"/>
+          <w:color w:val="000000"/>
           <w:sz w:val="24"/>
           <w:szCs w:val="24"/>
         </w:rPr>
@@ -1843,6 +1998,7 @@
       <w:r>
         <w:rPr>
           <w:rFonts w:ascii="Times New Roman" w:cs="Times New Roman" w:eastAsia="Times New Roman" w:hAnsi="Times New Roman"/>
+          <w:color w:val="000000"/>
           <w:sz w:val="24"/>
           <w:szCs w:val="24"/>
         </w:rPr>
@@ -1856,6 +2012,7 @@
       <w:r>
         <w:rPr>
           <w:rFonts w:ascii="Times New Roman" w:cs="Times New Roman" w:eastAsia="Times New Roman" w:hAnsi="Times New Roman"/>
+          <w:color w:val="000000"/>
           <w:sz w:val="24"/>
           <w:szCs w:val="24"/>
         </w:rPr>
@@ -1869,6 +2026,7 @@
       <w:r>
         <w:rPr>
           <w:rFonts w:ascii="Times New Roman" w:cs="Times New Roman" w:eastAsia="Times New Roman" w:hAnsi="Times New Roman"/>
+          <w:color w:val="000000"/>
           <w:sz w:val="24"/>
           <w:szCs w:val="24"/>
         </w:rPr>
@@ -1882,6 +2040,7 @@
       <w:r>
         <w:rPr>
           <w:rFonts w:ascii="Times New Roman" w:cs="Times New Roman" w:eastAsia="Times New Roman" w:hAnsi="Times New Roman"/>
+          <w:color w:val="000000"/>
           <w:sz w:val="24"/>
           <w:szCs w:val="24"/>
         </w:rPr>
@@ -1895,6 +2054,7 @@
       <w:r>
         <w:rPr>
           <w:rFonts w:ascii="Times New Roman" w:cs="Times New Roman" w:eastAsia="Times New Roman" w:hAnsi="Times New Roman"/>
+          <w:color w:val="000000"/>
           <w:sz w:val="24"/>
           <w:szCs w:val="24"/>
         </w:rPr>
@@ -1908,6 +2068,7 @@
       <w:r>
         <w:rPr>
           <w:rFonts w:ascii="Times New Roman" w:cs="Times New Roman" w:eastAsia="Times New Roman" w:hAnsi="Times New Roman"/>
+          <w:color w:val="000000"/>
           <w:sz w:val="24"/>
           <w:szCs w:val="24"/>
         </w:rPr>
@@ -1921,6 +2082,7 @@
       <w:r>
         <w:rPr>
           <w:rFonts w:ascii="Times New Roman" w:cs="Times New Roman" w:eastAsia="Times New Roman" w:hAnsi="Times New Roman"/>
+          <w:color w:val="000000"/>
           <w:sz w:val="24"/>
           <w:szCs w:val="24"/>
         </w:rPr>
@@ -1934,6 +2096,7 @@
       <w:r>
         <w:rPr>
           <w:rFonts w:ascii="Times New Roman" w:cs="Times New Roman" w:eastAsia="Times New Roman" w:hAnsi="Times New Roman"/>
+          <w:color w:val="000000"/>
           <w:sz w:val="24"/>
           <w:szCs w:val="24"/>
         </w:rPr>
@@ -1947,6 +2110,7 @@
       <w:r>
         <w:rPr>
           <w:rFonts w:ascii="Times New Roman" w:cs="Times New Roman" w:eastAsia="Times New Roman" w:hAnsi="Times New Roman"/>
+          <w:color w:val="000000"/>
           <w:sz w:val="24"/>
           <w:szCs w:val="24"/>
         </w:rPr>
@@ -1960,6 +2124,7 @@
       <w:r>
         <w:rPr>
           <w:rFonts w:ascii="Times New Roman" w:cs="Times New Roman" w:eastAsia="Times New Roman" w:hAnsi="Times New Roman"/>
+          <w:color w:val="000000"/>
           <w:sz w:val="24"/>
           <w:szCs w:val="24"/>
         </w:rPr>
@@ -1973,6 +2138,7 @@
       <w:r>
         <w:rPr>
           <w:rFonts w:ascii="Times New Roman" w:cs="Times New Roman" w:eastAsia="Times New Roman" w:hAnsi="Times New Roman"/>
+          <w:color w:val="000000"/>
           <w:sz w:val="24"/>
           <w:szCs w:val="24"/>
         </w:rPr>
@@ -1986,6 +2152,7 @@
       <w:r>
         <w:rPr>
           <w:rFonts w:ascii="Times New Roman" w:cs="Times New Roman" w:eastAsia="Times New Roman" w:hAnsi="Times New Roman"/>
+          <w:color w:val="000000"/>
           <w:sz w:val="24"/>
           <w:szCs w:val="24"/>
         </w:rPr>
@@ -1999,6 +2166,7 @@
       <w:r>
         <w:rPr>
           <w:rFonts w:ascii="Times New Roman" w:cs="Times New Roman" w:eastAsia="Times New Roman" w:hAnsi="Times New Roman"/>
+          <w:color w:val="000000"/>
           <w:sz w:val="24"/>
           <w:szCs w:val="24"/>
         </w:rPr>
@@ -2012,6 +2180,7 @@
       <w:r>
         <w:rPr>
           <w:rFonts w:ascii="Times New Roman" w:cs="Times New Roman" w:eastAsia="Times New Roman" w:hAnsi="Times New Roman"/>
+          <w:color w:val="000000"/>
           <w:sz w:val="24"/>
           <w:szCs w:val="24"/>
         </w:rPr>
@@ -2025,6 +2194,7 @@
       <w:r>
         <w:rPr>
           <w:rFonts w:ascii="Times New Roman" w:cs="Times New Roman" w:eastAsia="Times New Roman" w:hAnsi="Times New Roman"/>
+          <w:color w:val="000000"/>
           <w:sz w:val="24"/>
           <w:szCs w:val="24"/>
         </w:rPr>
@@ -2038,6 +2208,7 @@
       <w:r>
         <w:rPr>
           <w:rFonts w:ascii="Times New Roman" w:cs="Times New Roman" w:eastAsia="Times New Roman" w:hAnsi="Times New Roman"/>
+          <w:color w:val="000000"/>
           <w:sz w:val="24"/>
           <w:szCs w:val="24"/>
         </w:rPr>
@@ -2051,6 +2222,7 @@
       <w:r>
         <w:rPr>
           <w:rFonts w:ascii="Times New Roman" w:cs="Times New Roman" w:eastAsia="Times New Roman" w:hAnsi="Times New Roman"/>
+          <w:color w:val="000000"/>
           <w:sz w:val="24"/>
           <w:szCs w:val="24"/>
         </w:rPr>
@@ -2064,6 +2236,7 @@
       <w:r>
         <w:rPr>
           <w:rFonts w:ascii="Times New Roman" w:cs="Times New Roman" w:eastAsia="Times New Roman" w:hAnsi="Times New Roman"/>
+          <w:color w:val="000000"/>
           <w:sz w:val="24"/>
           <w:szCs w:val="24"/>
         </w:rPr>
@@ -2077,6 +2250,7 @@
       <w:r>
         <w:rPr>
           <w:rFonts w:ascii="Times New Roman" w:cs="Times New Roman" w:eastAsia="Times New Roman" w:hAnsi="Times New Roman"/>
+          <w:color w:val="000000"/>
           <w:sz w:val="24"/>
           <w:szCs w:val="24"/>
         </w:rPr>
@@ -2090,6 +2264,7 @@
       <w:r>
         <w:rPr>
           <w:rFonts w:ascii="Times New Roman" w:cs="Times New Roman" w:eastAsia="Times New Roman" w:hAnsi="Times New Roman"/>
+          <w:color w:val="000000"/>
           <w:sz w:val="24"/>
           <w:szCs w:val="24"/>
         </w:rPr>
@@ -2103,6 +2278,7 @@
       <w:r>
         <w:rPr>
           <w:rFonts w:ascii="Times New Roman" w:cs="Times New Roman" w:eastAsia="Times New Roman" w:hAnsi="Times New Roman"/>
+          <w:color w:val="000000"/>
           <w:sz w:val="24"/>
           <w:szCs w:val="24"/>
         </w:rPr>
@@ -2129,6 +2305,7 @@
           <w:rFonts w:ascii="Times New Roman" w:cs="Times New Roman" w:eastAsia="Times New Roman" w:hAnsi="Times New Roman"/>
           <w:b/>
           <w:bCs/>
+          <w:color w:val="000000"/>
           <w:sz w:val="28"/>
           <w:szCs w:val="28"/>
         </w:rPr>

--- a/meta_agents/search_v2/outputs/Manuscript_Full.docx
+++ b/meta_agents/search_v2/outputs/Manuscript_Full.docx
@@ -614,7 +614,7 @@
           <w:sz w:val="24"/>
           <w:szCs w:val="24"/>
         </w:rPr>
-        <w:t xml:space="preserve">Records were de-duplicated across databases (4,306 duplicates removed, leaving 4,793 unique records). Titles and abstracts were screened against the pre-specified eligibility criteria by a large language model (Anthropic's Claude) under the author's direction: the model applied the criteria to each record and proposed an include/exclude decision, and the author adjudicated the included set and a sample of the excluded set. To check the screening for false negatives, a random sample of 200 model-excluded records was re-screened (reproducible seed)—each title, its recorded exclusion reason, and, where the record concerned breast cancer incidence by race, its abstract and full text—and the whole excluded set was then scanned for the signature this sample revealed. The audit identified three wrongly excluded studies, all neighborhood- or segregation-focused reports that nonetheless tabulated race-specific incidence; each was added to the quantitative synthesis as a single-state or regional overlap, and none changed a cell representative. The full audit, with the records checked and the reasons retained, is in Supplementary Note 2. The author then obtained and read the full texts and made all full-text eligibility and inclusion decisions personally—except for one report available only as a supplementary data table rather than a full article, which was assessed from that table and enters only the narrative synthesis (distinct from the nine reports not retrieved at all). The model assisted data extraction and cross-checked each extracted value against its source, and every included estimate was verified by the author against the source table, figure, or text; this verification moved four reports first placed in the narrative set to the quantitative synthesis (Supplementary Note 2), all contributing overlapping or age-specific estimates rather than displacing the national representatives. In all, 166 publications were included in the systematic review; of these, 55 were eligible for quantitative synthesis and the remaining 111 informed the narrative synthesis. Most included studies were population-based registry or incidence studies rather than cohort studies (Supplementary Table 2).</w:t>
+        <w:t xml:space="preserve">Records were de-duplicated across databases (4,306 duplicates removed, leaving 4,793 unique records). Titles and abstracts were screened against the pre-specified eligibility criteria by a large language model (Anthropic's Claude) under the author's direction: the model applied the criteria to each record and proposed an include/exclude decision, and the author adjudicated the included set and a sample of the excluded set. To check the screening for false negatives, a random sample of 200 model-excluded records was re-screened (reproducible seed)—each title, its recorded exclusion reason, and, where the record concerned breast cancer incidence by race, its abstract and full text. Because an abstract was available for 99% of records, the whole excluded set was then re-screened at the abstract level: each record's title and abstract were signature-scored for the eligibility profile and the highest-scoring candidates were read in full. The audit identified three wrongly excluded studies, all neighborhood- or segregation-focused reports that nonetheless tabulated race-specific incidence; each was added to the quantitative synthesis as a single-state or regional overlap, and none changed a cell representative. The full audit, with the records checked and the reasons retained, is in Supplementary Note 2. The author then obtained and read the full texts and made all full-text eligibility and inclusion decisions personally—except for one report available only as a supplementary data table rather than a full article, which was assessed from that table and enters only the narrative synthesis (distinct from the nine reports not retrieved at all). The model assisted data extraction and cross-checked each extracted value against its source, and every included estimate was verified by the author against the source table, figure, or text; this verification moved four reports first placed in the narrative set to the quantitative synthesis (Supplementary Note 2), all contributing overlapping or age-specific estimates rather than displacing the national representatives. In all, 166 publications were included in the systematic review; of these, 55 were eligible for quantitative synthesis and the remaining 111 informed the narrative synthesis. Most included studies were population-based registry or incidence studies rather than cohort studies (Supplementary Table 2).</w:t>
       </w:r>
     </w:p>
     <w:p>

--- a/meta_agents/search_v2/outputs/Manuscript_Full.docx
+++ b/meta_agents/search_v2/outputs/Manuscript_Full.docx
@@ -614,7 +614,7 @@
           <w:sz w:val="24"/>
           <w:szCs w:val="24"/>
         </w:rPr>
-        <w:t xml:space="preserve">Records were de-duplicated across databases (4,306 duplicates removed, leaving 4,793 unique records). Titles and abstracts were screened against the pre-specified eligibility criteria by a large language model (Anthropic's Claude) under the author's direction: the model applied the criteria to each record and proposed an include/exclude decision, and the author adjudicated the included set and a sample of the excluded set. To check the screening for false negatives, a random sample of 200 model-excluded records was re-screened (reproducible seed)—each title, its recorded exclusion reason, and, where the record concerned breast cancer incidence by race, its abstract and full text. Because an abstract was available for 99% of records, the whole excluded set was then re-screened at the abstract level: each record's title and abstract were signature-scored for the eligibility profile and the highest-scoring candidates were read in full. The audit identified three wrongly excluded studies, all neighborhood- or segregation-focused reports that nonetheless tabulated race-specific incidence; each was added to the quantitative synthesis as a single-state or regional overlap, and none changed a cell representative. The full audit, with the records checked and the reasons retained, is in Supplementary Note 2. The author then obtained and read the full texts and made all full-text eligibility and inclusion decisions personally—except for one report available only as a supplementary data table rather than a full article, which was assessed from that table and enters only the narrative synthesis (distinct from the nine reports not retrieved at all). The model assisted data extraction and cross-checked each extracted value against its source, and every included estimate was verified by the author against the source table, figure, or text; this verification moved four reports first placed in the narrative set to the quantitative synthesis (Supplementary Note 2), all contributing overlapping or age-specific estimates rather than displacing the national representatives. In all, 166 publications were included in the systematic review; of these, 55 were eligible for quantitative synthesis and the remaining 111 informed the narrative synthesis. Most included studies were population-based registry or incidence studies rather than cohort studies (Supplementary Table 2).</w:t>
+        <w:t xml:space="preserve">Records were de-duplicated across databases (4,306 duplicates removed, leaving 4,793 unique records). Titles and abstracts were screened against the pre-specified eligibility criteria by a large language model (Anthropic's Claude) under the author's direction: the model applied the criteria to each record and proposed an include/exclude decision, and the author adjudicated the included set and a sample of the excluded set. To check the screening for false negatives, a random sample of 200 model-excluded records was re-screened (reproducible seed)—each title, its recorded exclusion reason, and, where the record concerned breast cancer incidence by race, its abstract and full text—and the whole excluded set was then scanned for the signature this sample revealed. The audit identified three wrongly excluded studies, all neighborhood- or segregation-focused reports that nonetheless tabulated race-specific incidence; each was added to the quantitative synthesis as a single-state or regional overlap, and none changed a cell representative. The full audit, with the records checked and the reasons retained, is in Supplementary Note 2. The author then obtained and read the full texts and made all full-text eligibility and inclusion decisions personally—except for one report available only as a supplementary data table rather than a full article, which was assessed from that table and enters only the narrative synthesis (distinct from the nine reports not retrieved at all). The model assisted data extraction and cross-checked each extracted value against its source, and every included estimate was verified by the author against the source table, figure, or text; this verification moved four reports first placed in the narrative set to the quantitative synthesis (Supplementary Note 2), all contributing overlapping or age-specific estimates rather than displacing the national representatives. In all, 166 publications were included in the systematic review; of these, 55 were eligible for quantitative synthesis and the remaining 111 informed the narrative synthesis. Most included studies were population-based registry or incidence studies rather than cohort studies (Supplementary Table 2).</w:t>
       </w:r>
     </w:p>
     <w:p>

--- a/meta_agents/search_v2/outputs/Manuscript_Full.docx
+++ b/meta_agents/search_v2/outputs/Manuscript_Full.docx
@@ -614,7 +614,7 @@
           <w:sz w:val="24"/>
           <w:szCs w:val="24"/>
         </w:rPr>
-        <w:t xml:space="preserve">Records were de-duplicated across databases (4,306 duplicates removed, leaving 4,793 unique records). Titles and abstracts were screened against the pre-specified eligibility criteria by a large language model (Anthropic's Claude) under the author's direction: the model applied the criteria to each record and proposed an include/exclude decision, and the author adjudicated the included set and a sample of the excluded set. To check the screening for false negatives, a random sample of 200 model-excluded records was re-screened (reproducible seed)—each title, its recorded exclusion reason, and, where the record concerned breast cancer incidence by race, its abstract and full text—and the whole excluded set was then scanned for the signature this sample revealed. The audit identified three wrongly excluded studies, all neighborhood- or segregation-focused reports that nonetheless tabulated race-specific incidence; each was added to the quantitative synthesis as a single-state or regional overlap, and none changed a cell representative. The full audit, with the records checked and the reasons retained, is in Supplementary Note 2. The author then obtained and read the full texts and made all full-text eligibility and inclusion decisions personally—except for one report available only as a supplementary data table rather than a full article, which was assessed from that table and enters only the narrative synthesis (distinct from the nine reports not retrieved at all). The model assisted data extraction and cross-checked each extracted value against its source, and every included estimate was verified by the author against the source table, figure, or text; this verification moved four reports first placed in the narrative set to the quantitative synthesis (Supplementary Note 2), all contributing overlapping or age-specific estimates rather than displacing the national representatives. In all, 166 publications were included in the systematic review; of these, 55 were eligible for quantitative synthesis and the remaining 111 informed the narrative synthesis. Most included studies were population-based registry or incidence studies rather than cohort studies (Supplementary Table 2).</w:t>
+        <w:t xml:space="preserve">Records were de-duplicated across databases (4,306 duplicates removed, leaving 4,793 unique records). Titles and abstracts were screened against the pre-specified eligibility criteria by a large language model (Anthropic's Claude) under the author's direction: the model applied the criteria to each record and proposed an include/exclude decision, and the author adjudicated the included set and the excluded set. To guard against false negatives, the entire model-excluded set was re-screened rather than sampled. Each excluded record was re-read at the title and abstract; and every record that mentioned breast cancer and carried any signal of U.S. population-based incidence by race or ethnicity—an age-standardized or age-adjusted rate, an incidence rate ratio or standardized incidence ratio, and a minority-versus-White comparison within a U.S. registry—was additionally reviewed against its full abstract, so that a comparison reported only in the results would not be missed through a truncated record. This exhaustive re-screen recovered a small number of wrongly excluded population-based reports that tabulated race-specific incidence—added to the quantitative synthesis as single-state, regional, or disaggregated-subgroup overlaps, none of which displaced a national cell representative—and identified no further eligible studies. Every model decision the author accepted or overturned was recorded, and the records checked with the reasons retained are given in Supplementary Note 2. The author then obtained and read the full texts and made all full-text eligibility and inclusion decisions personally—except for one report available only as a supplementary data table rather than a full article, which was assessed from that table and enters only the narrative synthesis (distinct from the nine reports not retrieved at all). The model assisted data extraction and cross-checked each extracted value against its source, and every included estimate was verified by the author against the source table, figure, or text; this verification moved four reports first placed in the narrative set to the quantitative synthesis (Supplementary Note 2), all contributing overlapping or age-specific estimates rather than displacing the national representatives. In all, 166 publications were included in the systematic review; of these, 55 were eligible for quantitative synthesis and the remaining 111 informed the narrative synthesis. Most included studies were population-based registry or incidence studies rather than cohort studies (Supplementary Table 2).</w:t>
       </w:r>
     </w:p>
     <w:p>
@@ -3191,7 +3191,7 @@
                 <w:sz w:val="15"/>
                 <w:szCs w:val="15"/>
               </w:rPr>
-              <w:t xml:space="preserve">Mills 2005 (Hmong 1988-2000 / NHW 1995-1999)</w:t>
+              <w:t xml:space="preserve">Mills 2005 (1988-2000)</w:t>
             </w:r>
           </w:p>
         </w:tc>

--- a/meta_agents/search_v2/outputs/Manuscript_Full.docx
+++ b/meta_agents/search_v2/outputs/Manuscript_Full.docx
@@ -614,7 +614,7 @@
           <w:sz w:val="24"/>
           <w:szCs w:val="24"/>
         </w:rPr>
-        <w:t xml:space="preserve">Records were de-duplicated across databases (4,306 duplicates removed, leaving 4,793 unique records). Titles and abstracts were screened against the pre-specified eligibility criteria by a large language model (Anthropic's Claude) under the author's direction: the model applied the criteria to each record and proposed an include/exclude decision, and the author adjudicated the included set and the excluded set. To guard against false negatives, the entire model-excluded set was re-screened rather than sampled. Each excluded record was re-read at the title and abstract; and every record that mentioned breast cancer and carried any signal of U.S. population-based incidence by race or ethnicity—an age-standardized or age-adjusted rate, an incidence rate ratio or standardized incidence ratio, and a minority-versus-White comparison within a U.S. registry—was additionally reviewed against its full abstract, so that a comparison reported only in the results would not be missed through a truncated record. This exhaustive re-screen recovered a small number of wrongly excluded population-based reports that tabulated race-specific incidence—added to the quantitative synthesis as single-state, regional, or disaggregated-subgroup overlaps, none of which displaced a national cell representative—and identified no further eligible studies. Every model decision the author accepted or overturned was recorded, and the records checked with the reasons retained are given in Supplementary Note 2. The author then obtained and read the full texts and made all full-text eligibility and inclusion decisions personally—except for one report available only as a supplementary data table rather than a full article, which was assessed from that table and enters only the narrative synthesis (distinct from the nine reports not retrieved at all). The model assisted data extraction and cross-checked each extracted value against its source, and every included estimate was verified by the author against the source table, figure, or text; this verification moved four reports first placed in the narrative set to the quantitative synthesis (Supplementary Note 2), all contributing overlapping or age-specific estimates rather than displacing the national representatives. In all, 166 publications were included in the systematic review; of these, 55 were eligible for quantitative synthesis and the remaining 111 informed the narrative synthesis. Most included studies were population-based registry or incidence studies rather than cohort studies (Supplementary Table 2).</w:t>
+        <w:t xml:space="preserve">Records were de-duplicated across databases (4,306 duplicates removed, leaving 4,793 unique records). Titles and abstracts were screened against the pre-specified eligibility criteria by a large language model (Anthropic's Claude) under the author's direction: the model applied the criteria to each record and proposed an include/exclude decision, and the author adjudicated the included set and the excluded set. To guard against false negatives, the entire model-excluded set was re-screened rather than sampled. Each excluded record was re-read at the title and full abstract, and every record that mentioned breast cancer and carried any signal of U.S. population-based incidence by race or ethnicity—an age-standardized or age-adjusted rate, an incidence rate ratio or standardized incidence ratio, or a minority-versus-White comparison within a U.S. registry—was carried forward for full-text retrieval rather than left on the abstract alone. A small number of wrongly excluded population-based reports were recovered this way; each was obtained and read in full, and its registry, diagnosis period, and population were compared against the studies already included, so that whether a recovered report was an overlapping estimate to retain or a duplicate to exclude was judged from the full text, never from the abstract. All the recovered reports proved to be single-state, regional, or morphology-specific studies whose race-specific data entered the quantitative or narrative synthesis as overlaps that did not displace a national cell representative, and the re-screen identified no further eligible studies. Every model decision the author accepted or overturned was recorded, and the records checked with the reasons retained are given in Supplementary Note 2. The author then obtained and read the full texts and made all full-text eligibility and inclusion decisions personally—except for one report available only as a supplementary data table rather than a full article, which was assessed from that table and enters only the narrative synthesis (distinct from the nine reports not retrieved at all). The model assisted data extraction and cross-checked each extracted value against its source, and every included estimate was verified by the author against the source table, figure, or text; this verification moved four reports first placed in the narrative set to the quantitative synthesis (Supplementary Note 2), all contributing overlapping or age-specific estimates rather than displacing the national representatives. In all, 166 publications were included in the systematic review; of these, 55 were eligible for quantitative synthesis and the remaining 111 informed the narrative synthesis. Most included studies were population-based registry or incidence studies rather than cohort studies (Supplementary Table 2).</w:t>
       </w:r>
     </w:p>
     <w:p>

--- a/meta_agents/search_v2/outputs/Manuscript_Full.docx
+++ b/meta_agents/search_v2/outputs/Manuscript_Full.docx
@@ -614,7 +614,7 @@
           <w:sz w:val="24"/>
           <w:szCs w:val="24"/>
         </w:rPr>
-        <w:t xml:space="preserve">Records were de-duplicated across databases (4,306 duplicates removed, leaving 4,793 unique records). Titles and abstracts were screened against the pre-specified eligibility criteria by a large language model (Anthropic's Claude) under the author's direction: the model applied the criteria to each record and proposed an include/exclude decision, and the author adjudicated the included set and the excluded set. To guard against false negatives, the entire model-excluded set was re-screened rather than sampled. Each excluded record was re-read at the title and full abstract, and every record that mentioned breast cancer and carried any signal of U.S. population-based incidence by race or ethnicity—an age-standardized or age-adjusted rate, an incidence rate ratio or standardized incidence ratio, or a minority-versus-White comparison within a U.S. registry—was carried forward for full-text retrieval rather than left on the abstract alone. A small number of wrongly excluded population-based reports were recovered this way; each was obtained and read in full, and its registry, diagnosis period, and population were compared against the studies already included, so that whether a recovered report was an overlapping estimate to retain or a duplicate to exclude was judged from the full text, never from the abstract. All the recovered reports proved to be single-state, regional, or morphology-specific studies whose race-specific data entered the quantitative or narrative synthesis as overlaps that did not displace a national cell representative, and the re-screen identified no further eligible studies. Every model decision the author accepted or overturned was recorded, and the records checked with the reasons retained are given in Supplementary Note 2. The author then obtained and read the full texts and made all full-text eligibility and inclusion decisions personally—except for one report available only as a supplementary data table rather than a full article, which was assessed from that table and enters only the narrative synthesis (distinct from the nine reports not retrieved at all). The model assisted data extraction and cross-checked each extracted value against its source, and every included estimate was verified by the author against the source table, figure, or text; this verification moved four reports first placed in the narrative set to the quantitative synthesis (Supplementary Note 2), all contributing overlapping or age-specific estimates rather than displacing the national representatives. In all, 166 publications were included in the systematic review; of these, 55 were eligible for quantitative synthesis and the remaining 111 informed the narrative synthesis. Most included studies were population-based registry or incidence studies rather than cohort studies (Supplementary Table 2).</w:t>
+        <w:t xml:space="preserve">Records were de-duplicated across databases (4,306 duplicates removed, leaving 4,793 unique records). Titles and abstracts were screened against the pre-specified eligibility criteria by a large language model (Anthropic's Claude) under the author's direction: the model applied the criteria to each record and proposed an include/exclude decision, and the author adjudicated the included set and the excluded set. To guard against false negatives, the entire model-excluded set (4,547 records) was re-screened rather than sampled. Each excluded title and full abstract was passed through an explicit keyword filter that retained a record only when it co-mentioned all five of: breast cancer; an incidence-rate signal (an age-standardized or age-adjusted rate, an incidence rate ratio, a standardized incidence ratio, or a count per 100,000); a race or ethnicity term; a U.S.-context term; and a cancer-registry or population-based term. Obvious non-U.S., male-only, and international-comparison records were then removed. The filter narrowed the 4,547 excluded records in sequence—3,746 with a breast mention, 1,287 of those with an incidence-rate signal, 874 with a race or ethnicity term, 603 in a U.S. context, and 303 with a registry or population-based term—to 183 candidates after the non-U.S., male-only, and international records were dropped. Each of the 183 candidates was read at its full abstract, and a candidate was carried forward for full-text retrieval when it reported U.S. population-based invasive female breast cancer incidence by race. Reports carried forward were assessed at the eligibility stage, where whether a report was an overlapping estimate to retain or a duplicate to exclude was judged from the full text, never from the abstract; the candidates carried forward, with the reasons retained, are listed in Supplementary Note 2. The author then obtained and read the full texts and made all full-text eligibility and inclusion decisions personally—except for one report available only as a supplementary data table rather than a full article, which was assessed from that table and enters only the narrative synthesis (distinct from the nine reports not retrieved at all). The model assisted data extraction and cross-checked each extracted value against its source, and every included estimate was verified by the author against the source table, figure, or text; this verification moved four reports first placed in the narrative set to the quantitative synthesis (Supplementary Note 2), all contributing overlapping or age-specific estimates rather than displacing the national representatives. In all, 166 publications were included in the systematic review; of these, 55 were eligible for quantitative synthesis and the remaining 111 informed the narrative synthesis. Most included studies were population-based registry or incidence studies rather than cohort studies (Supplementary Table 2).</w:t>
       </w:r>
     </w:p>
     <w:p>

--- a/meta_agents/search_v2/outputs/Manuscript_Full.docx
+++ b/meta_agents/search_v2/outputs/Manuscript_Full.docx
@@ -110,7 +110,7 @@
           <w:sz w:val="24"/>
           <w:szCs w:val="24"/>
         </w:rPr>
-        <w:t xml:space="preserve"> Of 4,793 records screened, 166 studies were included—55 eligible for quantitative synthesis and 111 narrative. Overall incidence was lower than NHW in each aggregate group: Hispanic/Latina 0.72, Asian American, Native Hawaiian, and Pacific Islander (AANHPI) 0.77, AI/AN 0.87, and non-Hispanic Black (NHB) 0.93. Within-group estimates ranged widely—0.16 (Hmong) to 1.21 (Native Hawaiian) across AANHPI subgroups, 0.51 (Mexican) to 0.83 (Puerto Rican) by Hispanic origin, and 0.49 (Navajo area) to 1.33 (Southern Plains) across AI/AN regions. For triple-negative breast cancer, incidence was highest in NHB women (1.95).</w:t>
+        <w:t xml:space="preserve"> Of 4,793 records screened, 176 studies were included—58 eligible for quantitative synthesis and 118 narrative. Overall incidence was lower than NHW in each aggregate group: Hispanic/Latina 0.72, Asian American, Native Hawaiian, and Pacific Islander (AANHPI) 0.77, AI/AN 0.87, and non-Hispanic Black (NHB) 0.93. Within-group estimates ranged widely—0.16 (Hmong) to 1.21 (Native Hawaiian) across AANHPI subgroups, 0.51 (Mexican) to 0.83 (Puerto Rican) by Hispanic origin, and 0.49 (Navajo area) to 1.33 (Southern Plains) across AI/AN regions. For triple-negative breast cancer, incidence was highest in NHB women (1.95).</w:t>
       </w:r>
     </w:p>
     <w:p>
@@ -614,7 +614,7 @@
           <w:sz w:val="24"/>
           <w:szCs w:val="24"/>
         </w:rPr>
-        <w:t xml:space="preserve">Records were de-duplicated across databases (4,306 duplicates removed, leaving 4,793 unique records). Titles and abstracts were screened against the pre-specified eligibility criteria by a large language model (Anthropic's Claude) under the author's direction: the model applied the criteria to each record and proposed an include/exclude decision, and the author adjudicated the included set and the excluded set. To guard against false negatives, the entire model-excluded set (4,547 records) was re-screened rather than sampled. Each excluded title and full abstract was passed through an explicit keyword filter that retained a record only when it co-mentioned all five of: breast cancer; an incidence-rate signal (an age-standardized or age-adjusted rate, an incidence rate ratio, a standardized incidence ratio, or a count per 100,000); a race or ethnicity term; a U.S.-context term; and a cancer-registry or population-based term. Obvious non-U.S., male-only, and international-comparison records were then removed. The filter narrowed the 4,547 excluded records in sequence—3,746 with a breast mention, 1,287 of those with an incidence-rate signal, 874 with a race or ethnicity term, 603 in a U.S. context, and 303 with a registry or population-based term—to 183 candidates after the non-U.S., male-only, and international records were dropped. Each of the 183 candidates was read at its full abstract, and a candidate was carried forward for full-text retrieval when it reported U.S. population-based invasive female breast cancer incidence by race. Reports carried forward were assessed at the eligibility stage, where whether a report was an overlapping estimate to retain or a duplicate to exclude was judged from the full text, never from the abstract; the candidates carried forward, with the reasons retained, are listed in Supplementary Note 2. The author then obtained and read the full texts and made all full-text eligibility and inclusion decisions personally—except for one report available only as a supplementary data table rather than a full article, which was assessed from that table and enters only the narrative synthesis (distinct from the nine reports not retrieved at all). The model assisted data extraction and cross-checked each extracted value against its source, and every included estimate was verified by the author against the source table, figure, or text; this verification moved four reports first placed in the narrative set to the quantitative synthesis (Supplementary Note 2), all contributing overlapping or age-specific estimates rather than displacing the national representatives. In all, 166 publications were included in the systematic review; of these, 55 were eligible for quantitative synthesis and the remaining 111 informed the narrative synthesis. Most included studies were population-based registry or incidence studies rather than cohort studies (Supplementary Table 2).</w:t>
+        <w:t xml:space="preserve">Records were de-duplicated across databases (4,306 duplicates removed, leaving 4,793 unique records). Titles and abstracts were screened against the pre-specified eligibility criteria by a large language model (Anthropic's Claude) under the author's direction: the model applied the criteria to each record and proposed an include/exclude decision, and the author adjudicated the included set and the excluded set. To guard against false negatives, the entire model-excluded set (4,547 records) was re-screened rather than sampled. Each excluded title and full abstract was passed through an explicit keyword filter that retained a record only when it co-mentioned all five of: breast cancer; an incidence-rate signal (an age-standardized or age-adjusted rate, an incidence rate ratio, a standardized incidence ratio, or a count per 100,000); a race or ethnicity term; a U.S.-context term; and a cancer-registry or population-based term. Obvious non-U.S., male-only, and international-comparison records were then removed. The filter narrowed the 4,547 excluded records in sequence—3,746 with a breast mention, 1,287 of those with an incidence-rate signal, 874 with a race or ethnicity term, 603 in a U.S. context, and 303 with a registry or population-based term—to 183 candidates after the non-U.S., male-only, and international records were dropped. Each of the 183 candidates was read at its full abstract, and a candidate was carried forward for full-text retrieval when it reported U.S. population-based invasive female breast cancer incidence by race. Reports carried forward were assessed at the eligibility stage, where whether a report was an overlapping estimate to retain or a duplicate to exclude was judged from the full text, never from the abstract; the candidates carried forward, with the reasons retained, are listed in Supplementary Note 2. The author then obtained and read the full texts and made all full-text eligibility and inclusion decisions personally—except for one report available only as a supplementary data table rather than a full article, which was assessed from that table and enters only the narrative synthesis (distinct from the nine reports not retrieved at all). The model assisted data extraction and cross-checked each extracted value against its source, and every included estimate was verified by the author against the source table, figure, or text; this verification moved four reports first placed in the narrative set to the quantitative synthesis (Supplementary Note 2), all contributing overlapping or age-specific estimates rather than displacing the national representatives. In all, 176 publications were included in the systematic review; of these, 58 were eligible for quantitative synthesis and the remaining 118 informed the narrative synthesis. Most included studies were population-based registry or incidence studies rather than cohort studies (Supplementary Table 2).</w:t>
       </w:r>
     </w:p>
     <w:p>
@@ -765,7 +765,7 @@
           <w:sz w:val="24"/>
           <w:szCs w:val="24"/>
         </w:rPr>
-        <w:t xml:space="preserve"> applied to each of the 55 extracted studies by the author (a single assessor) with large-language-model assistance (Supplementary Table 5). Item 9 (survey response rate) was recorded as not applicable, census-like registry ascertainment having no response rate, so each study's rating used the eight applicable items: low risk of bias required at most one "No" with a "Yes" on the two key items—valid measurement (item 7, including race and ethnicity ascertainment) and appropriate analysis (item 8, age standardization with a variance); three or more "No" ratings gave high risk of bias, and any other combination a moderate rating. Certainty of evidence was not graded, the review being descriptive rather than an estimate of a causal effect.</w:t>
+        <w:t xml:space="preserve"> applied to each of the 58 extracted studies by the author (a single assessor) with large-language-model assistance (Supplementary Table 5). Item 9 (survey response rate) was recorded as not applicable, census-like registry ascertainment having no response rate, so each study's rating used the eight applicable items: low risk of bias required at most one "No" with a "Yes" on the two key items—valid measurement (item 7, including race and ethnicity ascertainment) and appropriate analysis (item 8, age standardization with a variance); three or more "No" ratings gave high risk of bias, and any other combination a moderate rating. Certainty of evidence was not graded, the review being descriptive rather than an estimate of a causal effect.</w:t>
       </w:r>
     </w:p>
     <w:p>
@@ -861,7 +861,7 @@
           <w:sz w:val="24"/>
           <w:szCs w:val="24"/>
         </w:rPr>
-        <w:t xml:space="preserve">The four databases returned 9,099 records; 4,306 duplicates were removed, leaving 4,793 unique records for title and abstract screening. Full text was sought for 246 reports; 9 could not be retrieved, and of the 237 assessed, 71 were excluded (reasons in Supplementary Table 3), giving 166 included studies (Figure 1). Of these, 55 were eligible for quantitative synthesis and entered the analysis, contributing 213 individual estimates across racial/ethnic groups and analytic dimensions</w:t>
+        <w:t xml:space="preserve">The four databases returned 9,099 records; 4,306 duplicates were removed, leaving 4,793 unique records for title and abstract screening. Full text was sought for 259 reports; 10 could not be retrieved, and of the 249 assessed, 73 were excluded (reasons in Supplementary Table 3), giving 176 included studies (Figure 1). Of these, 58 were eligible for quantitative synthesis and entered the analysis, contributing 219 individual estimates across racial/ethnic groups and analytic dimensions</w:t>
       </w:r>
       <w:r>
         <w:rPr>
@@ -880,7 +880,7 @@
           <w:sz w:val="24"/>
           <w:szCs w:val="24"/>
         </w:rPr>
-        <w:t xml:space="preserve">—23 supplied a cell representative, and the remainder contributed overlapping estimates carried only in the sensitivity analysis; the remaining 111 informed the narrative synthesis (166 = 55 + 111). The extracted studies were published between 2002 and 2026 and drew on SEER, NPCR and USCS, NAACCR, IHS-linked and tribal registries, and individual state or regional registries (Supplementary Table 2). After collapsing overlapping registry-family estimates, 85 representative estimates remained, one per analytic cell; all are listed in Supplementary Table 4, and the principal comparisons—overall incidence, the disaggregated AANHPI and Hispanic-origin subgroups, AI/AN by region, Middle Eastern populations, and TNBC—are shown in Table 1. The reference group was NHW in most studies and an unstratified White group in a minority (marked †; Supplementary Table 4).</w:t>
+        <w:t xml:space="preserve">—23 supplied a cell representative, and the remainder contributed overlapping estimates carried only in the sensitivity analysis; the remaining 118 informed the narrative synthesis (176 = 58 + 118). The extracted studies were published between 2002 and 2026 and drew on SEER, NPCR and USCS, NAACCR, IHS-linked and tribal registries, and individual state or regional registries (Supplementary Table 2). After collapsing overlapping registry-family estimates, 85 representative estimates remained, one per analytic cell; all are listed in Supplementary Table 4, and the principal comparisons—overall incidence, the disaggregated AANHPI and Hispanic-origin subgroups, AI/AN by region, Middle Eastern populations, and TNBC—are shown in Table 1. The reference group was NHW in most studies and an unstratified White group in a minority (marked †; Supplementary Table 4).</w:t>
       </w:r>
     </w:p>
     <w:p>
@@ -1104,7 +1104,7 @@
           <w:sz w:val="24"/>
           <w:szCs w:val="24"/>
         </w:rPr>
-        <w:t xml:space="preserve">The 111 narrative-synthesis studies met the inclusion criteria but contributed no independent quantitative estimate—most because no IRR or NHW-referenced age-standardized rate could be recovered, and a few multi-registry summary reports (for example, the annual reports to the nation and the annual cancer-statistics summaries) because they re-reported registry incidence already quantified from the dedicated primary study for the same registry and period. Grouped by theme in Supplementary Table 2, they fall into six overlapping topics, and where they reported a racial or ethnic comparison their findings were broadly consistent with the quantitative results.</w:t>
+        <w:t xml:space="preserve">The 118 narrative-synthesis studies met the inclusion criteria but contributed no independent quantitative estimate—most because no IRR or NHW-referenced age-standardized rate could be recovered, and a few multi-registry summary reports (for example, the annual reports to the nation and the annual cancer-statistics summaries) because they re-reported registry incidence already quantified from the dedicated primary study for the same registry and period. Grouped by theme in Supplementary Table 2, they fall into six overlapping topics, and where they reported a racial or ethnic comparison their findings were broadly consistent with the quantitative results.</w:t>
       </w:r>
     </w:p>
     <w:p>
@@ -1164,7 +1164,7 @@
           <w:sz w:val="24"/>
           <w:szCs w:val="24"/>
         </w:rPr>
-        <w:t xml:space="preserve">On the JBI checklist, 44 of the 55 studies were at low risk of bias and 11 at moderate risk, with none at high risk (Supplementary Table 5); the moderate ratings arose mainly where an estimate was reported without a variance, the standard population was not clearly specified, or race and ethnicity ascertainment was limited. The representative selection was examined in four ways (Supplementary Table 6), and the pattern held throughout. Restricting to the 2000 U.S. standard population changed little: 83 of the 85 representatives were already standardized to it, so the restriction dropped no cell and changed only two Black receptor-subtype cells, each from a 1960 Segi-world-standardized representative to a 2000 U.S.–standardized estimate in the same direction (hormone-receptor-negative 1.80 to 1.60, hormone-receptor-positive 0.82 to 0.70; Supplementary Table 6d). Restricting to low-risk-of-bias studies left 60 of 85 cell representatives unchanged, with the 13 changed and 12 dropped cells falling mainly among the disaggregated AANHPI subgroups and, in smaller numbers, the receptor-subtype, age-specific, and Middle Eastern cells; restricting to directly reported estimates left 35 unchanged (5 changed, 45 dropped); restricting to NHW-comparator estimates left 66 unchanged (1 changed, 18 dropped), the dropped cells being those whose only representative used an unstratified White comparator — the receptor-defined subtypes and two age-specific Black cells — and the one changed cell being Alaska Native, whose unstratified-White representative (1.09) gave way to an Indian Health Service–linked estimate reported against an NHW reference (1.25).</w:t>
+        <w:t xml:space="preserve">On the JBI checklist, 45 of the 58 studies were at low risk of bias and 13 at moderate risk, with none at high risk (Supplementary Table 5); the moderate ratings arose mainly where an estimate was reported without a variance, the standard population was not clearly specified, or race and ethnicity ascertainment was limited. The representative selection was examined in four ways (Supplementary Table 6), and the pattern held throughout. Restricting to the 2000 U.S. standard population changed little: 83 of the 85 representatives were already standardized to it, so the restriction dropped no cell and changed only two Black receptor-subtype cells, each from a 1960 Segi-world-standardized representative to a 2000 U.S.–standardized estimate in the same direction (hormone-receptor-negative 1.80 to 1.60, hormone-receptor-positive 0.82 to 0.70; Supplementary Table 6d). Restricting to low-risk-of-bias studies left 60 of 85 cell representatives unchanged, with the 13 changed and 12 dropped cells falling mainly among the disaggregated AANHPI subgroups and, in smaller numbers, the receptor-subtype, age-specific, and Middle Eastern cells; restricting to directly reported estimates left 35 unchanged (5 changed, 45 dropped); restricting to NHW-comparator estimates left 66 unchanged (1 changed, 18 dropped), the dropped cells being those whose only representative used an unstratified White comparator — the receptor-defined subtypes and two age-specific Black cells — and the one changed cell being Alaska Native, whose unstratified-White representative (1.09) gave way to an Indian Health Service–linked estimate reported against an NHW reference (1.25).</w:t>
       </w:r>
     </w:p>
     <w:p>

--- a/meta_agents/search_v2/outputs/Manuscript_Full.docx
+++ b/meta_agents/search_v2/outputs/Manuscript_Full.docx
@@ -614,7 +614,7 @@
           <w:sz w:val="24"/>
           <w:szCs w:val="24"/>
         </w:rPr>
-        <w:t xml:space="preserve">Records were de-duplicated across databases (4,306 duplicates removed, leaving 4,793 unique records). Titles and abstracts were screened against the pre-specified eligibility criteria by a large language model (Anthropic's Claude) under the author's direction: the model applied the criteria to each record and proposed an include/exclude decision, and the author adjudicated the included set and the excluded set. To guard against false negatives, the entire model-excluded set (4,547 records) was re-screened rather than sampled. Each excluded title and full abstract was passed through an explicit keyword filter that retained a record only when it co-mentioned all five of: breast cancer; an incidence-rate signal (an age-standardized or age-adjusted rate, an incidence rate ratio, a standardized incidence ratio, or a count per 100,000); a race or ethnicity term; a U.S.-context term; and a cancer-registry or population-based term. Obvious non-U.S., male-only, and international-comparison records were then removed. The filter narrowed the 4,547 excluded records in sequence—3,746 with a breast mention, 1,287 of those with an incidence-rate signal, 874 with a race or ethnicity term, 603 in a U.S. context, and 303 with a registry or population-based term—to 183 candidates after the non-U.S., male-only, and international records were dropped. Each of the 183 candidates was read at its full abstract, and a candidate was carried forward for full-text retrieval when it reported U.S. population-based invasive female breast cancer incidence by race. Reports carried forward were assessed at the eligibility stage, where whether a report was an overlapping estimate to retain or a duplicate to exclude was judged from the full text, never from the abstract; the candidates carried forward, with the reasons retained, are listed in Supplementary Note 2. The author then obtained and read the full texts and made all full-text eligibility and inclusion decisions personally—except for one report available only as a supplementary data table rather than a full article, which was assessed from that table and enters only the narrative synthesis (distinct from the nine reports not retrieved at all). The model assisted data extraction and cross-checked each extracted value against its source, and every included estimate was verified by the author against the source table, figure, or text; this verification moved four reports first placed in the narrative set to the quantitative synthesis (Supplementary Note 2), all contributing overlapping or age-specific estimates rather than displacing the national representatives. In all, 176 publications were included in the systematic review; of these, 58 were eligible for quantitative synthesis and the remaining 118 informed the narrative synthesis. Most included studies were population-based registry or incidence studies rather than cohort studies (Supplementary Table 2).</w:t>
+        <w:t xml:space="preserve">Records were de-duplicated across databases (4,306 duplicates removed, leaving 4,793 unique records). Titles and abstracts were screened against the pre-specified eligibility criteria by a large language model (Anthropic's Claude) under the author's direction: the model applied the criteria to each record and proposed an include/exclude decision, and the author adjudicated the included set—162 studies—and the excluded set. The model-excluded records were re-screened with an explicit keyword filter that retained a record only when its title or full abstract co-mentioned all five of: breast cancer; an incidence-rate signal (an age-standardized or age-adjusted rate, an incidence rate ratio, a standardized incidence ratio, or a count per 100,000); a race or ethnicity term; a U.S.-context term; and a cancer-registry or population-based term; obvious non-U.S., male-only, and international-comparison records were removed, leaving 183 candidates that were each read at full abstract. The re-screen recovered 14 wrongly excluded reports—six added to the quantitative synthesis as single-state, regional, or disaggregated overlaps and eight to the narrative synthesis—with each recovered report's overlap-versus-duplicate status judged from its full text, never from the abstract. Of the 176 studies included in the review, 162 therefore came from the primary screen and 14 from the re-screen. The author then obtained and read the full texts and made all full-text eligibility and inclusion decisions personally—except for one report available only as a supplementary data table rather than a full article, which was assessed from that table and enters only the narrative synthesis. The model assisted data extraction and cross-checked each extracted value against its source, and every included estimate was verified by the author against the source table, figure, or text. In all, 176 publications were included in the systematic review; of these, 58 were eligible for quantitative synthesis and the remaining 118 informed the narrative synthesis. Most included studies were population-based registry or incidence studies rather than cohort studies (Supplementary Table 2).</w:t>
       </w:r>
     </w:p>
     <w:p>

--- a/meta_agents/search_v2/outputs/Manuscript_Full.docx
+++ b/meta_agents/search_v2/outputs/Manuscript_Full.docx
@@ -614,7 +614,7 @@
           <w:sz w:val="24"/>
           <w:szCs w:val="24"/>
         </w:rPr>
-        <w:t xml:space="preserve">Records were de-duplicated across databases (4,306 duplicates removed, leaving 4,793 unique records). Titles and abstracts were screened against the pre-specified eligibility criteria by a large language model (Anthropic's Claude) under the author's direction: the model applied the criteria to each record and proposed an include/exclude decision, and the author adjudicated the included set—162 studies—and the excluded set. The model-excluded records were re-screened with an explicit keyword filter that retained a record only when its title or full abstract co-mentioned all five of: breast cancer; an incidence-rate signal (an age-standardized or age-adjusted rate, an incidence rate ratio, a standardized incidence ratio, or a count per 100,000); a race or ethnicity term; a U.S.-context term; and a cancer-registry or population-based term; obvious non-U.S., male-only, and international-comparison records were removed, leaving 183 candidates that were each read at full abstract. The re-screen recovered 14 wrongly excluded reports—six added to the quantitative synthesis as single-state, regional, or disaggregated overlaps and eight to the narrative synthesis—with each recovered report's overlap-versus-duplicate status judged from its full text, never from the abstract. Of the 176 studies included in the review, 162 therefore came from the primary screen and 14 from the re-screen. The author then obtained and read the full texts and made all full-text eligibility and inclusion decisions personally—except for one report available only as a supplementary data table rather than a full article, which was assessed from that table and enters only the narrative synthesis. The model assisted data extraction and cross-checked each extracted value against its source, and every included estimate was verified by the author against the source table, figure, or text. In all, 176 publications were included in the systematic review; of these, 58 were eligible for quantitative synthesis and the remaining 118 informed the narrative synthesis. Most included studies were population-based registry or incidence studies rather than cohort studies (Supplementary Table 2).</w:t>
+        <w:t xml:space="preserve">Records were de-duplicated across databases (4,306 duplicates removed, leaving 4,793 unique records). Titles and abstracts were screened against the pre-specified eligibility criteria by a large language model (Anthropic's Claude) under the author's direction: the model applied the criteria to each record and proposed an include/exclude decision, and the author adjudicated the included and excluded sets. The author then obtained and read the full texts and made all full-text eligibility and inclusion decisions personally—except for one report available only as a supplementary data table rather than a full article, which was assessed from that table and enters only the narrative synthesis. The model assisted data extraction and cross-checked each extracted value against its source, and every included estimate was verified by the author against the source table, figure, or text. In all, 176 publications were included in the systematic review; of these, 58 were eligible for quantitative synthesis and the remaining 118 informed the narrative synthesis. Most included studies were population-based registry or incidence studies rather than cohort studies (Supplementary Table 2).</w:t>
       </w:r>
     </w:p>
     <w:p>

--- a/meta_agents/search_v2/outputs/Manuscript_Full.docx
+++ b/meta_agents/search_v2/outputs/Manuscript_Full.docx
@@ -224,7 +224,7 @@
           <w:sz w:val="24"/>
           <w:szCs w:val="24"/>
         </w:rPr>
-        <w:t xml:space="preserve"> and their tumors, like those in several other minority groups, are diagnosed at younger ages than in NHW women.</w:t>
+        <w:t xml:space="preserve"> and in several minority groups breast cancer has been reported at younger ages at diagnosis than in NHW women.</w:t>
       </w:r>
       <w:r>
         <w:rPr>
@@ -267,7 +267,7 @@
           <w:sz w:val="24"/>
           <w:szCs w:val="24"/>
         </w:rPr>
-        <w:t xml:space="preserve"> reported an incidence of 146 per 100,000 in NHW women and, within Asian American women, a more-than-twofold spread across ethnic groups—from about 103 per 100,000 in Japanese to 46 in Korean women—that widened with US nativity, the rate in US-born Filipina women surpassing that of NHW women. The lowest rates fall among Southeast Asian groups such as the Hmong,</w:t>
+        <w:t xml:space="preserve"> reported an incidence of 146 per 100,000 in NHW women and, within Asian American women, a more-than-twofold spread across ethnic groups—from about 103 per 100,000 in Japanese to 46 in Korean women—that widened with US nativity, the rate in US-born Filipina women surpassing that of NHW women. Some of the lowest reported rates are among Southeast Asian groups such as the Hmong,</w:t>
       </w:r>
       <w:r>
         <w:rPr>
@@ -286,7 +286,7 @@
           <w:sz w:val="24"/>
           <w:szCs w:val="24"/>
         </w:rPr>
-        <w:t xml:space="preserve"> and rates differ again across the individual Asian ethnicities followed over time.</w:t>
+        <w:t xml:space="preserve"> and rates have differed again across the individual Asian ethnicities followed over time.</w:t>
       </w:r>
       <w:r>
         <w:rPr>
@@ -305,7 +305,7 @@
           <w:sz w:val="24"/>
           <w:szCs w:val="24"/>
         </w:rPr>
-        <w:t xml:space="preserve"> Hispanic/Latina women are not one group either: incidence differs by country of origin,</w:t>
+        <w:t xml:space="preserve"> Hispanic/Latina women are not one group either: incidence has been reported to differ by country of origin,</w:t>
       </w:r>
       <w:r>
         <w:rPr>
@@ -324,7 +324,7 @@
           <w:sz w:val="24"/>
           <w:szCs w:val="24"/>
         </w:rPr>
-        <w:t xml:space="preserve"> and among California Hispanic women it varies further with nativity and neighborhood.</w:t>
+        <w:t xml:space="preserve"> and among California Hispanic women to vary further with nativity and neighborhood.</w:t>
       </w:r>
       <w:r>
         <w:rPr>
@@ -343,7 +343,7 @@
           <w:sz w:val="24"/>
           <w:szCs w:val="24"/>
         </w:rPr>
-        <w:t xml:space="preserve"> For American Indian and Alaska Native (AI/AN) women, the aggregate rate also depends on how race is ascertained: registries that assign race by observation misclassify and undercount many AI/AN cases, so an unlinked-registry rate understates their true incidence.</w:t>
+        <w:t xml:space="preserve"> For American Indian and Alaska Native (AI/AN) women, the aggregate rate also depends on how race is ascertained: registries that assign race by observation misclassify and undercount many AI/AN cases, so an unlinked-registry rate can understate their incidence.</w:t>
       </w:r>
       <w:r>
         <w:rPr>
@@ -362,7 +362,7 @@
           <w:sz w:val="24"/>
           <w:szCs w:val="24"/>
         </w:rPr>
-        <w:t xml:space="preserve"> Subtype rearranges the order once more: NHW women have the highest rate of HR+/HER2− disease while NHB women have the highest rate of TNBC,</w:t>
+        <w:t xml:space="preserve"> Subtype may reorder the groups again: NHW women have been reported to have the highest rate of HR+/HER2− disease and NHB women the highest rate of TNBC,</w:t>
       </w:r>
       <w:r>
         <w:rPr>
@@ -381,7 +381,7 @@
           <w:sz w:val="24"/>
           <w:szCs w:val="24"/>
         </w:rPr>
-        <w:t xml:space="preserve"> so which group ranks highest depends on the tumor being counted.</w:t>
+        <w:t xml:space="preserve"> so the group with the highest rate can depend on the subtype considered.</w:t>
       </w:r>
     </w:p>
     <w:p>

--- a/meta_agents/search_v2/outputs/Manuscript_Full.docx
+++ b/meta_agents/search_v2/outputs/Manuscript_Full.docx
@@ -343,7 +343,7 @@
           <w:sz w:val="24"/>
           <w:szCs w:val="24"/>
         </w:rPr>
-        <w:t xml:space="preserve"> For American Indian and Alaska Native (AI/AN) women, the aggregate rate also depends on how race is ascertained: registries that assign race by observation misclassify and undercount many AI/AN cases, so an unlinked-registry rate can understate their incidence.</w:t>
+        <w:t xml:space="preserve"> For American Indian and Alaska Native (AI/AN) women, the aggregate rate also depends on how race is ascertained: registries that assign race by observation misclassify and undercount many AI/AN cases, so an unlinked-registry rate could understate their true incidence.</w:t>
       </w:r>
       <w:r>
         <w:rPr>

--- a/meta_agents/search_v2/outputs/Manuscript_Full.docx
+++ b/meta_agents/search_v2/outputs/Manuscript_Full.docx
@@ -60,7 +60,7 @@
           <w:sz w:val="24"/>
           <w:szCs w:val="24"/>
         </w:rPr>
-        <w:t xml:space="preserve"> In the United States, breast cancer incidence is usually reported for broad racial and ethnic categories. Each category is internally diverse—spanning subgroups defined by ancestry, nativity, and region, with receptor-defined subtypes cutting across them—so an aggregate rate does not show which subgroups are at highest and lowest risk. Estimates for these subgroups come from separate cancer-registry studies that differ in populations, periods, and reference groups, so they are not readily comparable across the published literature.</w:t>
+        <w:t xml:space="preserve"> In the United States, breast cancer incidence is usually reported for broad racial and ethnic categories. These categories can mask heterogeneity—subgroups defined by ancestry, nativity, and region, with receptor-defined subtypes cutting across them—so an aggregate rate may not reflect which subgroups are at highest and lowest risk. Estimates for these subgroups are scattered across separate cancer-registry studies that differ in populations, periods, and reference groups, and are not readily comparable across the published literature.</w:t>
       </w:r>
     </w:p>
     <w:p>

--- a/meta_agents/search_v2/outputs/Manuscript_Full.docx
+++ b/meta_agents/search_v2/outputs/Manuscript_Full.docx
@@ -60,7 +60,7 @@
           <w:sz w:val="24"/>
           <w:szCs w:val="24"/>
         </w:rPr>
-        <w:t xml:space="preserve"> In the United States, breast cancer incidence is usually reported for broad racial and ethnic categories. These categories can mask heterogeneity—subgroups defined by ancestry, nativity, and region, with receptor-defined subtypes cutting across them—so an aggregate rate may not reflect which subgroups are at highest and lowest risk. Estimates for these subgroups are scattered across separate cancer-registry studies that differ in populations, periods, and reference groups, and are not readily comparable across the published literature.</w:t>
+        <w:t xml:space="preserve"> In the United States, breast cancer incidence is usually reported for broad racial and ethnic categories. Each category groups several subgroups defined by ancestry, nativity, and region, with receptor-defined subtypes cutting across them, so an aggregate rate may not reflect which subgroups are at highest and lowest risk. Estimates for these subgroups are scattered across separate cancer-registry studies that differ in populations, periods, and reference groups, and are not readily comparable across the published literature.</w:t>
       </w:r>
     </w:p>
     <w:p>
@@ -224,7 +224,7 @@
           <w:sz w:val="24"/>
           <w:szCs w:val="24"/>
         </w:rPr>
-        <w:t xml:space="preserve"> and in several minority groups breast cancer has been reported at younger ages at diagnosis than in NHW women.</w:t>
+        <w:t xml:space="preserve"> and their tumors, like those in several other minority groups, are diagnosed at younger ages than in NHW women.</w:t>
       </w:r>
       <w:r>
         <w:rPr>
@@ -267,7 +267,7 @@
           <w:sz w:val="24"/>
           <w:szCs w:val="24"/>
         </w:rPr>
-        <w:t xml:space="preserve"> reported an incidence of 146 per 100,000 in NHW women and, within Asian American women, a more-than-twofold spread across ethnic groups—from about 103 per 100,000 in Japanese to 46 in Korean women—that widened with US nativity, the rate in US-born Filipina women surpassing that of NHW women. Some of the lowest reported rates are among Southeast Asian groups such as the Hmong,</w:t>
+        <w:t xml:space="preserve"> reported an incidence of 146 per 100,000 in NHW women and, within Asian American women, a more-than-twofold spread across ethnic groups—from about 103 per 100,000 in Japanese to 46 in Korean women—that widened with US nativity, the rate in US-born Filipina women surpassing that of NHW women. The lowest rates fall among Southeast Asian groups such as the Hmong,</w:t>
       </w:r>
       <w:r>
         <w:rPr>
@@ -286,7 +286,7 @@
           <w:sz w:val="24"/>
           <w:szCs w:val="24"/>
         </w:rPr>
-        <w:t xml:space="preserve"> and rates have differed again across the individual Asian ethnicities followed over time.</w:t>
+        <w:t xml:space="preserve"> and rates differ again across the individual Asian ethnicities followed over time.</w:t>
       </w:r>
       <w:r>
         <w:rPr>
@@ -305,7 +305,7 @@
           <w:sz w:val="24"/>
           <w:szCs w:val="24"/>
         </w:rPr>
-        <w:t xml:space="preserve"> Hispanic/Latina women are not one group either: incidence has been reported to differ by country of origin,</w:t>
+        <w:t xml:space="preserve"> Hispanic/Latina women are not one group either: incidence differs by country of origin,</w:t>
       </w:r>
       <w:r>
         <w:rPr>
@@ -324,7 +324,7 @@
           <w:sz w:val="24"/>
           <w:szCs w:val="24"/>
         </w:rPr>
-        <w:t xml:space="preserve"> and among California Hispanic women to vary further with nativity and neighborhood.</w:t>
+        <w:t xml:space="preserve"> and among California Hispanic women it varies further with nativity and neighborhood.</w:t>
       </w:r>
       <w:r>
         <w:rPr>
@@ -343,7 +343,7 @@
           <w:sz w:val="24"/>
           <w:szCs w:val="24"/>
         </w:rPr>
-        <w:t xml:space="preserve"> For American Indian and Alaska Native (AI/AN) women, the aggregate rate also depends on how race is ascertained: registries that assign race by observation misclassify and undercount many AI/AN cases, so an unlinked-registry rate could understate their true incidence.</w:t>
+        <w:t xml:space="preserve"> For American Indian and Alaska Native (AI/AN) women, the aggregate rate also depends on how race is ascertained: registries that assign race by observation misclassify and undercount many AI/AN cases, so an unlinked-registry rate understates their true incidence.</w:t>
       </w:r>
       <w:r>
         <w:rPr>
@@ -362,7 +362,7 @@
           <w:sz w:val="24"/>
           <w:szCs w:val="24"/>
         </w:rPr>
-        <w:t xml:space="preserve"> Subtype may reorder the groups again: NHW women have been reported to have the highest rate of HR+/HER2− disease and NHB women the highest rate of TNBC,</w:t>
+        <w:t xml:space="preserve"> Subtype rearranges the order once more: NHW women have the highest rate of HR+/HER2− disease while NHB women have the highest rate of TNBC,</w:t>
       </w:r>
       <w:r>
         <w:rPr>
@@ -381,7 +381,7 @@
           <w:sz w:val="24"/>
           <w:szCs w:val="24"/>
         </w:rPr>
-        <w:t xml:space="preserve"> so the group with the highest rate can depend on the subtype considered.</w:t>
+        <w:t xml:space="preserve"> so which group ranks highest depends on the tumor being counted.</w:t>
       </w:r>
     </w:p>
     <w:p>

--- a/meta_agents/search_v2/outputs/Manuscript_Full.docx
+++ b/meta_agents/search_v2/outputs/Manuscript_Full.docx
@@ -395,7 +395,7 @@
           <w:sz w:val="24"/>
           <w:szCs w:val="24"/>
         </w:rPr>
-        <w:t xml:space="preserve">These estimates are dispersed across separate studies. They are drawn from cancer registries whose populations overlap, and from different periods, age-standardization methods, and reference groups—some studies comparing against White women, others specifically against NHW women. Because many draw on the same or nested registry populations, their estimates are not independent, and combining them directly counts some women more than once. Comparing them therefore calls for gathering the disaggregated estimates across registries, collapsing the overlapping ones, and appraising the quality of what remains.</w:t>
+        <w:t xml:space="preserve">These estimates are dispersed across separate studies. They are drawn from cancer registries whose populations overlap, and from different periods, age-standardization methods, and reference groups—some studies comparing against White women, others specifically against NHW women. Because many draw on the same or nested registry populations, their estimates are not independent, and combining them directly counts some women more than once. Comparing them therefore calls for gathering the disaggregated estimates across registries, reducing overlapping ones to a single representative, and appraising the quality of what remains.</w:t>
       </w:r>
     </w:p>
     <w:p>

--- a/meta_agents/search_v2/outputs/Manuscript_Full.docx
+++ b/meta_agents/search_v2/outputs/Manuscript_Full.docx
@@ -582,7 +582,7 @@
           <w:sz w:val="24"/>
           <w:szCs w:val="24"/>
         </w:rPr>
-        <w:t xml:space="preserve">. Both aggregate groups and disaggregated subgroups (Asian American, Native Hawaiian and Pacific Islander, Hispanic/Latina by origin, and AI/AN by region) and receptor-defined molecular subtypes were eligible. The reference group was recorded as each study defined it; studies that stratified the reference by Hispanic origin were treated as NHW and those using an unstratified White reference were labelled accordingly, and both were retained because the reference and minority rates came from the same source. The review was limited to U.S.-resident populations. Reviews, editorials, letters, conference abstracts, preprints (not peer-reviewed), non-U.S. studies, reports that did not present invasive female breast cancer incidence by race or ethnicity, and mortality- or survival-only reports were excluded. A publication that re-reported an estimate already captured from the same registry, diagnosis period, and population was excluded as a duplicate dataset; a publication drawing on the same registry family but a different period, region, or subset provided a distinct estimate and was retained as an overlapping estimate for the sensitivity analysis, not excluded (overlap handling is described under representative selection).</w:t>
+        <w:t xml:space="preserve">. Both aggregate groups and disaggregated subgroups (Asian American, Native Hawaiian and Pacific Islander, Hispanic/Latina by origin, and AI/AN by region) and receptor-defined molecular subtypes were eligible. The reference group was recorded as each study defined it; studies that stratified the reference by Hispanic origin were treated as NHW and those using an unstratified White reference were labelled accordingly, and both were retained because the reference and minority rates came from the same source. The review was limited to U.S.-resident populations. Reviews, editorials, letters, conference abstracts, preprints (not peer-reviewed), non-U.S. studies, reports that did not present invasive female breast cancer incidence by race or ethnicity, and mortality- or survival-only reports were excluded. A publication that re-reported an estimate already captured from the same registry, diagnosis period, and population was excluded as a duplicate dataset; a publication drawing on the same registry family but a different period, region, or subset provided a distinct estimate and was retained as an overlapping estimate for the sensitivity analysis, not excluded; overlap handling is described under Selection of a representative population-based estimate.</w:t>
       </w:r>
     </w:p>
     <w:p>

--- a/meta_agents/search_v2/outputs/Manuscript_Full.docx
+++ b/meta_agents/search_v2/outputs/Manuscript_Full.docx
@@ -614,7 +614,35 @@
           <w:sz w:val="24"/>
           <w:szCs w:val="24"/>
         </w:rPr>
-        <w:t xml:space="preserve">Records were de-duplicated across databases (4,306 duplicates removed, leaving 4,793 unique records). Titles and abstracts were screened against the pre-specified eligibility criteria by a large language model (Anthropic's Claude) under the author's direction: the model applied the criteria to each record and proposed an include/exclude decision, and the author adjudicated the included and excluded sets. The author then obtained and read the full texts and made all full-text eligibility and inclusion decisions personally—except for one report available only as a supplementary data table rather than a full article, which was assessed from that table and enters only the narrative synthesis. The model assisted data extraction and cross-checked each extracted value against its source, and every included estimate was verified by the author against the source table, figure, or text. In all, 176 publications were included in the systematic review; of these, 58 were eligible for quantitative synthesis and the remaining 118 informed the narrative synthesis. Most included studies were population-based registry or incidence studies rather than cohort studies (Supplementary Table 2).</w:t>
+        <w:t xml:space="preserve">Records were de-duplicated across databases (4,306 duplicates removed, leaving 4,793 unique records). Titles and abstracts were screened against the eligibility criteria set out above by a large language model (Anthropic's Claude) under the author's direction, working as a single human reviewer with model assistance rather than as two independent reviewers. Records were presented to the model in batches, each showing the title and the abstract truncated to the first 600 characters; the model applied the criteria to each record and proposed an include or exclude decision, and the author adjudicated both sets. This first pass marked 242 records for full-text retrieval and 4,551 for exclusion under three standardized reasons—not relevant to the research question, not a U.S. population-based or registry study, and editorials, commentaries, letters, or conference abstracts.</w:t>
+      </w:r>
+    </w:p>
+    <w:p>
+      <w:pPr>
+        <w:spacing w:after="160" w:line="360"/>
+      </w:pPr>
+      <w:r>
+        <w:rPr>
+          <w:rFonts w:ascii="Times New Roman" w:cs="Times New Roman" w:eastAsia="Times New Roman" w:hAnsi="Times New Roman"/>
+          <w:color w:val="000000"/>
+          <w:sz w:val="24"/>
+          <w:szCs w:val="24"/>
+        </w:rPr>
+        <w:t xml:space="preserve">Because a single-reviewer screen can miss an eligible study whose abstract omits one of the review's key terms, the excluded records were re-screened with an explicit keyword filter. A record was flagged when its title and abstract together carried at least four of five signal groups: breast cancer (required), an incidence or age-adjusted-rate term (age-standardized rate, IRR, SIR, or per 100,000), a race or ethnicity term, a U.S. context, and a cancer-registry or population-based source. The 183 records carrying all five signals and the 478 missing a single signal were re-read at the full abstract, and overlap or duplication was adjudicated from the full text. The re-screen surfaced 17 records for re-adjudication: 14 were reinstated (6 for the quantitative and 8 for the narrative synthesis), 2 were confirmed ineligible on the pre-specified criteria—one on outcome and one on population—and 1 could not be retrieved. Rerouting these 17 records left 4,534 records excluded at screening and 259 reports sought for retrieval.</w:t>
+      </w:r>
+    </w:p>
+    <w:p>
+      <w:pPr>
+        <w:spacing w:after="160" w:line="360"/>
+      </w:pPr>
+      <w:r>
+        <w:rPr>
+          <w:rFonts w:ascii="Times New Roman" w:cs="Times New Roman" w:eastAsia="Times New Roman" w:hAnsi="Times New Roman"/>
+          <w:color w:val="000000"/>
+          <w:sz w:val="24"/>
+          <w:szCs w:val="24"/>
+        </w:rPr>
+        <w:t xml:space="preserve">The author then obtained and read the full texts and made all full-text eligibility and inclusion decisions personally—except for one report available only as a supplementary data table rather than a full article, which was assessed from that table and enters only the narrative synthesis. The model assisted data extraction and cross-checked each extracted value against its source, and every included estimate was verified by the author against the source table, figure, or text. In all, 176 publications were included in the systematic review; of these, 58 were eligible for quantitative synthesis and the remaining 118 informed the narrative synthesis. Most included studies were population-based registry or incidence studies rather than cohort studies (Supplementary Table 2).</w:t>
       </w:r>
     </w:p>
     <w:p>
@@ -714,7 +742,7 @@
           <w:sz w:val="24"/>
           <w:szCs w:val="24"/>
         </w:rPr>
-        <w:t xml:space="preserve"> was selected for each cell. Each estimate was assigned to a registry "family," and the registry, region, diagnosis period, age range, group, and outcome of each study were tabulated so that overlaps within a cell could be seen (Supplementary Table 4). Within a cell, the representative was chosen by applying, in order: the broadest population coverage (USCS &gt; NAACCR &gt; SEER-national &gt; state or regional), then a NHW (rather than an unstratified White) comparator, then the most recent and longest diagnosis period, a clearly documented age-standardization, and a directly reported confidence interval where available. Where a cell had no NHW-comparator source—the receptor-defined subtype cells and two age-specific Black cells—the estimate using an unstratified White comparator was kept as the representative and marked †. For AI/AN populations this order was overridden in favour of ascertainment validity: because unlinked registries misclassify race and undercount this population, an estimate with Indian Health Service–based ascertainment—the IHS-PRCDA linkage, or a dedicated registry such as the Alaska Native Tumor Registry—was preferred over an unlinked-registry estimate for the same cell, ahead of both the coverage and the comparator-type preferences. For Alaska Native women, for example, this ascertainment-preferred source—the IHS-eligibility-based Alaska Native Tumor Registry—reports against an unstratified White reference rather than NHW; it was kept as the representative because completeness of ascertainment took priority over comparator type, and its NHW-comparator alternative was carried in the sensitivity analysis. Overall, disaggregated-subgroup, subtype, and age-specific results could draw on different studies, but the same registry data were not entered twice for the same question. The stability of the selection was checked in four ways: restricting to studies at low risk of bias, to directly reported (rather than computed) estimates, to estimates with an NHW (rather than unstratified White) comparator, and to estimates standardized to the 2000 U.S. standard population (Supplementary Table 6).</w:t>
+        <w:t xml:space="preserve"> was selected for each cell. Each estimate was assigned to a registry "family," and the registry, region, diagnosis period, age range, group, and outcome of each study were tabulated so that overlaps within a cell could be seen (Supplementary Table 4). Within a cell, the representative was chosen by applying, in order: the broadest population coverage (USCS &gt; NAACCR &gt; SEER-national &gt; state or regional), then a NHW (rather than an unstratified White) comparator, then the most recent and longest diagnosis period, a clearly documented age-standardization, and a directly reported confidence interval where available. Where a cell had no NHW-comparator source—the receptor-defined subtype cells and two age-specific Black cells—the estimate using an unstratified White comparator was kept as the representative and marked †. For AI/AN populations this order was overridden in favour of ascertainment validity: because unlinked registries tend to undercount this population, an estimate with Indian Health Service–based ascertainment—the IHS-PRCDA linkage, or a dedicated registry such as the Alaska Native Tumor Registry—was preferred over an unlinked-registry estimate for the same cell, ahead of both the coverage and the comparator-type preferences. For Alaska Native women, for example, this ascertainment-preferred source—the IHS-eligibility-based Alaska Native Tumor Registry—reports against an unstratified White reference rather than NHW; it was kept as the representative because completeness of ascertainment took priority over comparator type, and its NHW-comparator alternative was carried in the sensitivity analysis. Overall, disaggregated-subgroup, subtype, and age-specific results could draw on different studies, but the same registry data were not entered twice for the same question. The stability of the selection was checked in four ways: restricting to studies at low risk of bias, to directly reported (rather than computed) estimates, to estimates with an NHW (rather than unstratified White) comparator, and to estimates standardized to the 2000 U.S. standard population (Supplementary Table 6).</w:t>
       </w:r>
     </w:p>
     <w:p>
@@ -797,7 +825,26 @@
           <w:sz w:val="24"/>
           <w:szCs w:val="24"/>
         </w:rPr>
-        <w:t xml:space="preserve">Each estimate was expressed as an IRR relative to NHW women. When a study reported age-standardized rates rather than a ratio, the IRR was computed from the minority and NHW rates of the same study, standard population, and diagnosis period, and its confidence interval was propagated from the reported rate intervals by the delta method when both rates carried an interval, or by scaling the minority-rate interval when the reference rate was a fixed population benchmark without a reported interval. Where a source gave the rates and the underlying case counts but no rate interval, the interval was approximated from the counts on a Poisson assumption (SE(log IRR) = √(1/D_minority + 1/D_NHW), D = cases); this approximation treats the age-standardized rate as though its variance were that of the total case count and so does not fully reflect the age-specific weighting, and it was used only where the source reported neither a rate standard error nor a rate interval (four aggregate estimates and two small single-group rates). Where even the case count was unavailable, the estimate was carried as a point estimate without a confidence interval. Each representative therefore rested on a directly reported ratio or on minority and reference rates from the same source. One source reported a standardized incidence ratio (SIR) rather than an IRR (South Asian women against a US White standard); because an SIR indirectly standardizes to the reference population's age structure rather than expressing two directly standardized rates on a common standard, it was read on the same relative-to-White scale but labelled as an SIR (Supplementary Table 4) and excluded from the directly-reported-IRR sensitivity analysis. The standard population was recorded as each source stated it—2000 US for most, with a 1970 world or 1970 US standard in a few older studies and the 1960 Segi world standard in one; SEER*Stat and USCS age-adjusted rates use the 2000 US standard by default, and that default was recorded where a study reported rates from those programs without naming a standard. Where a source neither stated a standard population nor produced its rates through such a program (one small-area Bayesian analysis), the standard was recorded as not stated rather than inferred from the size of the rates. One estimate paired an Alaska Native rate with an external SEER-Explorer NHW reference, its source having reported no in-paper White comparator; it was retained only as an overlap record, not as a representative. For the non-independence reason given above, these estimates were not combined into a pooled random-effects estimate; the primary result for each group is the representative population-based estimate, and the analysis presents the racial and ethnic differences and the subgroup heterogeneity group by group rather than as a single pooled value. Studies that met the inclusion criteria but did not provide a recoverable NHW comparison were not placed on the IRR scale; these were summarized narratively by racial or ethnic group and outcome. Analyses were carried out in Python 3 using SciPy.</w:t>
+        <w:t xml:space="preserve">Each estimate was expressed as an IRR relative to NHW women. When a study reported age-standardized rates rather than a ratio, the IRR was computed from the minority and NHW rates of the same study, standard population, and diagnosis period, and its confidence interval was propagated from the reported rate intervals by the delta method when both rates carried an interval, or by scaling the minority-rate interval when the reference rate was a fixed population benchmark without a reported interval. Where a source gave the rates and the underlying case counts but no rate interval, the interval was approximated from the counts on a Poisson assumption (SE(log IRR) = √(1/D_minority + 1/D_NHW), D = cases); this approximation treats the age-standardized rate as though its variance were that of the total case count and so does not fully reflect the age-specific weighting, and it was used only where the source reported neither a rate standard error nor a rate interval (four aggregate estimates and two small single-group rates). Where even the case count was unavailable, the estimate was carried as a point estimate without a confidence interval. Each representative therefore rested on a directly reported ratio or on minority and reference rates from the same source. One source reported a standardized incidence ratio (SIR) rather than an IRR (South Asian women against a US White standard); because an SIR indirectly standardizes to the reference population's age structure rather than expressing two directly standardized rates on a common standard, it was read on the same relative-to-White scale but labelled as an SIR (Supplementary Table 4) and excluded from the directly-reported-IRR sensitivity analysis. The standard population was recorded as each source stated it—2000 US for most, with a 1970 world or 1970 US standard in a few older studies and the 1960 Segi world standard in one; SEER*Stat and USCS age-adjusted rates use the 2000 US standard by default, and that default was recorded where a study reported rates from those programs without naming a standard. Where a source neither stated a standard population nor produced its rates through such a program (one small-area Bayesian analysis), the standard was recorded as not stated rather than inferred from the size of the rates. One estimate paired an Alaska Native rate with an external SEER-Explorer NHW reference</w:t>
+      </w:r>
+      <w:r>
+        <w:rPr>
+          <w:rFonts w:ascii="Times New Roman" w:cs="Times New Roman" w:eastAsia="Times New Roman" w:hAnsi="Times New Roman"/>
+          <w:color w:val="000000"/>
+          <w:sz w:val="24"/>
+          <w:szCs w:val="24"/>
+          <w:vertAlign w:val="superscript"/>
+        </w:rPr>
+        <w:t xml:space="preserve">64</w:t>
+      </w:r>
+      <w:r>
+        <w:rPr>
+          <w:rFonts w:ascii="Times New Roman" w:cs="Times New Roman" w:eastAsia="Times New Roman" w:hAnsi="Times New Roman"/>
+          <w:color w:val="000000"/>
+          <w:sz w:val="24"/>
+          <w:szCs w:val="24"/>
+        </w:rPr>
+        <w:t xml:space="preserve">, its source having reported no in-paper White comparator; it was retained only as an overlap record, not as a representative. For the non-independence reason given above, these estimates were not combined into a pooled random-effects estimate; the primary result for each group is the representative population-based estimate, and the analysis presents the racial and ethnic differences and the subgroup heterogeneity group by group rather than as a single pooled value. Studies that met the inclusion criteria but did not provide a recoverable NHW comparison were not placed on the IRR scale; these were summarized narratively by racial or ethnic group and outcome. Analyses were carried out in Python 3 using SciPy.</w:t>
       </w:r>
     </w:p>
     <w:p>
@@ -871,7 +918,7 @@
           <w:szCs w:val="24"/>
           <w:vertAlign w:val="superscript"/>
         </w:rPr>
-        <w:t xml:space="preserve">2–9,11–12,15–52</w:t>
+        <w:t xml:space="preserve">2–9,11–12,15–63</w:t>
       </w:r>
       <w:r>
         <w:rPr>
@@ -1164,7 +1211,7 @@
           <w:sz w:val="24"/>
           <w:szCs w:val="24"/>
         </w:rPr>
-        <w:t xml:space="preserve">On the JBI checklist, 45 of the 58 studies were at low risk of bias and 13 at moderate risk, with none at high risk (Supplementary Table 5); the moderate ratings arose mainly where an estimate was reported without a variance, the standard population was not clearly specified, or race and ethnicity ascertainment was limited. The representative selection was examined in four ways (Supplementary Table 6), and the pattern held throughout. Restricting to the 2000 U.S. standard population changed little: 83 of the 85 representatives were already standardized to it, so the restriction dropped no cell and changed only two Black receptor-subtype cells, each from a 1960 Segi-world-standardized representative to a 2000 U.S.–standardized estimate in the same direction (hormone-receptor-negative 1.80 to 1.60, hormone-receptor-positive 0.82 to 0.70; Supplementary Table 6d). Restricting to low-risk-of-bias studies left 60 of 85 cell representatives unchanged, with the 13 changed and 12 dropped cells falling mainly among the disaggregated AANHPI subgroups and, in smaller numbers, the receptor-subtype, age-specific, and Middle Eastern cells; restricting to directly reported estimates left 35 unchanged (5 changed, 45 dropped); restricting to NHW-comparator estimates left 66 unchanged (1 changed, 18 dropped), the dropped cells being those whose only representative used an unstratified White comparator — the receptor-defined subtypes and two age-specific Black cells — and the one changed cell being Alaska Native, whose unstratified-White representative (1.09) gave way to an Indian Health Service–linked estimate reported against an NHW reference (1.25).</w:t>
+        <w:t xml:space="preserve">On the JBI checklist, 45 of the 58 studies were at low risk of bias and 13 at moderate risk, with none at high risk (Supplementary Table 5); the moderate ratings arose mainly where an estimate was reported without a variance, the standard population was not clearly specified, or race and ethnicity ascertainment was limited. The representative selection was examined in four ways (Supplementary Table 6), and the pattern held throughout. Restricting to low-risk-of-bias studies left 60 of 85 cell representatives unchanged, with the 13 changed and 12 dropped cells falling mainly among the disaggregated AANHPI subgroups and, in smaller numbers, the receptor-subtype, age-specific, and Middle Eastern cells (Supplementary Table 6a); restricting to directly reported estimates left 35 unchanged (5 changed, 45 dropped; Supplementary Table 6b); restricting to NHW-comparator estimates left 66 unchanged (1 changed, 18 dropped; Supplementary Table 6c), the dropped cells being those whose only representative used an unstratified White comparator — the receptor-defined subtypes and two age-specific Black cells — and the one changed cell being Alaska Native, whose unstratified-White representative (1.09) gave way to an Indian Health Service–linked estimate reported against an NHW reference (1.25); and restricting to the 2000 U.S. standard population changed little, since 83 of the 85 representatives were already standardized to it, so the restriction dropped no cell and changed only two Black receptor-subtype cells, each from a 1960 Segi-world-standardized representative to a 2000 U.S.–standardized estimate in the same direction (hormone-receptor-negative 1.80 to 1.60, hormone-receptor-positive 0.82 to 0.70; Supplementary Table 6d).</w:t>
       </w:r>
     </w:p>
     <w:p>
@@ -1229,7 +1276,7 @@
           <w:sz w:val="24"/>
           <w:szCs w:val="24"/>
         </w:rPr>
-        <w:t xml:space="preserve"> which the present estimates span over the most recent SEER-21 period;</w:t>
+        <w:t xml:space="preserve"> which the present estimates span over the most recent SEER period;</w:t>
       </w:r>
       <w:r>
         <w:rPr>
@@ -1239,7 +1286,7 @@
           <w:szCs w:val="24"/>
           <w:vertAlign w:val="superscript"/>
         </w:rPr>
-        <w:t xml:space="preserve">27</w:t>
+        <w:t xml:space="preserve">31</w:t>
       </w:r>
       <w:r>
         <w:rPr>
@@ -1258,7 +1305,7 @@
           <w:szCs w:val="24"/>
           <w:vertAlign w:val="superscript"/>
         </w:rPr>
-        <w:t xml:space="preserve">21</w:t>
+        <w:t xml:space="preserve">24</w:t>
       </w:r>
       <w:r>
         <w:rPr>
@@ -1296,7 +1343,7 @@
           <w:szCs w:val="24"/>
           <w:vertAlign w:val="superscript"/>
         </w:rPr>
-        <w:t xml:space="preserve">10,36,40,44</w:t>
+        <w:t xml:space="preserve">10,44,48,53</w:t>
       </w:r>
       <w:r>
         <w:rPr>
@@ -1315,7 +1362,7 @@
           <w:szCs w:val="24"/>
           <w:vertAlign w:val="superscript"/>
         </w:rPr>
-        <w:t xml:space="preserve">2,20</w:t>
+        <w:t xml:space="preserve">2,23</w:t>
       </w:r>
       <w:r>
         <w:rPr>
@@ -1338,7 +1385,7 @@
           <w:sz w:val="24"/>
           <w:szCs w:val="24"/>
         </w:rPr>
-        <w:t xml:space="preserve">For the subgroups whose incidence sits close to the NHW rate, which study represents the cell can change the direction of the small difference. Japanese women are the clearest example: the representative estimate, from a recent SEER-21 source,</w:t>
+        <w:t xml:space="preserve">For the subgroups whose incidence sits close to the NHW rate, which study represents the cell can change the direction of the small difference. Japanese women are the clearest example: the representative estimate, from a recent SEER source,</w:t>
       </w:r>
       <w:r>
         <w:rPr>
@@ -1348,7 +1395,7 @@
           <w:szCs w:val="24"/>
           <w:vertAlign w:val="superscript"/>
         </w:rPr>
-        <w:t xml:space="preserve">27</w:t>
+        <w:t xml:space="preserve">31</w:t>
       </w:r>
       <w:r>
         <w:rPr>
@@ -1367,7 +1414,7 @@
           <w:szCs w:val="24"/>
           <w:vertAlign w:val="superscript"/>
         </w:rPr>
-        <w:t xml:space="preserve">49</w:t>
+        <w:t xml:space="preserve">60</w:t>
       </w:r>
       <w:r>
         <w:rPr>
@@ -1390,7 +1437,7 @@
           <w:sz w:val="24"/>
           <w:szCs w:val="24"/>
         </w:rPr>
-        <w:t xml:space="preserve">Two features of the underlying data shaped these estimates. First, unlinked registries undercount AI/AN cases, so the AI/AN estimates here draw on Indian Health Service–linked sources, which correct that undercounting.</w:t>
+        <w:t xml:space="preserve">Two features of the underlying data shaped these estimates. First, unlinked registries tend to undercount AI/AN cases, so the AI/AN estimates here draw on Indian Health Service–linked sources, which capture these cases more completely.</w:t>
       </w:r>
       <w:r>
         <w:rPr>
@@ -1400,16 +1447,16 @@
           <w:szCs w:val="24"/>
           <w:vertAlign w:val="superscript"/>
         </w:rPr>
-        <w:t xml:space="preserve">10,44</w:t>
-      </w:r>
-      <w:r>
-        <w:rPr>
-          <w:rFonts w:ascii="Times New Roman" w:cs="Times New Roman" w:eastAsia="Times New Roman" w:hAnsi="Times New Roman"/>
-          <w:color w:val="000000"/>
-          <w:sz w:val="24"/>
-          <w:szCs w:val="24"/>
-        </w:rPr>
-        <w:t xml:space="preserve"> The correction is substantial: the national aggregate from an unlinked source (0.56) rises to 0.87 once IHS-linked ascertainment is used. Among IHS-linked national estimates the ratio also rose over time, from 0.63 in 1999–2004 to 0.87 in 2010–2015, so the most recent IHS-linked estimate was taken as the representative and the earlier one retained for sensitivity. The IHS-linked regional estimates vary widely and reach or exceed the NHW rate in the Northern and Southern Plains—and, against an unstratified White reference, among Alaska Native women (regional values in Table 1). The lower unlinked values are therefore best read as reflecting incomplete case ascertainment rather than lower underlying incidence; the AI/AN–NHW comparison depends on how completely cases are ascertained.</w:t>
+        <w:t xml:space="preserve">10,53</w:t>
+      </w:r>
+      <w:r>
+        <w:rPr>
+          <w:rFonts w:ascii="Times New Roman" w:cs="Times New Roman" w:eastAsia="Times New Roman" w:hAnsi="Times New Roman"/>
+          <w:color w:val="000000"/>
+          <w:sz w:val="24"/>
+          <w:szCs w:val="24"/>
+        </w:rPr>
+        <w:t xml:space="preserve"> The difference is sizeable: the national aggregate from an unlinked source (0.56) rises to 0.87 once IHS-linked ascertainment is used. Among IHS-linked national estimates the ratio also rose over time, from 0.63 in 1999–2004 to 0.87 in 2010–2015, so the most recent IHS-linked estimate was taken as the representative and the earlier one retained for sensitivity. The IHS-linked regional estimates vary widely and reach or exceed the NHW rate in the Northern and Southern Plains—and, against an unstratified White reference, among Alaska Native women (regional values in Table 1). The lower unlinked values are therefore best read as reflecting incomplete case ascertainment rather than lower underlying incidence; the AI/AN–NHW comparison depends on how completely cases are ascertained.</w:t>
       </w:r>
       <w:r>
         <w:rPr>
@@ -1419,7 +1466,7 @@
           <w:szCs w:val="24"/>
           <w:vertAlign w:val="superscript"/>
         </w:rPr>
-        <w:t xml:space="preserve">34,48</w:t>
+        <w:t xml:space="preserve">41,58</w:t>
       </w:r>
       <w:r>
         <w:rPr>
@@ -1485,7 +1532,7 @@
           <w:szCs w:val="24"/>
           <w:vertAlign w:val="superscript"/>
         </w:rPr>
-        <w:t xml:space="preserve">2,29</w:t>
+        <w:t xml:space="preserve">2,34</w:t>
       </w:r>
       <w:r>
         <w:rPr>
@@ -1508,7 +1555,7 @@
           <w:sz w:val="24"/>
           <w:szCs w:val="24"/>
         </w:rPr>
-        <w:t xml:space="preserve">The review has limitations. Some rate ratios were computed from published age-standardized rates rather than reported directly, which can move a ratio slightly. Expressing each group's incidence as a ratio to the NHW rate does not by itself make the estimates commensurable: a ratio cancels the shared standardization only when its numerator and denominator come from the same source, which holds within each cell but not across cells, so differences in underlying age structure, registry region, and diagnosis period remain embedded. Diagnosis period and registry region are the main limits on cross-cell comparability; standard population differed less—most estimates used the 2000 US standard, with a 1970 (world or US) or the 1960 Segi world standard in a few older studies, and restricting to the 2000 US standard left the pattern essentially unchanged. The review was restricted to U.S.-resident populations, so the estimates are not generalizable to countries that use a different White reference, different racial and ethnic categories, and different standard populations. Finally, estimates for the smallest subgroups rested on limited numbers, studies contributing only to the narrative synthesis were not quantified, and grey literature was not searched. Screening, full-text selection, and extraction were carried out by a single reviewer with large-language-model assistance rather than by two independent reviewers; to limit selection and extraction error, the full text of all but one included study was read for the inclusion decision and every extracted estimate was checked against its source table, figure, or text.</w:t>
+        <w:t xml:space="preserve">The review has limitations. About three fifths of the representative rate ratios (50 of 85) were computed from published age-standardized rates rather than reported directly, which can move a ratio slightly. Expressing each group's incidence as a ratio to the NHW rate does not by itself make the estimates commensurable: a ratio cancels the shared standardization only when its numerator and denominator come from the same source, which holds within each cell but not across cells, so differences in underlying age structure, registry region, and diagnosis period remain embedded. Diagnosis period and registry region are the main limits on cross-cell comparability; standard population differed less—most estimates used the 2000 US standard, with a 1970 (world or US) or the 1960 Segi world standard in a few older studies, and restricting to the 2000 US standard left the pattern essentially unchanged. The review was restricted to U.S.-resident populations, so the estimates are not generalizable to countries that use a different White reference, different racial and ethnic categories, and different standard populations. Finally, estimates for the smallest subgroups rested on limited numbers, studies contributing only to the narrative synthesis were not quantified, and grey literature was not searched. Screening, full-text selection, and extraction were carried out by a single reviewer with large-language-model assistance rather than by two independent reviewers. To limit studies missed by this single-reviewer screening, the excluded records were re-screened with an explicit keyword filter and re-read at the full abstract; because a relaxed four-of-five-signal threshold recovered studies that stated a needed term only in a table rather than the abstract—one giving race-specific rates without an explicit rate term, and one without an explicit U.S. term—the residual risk of a missed study is confined to reports whose abstracts omit two or more of the screening signals.</w:t>
       </w:r>
     </w:p>
     <w:p>
@@ -1522,7 +1569,7 @@
           <w:sz w:val="24"/>
           <w:szCs w:val="24"/>
         </w:rPr>
-        <w:t xml:space="preserve">What this review adds beyond the individual studies is threefold. First, it places estimates that were scattered across separate registry reports—each with its own reference group, standard population, and diagnosis period—onto a single NHW-referenced scale, so the disaggregated subgroups can be read against one another and against their aggregates in one place. Second, by collapsing overlapping registry-family estimates while retaining the overlaps for the sensitivity analysis, it separates cells corroborated by two or more independent sources (38 of the 85 analytic cells) from those resting on a single study (47), and it shows where independent sources agree—most cells—and where they diverge, chiefly the near-null AANHPI subgroups and the ascertainment-dependent AI/AN comparison noted above. Reviewing the studies jointly rather than singly therefore confirmed something no individual report, confined to its own registry and period, could establish: that the wide within-aggregate heterogeneity is reproducible across independent registries, stable under the sensitivity restrictions, and concordant with the earlier single-population studies it draws together—so the pattern does not depend on the choice of any one data source. Third, it makes the evidence gaps explicit: Middle Eastern women, several Native Hawaiian and Pacific Islander and Hispanic-origin subgroups, and AI/AN incidence by molecular subtype each rest on a single regional or unlinked source, and the AI/AN regional and national aggregate figures are point estimates without a confidence interval—groups for which a dedicated, and for AI/AN an IHS-linked, primary study is still needed. Because studies differed in diagnosis period and region, these estimates are best read as a comparable-scale summary of the available evidence, with the provenance and comparator of each (computed CI ‡; unstratified White †) marked so readers can weigh them.</w:t>
+        <w:t xml:space="preserve">What this review adds beyond the individual studies is threefold. First, it places estimates that were scattered across separate registry reports—each with its own reference group, standard population, and diagnosis period—onto a single NHW-referenced scale, so the disaggregated subgroups can be read against one another and against their aggregates in one place. Second, by collapsing overlapping registry-family estimates while retaining the overlaps for the sensitivity analysis, it separates cells corroborated by two or more independent sources (38 of the 85 analytic cells) from those resting on a single study (47), and it shows where independent sources agree—most cells—and where they diverge, chiefly the near-null AANHPI subgroups and the ascertainment-dependent AI/AN comparison noted above. Reviewing the studies jointly rather than singly shows that the wide within-aggregate heterogeneity is reproducible across independent registries and stable under the sensitivity restrictions, so the pattern does not depend on any one data source. Third, it makes the evidence gaps explicit: Middle Eastern women, several Native Hawaiian and Pacific Islander and Hispanic-origin subgroups, and AI/AN incidence by molecular subtype each rest on a single regional or unlinked source, and the AI/AN regional and national aggregate figures are point estimates without a confidence interval—groups for which a dedicated, and for AI/AN an IHS-linked, primary study is still needed. Because studies differed in diagnosis period and region, these estimates are best read as a comparable-scale summary of the available evidence, with the provenance and comparator of each (computed CI ‡; unstratified White †) marked so readers can weigh them.</w:t>
       </w:r>
     </w:p>
     <w:p>
@@ -1568,7 +1615,7 @@
           <w:sz w:val="24"/>
           <w:szCs w:val="24"/>
         </w:rPr>
-        <w:t xml:space="preserve">1. Giaquinto AN, Sung H, Newman LA, Freedman RA, Smith RA, Star J, et al. Breast cancer statistics 2024. CA Cancer J Clin. 2024;74(6):477-495. doi:10.3322/caac.21863</w:t>
+        <w:t xml:space="preserve">1. Giaquinto AN, Sung H, Newman LA, Freedman RA, Smith RA, Star J, et al. Breast cancer statistics 2024. CA Cancer J Clin. 2024;74(6):477-495. doi:10.3322/caac.21863.</w:t>
       </w:r>
     </w:p>
     <w:p>
@@ -1582,7 +1629,7 @@
           <w:sz w:val="24"/>
           <w:szCs w:val="24"/>
         </w:rPr>
-        <w:t xml:space="preserve">2. Howlader N, Altekruse SF, Li CI, Chen VW, Clarke CA, Ries LA, et al. US incidence of breast cancer subtypes defined by joint hormone receptor and HER2 status. J Natl Cancer Inst. 2014;106(5). doi:10.1093/jnci/dju055</w:t>
+        <w:t xml:space="preserve">2. Howlader N, Altekruse SF, Li CI, Chen VW, Clarke CA, Ries LA, et al. US incidence of breast cancer subtypes defined by joint hormone receptor and HER2 status. J Natl Cancer Inst. 2014;106(5). doi:10.1093/jnci/dju055.</w:t>
       </w:r>
     </w:p>
     <w:p>
@@ -1596,7 +1643,7 @@
           <w:sz w:val="24"/>
           <w:szCs w:val="24"/>
         </w:rPr>
-        <w:t xml:space="preserve">3. Hendrick RE, Monticciolo DL, Biggs KW, Malak SF. Age distributions of breast cancer diagnosis and mortality by race and ethnicity in US women. Cancer. 2021;127(23):4384-4392. doi:10.1002/cncr.33846</w:t>
+        <w:t xml:space="preserve">3. Hendrick RE, Monticciolo DL, Biggs KW, Malak SF. Age distributions of breast cancer diagnosis and mortality by race and ethnicity in US women. Cancer. 2021;127(23):4384-4392. doi:10.1002/cncr.33846.</w:t>
       </w:r>
     </w:p>
     <w:p>
@@ -1610,7 +1657,7 @@
           <w:sz w:val="24"/>
           <w:szCs w:val="24"/>
         </w:rPr>
-        <w:t xml:space="preserve">4. Gleason MX, Mdzinarishvili T, Sherman S. Breast cancer incidence in black and white women stratified by estrogen and progesterone receptor statuses. PLoS One. 2012;7(11):e49359. doi:10.1371/journal.pone.0049359</w:t>
+        <w:t xml:space="preserve">4. Gleason MX, Mdzinarishvili T, Sherman S. Breast cancer incidence in black and white women stratified by estrogen and progesterone receptor statuses. PLoS One. 2012;7(11):e49359. doi:10.1371/journal.pone.0049359.</w:t>
       </w:r>
     </w:p>
     <w:p>
@@ -1624,7 +1671,7 @@
           <w:sz w:val="24"/>
           <w:szCs w:val="24"/>
         </w:rPr>
-        <w:t xml:space="preserve">5. Gomez SL, Quach T, Horn-Ross PL, Pham JT, Cockburn M, Chang ET, et al. Hidden breast cancer disparities in Asian women: disaggregating incidence rates by ethnicity and migrant status. Am J Public Health. 2010;100 Suppl 1(Suppl 1):S125-31. doi:10.2105/AJPH.2009.163931</w:t>
+        <w:t xml:space="preserve">5. Gomez SL, Quach T, Horn-Ross PL, Pham JT, Cockburn M, Chang ET, et al. Hidden breast cancer disparities in Asian women: disaggregating incidence rates by ethnicity and migrant status. Am J Public Health. 2010;100 Suppl 1(Suppl 1):S125-31. doi:10.2105/AJPH.2009.163931.</w:t>
       </w:r>
     </w:p>
     <w:p>
@@ -1638,7 +1685,7 @@
           <w:sz w:val="24"/>
           <w:szCs w:val="24"/>
         </w:rPr>
-        <w:t xml:space="preserve">6. Mills PK, Yang RC, Riordan D. Cancer incidence in the Hmong in California, 1988-2000. Cancer. 2005;104(12 Suppl):2969-74. doi:10.1002/cncr.21525</w:t>
+        <w:t xml:space="preserve">6. Mills PK, Yang RC, Riordan D. Cancer incidence in the Hmong in California, 1988-2000. Cancer. 2005;104(12 Suppl):2969-74. doi:10.1002/cncr.21525.</w:t>
       </w:r>
     </w:p>
     <w:p>
@@ -1652,7 +1699,7 @@
           <w:sz w:val="24"/>
           <w:szCs w:val="24"/>
         </w:rPr>
-        <w:t xml:space="preserve">7. Keegan TH, Gomez SL, Clarke CA, Chan JK, Glaser SL. Recent trends in breast cancer incidence among 6 Asian groups in the Greater Bay Area of Northern California. Int J Cancer. 2007;120(6):1324-9. doi:10.1002/ijc.22432</w:t>
+        <w:t xml:space="preserve">7. Keegan TH, Gomez SL, Clarke CA, Chan JK, Glaser SL. Recent trends in breast cancer incidence among 6 Asian groups in the Greater Bay Area of Northern California. Int J Cancer. 2007;120(6):1324-9. doi:10.1002/ijc.22432.</w:t>
       </w:r>
     </w:p>
     <w:p>
@@ -1666,7 +1713,7 @@
           <w:sz w:val="24"/>
           <w:szCs w:val="24"/>
         </w:rPr>
-        <w:t xml:space="preserve">8. Pinheiro PS, Sherman RL, Trapido EJ, Fleming LE, Huang Y, Gomez-Marin O, et al. Cancer incidence in first generation U.S. Hispanics: Cubans, Mexicans, Puerto Ricans, and new Latinos. Cancer Epidemiol Biomarkers Prev. 2009;18(8):2162-9. doi:10.1158/1055-9965.EPI-09-0329</w:t>
+        <w:t xml:space="preserve">8. Pinheiro PS, Sherman RL, Trapido EJ, Fleming LE, Huang Y, Gomez-Marin O, et al. Cancer incidence in first generation U.S. Hispanics: Cubans, Mexicans, Puerto Ricans, and new Latinos. Cancer Epidemiol Biomarkers Prev. 2009;18(8):2162-9. doi:10.1158/1055-9965.EPI-09-0329.</w:t>
       </w:r>
     </w:p>
     <w:p>
@@ -1680,7 +1727,7 @@
           <w:sz w:val="24"/>
           <w:szCs w:val="24"/>
         </w:rPr>
-        <w:t xml:space="preserve">9. Keegan TH, John EM, Fish KM, Alfaro-Velcamp T, Clarke CA, Gomez SL. Breast cancer incidence patterns among California Hispanic women: differences by nativity and residence in an enclave. Cancer Epidemiol Biomarkers Prev. 2010;19(5):1208-18. doi:10.1158/1055-9965.EPI-10-0021</w:t>
+        <w:t xml:space="preserve">9. Keegan TH, John EM, Fish KM, Alfaro-Velcamp T, Clarke CA, Gomez SL. Breast cancer incidence patterns among California Hispanic women: differences by nativity and residence in an enclave. Cancer Epidemiol Biomarkers Prev. 2010;19(5):1208-18. doi:10.1158/1055-9965.EPI-10-0021.</w:t>
       </w:r>
     </w:p>
     <w:p>
@@ -1694,7 +1741,7 @@
           <w:sz w:val="24"/>
           <w:szCs w:val="24"/>
         </w:rPr>
-        <w:t xml:space="preserve">10. Espey DK, Wu XC, Swan J, Wiggins C, Jim MA, Ward E, et al. Annual report to the nation on the status of cancer, 1975-2004, featuring cancer in American Indians and Alaska Natives. Cancer. 2007;110(10):2119-52. doi:10.1002/cncr.23044</w:t>
+        <w:t xml:space="preserve">10. Espey DK, Wu XC, Swan J, Wiggins C, Jim MA, Ward E, et al. Annual report to the nation on the status of cancer, 1975-2004, featuring cancer in American Indians and Alaska Natives. Cancer. 2007;110(10):2119-52. doi:10.1002/cncr.23044.</w:t>
       </w:r>
     </w:p>
     <w:p>
@@ -1708,7 +1755,7 @@
           <w:sz w:val="24"/>
           <w:szCs w:val="24"/>
         </w:rPr>
-        <w:t xml:space="preserve">11. Nash SH, Zimpelman G, Stillwater B, Olnes M, Provost E. Invasive breast cancer among Alaska Native women in Alaska. Int J Circumpolar Health. 2019;78(1):1633190. doi:10.1080/22423982.2019.1633190</w:t>
+        <w:t xml:space="preserve">11. Nash SH, Zimpelman G, Stillwater B, Olnes M, Provost E. Invasive breast cancer among Alaska Native women in Alaska. Int J Circumpolar Health. 2019;78(1):1633190. doi:10.1080/22423982.2019.1633190.</w:t>
       </w:r>
     </w:p>
     <w:p>
@@ -1722,7 +1769,7 @@
           <w:sz w:val="24"/>
           <w:szCs w:val="24"/>
         </w:rPr>
-        <w:t xml:space="preserve">12. Nash SH, Zimpelman GL, Miller KN, Clark JH, Britton CL. The Alaska Native Tumour Registry: fifty years of cancer surveillance data for Alaska Native people. Int J Circumpolar Health. 2022;81(1):2013403. doi:10.1080/22423982.2021.2013403</w:t>
+        <w:t xml:space="preserve">12. Nash SH, Zimpelman GL, Miller KN, Clark JH, Britton CL. The Alaska Native Tumour Registry: fifty years of cancer surveillance data for Alaska Native people. Int J Circumpolar Health. 2022;81(1):2013403. doi:10.1080/22423982.2021.2013403.</w:t>
       </w:r>
     </w:p>
     <w:p>
@@ -1736,7 +1783,7 @@
           <w:sz w:val="24"/>
           <w:szCs w:val="24"/>
         </w:rPr>
-        <w:t xml:space="preserve">13. Page MJ, McKenzie JE, Bossuyt PM, Boutron I, Hoffmann TC, Mulrow CD, et al. The PRISMA 2020 statement: an updated guideline for reporting systematic reviews. BMJ. 2021;372:n71. doi:10.1136/bmj.n71</w:t>
+        <w:t xml:space="preserve">13. Page MJ, McKenzie JE, Bossuyt PM, Boutron I, Hoffmann TC, Mulrow CD, et al. The PRISMA 2020 statement: an updated guideline for reporting systematic reviews. BMJ. 2021;372:n71. doi:10.1136/bmj.n71.</w:t>
       </w:r>
     </w:p>
     <w:p>
@@ -1750,7 +1797,7 @@
           <w:sz w:val="24"/>
           <w:szCs w:val="24"/>
         </w:rPr>
-        <w:t xml:space="preserve">14. Munn Z, Moola S, Lisy K, Riitano D, Tufanaru C. Methodological guidance for systematic reviews of observational epidemiological studies reporting prevalence and cumulative incidence data. Int J Evid Based Healthc. 2015;13(3):147-53. doi:10.1097/XEB.0000000000000054</w:t>
+        <w:t xml:space="preserve">14. Munn Z, Moola S, Lisy K, Riitano D, Tufanaru C. Methodological guidance for systematic reviews of observational epidemiological studies reporting prevalence and cumulative incidence data. Int J Evid Based Healthc. 2015;13(3):147-53. doi:10.1097/XEB.0000000000000054.</w:t>
       </w:r>
     </w:p>
     <w:p>
@@ -1764,7 +1811,7 @@
           <w:sz w:val="24"/>
           <w:szCs w:val="24"/>
         </w:rPr>
-        <w:t xml:space="preserve">15. Davis Lynn BC, Figueroa JD, Laryea D, Awittor FK, Oti NOO, Booker QS, et al. Breast Cancer Incidence Rates in Ghanaian and US Black Women From 2013 Through 2015. JAMA Netw Open. 2025;8(10):e2537160. doi:10.1001/jamanetworkopen.2025.37160</w:t>
+        <w:t xml:space="preserve">15. Davis Lynn BC, Figueroa JD, Laryea D, Awittor FK, Oti NOO, Booker QS, et al. Breast Cancer Incidence Rates in Ghanaian and US Black Women From 2013 Through 2015. JAMA Netw Open. 2025;8(10):e2537160. doi:10.1001/jamanetworkopen.2025.37160.</w:t>
       </w:r>
     </w:p>
     <w:p>
@@ -1778,7 +1825,7 @@
           <w:sz w:val="24"/>
           <w:szCs w:val="24"/>
         </w:rPr>
-        <w:t xml:space="preserve">16. Zhang Z, Li Y, Huang H, Wei T, Huang Y, Qu X, et al. Disparities and trends of the incidence and mortality of female-specific cancers in the United States. PLoS One. 2025;20(10):e0334128. doi:10.1371/journal.pone.0334128</w:t>
+        <w:t xml:space="preserve">16. Zhang Z, Li Y, Huang H, Wei T, Huang Y, Qu X, et al. Disparities and trends of the incidence and mortality of female-specific cancers in the United States. PLoS One. 2025;20(10):e0334128. doi:10.1371/journal.pone.0334128.</w:t>
       </w:r>
     </w:p>
     <w:p>
@@ -1792,7 +1839,7 @@
           <w:sz w:val="24"/>
           <w:szCs w:val="24"/>
         </w:rPr>
-        <w:t xml:space="preserve">17. Liu L, Zhang J, Wu AH, Pike MC, Deapen D. Invasive breast cancer incidence trends by detailed race/ethnicity and age. Int J Cancer. 2012;130(2):395-404. doi:10.1002/ijc.26004</w:t>
+        <w:t xml:space="preserve">17. Lee Argov EJ, Lui ML, Karr AG, Tehranifar P, Kehm RD. Breast Cancer Incidence Trends in Older US Women by Race, Ethnicity, Geography, and Stage. JAMA Netw Open. 2025;8(6):e2516947. doi:10.1001/jamanetworkopen.2025.16947.</w:t>
       </w:r>
     </w:p>
     <w:p>
@@ -1806,7 +1853,7 @@
           <w:sz w:val="24"/>
           <w:szCs w:val="24"/>
         </w:rPr>
-        <w:t xml:space="preserve">18. Zahrieh D, Golafshar MA, Patel SH, DeWees TA. Quantification of Potential Inequities in Breast Cancer Incidence in New Mexico Through Bayesian Disease Mapping. Prev Chronic Dis. 2021;18:E23. doi:10.5888/pcd18.200468</w:t>
+        <w:t xml:space="preserve">18. Zahnd WE, Sherman RL, Klonoff-Cohen H, McLafferty SL, Farner S, Rosenblatt KA. Disparities in breast cancer subtypes among women in the lower Mississippi Delta Region states. Cancer Causes Control. 2019;30(6):591-601. doi:10.1007/s10552-019-01168-0.</w:t>
       </w:r>
     </w:p>
     <w:p>
@@ -1820,7 +1867,7 @@
           <w:sz w:val="24"/>
           <w:szCs w:val="24"/>
         </w:rPr>
-        <w:t xml:space="preserve">19. Xu S, Murtagh S, Han Y, Wan F, Toriola AT. Breast Cancer Incidence Among US Women Aged 20 to 49 Years by Race, Stage, and Hormone Receptor Status. JAMA Netw Open. 2024;7(1):e2353331. doi:10.1001/jamanetworkopen.2023.53331</w:t>
+        <w:t xml:space="preserve">19. Liu L, Zhang J, Wu AH, Pike MC, Deapen D. Invasive breast cancer incidence trends by detailed race/ethnicity and age. Int J Cancer. 2011;130(2):395-404. doi:10.1002/ijc.26004.</w:t>
       </w:r>
     </w:p>
     <w:p>
@@ -1834,7 +1881,7 @@
           <w:sz w:val="24"/>
           <w:szCs w:val="24"/>
         </w:rPr>
-        <w:t xml:space="preserve">20. Sung H, Wiese D, Jatoi I, Jemal A. State Variation in Racial and Ethnic Disparities in Incidence of Triple-Negative Breast Cancer Among US Women. JAMA Oncol. 2023;9(5):700-704. doi:10.1001/jamaoncol.2022.7835</w:t>
+        <w:t xml:space="preserve">20. Zahrieh D, Golafshar MA, Patel SH, DeWees TA. Quantification of Potential Inequities in Breast Cancer Incidence in New Mexico Through Bayesian Disease Mapping. Prev Chronic Dis. 2021;18:E23. doi:10.5888/pcd18.200468.</w:t>
       </w:r>
     </w:p>
     <w:p>
@@ -1848,7 +1895,7 @@
           <w:sz w:val="24"/>
           <w:szCs w:val="24"/>
         </w:rPr>
-        <w:t xml:space="preserve">21. Loo LWM, Williams M, Hernandez BY. The high and heterogeneous burden of breast cancer in Hawaii: A unique multiethnic U.S. Population. Cancer Epidemiol. 2019;58:71-76. doi:10.1016/j.canep.2018.11.006</w:t>
+        <w:t xml:space="preserve">21. Wingo PA, King J, Swan J, Coughlin SS, Kaur JS, Erb-Alvarez JA, et al. Breast cancer incidence among American Indian and Alaska Native women: US, 1999-2004. Cancer. 2008;113(5 Suppl):1191-202. doi:10.1002/cncr.23725.</w:t>
       </w:r>
     </w:p>
     <w:p>
@@ -1862,7 +1909,7 @@
           <w:sz w:val="24"/>
           <w:szCs w:val="24"/>
         </w:rPr>
-        <w:t xml:space="preserve">22. Ellington TD, Miller JW, Henley SJ, Wilson RJ, Wu M, Richardson LC. Trends in Breast Cancer Incidence, by Race, Ethnicity, and Age Among Women Aged ≥20 Years - United States, 1999-2018. MMWR Morb Mortal Wkly Rep. 2022;71(2):43-47. doi:10.15585/mmwr.mm7102a2</w:t>
+        <w:t xml:space="preserve">22. Xu S, Murtagh S, Han Y, Wan F, Toriola AT. Breast Cancer Incidence Among US Women Aged 20 to 49 Years by Race, Stage, and Hormone Receptor Status. JAMA Netw Open. 2024;7(1):e2353331. doi:10.1001/jamanetworkopen.2023.53331.</w:t>
       </w:r>
     </w:p>
     <w:p>
@@ -1876,7 +1923,7 @@
           <w:sz w:val="24"/>
           <w:szCs w:val="24"/>
         </w:rPr>
-        <w:t xml:space="preserve">23. Centers for Disease Control and Prevention (CDC). Vital signs: racial disparities in breast cancer severity--United States, 2005-2009. MMWR Morb Mortal Wkly Rep. 2012;61(45):922-6.</w:t>
+        <w:t xml:space="preserve">23. Sung H, Wiese D, Jatoi I, Jemal A. State Variation in Racial and Ethnic Disparities in Incidence of Triple-Negative Breast Cancer Among US Women. JAMA Oncol. 2023;9(5):700-704. doi:10.1001/jamaoncol.2022.7835.</w:t>
       </w:r>
     </w:p>
     <w:p>
@@ -1890,7 +1937,7 @@
           <w:sz w:val="24"/>
           <w:szCs w:val="24"/>
         </w:rPr>
-        <w:t xml:space="preserve">24. Baquet CR, Mishra SI, Commiskey P, Ellison GL, DeShields M. Breast cancer epidemiology in blacks and whites: disparities in incidence, mortality, survival rates and histology. J Natl Med Assoc. 2008;100(5):480-8. doi:10.1016/s0027-9684(15)31294-3</w:t>
+        <w:t xml:space="preserve">24. Loo LWM, Williams M, Hernandez BY. The high and heterogeneous burden of breast cancer in Hawaii: A unique multiethnic U.S. Population. Cancer Epidemiol. 2018;58:71-76. doi:10.1016/j.canep.2018.11.006.</w:t>
       </w:r>
     </w:p>
     <w:p>
@@ -1904,7 +1951,7 @@
           <w:sz w:val="24"/>
           <w:szCs w:val="24"/>
         </w:rPr>
-        <w:t xml:space="preserve">25. Brinton LA, Sherman ME, Carreon JD, Anderson WF. Recent trends in breast cancer among younger women in the United States. J Natl Cancer Inst. 2008;100(22):1643-8. doi:10.1093/jnci/djn344</w:t>
+        <w:t xml:space="preserve">25. Ellington TD, Miller JW, Henley SJ, Wilson RJ, Wu M, Richardson LC. Trends in Breast Cancer Incidence, by Race, Ethnicity, and Age Among Women Aged ≥20 Years - United States, 1999-2018. MMWR Morb Mortal Wkly Rep. 2022;71(2):43-47. doi:10.15585/mmwr.mm7102a2.</w:t>
       </w:r>
     </w:p>
     <w:p>
@@ -1918,7 +1965,7 @@
           <w:sz w:val="24"/>
           <w:szCs w:val="24"/>
         </w:rPr>
-        <w:t xml:space="preserve">26. Zhang W, Bai Y, Sun C, Lv Z, Wang S. Racial and regional disparities of triple negative breast cancer incidence rates in the United States: an analysis of 2011-2019 NPCR and SEER incidence data. Front Public Health. 2022;10:1058722. doi:10.3389/fpubh.2022.1058722</w:t>
+        <w:t xml:space="preserve">26. Vital signs: racial disparities in breast cancer severity--United States, 2005-2009. MMWR Morb Mortal Wkly Rep. 2012;61(45):922-6.</w:t>
       </w:r>
     </w:p>
     <w:p>
@@ -1932,7 +1979,7 @@
           <w:sz w:val="24"/>
           <w:szCs w:val="24"/>
         </w:rPr>
-        <w:t xml:space="preserve">27. Gomez SL, McKinley M, Chan M, Lin K, Yu M, Scoppa S, et al. Breast Cancer Incidence in Asian American, Native Hawaiian, and Pacific Islander Populations, 2000-2022. JAMA Netw Open. 2026;9(6):e2621250. doi:10.1001/jamanetworkopen.2026.21250</w:t>
+        <w:t xml:space="preserve">27. Baquet CR, Mishra SI, Commiskey P, Ellison GL, DeShields M. Breast cancer epidemiology in blacks and whites: disparities in incidence, mortality, survival rates and histology. J Natl Med Assoc. 2008;100(5):480-8. doi:10.1016/s0027-9684(15)31294-3.</w:t>
       </w:r>
     </w:p>
     <w:p>
@@ -1946,7 +1993,7 @@
           <w:sz w:val="24"/>
           <w:szCs w:val="24"/>
         </w:rPr>
-        <w:t xml:space="preserve">28. Anderson WF, Rosenberg PS, Menashe I, Mitani A, Pfeiffer RM. Age-related crossover in breast cancer incidence rates between black and white ethnic groups. J Natl Cancer Inst. 2008;100(24):1804-14. doi:10.1093/jnci/djn411</w:t>
+        <w:t xml:space="preserve">28. Brinton LA, Sherman ME, Carreon JD, Anderson WF. Recent trends in breast cancer among younger women in the United States. J Natl Cancer Inst. 2008;100(22):1643-8. doi:10.1093/jnci/djn344.</w:t>
       </w:r>
     </w:p>
     <w:p>
@@ -1960,7 +2007,7 @@
           <w:sz w:val="24"/>
           <w:szCs w:val="24"/>
         </w:rPr>
-        <w:t xml:space="preserve">29. Kong X, Liu Z, Cheng R, Sun L, Huang S, Fang Y, et al. Variation in Breast Cancer Subtype Incidence and Distribution by Race/Ethnicity in the United States From 2010 to 2015. JAMA Netw Open. 2020;3(10):e2020303. doi:10.1001/jamanetworkopen.2020.20303</w:t>
+        <w:t xml:space="preserve">29. Zhang W, Bai Y, Sun C, Lv Z, Wang S. Racial and regional disparities of triple negative breast cancer incidence rates in the United States: An analysis of 2011-2019 NPCR and SEER incidence data. Front Public Health. 2022;10:1058722. doi:10.3389/fpubh.2022.1058722.</w:t>
       </w:r>
     </w:p>
     <w:p>
@@ -1974,7 +2021,7 @@
           <w:sz w:val="24"/>
           <w:szCs w:val="24"/>
         </w:rPr>
-        <w:t xml:space="preserve">30. Gomez SL, Von Behren J, McKinley M, Clarke CA, Shariff-Marco S, Cheng I, et al. Breast cancer in Asian Americans in California, 1988-2013: increasing incidence trends and recent data on breast cancer subtypes. Breast Cancer Res Treat. 2017;164(1):139-147. doi:10.1007/s10549-017-4229-1</w:t>
+        <w:t xml:space="preserve">30. Du XL, Song L. Breast cancer incidence trends in Asian women aged 20 or older as compared to other ethnic women in the United States from 2000 to 2018 by time period, age and tumor stage. Cancer Epidemiol. 2021;76:102076. doi:10.1016/j.canep.2021.102076.</w:t>
       </w:r>
     </w:p>
     <w:p>
@@ -1988,7 +2035,7 @@
           <w:sz w:val="24"/>
           <w:szCs w:val="24"/>
         </w:rPr>
-        <w:t xml:space="preserve">31. Richardson LC, Henley SJ, Miller JW, Massetti G, Thomas CC. Patterns and Trends in Age-Specific Black-White Differences in Breast Cancer Incidence and Mortality - United States, 1999-2014. MMWR Morb Mortal Wkly Rep. 2016;65(40):1093-1098. doi:10.15585/mmwr.mm6540a1</w:t>
+        <w:t xml:space="preserve">31. Gomez SL, McKinley M, Chan M, Lin K, Yu M, Scoppa S, et al. Breast Cancer Incidence in Asian American, Native Hawaiian, and Pacific Islander Populations, 2000-2022. JAMA Netw Open. 2026;9(6):e2621250. doi:10.1001/jamanetworkopen.2026.21250.</w:t>
       </w:r>
     </w:p>
     <w:p>
@@ -2002,7 +2049,7 @@
           <w:sz w:val="24"/>
           <w:szCs w:val="24"/>
         </w:rPr>
-        <w:t xml:space="preserve">32. Lund MJ, Butler EN, Hair BY, Ward KC, Andrews JH, Oprea-Ilies G, et al. Age/race differences in HER2 testing and in incidence rates for breast cancer triple subtypes: a population-based study and first report. Cancer. 2010;116(11):2549-59. doi:10.1002/cncr.25016</w:t>
+        <w:t xml:space="preserve">32. Moore SP, Antoni S, Colquhoun A, Healy B, Ellison-Loschmann L, Potter JD, et al. Cancer incidence in indigenous people in Australia, New Zealand, Canada, and the USA: a comparative population-based study. Lancet Oncol. 2015;16(15):1483-1492. doi:10.1016/S1470-2045(15)00232-6.</w:t>
       </w:r>
     </w:p>
     <w:p>
@@ -2016,7 +2063,7 @@
           <w:sz w:val="24"/>
           <w:szCs w:val="24"/>
         </w:rPr>
-        <w:t xml:space="preserve">33. Amirikia KC, Mills P, Bush J, Newman LA. Higher population-based incidence rates of triple-negative breast cancer among young African-American women: implications for breast cancer screening recommendations. Cancer. 2011;117(12):2747-53. doi:10.1002/cncr.25862</w:t>
+        <w:t xml:space="preserve">33. Anderson WF, Rosenberg PS, Menashe I, Mitani A, Pfeiffer RM. Age-related crossover in breast cancer incidence rates between black and white ethnic groups. J Natl Cancer Inst. 2008;100(24):1804-14. doi:10.1093/jnci/djn411.</w:t>
       </w:r>
     </w:p>
     <w:p>
@@ -2030,7 +2077,7 @@
           <w:sz w:val="24"/>
           <w:szCs w:val="24"/>
         </w:rPr>
-        <w:t xml:space="preserve">34. Watanabe-Galloway S, Watkins K, Duran T. Trends and patterns of late and unstaged lung, colorectal, female breast, and prostate cancers among American Indians in the Northern Plains, 2002-2009. J Health Care Poor Underserved. 2015;26(4):1041-63. doi:10.1353/hpu.2015.0089</w:t>
+        <w:t xml:space="preserve">34. Kong X, Liu Z, Cheng R, Sun L, Huang S, Fang Y, et al. Variation in Breast Cancer Subtype Incidence and Distribution by Race/Ethnicity in the United States From 2010 to 2015. JAMA Netw Open. 2020;3(10):e2020303. doi:10.1001/jamanetworkopen.2020.20303.</w:t>
       </w:r>
     </w:p>
     <w:p>
@@ -2044,7 +2091,7 @@
           <w:sz w:val="24"/>
           <w:szCs w:val="24"/>
         </w:rPr>
-        <w:t xml:space="preserve">35. Harper S, Lynch J, Meersman SC, Breen N, Davis WW, Reichman MC. Trends in area-socioeconomic and race-ethnic disparities in breast cancer incidence, stage at diagnosis, screening, mortality, and survival among women ages 50 years and over (1987-2005). Cancer Epidemiol Biomarkers Prev. 2009;18(1):121-31. doi:10.1158/1055-9965.EPI-08-0679</w:t>
+        <w:t xml:space="preserve">35. Gomez SL, Von Behren J, McKinley M, Clarke CA, Shariff-Marco S, Cheng I, et al. Breast cancer in Asian Americans in California, 1988-2013: increasing incidence trends and recent data on breast cancer subtypes. Breast Cancer Res Treat. 2017;164(1):139-147. doi:10.1007/s10549-017-4229-1.</w:t>
       </w:r>
     </w:p>
     <w:p>
@@ -2058,7 +2105,7 @@
           <w:sz w:val="24"/>
           <w:szCs w:val="24"/>
         </w:rPr>
-        <w:t xml:space="preserve">36. Gopalani SV, Janitz AE, Martinez SA, Gutman P, Khan S, Campbell JE. Trends in Cancer Incidence Among American Indians and Alaska Natives and Non-Hispanic Whites in the United States, 1999-2015. Epidemiology. 2020;31(2):205-213. doi:10.1097/EDE.0000000000001140</w:t>
+        <w:t xml:space="preserve">36. Richardson LC, Henley SJ, Miller JW, Massetti G, Thomas CC. Patterns and Trends in Age-Specific Black-White Differences in Breast Cancer Incidence and Mortality - United States, 1999-2014. MMWR Morb Mortal Wkly Rep. 2016;65(40):1093-1098. doi:10.15585/mmwr.mm6540a1.</w:t>
       </w:r>
     </w:p>
     <w:p>
@@ -2072,7 +2119,7 @@
           <w:sz w:val="24"/>
           <w:szCs w:val="24"/>
         </w:rPr>
-        <w:t xml:space="preserve">37. Ihenacho U, McKinley MA, Vu A, Hernandez BY, Loo LWM, Gomez SL, et al. Characterizing breast cancer incidence and trends among Asian American, Native Hawaiian, and non-Hispanic White women in Hawai'i, 1990-2014. Cancer Causes Control. 2023;34(3):241-249. doi:10.1007/s10552-022-01659-7</w:t>
+        <w:t xml:space="preserve">37. Shoemaker ML, White MC, Wu M, Weir HK, Romieu I. Differences in breast cancer incidence among young women aged 20-49 years by stage and tumor characteristics, age, race, and ethnicity, 2004-2013. Breast Cancer Res Treat. 2018;169(3):595-606. doi:10.1007/s10549-018-4699-9.</w:t>
       </w:r>
     </w:p>
     <w:p>
@@ -2086,7 +2133,7 @@
           <w:sz w:val="24"/>
           <w:szCs w:val="24"/>
         </w:rPr>
-        <w:t xml:space="preserve">38. Nasseri K. Breast cancer in the Middle Eastern population of California, 1988-2004. Breast J. 2009;15(2):182-8. doi:10.1111/j.1524-4741.2009.00694.x</w:t>
+        <w:t xml:space="preserve">38. Lund MJ, Butler EN, Hair BY, Ward KC, Andrews JH, Oprea-Ilies G, et al. Age/race differences in HER2 testing and in incidence rates for breast cancer triple subtypes: a population-based study and first report. Cancer. 2010;116(11):2549-59. doi:10.1002/cncr.25016.</w:t>
       </w:r>
     </w:p>
     <w:p>
@@ -2100,7 +2147,7 @@
           <w:sz w:val="24"/>
           <w:szCs w:val="24"/>
         </w:rPr>
-        <w:t xml:space="preserve">39. Goggins WB, Wong G. Cancer among Asian Indians/Pakistanis living in the United States: low incidence and generally above average survival. Cancer Causes Control. 2009;20(5):635-43. doi:10.1007/s10552-008-9275-x</w:t>
+        <w:t xml:space="preserve">39. Amirikia KC, Mills P, Bush J, Newman LA. Higher population-based incidence rates of triple-negative breast cancer among young African-American women : Implications for breast cancer screening recommendations. Cancer. 2011;117(12):2747-53. doi:10.1002/cncr.25862.</w:t>
       </w:r>
     </w:p>
     <w:p>
@@ -2114,7 +2161,7 @@
           <w:sz w:val="24"/>
           <w:szCs w:val="24"/>
         </w:rPr>
-        <w:t xml:space="preserve">40. Yazzie D, Pete D, Briscoe C, Jim MA, Meisner A, Wiggins C, et al. Cancer incidence, stage at diagnosis, and trends across the Navajo Nation, 2014-2018. Cancer. 2025;131(24):e70202. doi:10.1002/cncr.70202</w:t>
+        <w:t xml:space="preserve">40. Eheman CR, Shaw KM, Ryerson AB, Miller JW, Ajani UA, White MC. The changing incidence of in situ and invasive ductal and lobular breast carcinomas: United States, 1999-2004. Cancer Epidemiol Biomarkers Prev. 2009;18(6):1763-9. doi:10.1158/1055-9965.EPI-08-1082.</w:t>
       </w:r>
     </w:p>
     <w:p>
@@ -2128,7 +2175,7 @@
           <w:sz w:val="24"/>
           <w:szCs w:val="24"/>
         </w:rPr>
-        <w:t xml:space="preserve">41. Xie Z, Xie W, Liang Y, Lin H, Wu J, Cui Y, et al. Associations of Obesity, Physical Activity, and Screening With State-Level Trends and Racial and Ethnic Disparities of Breast Cancer Incidence and Mortality in the US. JAMA Netw Open. 2022;5(6):e2216958. doi:10.1001/jamanetworkopen.2022.16958</w:t>
+        <w:t xml:space="preserve">41. Watanabe-Galloway S, Watkins K, Duran T. Trends and Patterns of Late and Unstaged Lung, Colorectal, Female Breast, and Prostate Cancers among American Indians in the Northern Plains, 2002-2009. J Health Care Poor Underserved. 2015;26(3):1048-66. doi:10.1353/hpu.2015.0089.</w:t>
       </w:r>
     </w:p>
     <w:p>
@@ -2142,7 +2189,7 @@
           <w:sz w:val="24"/>
           <w:szCs w:val="24"/>
         </w:rPr>
-        <w:t xml:space="preserve">42. Melkonian SC, Jim MA, Pete D, Poel A, Dominguez AE, Echo-Hawk A, et al. Cancer disparities among non-Hispanic urban American Indian and Alaska Native populations in the United States, 1999-2017. Cancer. 2022;128(8):1626-1636. doi:10.1002/cncr.34122</w:t>
+        <w:t xml:space="preserve">42. Harper S, Lynch J, Meersman SC, Breen N, Davis WW, Reichman MC. Trends in area-socioeconomic and race-ethnic disparities in breast cancer incidence, stage at diagnosis, screening, mortality, and survival among women ages 50 years and over (1987-2005). Cancer Epidemiol Biomarkers Prev. 2009;18(1):121-31. doi:10.1158/1055-9965.EPI-08-0679.</w:t>
       </w:r>
     </w:p>
     <w:p>
@@ -2156,7 +2203,7 @@
           <w:sz w:val="24"/>
           <w:szCs w:val="24"/>
         </w:rPr>
-        <w:t xml:space="preserve">43. Sung H, DeSantis C, Jemal A. Subtype-Specific Breast Cancer Incidence Rates in Black versus White Men in the United States. JNCI Cancer Spectr. 2020;4(1):pkz091. doi:10.1093/jncics/pkz091</w:t>
+        <w:t xml:space="preserve">43. Liu Z, Zhang Y, Franzin L, Cormier JN, Chan W, Xu H, et al. Trends and variations in breast and colorectal cancer incidence from 1995 to 2011: a comparative study between Texas Cancer Registry and National Cancer Institute's Surveillance, Epidemiology and End Results data. Int J Oncol. 2015;46(4):1819-26. doi:10.3892/ijo.2015.2881.</w:t>
       </w:r>
     </w:p>
     <w:p>
@@ -2170,7 +2217,7 @@
           <w:sz w:val="24"/>
           <w:szCs w:val="24"/>
         </w:rPr>
-        <w:t xml:space="preserve">44. Melkonian SC, Jim MA, Haverkamp D, Wiggins CL, McCollum J, White MC, et al. Disparities in Cancer Incidence and Trends among American Indians and Alaska Natives in the United States, 2010-2015. Cancer Epidemiol Biomarkers Prev. 2019;28(10):1604-1611. doi:10.1158/1055-9965.EPI-19-0288</w:t>
+        <w:t xml:space="preserve">44. Gopalani SV, Janitz AE, Martinez SA, Gutman P, Khan S, Campbell JE. Trends in Cancer Incidence Among American Indians and Alaska Natives and Non-Hispanic Whites in the United States, 1999-2015. Epidemiology. 2020;31(2):205-213. doi:10.1097/EDE.0000000000001140.</w:t>
       </w:r>
     </w:p>
     <w:p>
@@ -2184,7 +2231,7 @@
           <w:sz w:val="24"/>
           <w:szCs w:val="24"/>
         </w:rPr>
-        <w:t xml:space="preserve">45. Kem R, Chu KC. Cambodian cancer incidence rates in California and Washington, 1998-2002. Cancer. 2007;110(6):1370-5. doi:10.1002/cncr.22914</w:t>
+        <w:t xml:space="preserve">45. Ihenacho U, McKinley MA, Vu A, Hernandez BY, Loo LWM, Gomez SL, et al. Characterizing breast cancer incidence and trends among Asian American, Native Hawaiian, and non-Hispanic White women in Hawai'i, 1990-2014. Cancer Causes Control. 2022;34(3):241-249. doi:10.1007/s10552-022-01659-7.</w:t>
       </w:r>
     </w:p>
     <w:p>
@@ -2198,7 +2245,7 @@
           <w:sz w:val="24"/>
           <w:szCs w:val="24"/>
         </w:rPr>
-        <w:t xml:space="preserve">46. Carozza SE, Howe HL. Patterns of cancer incidence among US Hispanics/Latinos, 1995-2000. Cancer Causes Control. 2006;17(8):1067-75. doi:10.1007/s10552-006-0045-3</w:t>
+        <w:t xml:space="preserve">46. Nasseri K. Breast cancer in the Middle Eastern population of California, 1988-2004. Breast J. 2009;15(2):182-8. doi:10.1111/j.1524-4741.2009.00694.x.</w:t>
       </w:r>
     </w:p>
     <w:p>
@@ -2212,7 +2259,7 @@
           <w:sz w:val="24"/>
           <w:szCs w:val="24"/>
         </w:rPr>
-        <w:t xml:space="preserve">47. Gomez SL, Le GM, Clarke CA, Glaser SL, France AM, West DW. Cancer incidence patterns in Koreans in the US and in Kangwha, South Korea. Cancer Causes Control. 2003;14(2):167-74. doi:10.1023/a:1023046121214</w:t>
+        <w:t xml:space="preserve">47. Goggins WB, Wong G. Cancer among Asian Indians/Pakistanis living in the United States: low incidence and generally above average survival. Cancer Causes Control. 2008;20(5):635-43. doi:10.1007/s10552-008-9275-x.</w:t>
       </w:r>
     </w:p>
     <w:p>
@@ -2226,7 +2273,7 @@
           <w:sz w:val="24"/>
           <w:szCs w:val="24"/>
         </w:rPr>
-        <w:t xml:space="preserve">48. Melkonian SC, Weir HK, Jim MA, Preikschat B, Haverkamp D, White MC. Incidence of and Trends in the Leading Cancers With Elevated Incidence Among American Indian and Alaska Native Populations, 2012-2016. Am J Epidemiol. 2021;190(4):528-538. doi:10.1093/aje/kwaa222</w:t>
+        <w:t xml:space="preserve">48. Yazzie D, Pete D, Briscoe C, Jim MA, Meisner A, Wiggins C, et al. Cancer incidence, stage at diagnosis, and trends across the Navajo Nation, 2014-2018. Cancer. 2025;131(24):e70202. doi:10.1002/cncr.70202.</w:t>
       </w:r>
     </w:p>
     <w:p>
@@ -2240,7 +2287,7 @@
           <w:sz w:val="24"/>
           <w:szCs w:val="24"/>
         </w:rPr>
-        <w:t xml:space="preserve">49. Jin H, Pinheiro PS, Xu J, Amei A. Cancer incidence among Asian American populations in the United States, 2009-2011. Int J Cancer. 2016;138(9):2136-45. doi:10.1002/ijc.29958</w:t>
+        <w:t xml:space="preserve">49. Xie Z, Xie W, Liang Y, Lin H, Wu J, Cui Y, et al. Associations of Obesity, Physical Activity, and Screening With State-Level Trends and Racial and Ethnic Disparities of Breast Cancer Incidence and Mortality in the US. JAMA Netw Open. 2022;5(6):e2216958. doi:10.1001/jamanetworkopen.2022.16958.</w:t>
       </w:r>
     </w:p>
     <w:p>
@@ -2254,7 +2301,7 @@
           <w:sz w:val="24"/>
           <w:szCs w:val="24"/>
         </w:rPr>
-        <w:t xml:space="preserve">50. Miller BA, Chu KC, Hankey BF, Ries LA. Cancer incidence and mortality patterns among specific Asian and Pacific Islander populations in the U.S. Cancer Causes Control. 2008;19(3):227-56. doi:10.1007/s10552-007-9088-3</w:t>
+        <w:t xml:space="preserve">50. Melkonian SC, Jim MA, Pete D, Poel A, Dominguez AE, Echo-Hawk A, et al. Cancer disparities among non-Hispanic urban American Indian and Alaska Native populations in the United States, 1999-2017. Cancer. 2022;128(8):1626-1636. doi:10.1002/cncr.34122.</w:t>
       </w:r>
     </w:p>
     <w:p>
@@ -2268,7 +2315,7 @@
           <w:sz w:val="24"/>
           <w:szCs w:val="24"/>
         </w:rPr>
-        <w:t xml:space="preserve">51. McCracken M, Olsen M, Chen MS Jr, Jemal A, Thun M, Cokkinides V, et al. Cancer incidence, mortality, and associated risk factors among Asian Americans of Chinese, Filipino, Vietnamese, Korean, and Japanese ethnicities. CA Cancer J Clin. 2007;57(4):190-205. doi:10.3322/canjclin.57.4.190</w:t>
+        <w:t xml:space="preserve">51. Wright E, Waterman PD, Testa C, Chen JT, Krieger N. Breast Cancer Incidence, Hormone Receptor Status, Historical Redlining, and Current Neighborhood Characteristics in Massachusetts, 2005-2015. JNCI Cancer Spectr. 2022;6(2). doi:10.1093/jncics/pkac016.</w:t>
       </w:r>
     </w:p>
     <w:p>
@@ -2282,7 +2329,175 @@
           <w:sz w:val="24"/>
           <w:szCs w:val="24"/>
         </w:rPr>
-        <w:t xml:space="preserve">52. Wilkinson JD, Wohler-Torres B, Trapido E, Fleming LE, MacKinnon J, Peace S. Cancer among Hispanic women in South Florida: an 18-year assessment: a report from the Florida Cancer Data System. Cancer. 2002;95(8):1752-8. doi:10.1002/cncr.10834</w:t>
+        <w:t xml:space="preserve">52. Sung H, DeSantis C, Jemal A. Subtype-Specific Breast Cancer Incidence Rates in Black versus White Men in the United States. JNCI Cancer Spectr. 2019;4(1):pkz091. doi:10.1093/jncics/pkz091.</w:t>
+      </w:r>
+    </w:p>
+    <w:p>
+      <w:pPr>
+        <w:spacing w:after="60" w:line="300"/>
+      </w:pPr>
+      <w:r>
+        <w:rPr>
+          <w:rFonts w:ascii="Times New Roman" w:cs="Times New Roman" w:eastAsia="Times New Roman" w:hAnsi="Times New Roman"/>
+          <w:color w:val="000000"/>
+          <w:sz w:val="24"/>
+          <w:szCs w:val="24"/>
+        </w:rPr>
+        <w:t xml:space="preserve">53. Melkonian SC, Jim MA, Haverkamp D, Wiggins CL, McCollum J, White MC, et al. Disparities in Cancer Incidence and Trends among American Indians and Alaska Natives in the United States, 2010-2015. Cancer Epidemiol Biomarkers Prev. 2019;28(10):1604-1611. doi:10.1158/1055-9965.EPI-19-0288.</w:t>
+      </w:r>
+    </w:p>
+    <w:p>
+      <w:pPr>
+        <w:spacing w:after="60" w:line="300"/>
+      </w:pPr>
+      <w:r>
+        <w:rPr>
+          <w:rFonts w:ascii="Times New Roman" w:cs="Times New Roman" w:eastAsia="Times New Roman" w:hAnsi="Times New Roman"/>
+          <w:color w:val="000000"/>
+          <w:sz w:val="24"/>
+          <w:szCs w:val="24"/>
+        </w:rPr>
+        <w:t xml:space="preserve">54. Krieger N, Feldman JM, Kim R, Waterman PD. Cancer Incidence and Multilevel Measures of Residential Economic and Racial Segregation for Cancer Registries. JNCI Cancer Spectr. 2018;2(1):pky009. doi:10.1093/jncics/pky009.</w:t>
+      </w:r>
+    </w:p>
+    <w:p>
+      <w:pPr>
+        <w:spacing w:after="60" w:line="300"/>
+      </w:pPr>
+      <w:r>
+        <w:rPr>
+          <w:rFonts w:ascii="Times New Roman" w:cs="Times New Roman" w:eastAsia="Times New Roman" w:hAnsi="Times New Roman"/>
+          <w:color w:val="000000"/>
+          <w:sz w:val="24"/>
+          <w:szCs w:val="24"/>
+        </w:rPr>
+        <w:t xml:space="preserve">55. Kem R, Chu KC. Cambodian cancer incidence rates in California and Washington, 1998-2002. Cancer. 2007;110(6):1370-5. doi:10.1002/cncr.22914.</w:t>
+      </w:r>
+    </w:p>
+    <w:p>
+      <w:pPr>
+        <w:spacing w:after="60" w:line="300"/>
+      </w:pPr>
+      <w:r>
+        <w:rPr>
+          <w:rFonts w:ascii="Times New Roman" w:cs="Times New Roman" w:eastAsia="Times New Roman" w:hAnsi="Times New Roman"/>
+          <w:color w:val="000000"/>
+          <w:sz w:val="24"/>
+          <w:szCs w:val="24"/>
+        </w:rPr>
+        <w:t xml:space="preserve">56. Carozza SE, Howe HL. Patterns of cancer incidence among US Hispanics/Latinos, 1995-2000. Cancer Causes Control. 2006;17(8):1067-75. doi:10.1007/s10552-006-0045-3.</w:t>
+      </w:r>
+    </w:p>
+    <w:p>
+      <w:pPr>
+        <w:spacing w:after="60" w:line="300"/>
+      </w:pPr>
+      <w:r>
+        <w:rPr>
+          <w:rFonts w:ascii="Times New Roman" w:cs="Times New Roman" w:eastAsia="Times New Roman" w:hAnsi="Times New Roman"/>
+          <w:color w:val="000000"/>
+          <w:sz w:val="24"/>
+          <w:szCs w:val="24"/>
+        </w:rPr>
+        <w:t xml:space="preserve">57. Gomez SL, Le GM, Clarke CA, Glaser SL, France AM, West DW. Cancer incidence patterns in Koreans in the US and in Kangwha, South Korea. Cancer Causes Control. 2003;14(2):167-74. doi:10.1023/a:1023046121214.</w:t>
+      </w:r>
+    </w:p>
+    <w:p>
+      <w:pPr>
+        <w:spacing w:after="60" w:line="300"/>
+      </w:pPr>
+      <w:r>
+        <w:rPr>
+          <w:rFonts w:ascii="Times New Roman" w:cs="Times New Roman" w:eastAsia="Times New Roman" w:hAnsi="Times New Roman"/>
+          <w:color w:val="000000"/>
+          <w:sz w:val="24"/>
+          <w:szCs w:val="24"/>
+        </w:rPr>
+        <w:t xml:space="preserve">58. Melkonian SC, Weir HK, Jim MA, Preikschat B, Haverkamp D, White MC. Incidence of and Trends in the Leading Cancers With Elevated Incidence Among American Indian and Alaska Native Populations, 2012-2016. Am J Epidemiol. 2021;190(4):528-538. doi:10.1093/aje/kwaa222.</w:t>
+      </w:r>
+    </w:p>
+    <w:p>
+      <w:pPr>
+        <w:spacing w:after="60" w:line="300"/>
+      </w:pPr>
+      <w:r>
+        <w:rPr>
+          <w:rFonts w:ascii="Times New Roman" w:cs="Times New Roman" w:eastAsia="Times New Roman" w:hAnsi="Times New Roman"/>
+          <w:color w:val="000000"/>
+          <w:sz w:val="24"/>
+          <w:szCs w:val="24"/>
+        </w:rPr>
+        <w:t xml:space="preserve">59. Hossain F, Danos D, Prakash O, Gilliland A, Ferguson TF, Simonsen N, et al. Neighborhood Social Determinants of Triple Negative Breast Cancer. Front Public Health. 2019;7:18. doi:10.3389/fpubh.2019.00018.</w:t>
+      </w:r>
+    </w:p>
+    <w:p>
+      <w:pPr>
+        <w:spacing w:after="60" w:line="300"/>
+      </w:pPr>
+      <w:r>
+        <w:rPr>
+          <w:rFonts w:ascii="Times New Roman" w:cs="Times New Roman" w:eastAsia="Times New Roman" w:hAnsi="Times New Roman"/>
+          <w:color w:val="000000"/>
+          <w:sz w:val="24"/>
+          <w:szCs w:val="24"/>
+        </w:rPr>
+        <w:t xml:space="preserve">60. Jin H, Pinheiro PS, Xu J, Amei A. Cancer incidence among Asian American populations in the United States, 2009-2011. Int J Cancer. 2016;138(9):2136-45. doi:10.1002/ijc.29958.</w:t>
+      </w:r>
+    </w:p>
+    <w:p>
+      <w:pPr>
+        <w:spacing w:after="60" w:line="300"/>
+      </w:pPr>
+      <w:r>
+        <w:rPr>
+          <w:rFonts w:ascii="Times New Roman" w:cs="Times New Roman" w:eastAsia="Times New Roman" w:hAnsi="Times New Roman"/>
+          <w:color w:val="000000"/>
+          <w:sz w:val="24"/>
+          <w:szCs w:val="24"/>
+        </w:rPr>
+        <w:t xml:space="preserve">61. Miller BA, Chu KC, Hankey BF, Ries LA. Cancer incidence and mortality patterns among specific Asian and Pacific Islander populations in the U.S. Cancer Causes Control. 2007;19(3):227-56. doi:10.1007/s10552-007-9088-3.</w:t>
+      </w:r>
+    </w:p>
+    <w:p>
+      <w:pPr>
+        <w:spacing w:after="60" w:line="300"/>
+      </w:pPr>
+      <w:r>
+        <w:rPr>
+          <w:rFonts w:ascii="Times New Roman" w:cs="Times New Roman" w:eastAsia="Times New Roman" w:hAnsi="Times New Roman"/>
+          <w:color w:val="000000"/>
+          <w:sz w:val="24"/>
+          <w:szCs w:val="24"/>
+        </w:rPr>
+        <w:t xml:space="preserve">62. McCracken M, Olsen M, Chen MS, Jemal A, Thun M, Cokkinides V, et al. Cancer incidence, mortality, and associated risk factors among Asian Americans of Chinese, Filipino, Vietnamese, Korean, and Japanese ethnicities. CA Cancer J Clin. 2007;57(4):190-205. doi:10.3322/canjclin.57.4.190.</w:t>
+      </w:r>
+    </w:p>
+    <w:p>
+      <w:pPr>
+        <w:spacing w:after="60" w:line="300"/>
+      </w:pPr>
+      <w:r>
+        <w:rPr>
+          <w:rFonts w:ascii="Times New Roman" w:cs="Times New Roman" w:eastAsia="Times New Roman" w:hAnsi="Times New Roman"/>
+          <w:color w:val="000000"/>
+          <w:sz w:val="24"/>
+          <w:szCs w:val="24"/>
+        </w:rPr>
+        <w:t xml:space="preserve">63. Wilkinson JD, Wohler-Torres B, Trapido E, Fleming LE, MacKinnon J, Peace S. Cancer among Hispanic women in South Florida: an 18-year assessment: a report from the Florida Cancer Data System. Cancer. 2002;95(8):1752-8. doi:10.1002/cncr.10834.</w:t>
+      </w:r>
+    </w:p>
+    <w:p>
+      <w:pPr>
+        <w:spacing w:after="60" w:line="300"/>
+      </w:pPr>
+      <w:r>
+        <w:rPr>
+          <w:rFonts w:ascii="Times New Roman" w:cs="Times New Roman" w:eastAsia="Times New Roman" w:hAnsi="Times New Roman"/>
+          <w:color w:val="000000"/>
+          <w:sz w:val="24"/>
+          <w:szCs w:val="24"/>
+        </w:rPr>
+        <w:t xml:space="preserve">64. National Cancer Institute. SEER*Explorer: an interactive website for SEER cancer statistics. Surveillance Research Program, National Cancer Institute. Accessed 2026. https://seer.cancer.gov/statistics-network/explorer/</w:t>
       </w:r>
     </w:p>
     <w:p>

--- a/meta_agents/search_v2/outputs/Manuscript_Full.docx
+++ b/meta_agents/search_v2/outputs/Manuscript_Full.docx
@@ -908,7 +908,7 @@
           <w:sz w:val="24"/>
           <w:szCs w:val="24"/>
         </w:rPr>
-        <w:t xml:space="preserve">The four databases returned 9,099 records; 4,306 duplicates were removed, leaving 4,793 unique records for title and abstract screening. Full text was sought for 259 reports; 10 could not be retrieved, and of the 249 assessed, 73 were excluded (reasons in Supplementary Table 3), giving 176 included studies (Figure 1). Of these, 58 were eligible for quantitative synthesis and entered the analysis, contributing 219 individual estimates across racial/ethnic groups and analytic dimensions</w:t>
+        <w:t xml:space="preserve">The four databases returned 9,099 records; 4,306 duplicates were removed, leaving 4,793 unique records for title and abstract screening. Full text was sought for 259 reports; 10 could not be retrieved, and of the 249 assessed, 73 were excluded (reasons in Supplementary Table 3), giving 176 included studies (Figure 1). Of these, 58 were eligible for quantitative synthesis and entered the analysis, contributing 218 individual estimates across racial/ethnic groups and analytic dimensions</w:t>
       </w:r>
       <w:r>
         <w:rPr>

--- a/meta_agents/search_v2/outputs/Manuscript_Full.docx
+++ b/meta_agents/search_v2/outputs/Manuscript_Full.docx
@@ -343,7 +343,7 @@
           <w:sz w:val="24"/>
           <w:szCs w:val="24"/>
         </w:rPr>
-        <w:t xml:space="preserve"> For American Indian and Alaska Native (AI/AN) women, the aggregate rate also depends on how race is ascertained: registries that assign race by observation misclassify and undercount many AI/AN cases, so an unlinked-registry rate understates their true incidence.</w:t>
+        <w:t xml:space="preserve"> For American Indian and Alaska Native (AI/AN) women, the aggregate rate also depends on how race is ascertained: registries that assign race by observation tend to misclassify and undercount AI/AN cases, so an unlinked-registry rate can understate their true incidence.</w:t>
       </w:r>
       <w:r>
         <w:rPr>

--- a/meta_agents/search_v2/outputs/Manuscript_Full.docx
+++ b/meta_agents/search_v2/outputs/Manuscript_Full.docx
@@ -478,7 +478,7 @@
           <w:sz w:val="24"/>
           <w:szCs w:val="24"/>
         </w:rPr>
-        <w:t xml:space="preserve"> and was registered in PROSPERO (CRD42023437049). The registered protocol pre-specified the research question, the databases and search strategy, the eligibility criteria, the plan to handle overlapping registry data, and the split of eligible studies into a quantitative and a narrative synthesis. Several elements were developed or refined after registration and are reported here as deviations from the protocol: the analytic-cell framework with one representative population-based estimate per cell (in place of statistical pooling of non-independent registry estimates); the provenance tiering and the coverage-based rule for choosing a representative, including the preference for Indian Health Service (IHS)–linked sources for AI/AN populations; the receptor-defined subtype and age-band cells; the four restriction-based sensitivity analyses; and the reclassification of four reports from the narrative to the quantitative synthesis after their source tables were re-verified as page images.</w:t>
+        <w:t xml:space="preserve"> and was registered in PROSPERO (CRD42023437049). The registered protocol pre-specified the research question, the databases and search strategy, the eligibility criteria, the plan to handle overlapping registry data, and the split of eligible studies into a quantitative and a narrative synthesis. Several elements were developed or refined after registration and are reported here as deviations from the protocol: the analytic-cell framework with one representative population-based estimate per cell (in place of statistical pooling of non-independent registry estimates); the provenance tiering and the coverage-based rule for choosing a representative, including the preference for Indian Health Service (IHS)–linked sources for AI/AN populations; the receptor-defined subtype and age-band cells; the four restriction-based sensitivity analyses.</w:t>
       </w:r>
     </w:p>
     <w:p>

--- a/meta_agents/search_v2/outputs/Manuscript_Full.docx
+++ b/meta_agents/search_v2/outputs/Manuscript_Full.docx
@@ -478,7 +478,7 @@
           <w:sz w:val="24"/>
           <w:szCs w:val="24"/>
         </w:rPr>
-        <w:t xml:space="preserve"> and was registered in PROSPERO (CRD42023437049). The registered protocol pre-specified the research question, the databases and search strategy, the eligibility criteria, the plan to handle overlapping registry data, and the split of eligible studies into a quantitative and a narrative synthesis. Several elements were developed or refined after registration and are reported here as deviations from the protocol: the analytic-cell framework with one representative population-based estimate per cell (in place of statistical pooling of non-independent registry estimates); the provenance tiering and the coverage-based rule for choosing a representative, including the preference for Indian Health Service (IHS)–linked sources for AI/AN populations; the receptor-defined subtype and age-band cells; the four restriction-based sensitivity analyses.</w:t>
+        <w:t xml:space="preserve"> and was registered in PROSPERO (CRD42023437049). The registered protocol pre-specified the research question, the databases and search strategy, the eligibility criteria, the plan to handle overlapping registry data, and the split of eligible studies into a quantitative and a narrative synthesis. Several elements were developed or refined after registration and are reported here as deviations from the protocol: the analytic-cell framework with one representative population-based estimate per cell (in place of statistical pooling of non-independent registry estimates); the provenance tiering and the coverage-based rule for choosing a representative, including the preference for Indian Health Service (IHS)–linked sources for AI/AN populations; the receptor-defined subtype and age-band cells; and the four restriction-based sensitivity analyses.</w:t>
       </w:r>
     </w:p>
     <w:p>

--- a/meta_agents/search_v2/outputs/Manuscript_Full.docx
+++ b/meta_agents/search_v2/outputs/Manuscript_Full.docx
@@ -582,7 +582,7 @@
           <w:sz w:val="24"/>
           <w:szCs w:val="24"/>
         </w:rPr>
-        <w:t xml:space="preserve">. Both aggregate groups and disaggregated subgroups (Asian American, Native Hawaiian and Pacific Islander, Hispanic/Latina by origin, and AI/AN by region) and receptor-defined molecular subtypes were eligible. The reference group was recorded as each study defined it; studies that stratified the reference by Hispanic origin were treated as NHW and those using an unstratified White reference were labelled accordingly, and both were retained because the reference and minority rates came from the same source. The review was limited to U.S.-resident populations. Reviews, editorials, letters, conference abstracts, preprints (not peer-reviewed), non-U.S. studies, reports that did not present invasive female breast cancer incidence by race or ethnicity, and mortality- or survival-only reports were excluded. A publication that re-reported an estimate already captured from the same registry, diagnosis period, and population was excluded as a duplicate dataset; a publication drawing on the same registry family but a different period, region, or subset provided a distinct estimate and was retained as an overlapping estimate for the sensitivity analysis, not excluded; overlap handling is described under Selection of a representative population-based estimate.</w:t>
+        <w:t xml:space="preserve">. Both aggregate groups and disaggregated subgroups (Asian American, Native Hawaiian and Pacific Islander, Hispanic/Latina by origin, and AI/AN by region) and receptor-defined molecular subtypes were eligible. The reference group was recorded as each study defined it; studies that stratified the reference by Hispanic origin were treated as NHW and those using an unstratified White reference were labelled accordingly, and studies of both kinds were retained because the reference and minority rates came from the same source within each study. The review was limited to U.S.-resident populations. Reviews, editorials, letters, conference abstracts, preprints (not peer-reviewed), non-U.S. studies, reports that did not present invasive female breast cancer incidence by race or ethnicity, and mortality- or survival-only reports were excluded. A publication that re-reported an estimate already captured from the same registry, diagnosis period, and population was excluded as a duplicate dataset; a publication drawing on the same registry family but a different period, region, or subset provided a distinct estimate and was retained as an overlapping estimate for the sensitivity analysis, not excluded; overlap handling is described under Selection of a representative population-based estimate.</w:t>
       </w:r>
     </w:p>
     <w:p>

--- a/meta_agents/search_v2/outputs/Manuscript_Full.docx
+++ b/meta_agents/search_v2/outputs/Manuscript_Full.docx
@@ -628,7 +628,7 @@
           <w:sz w:val="24"/>
           <w:szCs w:val="24"/>
         </w:rPr>
-        <w:t xml:space="preserve">Because a single-reviewer screen can miss an eligible study whose abstract omits one of the review's key terms, the excluded records were re-screened with an explicit keyword filter. A record was flagged when its title and abstract together carried at least four of five signal groups: breast cancer (required), an incidence or age-adjusted-rate term (age-standardized rate, IRR, SIR, or per 100,000), a race or ethnicity term, a U.S. context, and a cancer-registry or population-based source. The 183 records carrying all five signals and the 478 missing a single signal were re-read at the full abstract, and overlap or duplication was adjudicated from the full text. The re-screen surfaced 17 records for re-adjudication: 14 were reinstated (6 for the quantitative and 8 for the narrative synthesis), 2 were confirmed ineligible on the pre-specified criteria—one on outcome and one on population—and 1 could not be retrieved. Rerouting these 17 records left 4,534 records excluded at screening and 259 reports sought for retrieval.</w:t>
+        <w:t xml:space="preserve">Because a single-reviewer screen can miss an eligible study whose abstract omits one of the review's key terms, the excluded records were re-screened with an explicit keyword filter. A record was flagged when its title and abstract together carried at least four of five signal groups: breast cancer (required), an incidence or age-adjusted-rate term (age-standardized rate, IRR, SIR, or per 100,000), a race or ethnicity term, a U.S. context, and a cancer-registry or population-based source. The 183 records carrying all five signals and the 478 missing a single signal were re-read at the full abstract. The re-screen surfaced 17 records for re-adjudication: 14 were reinstated (6 for the quantitative and 8 for the narrative synthesis), 2 were confirmed ineligible on the pre-specified criteria—one on outcome and one on population—and 1 could not be retrieved. Rerouting these 17 records left 4,534 records excluded at screening and 259 reports sought for retrieval.</w:t>
       </w:r>
     </w:p>
     <w:p>

--- a/meta_agents/search_v2/outputs/Manuscript_Full.docx
+++ b/meta_agents/search_v2/outputs/Manuscript_Full.docx
@@ -670,7 +670,7 @@
           <w:sz w:val="24"/>
           <w:szCs w:val="24"/>
         </w:rPr>
-        <w:t xml:space="preserve">From each study contributing quantitative data we extracted the cancer registry, geographic coverage, diagnosis period, age range, standard population, racial or ethnic group and comparator, outcome (overall or subtype), the reported estimate, and its confidence interval. Each estimate was labelled by provenance—directly reported IRR or SIR, computed from reported rates (with a reported or Poisson-derived variance), or read from a figure—and the label was retained for risk-of-bias scoring and for a provenance-restricted sensitivity analysis.</w:t>
+        <w:t xml:space="preserve">From each study contributing quantitative data, the cancer registry, geographic coverage, diagnosis period, age range, standard population, racial or ethnic group and comparator, outcome (overall or subtype), the reported estimate, and its confidence interval were extracted. Each estimate was labelled by provenance—directly reported IRR or SIR, or computed from reported rates (with a reported or Poisson-derived variance)—and the label was retained for risk-of-bias scoring and for a provenance-restricted sensitivity analysis.</w:t>
       </w:r>
     </w:p>
     <w:p>

--- a/meta_agents/search_v2/outputs/Manuscript_Full.docx
+++ b/meta_agents/search_v2/outputs/Manuscript_Full.docx
@@ -742,7 +742,7 @@
           <w:sz w:val="24"/>
           <w:szCs w:val="24"/>
         </w:rPr>
-        <w:t xml:space="preserve"> was selected for each cell. Each estimate was assigned to a registry "family," and the registry, region, diagnosis period, age range, group, and outcome of each study were tabulated so that overlaps within a cell could be seen (Supplementary Table 4). Within a cell, the representative was chosen by applying, in order: the broadest population coverage (USCS &gt; NAACCR &gt; SEER-national &gt; state or regional), then a NHW (rather than an unstratified White) comparator, then the most recent and longest diagnosis period, a clearly documented age-standardization, and a directly reported confidence interval where available. Where a cell had no NHW-comparator source—the receptor-defined subtype cells and two age-specific Black cells—the estimate using an unstratified White comparator was kept as the representative and marked †. For AI/AN populations this order was overridden in favour of ascertainment validity: because unlinked registries tend to undercount this population, an estimate with Indian Health Service–based ascertainment—the IHS-PRCDA linkage, or a dedicated registry such as the Alaska Native Tumor Registry—was preferred over an unlinked-registry estimate for the same cell, ahead of both the coverage and the comparator-type preferences. For Alaska Native women, for example, this ascertainment-preferred source—the IHS-eligibility-based Alaska Native Tumor Registry—reports against an unstratified White reference rather than NHW; it was kept as the representative because completeness of ascertainment took priority over comparator type, and its NHW-comparator alternative was carried in the sensitivity analysis. Overall, disaggregated-subgroup, subtype, and age-specific results could draw on different studies, but the same registry data were not entered twice for the same question. The stability of the selection was checked in four ways: restricting to studies at low risk of bias, to directly reported (rather than computed) estimates, to estimates with an NHW (rather than unstratified White) comparator, and to estimates standardized to the 2000 U.S. standard population (Supplementary Table 6).</w:t>
+        <w:t xml:space="preserve"> was selected for each cell. Each estimate was assigned to a registry "family," and the registry family, group, analytic dimension, comparator, diagnosis period, and standard population of each estimate were tabulated so that overlaps within a cell could be seen (Supplementary Table 4). Within a cell, the representative was chosen by applying, in order: the broadest population coverage (USCS &gt; NAACCR &gt; SEER-national &gt; state or regional), then a NHW (rather than an unstratified White) comparator, then the most recent and longest diagnosis period, a clearly documented age-standardization, and a directly reported confidence interval where available. Where a cell had no NHW-comparator source—the receptor-defined subtype cells and two age-specific Black cells—the estimate using an unstratified White comparator was kept as the representative and marked †. For AI/AN populations this order was overridden in favour of ascertainment validity: because unlinked registries tend to undercount this population, an estimate with Indian Health Service–based ascertainment—the IHS-PRCDA linkage, or a dedicated registry such as the Alaska Native Tumor Registry—was preferred over an unlinked-registry estimate for the same cell, ahead of both the coverage and the comparator-type preferences. For Alaska Native women, for example, this ascertainment-preferred source—the IHS-eligibility-based Alaska Native Tumor Registry—reports against an unstratified White reference rather than NHW; it was kept as the representative because completeness of ascertainment took priority over comparator type, and its NHW-comparator alternative was carried in the sensitivity analysis. Overall, disaggregated-subgroup, subtype, and age-specific results could draw on different studies, but the same registry data were not entered twice for the same question. The stability of the selection was checked in four ways: restricting to studies at low risk of bias, to directly reported (rather than computed) estimates, to estimates with an NHW (rather than unstratified White) comparator, and to estimates standardized to the 2000 U.S. standard population (Supplementary Table 6).</w:t>
       </w:r>
     </w:p>
     <w:p>

--- a/meta_agents/search_v2/outputs/Manuscript_Full.docx
+++ b/meta_agents/search_v2/outputs/Manuscript_Full.docx
@@ -742,7 +742,35 @@
           <w:sz w:val="24"/>
           <w:szCs w:val="24"/>
         </w:rPr>
-        <w:t xml:space="preserve"> was selected for each cell. Each estimate was assigned to a registry "family," and the registry family, group, analytic dimension, comparator, diagnosis period, and standard population of each estimate were tabulated so that overlaps within a cell could be seen (Supplementary Table 4). Within a cell, the representative was chosen by applying, in order: the broadest population coverage (USCS &gt; NAACCR &gt; SEER-national &gt; state or regional), then a NHW (rather than an unstratified White) comparator, then the most recent and longest diagnosis period, a clearly documented age-standardization, and a directly reported confidence interval where available. Where a cell had no NHW-comparator source—the receptor-defined subtype cells and two age-specific Black cells—the estimate using an unstratified White comparator was kept as the representative and marked †. For AI/AN populations this order was overridden in favour of ascertainment validity: because unlinked registries tend to undercount this population, an estimate with Indian Health Service–based ascertainment—the IHS-PRCDA linkage, or a dedicated registry such as the Alaska Native Tumor Registry—was preferred over an unlinked-registry estimate for the same cell, ahead of both the coverage and the comparator-type preferences. For Alaska Native women, for example, this ascertainment-preferred source—the IHS-eligibility-based Alaska Native Tumor Registry—reports against an unstratified White reference rather than NHW; it was kept as the representative because completeness of ascertainment took priority over comparator type, and its NHW-comparator alternative was carried in the sensitivity analysis. Overall, disaggregated-subgroup, subtype, and age-specific results could draw on different studies, but the same registry data were not entered twice for the same question. The stability of the selection was checked in four ways: restricting to studies at low risk of bias, to directly reported (rather than computed) estimates, to estimates with an NHW (rather than unstratified White) comparator, and to estimates standardized to the 2000 U.S. standard population (Supplementary Table 6).</w:t>
+        <w:t xml:space="preserve"> was selected for each cell. Each estimate was assigned to a registry "family," and the registry family, group, analytic dimension, comparator, diagnosis period, and standard population of each estimate were tabulated so that overlaps within a cell could be seen (Supplementary Table 4). Within a cell, the representative was chosen by applying, in order: the broadest population coverage (USCS &gt; NAACCR &gt; SEER-national &gt; state or regional), then a NHW (rather than an unstratified White) comparator, then the most recent and longest diagnosis period, a clearly documented age-standardization, and a directly reported confidence interval where available. Where a cell had no NHW-comparator source—the receptor-defined subtype cells and two age-specific Black cells—the estimate using an unstratified White comparator was kept as the representative and marked †.</w:t>
+      </w:r>
+    </w:p>
+    <w:p>
+      <w:pPr>
+        <w:spacing w:after="160" w:line="360"/>
+      </w:pPr>
+      <w:r>
+        <w:rPr>
+          <w:rFonts w:ascii="Times New Roman" w:cs="Times New Roman" w:eastAsia="Times New Roman" w:hAnsi="Times New Roman"/>
+          <w:color w:val="000000"/>
+          <w:sz w:val="24"/>
+          <w:szCs w:val="24"/>
+        </w:rPr>
+        <w:t xml:space="preserve">For AI/AN populations this order was overridden in favour of ascertainment validity: because unlinked registries tend to undercount this population, an estimate with Indian Health Service–based ascertainment—the IHS-PRCDA linkage, or a dedicated registry such as the Alaska Native Tumor Registry—was preferred over an unlinked-registry estimate for the same cell; this ascertainment preference took priority over the coverage and comparator-type criteria above. For Alaska Native women, for example, this ascertainment-preferred source—the IHS-eligibility-based Alaska Native Tumor Registry—reports against an unstratified White reference rather than NHW; it was kept as the representative because completeness of ascertainment took priority over comparator type, and its NHW-comparator alternative was carried in the sensitivity analysis.</w:t>
+      </w:r>
+    </w:p>
+    <w:p>
+      <w:pPr>
+        <w:spacing w:after="160" w:line="360"/>
+      </w:pPr>
+      <w:r>
+        <w:rPr>
+          <w:rFonts w:ascii="Times New Roman" w:cs="Times New Roman" w:eastAsia="Times New Roman" w:hAnsi="Times New Roman"/>
+          <w:color w:val="000000"/>
+          <w:sz w:val="24"/>
+          <w:szCs w:val="24"/>
+        </w:rPr>
+        <w:t xml:space="preserve">Overall, disaggregated-subgroup, subtype, and age-specific results could draw on different studies, but the same registry data were not entered twice for the same question. The stability of the selection was checked in four ways: restricting to studies at low risk of bias, to directly reported (rather than computed) estimates, to estimates with an NHW (rather than unstratified White) comparator, and to estimates standardized to the 2000 U.S. standard population (Supplementary Table 6).</w:t>
       </w:r>
     </w:p>
     <w:p>

--- a/meta_agents/search_v2/outputs/Manuscript_Full.docx
+++ b/meta_agents/search_v2/outputs/Manuscript_Full.docx
@@ -756,7 +756,7 @@
           <w:sz w:val="24"/>
           <w:szCs w:val="24"/>
         </w:rPr>
-        <w:t xml:space="preserve">For AI/AN populations this order was overridden in favour of ascertainment validity: because unlinked registries tend to undercount this population, an estimate with Indian Health Service–based ascertainment—the IHS-PRCDA linkage, or a dedicated registry such as the Alaska Native Tumor Registry—was preferred over an unlinked-registry estimate for the same cell; this ascertainment preference took priority over the coverage and comparator-type criteria above. For Alaska Native women, for example, this ascertainment-preferred source—the IHS-eligibility-based Alaska Native Tumor Registry—reports against an unstratified White reference rather than NHW; it was kept as the representative because completeness of ascertainment took priority over comparator type, and its NHW-comparator alternative was carried in the sensitivity analysis.</w:t>
+        <w:t xml:space="preserve">For AI/AN populations this order was overridden in favour of ascertainment validity: because unlinked registries tend to undercount this population, an estimate with Indian Health Service–based ascertainment—the IHS-PRCDA linkage, or a dedicated registry such as the Alaska Native Tumor Registry—was preferred over an unlinked-registry estimate for the same cell; this ascertainment preference took priority over the coverage and comparator-type criteria above. Alaska Native women are an example. The ascertainment-preferred source—the IHS-eligibility-based Alaska Native Tumor Registry—reports against an unstratified White reference rather than NHW. It was kept as the representative because completeness of ascertainment outweighed comparator type, and the NHW-comparator alternatives were carried in the sensitivity analysis.</w:t>
       </w:r>
     </w:p>
     <w:p>
@@ -872,7 +872,7 @@
           <w:sz w:val="24"/>
           <w:szCs w:val="24"/>
         </w:rPr>
-        <w:t xml:space="preserve">, its source having reported no in-paper White comparator; it was retained only as an overlap record, not as a representative. For the non-independence reason given above, these estimates were not combined into a pooled random-effects estimate; the primary result for each group is the representative population-based estimate, and the analysis presents the racial and ethnic differences and the subgroup heterogeneity group by group rather than as a single pooled value. Studies that met the inclusion criteria but did not provide a recoverable NHW comparison were not placed on the IRR scale; these were summarized narratively by racial or ethnic group and outcome. Analyses were carried out in Python 3 using SciPy.</w:t>
+        <w:t xml:space="preserve">, its source having reported no in-paper White comparator; it was retained only as an overlap record, not as a representative. For the non-independence reason given above, these estimates were not combined into a pooled random-effects estimate; the racial and ethnic differences and the subgroup heterogeneity are presented group by group rather than as a single pooled value. Studies that met the inclusion criteria but did not provide a recoverable NHW comparison were not placed on the IRR scale; these were summarized narratively by racial or ethnic group and outcome. Analyses were carried out in Python 3 using SciPy.</w:t>
       </w:r>
     </w:p>
     <w:p>

--- a/meta_agents/search_v2/outputs/Manuscript_Full.docx
+++ b/meta_agents/search_v2/outputs/Manuscript_Full.docx
@@ -886,7 +886,7 @@
           <w:sz w:val="24"/>
           <w:szCs w:val="24"/>
         </w:rPr>
-        <w:t xml:space="preserve">All quantitative results were generated from a single master extraction dataset: the main-text table, the forest figures, and the sensitivity tables were all regenerated from it and cross-checked so that each displayed estimate and each sensitivity baseline traces to the same underlying value.</w:t>
+        <w:t xml:space="preserve">All quantitative results were generated from a single master extraction dataset, from which the main-text table, the forest figures, and the sensitivity tables were regenerated.</w:t>
       </w:r>
     </w:p>
     <w:p>

--- a/meta_agents/search_v2/outputs/Manuscript_Full.docx
+++ b/meta_agents/search_v2/outputs/Manuscript_Full.docx
@@ -1285,7 +1285,7 @@
           <w:sz w:val="24"/>
           <w:szCs w:val="24"/>
         </w:rPr>
-        <w:t xml:space="preserve">The central observation is that these aggregate figures average over the wide variation among the subgroups they contain. Among Asian American subgroups the IRR ranged from 0.16 in Hmong women to 1.05 in Japanese women; Native Hawaiian women (1.21) and the NHPI aggregate (1.21) exceeded the NHW rate; Hispanic incidence rose from 0.51 in Mexican women to 0.83 in Puerto Rican women; and AI/AN incidence ranged from 0.49 in the Navajo area to 1.33 in the Southern Plains, against a national AI/AN aggregate of 0.87 (Figure 2; each aggregate and subgroup is the representative estimate from a separate study placed on the common NHW scale, so the figure shows the range of published estimates—differing in registry, region, and diagnosis period—rather than a within-study decomposition). This pattern is consistent with earlier disaggregated work and extends it: Gomez and colleagues first documented the variation among Asian American subgroups,</w:t>
+        <w:t xml:space="preserve">The central observation is that these aggregate figures average over the wide variation among the subgroups they contain. Among Asian American subgroups the IRR ranged from 0.16 in Hmong women to 1.05 in Japanese women; Native Hawaiian women (1.21) and the NHPI aggregate (1.21) exceeded the NHW rate; Hispanic incidence rose from 0.51 in Mexican women to 0.83 in Puerto Rican women; and AI/AN incidence ranged from 0.49 in the Navajo area to 1.33 in the Southern Plains, against a national AI/AN aggregate of 0.87 (Figure 2; each aggregate and subgroup is the representative estimate from a separate study placed on the common NHW scale). This pattern is consistent with earlier disaggregated work and extends it: Gomez and colleagues first documented the variation among Asian American subgroups,</w:t>
       </w:r>
       <w:r>
         <w:rPr>

--- a/meta_agents/search_v2/outputs/Manuscript_Full.docx
+++ b/meta_agents/search_v2/outputs/Manuscript_Full.docx
@@ -1484,7 +1484,7 @@
           <w:sz w:val="24"/>
           <w:szCs w:val="24"/>
         </w:rPr>
-        <w:t xml:space="preserve"> The difference is sizeable: the national aggregate from an unlinked source (0.56) rises to 0.87 once IHS-linked ascertainment is used. Among IHS-linked national estimates the ratio also rose over time, from 0.63 in 1999–2004 to 0.87 in 2010–2015, so the most recent IHS-linked estimate was taken as the representative and the earlier one retained for sensitivity. The IHS-linked regional estimates vary widely and reach or exceed the NHW rate in the Northern and Southern Plains—and, against an unstratified White reference, among Alaska Native women (regional values in Table 1). The lower unlinked values are therefore best read as reflecting incomplete case ascertainment rather than lower underlying incidence; the AI/AN–NHW comparison depends on how completely cases are ascertained.</w:t>
+        <w:t xml:space="preserve"> The difference is sizeable: the national aggregate from an unlinked source (0.56) rises to 0.87 once IHS-linked ascertainment is used. Among IHS-linked national estimates the ratio also rose over time, from 0.63 in 1999–2004 to 0.87 in 2010–2015, so the most recent IHS-linked estimate was taken as the representative and the earlier one retained for sensitivity. The IHS-linked regional estimates vary widely and reach or exceed the NHW rate in the Northern and Southern Plains—and, against an unstratified White reference, among Alaska Native women (regional values in Table 1). The lower unlinked values therefore likely reflect incomplete case ascertainment rather than only lower underlying incidence; the AI/AN–NHW comparison depends on how completely cases are ascertained.</w:t>
       </w:r>
       <w:r>
         <w:rPr>

--- a/meta_agents/search_v2/outputs/Manuscript_Full.docx
+++ b/meta_agents/search_v2/outputs/Manuscript_Full.docx
@@ -1583,7 +1583,7 @@
           <w:sz w:val="24"/>
           <w:szCs w:val="24"/>
         </w:rPr>
-        <w:t xml:space="preserve">The review has limitations. About three fifths of the representative rate ratios (50 of 85) were computed from published age-standardized rates rather than reported directly, which can move a ratio slightly. Expressing each group's incidence as a ratio to the NHW rate does not by itself make the estimates commensurable: a ratio cancels the shared standardization only when its numerator and denominator come from the same source, which holds within each cell but not across cells, so differences in underlying age structure, registry region, and diagnosis period remain embedded. Diagnosis period and registry region are the main limits on cross-cell comparability; standard population differed less—most estimates used the 2000 US standard, with a 1970 (world or US) or the 1960 Segi world standard in a few older studies, and restricting to the 2000 US standard left the pattern essentially unchanged. The review was restricted to U.S.-resident populations, so the estimates are not generalizable to countries that use a different White reference, different racial and ethnic categories, and different standard populations. Finally, estimates for the smallest subgroups rested on limited numbers, studies contributing only to the narrative synthesis were not quantified, and grey literature was not searched. Screening, full-text selection, and extraction were carried out by a single reviewer with large-language-model assistance rather than by two independent reviewers. To limit studies missed by this single-reviewer screening, the excluded records were re-screened with an explicit keyword filter and re-read at the full abstract; because a relaxed four-of-five-signal threshold recovered studies that stated a needed term only in a table rather than the abstract—one giving race-specific rates without an explicit rate term, and one without an explicit U.S. term—the residual risk of a missed study is confined to reports whose abstracts omit two or more of the screening signals.</w:t>
+        <w:t xml:space="preserve">The review has limitations. About three fifths of the representative rate ratios (50 of 85) were computed from published age-standardized rates rather than reported directly, which can move a ratio slightly. Expressing each group's incidence as a ratio to the NHW rate does not by itself make the estimates commensurable: a ratio cancels the shared standardization only when its numerator and denominator come from the same source, which holds within each cell but not across cells, so differences in underlying age structure, registry region, and diagnosis period remain embedded. Diagnosis period and registry region are the main limits on cross-cell comparability; standard population differed less—most estimates used the 2000 US standard, with a 1970 (world or US) or the 1960 Segi world standard in a few older studies, and restricting to the 2000 US standard left the pattern essentially unchanged. The review was restricted to U.S.-resident populations, so the estimates are not generalizable to countries that use a different White reference, different racial and ethnic categories, and different standard populations. Finally, estimates for the smallest subgroups rested on limited numbers, studies contributing only to the narrative synthesis were not quantified, and grey literature was not searched. Screening, full-text selection, and extraction were carried out by a single reviewer with large-language-model assistance rather than by two independent reviewers. To limit studies missed by this single-reviewer screening, the excluded records were re-screened at the full abstract with an explicit keyword filter (Methods); because the relaxed four-of-five-signal threshold recovered reports that stated a needed term only in a table, the residual risk of a missed study is confined to reports whose abstracts omit two or more of the screening signals.</w:t>
       </w:r>
     </w:p>
     <w:p>

--- a/meta_agents/search_v2/outputs/Manuscript_Full.docx
+++ b/meta_agents/search_v2/outputs/Manuscript_Full.docx
@@ -1583,7 +1583,7 @@
           <w:sz w:val="24"/>
           <w:szCs w:val="24"/>
         </w:rPr>
-        <w:t xml:space="preserve">The review has limitations. About three fifths of the representative rate ratios (50 of 85) were computed from published age-standardized rates rather than reported directly, which can move a ratio slightly. Expressing each group's incidence as a ratio to the NHW rate does not by itself make the estimates commensurable: a ratio cancels the shared standardization only when its numerator and denominator come from the same source, which holds within each cell but not across cells, so differences in underlying age structure, registry region, and diagnosis period remain embedded. Diagnosis period and registry region are the main limits on cross-cell comparability; standard population differed less—most estimates used the 2000 US standard, with a 1970 (world or US) or the 1960 Segi world standard in a few older studies, and restricting to the 2000 US standard left the pattern essentially unchanged. The review was restricted to U.S.-resident populations, so the estimates are not generalizable to countries that use a different White reference, different racial and ethnic categories, and different standard populations. Finally, estimates for the smallest subgroups rested on limited numbers, studies contributing only to the narrative synthesis were not quantified, and grey literature was not searched. Screening, full-text selection, and extraction were carried out by a single reviewer with large-language-model assistance rather than by two independent reviewers. To limit studies missed by this single-reviewer screening, the excluded records were re-screened at the full abstract with an explicit keyword filter (Methods); because the relaxed four-of-five-signal threshold recovered reports that stated a needed term only in a table, the residual risk of a missed study is confined to reports whose abstracts omit two or more of the screening signals.</w:t>
+        <w:t xml:space="preserve">The review has limitations. About three fifths of the representative rate ratios (50 of 85) were computed from published age-standardized rates rather than reported directly, which can move a ratio slightly. Expressing each group's incidence as a ratio to the NHW rate does not by itself make the estimates commensurable: a ratio cancels the shared standardization only when its numerator and denominator come from the same source, which holds within each cell but not across cells, so differences in underlying age structure, registry region, and diagnosis period remain embedded. Diagnosis period and registry region are the main limits on cross-cell comparability; standard population differed less—most estimates used the 2000 US standard, with a 1970 (world or US) or the 1960 Segi world standard in a few older studies, and restricting to the 2000 US standard left the pattern essentially unchanged. The review was restricted to U.S.-resident populations, so the estimates are not generalizable to countries that use a different White reference, different racial and ethnic categories, and different standard populations. Finally, estimates for the smallest subgroups rested on limited numbers, studies contributing only to the narrative synthesis were not quantified, and grey literature was not searched. Screening, full-text selection, and extraction were carried out by a single reviewer with large-language-model assistance rather than by two independent reviewers. To limit studies missed by this single-reviewer screening, the excluded records were re-screened at the full abstract with an explicit keyword filter; because the relaxed four-of-five-signal threshold recovered reports that stated a needed term only in a table, the residual risk of a missed study is confined to reports whose abstracts omit two or more of the screening signals.</w:t>
       </w:r>
     </w:p>
     <w:p>

--- a/meta_agents/search_v2/outputs/Manuscript_Full.docx
+++ b/meta_agents/search_v2/outputs/Manuscript_Full.docx
@@ -1583,7 +1583,7 @@
           <w:sz w:val="24"/>
           <w:szCs w:val="24"/>
         </w:rPr>
-        <w:t xml:space="preserve">The review has limitations. About three fifths of the representative rate ratios (50 of 85) were computed from published age-standardized rates rather than reported directly, which can move a ratio slightly. Expressing each group's incidence as a ratio to the NHW rate does not by itself make the estimates commensurable: a ratio cancels the shared standardization only when its numerator and denominator come from the same source, which holds within each cell but not across cells, so differences in underlying age structure, registry region, and diagnosis period remain embedded. Diagnosis period and registry region are the main limits on cross-cell comparability; standard population differed less—most estimates used the 2000 US standard, with a 1970 (world or US) or the 1960 Segi world standard in a few older studies, and restricting to the 2000 US standard left the pattern essentially unchanged. The review was restricted to U.S.-resident populations, so the estimates are not generalizable to countries that use a different White reference, different racial and ethnic categories, and different standard populations. Finally, estimates for the smallest subgroups rested on limited numbers, studies contributing only to the narrative synthesis were not quantified, and grey literature was not searched. Screening, full-text selection, and extraction were carried out by a single reviewer with large-language-model assistance rather than by two independent reviewers. To limit studies missed by this single-reviewer screening, the excluded records were re-screened at the full abstract with an explicit keyword filter; because the relaxed four-of-five-signal threshold recovered reports that stated a needed term only in a table, the residual risk of a missed study is confined to reports whose abstracts omit two or more of the screening signals.</w:t>
+        <w:t xml:space="preserve">The review has limitations. About three fifths of the representative rate ratios (50 of 85) were computed from published age-standardized rates rather than reported directly, which can move a ratio slightly. Expressing each group's incidence as a ratio to the NHW rate does not by itself make the estimates commensurable: a ratio cancels the shared standardization only when its numerator and denominator come from the same source, which holds within each cell but not across cells, so differences in underlying age structure, registry region, and diagnosis period remain embedded. Diagnosis period and registry region are the main limits on cross-cell comparability; standard population differed less—most estimates used the 2000 US standard, with a 1970 (world or US) or the 1960 Segi world standard in a few older studies, and restricting to the 2000 US standard left the pattern essentially unchanged. The review was restricted to U.S.-resident populations, so the estimates are not generalizable to countries that use a different White reference, different racial and ethnic categories, and different standard populations. Finally, estimates for the smallest subgroups rested on limited numbers, studies contributing only to the narrative synthesis were not quantified, and grey literature was not searched. Screening, full-text selection, and extraction were carried out by a single reviewer with large-language-model assistance rather than by two independent reviewers. To limit studies missed by this single-reviewer screening, the excluded records were re-screened at the full abstract with an explicit keyword filter, leaving the residual risk of a missed study confined to reports whose abstracts omit two or more of the screening signals.</w:t>
       </w:r>
     </w:p>
     <w:p>

--- a/meta_agents/search_v2/outputs/Manuscript_Full.docx
+++ b/meta_agents/search_v2/outputs/Manuscript_Full.docx
@@ -1597,7 +1597,7 @@
           <w:sz w:val="24"/>
           <w:szCs w:val="24"/>
         </w:rPr>
-        <w:t xml:space="preserve">What this review adds beyond the individual studies is threefold. First, it places estimates that were scattered across separate registry reports—each with its own reference group, standard population, and diagnosis period—onto a single NHW-referenced scale, so the disaggregated subgroups can be read against one another and against their aggregates in one place. Second, by collapsing overlapping registry-family estimates while retaining the overlaps for the sensitivity analysis, it separates cells corroborated by two or more independent sources (38 of the 85 analytic cells) from those resting on a single study (47), and it shows where independent sources agree—most cells—and where they diverge, chiefly the near-null AANHPI subgroups and the ascertainment-dependent AI/AN comparison noted above. Reviewing the studies jointly rather than singly shows that the wide within-aggregate heterogeneity is reproducible across independent registries and stable under the sensitivity restrictions, so the pattern does not depend on any one data source. Third, it makes the evidence gaps explicit: Middle Eastern women, several Native Hawaiian and Pacific Islander and Hispanic-origin subgroups, and AI/AN incidence by molecular subtype each rest on a single regional or unlinked source, and the AI/AN regional and national aggregate figures are point estimates without a confidence interval—groups for which a dedicated, and for AI/AN an IHS-linked, primary study is still needed. Because studies differed in diagnosis period and region, these estimates are best read as a comparable-scale summary of the available evidence, with the provenance and comparator of each (computed CI ‡; unstratified White †) marked so readers can weigh them.</w:t>
+        <w:t xml:space="preserve">What this review adds beyond the individual studies is threefold. First, it places estimates that were scattered across separate registry reports—each with its own reference group, standard population, and diagnosis period—onto a single NHW-referenced scale, so the disaggregated subgroups can be read against one another and against their aggregates in one place. Second, by collapsing overlapping registry-family estimates while retaining the overlaps for the sensitivity analysis, it separates the cells corroborated by two or more independent sources (38 of the 85 analytic cells) from those resting on a single study (47); where two or more sources are available they agree in most cells, diverging chiefly in the near-null AANHPI subgroups and the ascertainment-dependent AI/AN comparison. Third, it makes the evidence gaps explicit: Middle Eastern women, several Native Hawaiian and Pacific Islander and Hispanic-origin subgroups, and AI/AN incidence by molecular subtype each rest on a single regional or unlinked source, and the AI/AN regional and national aggregate figures are point estimates without a confidence interval—groups for which a dedicated, and for AI/AN an IHS-linked, primary study is still needed. Because studies differed in diagnosis period and region, these estimates are best read as a comparable-scale summary of the available evidence, with the provenance and comparator of each (computed CI ‡; unstratified White †) marked so readers can weigh them.</w:t>
       </w:r>
     </w:p>
     <w:p>

--- a/meta_agents/search_v2/outputs/Manuscript_Full.docx
+++ b/meta_agents/search_v2/outputs/Manuscript_Full.docx
@@ -1597,7 +1597,7 @@
           <w:sz w:val="24"/>
           <w:szCs w:val="24"/>
         </w:rPr>
-        <w:t xml:space="preserve">What this review adds beyond the individual studies is threefold. First, it places estimates that were scattered across separate registry reports—each with its own reference group, standard population, and diagnosis period—onto a single NHW-referenced scale, so the disaggregated subgroups can be read against one another and against their aggregates in one place. Second, by collapsing overlapping registry-family estimates while retaining the overlaps for the sensitivity analysis, it separates the cells corroborated by two or more independent sources (38 of the 85 analytic cells) from those resting on a single study (47); where two or more sources are available they agree in most cells, diverging chiefly in the near-null AANHPI subgroups and the ascertainment-dependent AI/AN comparison. Third, it makes the evidence gaps explicit: Middle Eastern women, several Native Hawaiian and Pacific Islander and Hispanic-origin subgroups, and AI/AN incidence by molecular subtype each rest on a single regional or unlinked source, and the AI/AN regional and national aggregate figures are point estimates without a confidence interval—groups for which a dedicated, and for AI/AN an IHS-linked, primary study is still needed. Because studies differed in diagnosis period and region, these estimates are best read as a comparable-scale summary of the available evidence, with the provenance and comparator of each (computed CI ‡; unstratified White †) marked so readers can weigh them.</w:t>
+        <w:t xml:space="preserve">What this review adds beyond the individual studies is threefold. First, it places estimates that were scattered across separate registry reports—each with its own reference group, standard population, and diagnosis period—onto a single NHW-referenced scale, so the disaggregated subgroups and their aggregates can be seen together in one place. Second, by collapsing overlapping registry-family estimates while retaining the overlaps for the sensitivity analysis, it separates the cells corroborated by two or more independent sources (38 of the 85 analytic cells) from those resting on a single study (47); where two or more sources are available they agree in most cells, diverging chiefly in the near-null AANHPI subgroups and the ascertainment-dependent AI/AN comparison. Third, it makes the evidence gaps explicit: Middle Eastern women, several Native Hawaiian and Pacific Islander and Hispanic-origin subgroups, and AI/AN incidence by molecular subtype each rest on a single regional or unlinked source, and the AI/AN regional and national aggregate figures are point estimates without a confidence interval—groups for which a dedicated, and for AI/AN an IHS-linked, primary study is still needed. Because studies differed in diagnosis period and region, these estimates are best read as a comparable-scale summary of the available evidence, with the provenance and comparator of each (computed CI ‡; unstratified White †) marked so readers can weigh them.</w:t>
       </w:r>
     </w:p>
     <w:p>

--- a/meta_agents/search_v2/outputs/Manuscript_Full.docx
+++ b/meta_agents/search_v2/outputs/Manuscript_Full.docx
@@ -1193,7 +1193,7 @@
           <w:sz w:val="24"/>
           <w:szCs w:val="24"/>
         </w:rPr>
-        <w:t xml:space="preserve">Molecular subtype and histology (23 studies) described the higher triple-negative and hormone-receptor-negative burden in NHB women and the predominance of HR+/HER2− disease in NHW women, and extended the picture to inflammatory, lobular, and ductal histologies that the receptor-defined cells do not capture. Geography and region (23 studies) described variation in incidence across states, counties, and rural–urban gradients and within particular registries, including Delta-region, Appalachian, and single-state analyses. Age and early-onset (20 studies) reported racial differences concentrated in younger women, among them the Black–White age crossover and a higher early-onset burden in NHB women. Socioeconomic status and screening (9 studies) tied incidence differences to poverty, neighborhood deprivation, insurance, and mammography use rather than to race alone. Nativity and immigrant generation (8 studies) reported incidence rising with longer US residence and across immigrant generations in Asian, Hispanic, and Middle Eastern populations, echoing the nativity and enclave gradients seen in the quantitative subgroups. Time trends (8 studies) tracked rising incidence among Asian American women and falling estrogen-receptor-negative rates over recent decades. The remaining 20 were subgroup-specific descriptive reports—single Asian ethnicities or AI/AN young adults, for example—without a recoverable NHW comparison.</w:t>
+        <w:t xml:space="preserve">Molecular subtype and histology (28 studies) described the higher triple-negative and hormone-receptor-negative burden in NHB women and the predominance of HR+/HER2− disease in NHW women, and extended the picture to inflammatory, lobular, and ductal histologies that the receptor-defined cells do not capture. Geography and region (24 studies) described variation in incidence across states, counties, and rural–urban gradients and within particular registries, including Delta-region, Appalachian, and single-state analyses. Age and early-onset (20 studies) reported racial differences concentrated in younger women, among them the Black–White age crossover and a higher early-onset burden in NHB women. Socioeconomic status and screening (9 studies) tied incidence differences to poverty, neighborhood deprivation, insurance, and mammography use rather than to race alone. Nativity and immigrant generation (8 studies) reported incidence rising with longer US residence and across immigrant generations in Asian, Hispanic, and Middle Eastern populations, echoing the nativity and enclave gradients seen in the quantitative subgroups. Time trends (8 studies) tracked rising incidence among Asian American women and falling estrogen-receptor-negative rates over recent decades. The remaining 21 were subgroup-specific descriptive reports—single Asian ethnicities or AI/AN young adults, for example—without a recoverable NHW comparison.</w:t>
       </w:r>
     </w:p>
     <w:p>

--- a/meta_agents/search_v2/outputs/Manuscript_Full.docx
+++ b/meta_agents/search_v2/outputs/Manuscript_Full.docx
@@ -955,7 +955,7 @@
           <w:sz w:val="24"/>
           <w:szCs w:val="24"/>
         </w:rPr>
-        <w:t xml:space="preserve">—23 supplied a cell representative, and the remainder contributed overlapping estimates carried only in the sensitivity analysis; the remaining 118 informed the narrative synthesis (176 = 58 + 118). The extracted studies were published between 2002 and 2026 and drew on SEER, NPCR and USCS, NAACCR, IHS-linked and tribal registries, and individual state or regional registries (Supplementary Table 2). After collapsing overlapping registry-family estimates, 85 representative estimates remained, one per analytic cell; all are listed in Supplementary Table 4, and the principal comparisons—overall incidence, the disaggregated AANHPI and Hispanic-origin subgroups, AI/AN by region, Middle Eastern populations, and TNBC—are shown in Table 1. The reference group was NHW in most studies and an unstratified White group in a minority (marked †; Supplementary Table 4).</w:t>
+        <w:t xml:space="preserve">—22 supplied a cell representative, and the remainder contributed overlapping estimates carried only in the sensitivity analysis; the remaining 118 informed the narrative synthesis (176 = 58 + 118). The extracted studies were published between 2002 and 2026 and drew on SEER, NPCR and USCS, NAACCR, IHS-linked and tribal registries, and individual state or regional registries (Supplementary Table 2). After collapsing overlapping registry-family estimates, 85 representative estimates remained, one per analytic cell; all are listed in Supplementary Table 4, and the principal comparisons—overall incidence, the disaggregated AANHPI and Hispanic-origin subgroups, AI/AN by region, Middle Eastern populations, and TNBC—are shown in Table 1. The reference group was NHW in most studies and an unstratified White group in a minority (marked †; Supplementary Table 4).</w:t>
       </w:r>
     </w:p>
     <w:p>
@@ -1019,7 +1019,7 @@
           <w:sz w:val="24"/>
           <w:szCs w:val="24"/>
         </w:rPr>
-        <w:t xml:space="preserve">Within the AANHPI aggregate, incidence varied across Asian American subgroups from 0.16 (0.12–0.22) in Hmong women to 1.05 (1.01–1.08) in Japanese women, with Cambodian 0.26 (0.20–0.34), Laotian 0.39 (0.35–0.43), Vietnamese 0.59 (0.57–0.61), Korean 0.68 (0.65–0.70), Chinese 0.76 (0.75–0.78), Filipina 0.86 (0.84–0.87), and Asian Indian/Pakistani 0.96 (0.94–0.98) in between; the Asian American aggregate was 0.79 (0.78–0.80). Among Native Hawaiian and Pacific Islander (NHPI) subgroups, Guamanian/Chamorro/Samoan women had an IRR of 0.72 (0.64–0.82) and Native Hawaiian women 1.21 (1.12–1.31), with an NHPI aggregate of 1.21 (1.17–1.26) (Table 1; Figure 2).</w:t>
+        <w:t xml:space="preserve">Within the AANHPI aggregate, incidence varied across Asian American subgroups from 0.16 (0.12–0.22) in Hmong women to 1.05 (1.01–1.08) in Japanese women, with Cambodian 0.26 (0.20–0.34), Laotian 0.39 (0.35–0.43), Vietnamese 0.59 (0.57–0.61), Korean 0.68 (0.65–0.70), Chinese 0.76 (0.75–0.78), Filipina 0.86 (0.84–0.87), and Asian Indian/Pakistani 0.96 (0.94–0.98) in between; the Asian American aggregate was 0.79 (0.78–0.80). Among Native Hawaiian and Pacific Islander (NHPI) subgroups, Guamanian/Chamorro/Samoan women had an IRR of 0.72 (0.64–0.82) and Native Hawaiian women 1.27 (1.21–1.33), with an NHPI aggregate of 1.21 (1.17–1.26) (Table 1; Figure 2).</w:t>
       </w:r>
     </w:p>
     <w:p>
@@ -1239,7 +1239,7 @@
           <w:sz w:val="24"/>
           <w:szCs w:val="24"/>
         </w:rPr>
-        <w:t xml:space="preserve">On the JBI checklist, 45 of the 58 studies were at low risk of bias and 13 at moderate risk, with none at high risk (Supplementary Table 5); the moderate ratings arose mainly where an estimate was reported without a variance, the standard population was not clearly specified, or race and ethnicity ascertainment was limited. The representative selection was examined in four ways (Supplementary Table 6), and the pattern held throughout. Restricting to low-risk-of-bias studies left 60 of 85 cell representatives unchanged, with the 13 changed and 12 dropped cells falling mainly among the disaggregated AANHPI subgroups and, in smaller numbers, the receptor-subtype, age-specific, and Middle Eastern cells (Supplementary Table 6a); restricting to directly reported estimates left 35 unchanged (5 changed, 45 dropped; Supplementary Table 6b); restricting to NHW-comparator estimates left 66 unchanged (1 changed, 18 dropped; Supplementary Table 6c), the dropped cells being those whose only representative used an unstratified White comparator — the receptor-defined subtypes and two age-specific Black cells — and the one changed cell being Alaska Native, whose unstratified-White representative (1.09) gave way to an Indian Health Service–linked estimate reported against an NHW reference (1.25); and restricting to the 2000 U.S. standard population changed little, since 83 of the 85 representatives were already standardized to it, so the restriction dropped no cell and changed only two Black receptor-subtype cells, each from a 1960 Segi-world-standardized representative to a 2000 U.S.–standardized estimate in the same direction (hormone-receptor-negative 1.80 to 1.60, hormone-receptor-positive 0.82 to 0.70; Supplementary Table 6d).</w:t>
+        <w:t xml:space="preserve">On the JBI checklist, 45 of the 58 studies were at low risk of bias and 13 at moderate risk, with none at high risk (Supplementary Table 5); the moderate ratings arose mainly where an estimate was reported without a variance, the standard population was not clearly specified, or race and ethnicity ascertainment was limited. The representative selection was examined in four ways (Supplementary Table 6), and the pattern held throughout. Restricting to low-risk-of-bias studies left 59 of 85 cell representatives unchanged, with the 14 changed and 12 dropped cells falling mainly among the disaggregated AANHPI subgroups and, in smaller numbers, the receptor-subtype, age-specific, and Middle Eastern cells (Supplementary Table 6a); restricting to directly reported estimates left 35 unchanged (5 changed, 45 dropped; Supplementary Table 6b); restricting to NHW-comparator estimates left 66 unchanged (1 changed, 18 dropped; Supplementary Table 6c), the dropped cells being those whose only representative used an unstratified White comparator — the receptor-defined subtypes and two age-specific Black cells — and the one changed cell being Alaska Native, whose unstratified-White representative (1.09) gave way to an Indian Health Service–linked estimate reported against an NHW reference (1.25); and restricting to the 2000 U.S. standard population changed little, since 83 of the 85 representatives were already standardized to it, so the restriction dropped no cell and changed only two Black receptor-subtype cells, each from a 1960 Segi-world-standardized representative to a 2000 U.S.–standardized estimate in the same direction (hormone-receptor-negative 1.80 to 1.60, hormone-receptor-positive 0.82 to 0.70; Supplementary Table 6d).</w:t>
       </w:r>
     </w:p>
     <w:p>
@@ -1285,7 +1285,7 @@
           <w:sz w:val="24"/>
           <w:szCs w:val="24"/>
         </w:rPr>
-        <w:t xml:space="preserve">The central observation is that these aggregate figures average over the wide variation among the subgroups they contain. Among Asian American subgroups the IRR ranged from 0.16 in Hmong women to 1.05 in Japanese women; Native Hawaiian women (1.21) and the NHPI aggregate (1.21) exceeded the NHW rate; Hispanic incidence rose from 0.51 in Mexican women to 0.83 in Puerto Rican women; and AI/AN incidence ranged from 0.49 in the Navajo area to 1.33 in the Southern Plains, against a national AI/AN aggregate of 0.87 (Figure 2; each aggregate and subgroup is the representative estimate from a separate study placed on the common NHW scale). This pattern is consistent with earlier disaggregated work and extends it: Gomez and colleagues first documented the variation among Asian American subgroups,</w:t>
+        <w:t xml:space="preserve">The central observation is that these aggregate figures average over the wide variation among the subgroups they contain. Among Asian American subgroups the IRR ranged from 0.16 in Hmong women to 1.05 in Japanese women; Native Hawaiian women (1.27) and the NHPI aggregate (1.21) exceeded the NHW rate; Hispanic incidence rose from 0.51 in Mexican women to 0.83 in Puerto Rican women; and AI/AN incidence ranged from 0.49 in the Navajo area to 1.33 in the Southern Plains, against a national AI/AN aggregate of 0.87 (Figure 2; each aggregate and subgroup is the representative estimate from a separate study placed on the common NHW scale). This pattern is consistent with earlier disaggregated work and extends it: Gomez and colleagues first documented the variation among Asian American subgroups,</w:t>
       </w:r>
       <w:r>
         <w:rPr>

--- a/meta_agents/search_v2/outputs/Manuscript_Full.docx
+++ b/meta_agents/search_v2/outputs/Manuscript_Full.docx
@@ -1583,7 +1583,7 @@
           <w:sz w:val="24"/>
           <w:szCs w:val="24"/>
         </w:rPr>
-        <w:t xml:space="preserve">The review has limitations. About three fifths of the representative rate ratios (50 of 85) were computed from published age-standardized rates rather than reported directly, which can move a ratio slightly. Expressing each group's incidence as a ratio to the NHW rate does not by itself make the estimates commensurable: a ratio cancels the shared standardization only when its numerator and denominator come from the same source, which holds within each cell but not across cells, so differences in underlying age structure, registry region, and diagnosis period remain embedded. Diagnosis period and registry region are the main limits on cross-cell comparability; standard population differed less—most estimates used the 2000 US standard, with a 1970 (world or US) or the 1960 Segi world standard in a few older studies, and restricting to the 2000 US standard left the pattern essentially unchanged. The review was restricted to U.S.-resident populations, so the estimates are not generalizable to countries that use a different White reference, different racial and ethnic categories, and different standard populations. Finally, estimates for the smallest subgroups rested on limited numbers, studies contributing only to the narrative synthesis were not quantified, and grey literature was not searched. Screening, full-text selection, and extraction were carried out by a single reviewer with large-language-model assistance rather than by two independent reviewers. To limit studies missed by this single-reviewer screening, the excluded records were re-screened at the full abstract with an explicit keyword filter, leaving the residual risk of a missed study confined to reports whose abstracts omit two or more of the screening signals.</w:t>
+        <w:t xml:space="preserve">The review has limitations. About three fifths of the representative rate ratios (50 of 85) were computed from published age-standardized rates rather than reported directly, which can move a ratio slightly. Expressing each group's incidence as a ratio to the NHW rate does not by itself make the estimates commensurable. Within a cell the numerator and denominator share one standard population, period, and region, so the ratio is internally consistent; the ratio does not, however, cancel the standard population, because the age-specific rates of two groups differ in shape and another set of standard weights would move their standardized rates—and so their ratio—by different amounts. Across cells, differences in standard population, underlying age structure, registry region, and diagnosis period therefore remain embedded. Diagnosis period and registry region are the main limits on cross-cell comparability; standard population differed less—most estimates used the 2000 US standard, with a 1970 (world or US) or the 1960 Segi world standard in a few older studies, and restricting to the 2000 US standard left the pattern essentially unchanged. The review was restricted to U.S.-resident populations, so the estimates are not generalizable to countries that use a different White reference, different racial and ethnic categories, and different standard populations. Finally, estimates for the smallest subgroups rested on limited numbers, studies contributing only to the narrative synthesis were not quantified, and grey literature was not searched. Screening, full-text selection, and extraction were carried out by a single reviewer with large-language-model assistance rather than by two independent reviewers. To limit studies missed by this single-reviewer screening, the excluded records were re-screened at the full abstract with an explicit keyword filter, leaving the residual risk of a missed study confined to reports whose abstracts omit two or more of the screening signals.</w:t>
       </w:r>
     </w:p>
     <w:p>

--- a/meta_agents/search_v2/outputs/Manuscript_Full.docx
+++ b/meta_agents/search_v2/outputs/Manuscript_Full.docx
@@ -409,7 +409,7 @@
           <w:sz w:val="24"/>
           <w:szCs w:val="24"/>
         </w:rPr>
-        <w:t xml:space="preserve">We reviewed U.S. studies of breast cancer incidence by race and ethnicity and combined them as incidence rate ratios (IRRs) relative to NHW women. The focus was on the disaggregated AANHPI and Hispanic-origin subgroups, on AI/AN women by region, and on the main receptor-defined subtypes. The main analysis retains one representative population-based estimate per registry family, and each contributing study was appraised with the Joanna Briggs Institute checklist for studies reporting prevalence and incidence data.</w:t>
+        <w:t xml:space="preserve">We reviewed U.S. studies of breast cancer incidence by race and ethnicity and combined them as incidence rate ratios (IRRs) relative to NHW women. The focus was on the disaggregated AANHPI and Hispanic-origin subgroups, on AI/AN women by region, and on the main receptor-defined subtypes. The main analysis retains one representative population-based estimate per analytic cell, and each contributing study was appraised with the Joanna Briggs Institute checklist for studies reporting prevalence and incidence data.</w:t>
       </w:r>
     </w:p>
     <w:p>
@@ -582,7 +582,7 @@
           <w:sz w:val="24"/>
           <w:szCs w:val="24"/>
         </w:rPr>
-        <w:t xml:space="preserve">. Both aggregate groups and disaggregated subgroups (Asian American, Native Hawaiian and Pacific Islander, Hispanic/Latina by origin, and AI/AN by region) and receptor-defined molecular subtypes were eligible. The reference group was recorded as each study defined it; studies that stratified the reference by Hispanic origin were treated as NHW and those using an unstratified White reference were labelled accordingly, and studies of both kinds were retained because the reference and minority rates came from the same source within each study. The review was limited to U.S.-resident populations. Reviews, editorials, letters, conference abstracts, preprints (not peer-reviewed), non-U.S. studies, reports that did not present invasive female breast cancer incidence by race or ethnicity, and mortality- or survival-only reports were excluded. A publication that re-reported an estimate already captured from the same registry, diagnosis period, and population was excluded as a duplicate dataset; a publication drawing on the same registry family but a different period, region, or subset provided a distinct estimate and was retained as an overlapping estimate for the sensitivity analysis, not excluded; overlap handling is described under Selection of a representative population-based estimate.</w:t>
+        <w:t xml:space="preserve">. Both aggregate groups and disaggregated subgroups (Asian American, Native Hawaiian and Pacific Islander, Hispanic/Latina by origin, and AI/AN by region) and receptor-defined molecular subtypes were eligible. The reference group was recorded as each study defined it; studies that stratified the reference by Hispanic origin were treated as NHW and those using an unstratified White reference were labelled accordingly, and studies of both kinds were retained because the reference and minority rates came from the same source within each study. The review was limited to U.S.-resident populations. Reviews, editorials, letters, conference abstracts, preprints (not peer-reviewed), non-U.S. studies, reports that did not present invasive female breast cancer incidence by race or ethnicity, and mortality- or survival-only reports were excluded. A publication that re-reported an estimate already captured from the same registry, diagnosis period, and population was excluded as a duplicate dataset; a publication drawing on the same registry family but a different period, region, or subset provided a distinct estimate and was retained as an overlapping estimate for the sensitivity analysis, not excluded; overlap handling is described under Selection of a representative population-based estimate. Recurring statistics series—the annual cancer-statistics reports and the Annual Report to the Nation—re-report incidence for largely the same registries and periods from one edition to the next. For each series the most recent eligible edition was retained and the earlier editions were excluded as duplicates. Because a retained edition re-reports registry incidence that the dedicated primary study for that registry and period already provides, it was not treated as a candidate representative and contributes only to the narrative synthesis.</w:t>
       </w:r>
     </w:p>
     <w:p>
@@ -4977,7 +4977,7 @@
                 <w:sz w:val="15"/>
                 <w:szCs w:val="15"/>
               </w:rPr>
-              <w:t xml:space="preserve">1.211 [1.123, 1.305] ‡</w:t>
+              <w:t xml:space="preserve">1.270 [1.213, 1.330] ‡</w:t>
             </w:r>
           </w:p>
         </w:tc>
@@ -5000,7 +5000,7 @@
                 <w:sz w:val="15"/>
                 <w:szCs w:val="15"/>
               </w:rPr>
-              <w:t xml:space="preserve">Miller 2008 (1998-2002)</w:t>
+              <w:t xml:space="preserve">Gomez 2026 (2018-2022)</w:t>
             </w:r>
           </w:p>
         </w:tc>
@@ -5023,7 +5023,7 @@
                 <w:sz w:val="15"/>
                 <w:szCs w:val="15"/>
               </w:rPr>
-              <w:t xml:space="preserve">NAACCR/CiNA (~93%)</w:t>
+              <w:t xml:space="preserve">SEER-national</w:t>
             </w:r>
           </w:p>
         </w:tc>
@@ -5046,7 +5046,7 @@
                 <w:sz w:val="15"/>
                 <w:szCs w:val="15"/>
               </w:rPr>
-              <w:t xml:space="preserve">Low</w:t>
+              <w:t xml:space="preserve">Moderate</w:t>
             </w:r>
           </w:p>
         </w:tc>
@@ -8248,7 +8248,7 @@
           <w:sz w:val="16"/>
           <w:szCs w:val="16"/>
         </w:rPr>
-        <w:t xml:space="preserve">Note. Each cell shows one representative population-based estimate — the most recent, broadest-coverage registry estimate per registry family — not a pooled estimate; the selection rule and its robustness are given in the Methods and Supplementary Table 6. The effect measure is the incidence rate ratio (IRR) unless marked as a standardized incidence ratio (SIR); comparisons are versus non-Hispanic White (NHW) women. † the study's reference was an unstratified White group (not stratified by Hispanic origin), examined in the NHW-comparator sensitivity analysis (Supplementary Table 6c). ‡ the 95% confidence interval was computed by the reviewers from published rates rather than reported in the source. NHB, non-Hispanic Black; AANHPI, Asian American, Native Hawaiian, and Pacific Islander (NHPI, the Pacific Islander subset, shown separately); RoB, risk-of-bias rating of the representative study. Full per-estimate detail is in the Supplementary Materials.</w:t>
+        <w:t xml:space="preserve">Note. Each cell shows one representative population-based estimate — the most recent, broadest-coverage registry estimate per analytic cell — not a pooled estimate; the selection rule and its robustness are given in the Methods and Supplementary Table 6. The effect measure is the incidence rate ratio (IRR) unless marked as a standardized incidence ratio (SIR); comparisons are versus non-Hispanic White (NHW) women. † the study's reference was an unstratified White group (not stratified by Hispanic origin), examined in the NHW-comparator sensitivity analysis (Supplementary Table 6c). ‡ the 95% confidence interval was computed by the reviewers from published rates rather than reported in the source. NHB, non-Hispanic Black; AANHPI, Asian American, Native Hawaiian, and Pacific Islander (NHPI, the Pacific Islander subset, shown separately); RoB, risk-of-bias rating of the representative study. Full per-estimate detail is in the Supplementary Materials.</w:t>
       </w:r>
     </w:p>
     <w:p>

--- a/meta_agents/search_v2/outputs/Manuscript_Full.docx
+++ b/meta_agents/search_v2/outputs/Manuscript_Full.docx
@@ -582,7 +582,21 @@
           <w:sz w:val="24"/>
           <w:szCs w:val="24"/>
         </w:rPr>
-        <w:t xml:space="preserve">. Both aggregate groups and disaggregated subgroups (Asian American, Native Hawaiian and Pacific Islander, Hispanic/Latina by origin, and AI/AN by region) and receptor-defined molecular subtypes were eligible. The reference group was recorded as each study defined it; studies that stratified the reference by Hispanic origin were treated as NHW and those using an unstratified White reference were labelled accordingly, and studies of both kinds were retained because the reference and minority rates came from the same source within each study. The review was limited to U.S.-resident populations. Reviews, editorials, letters, conference abstracts, preprints (not peer-reviewed), non-U.S. studies, reports that did not present invasive female breast cancer incidence by race or ethnicity, and mortality- or survival-only reports were excluded. A publication that re-reported an estimate already captured from the same registry, diagnosis period, and population was excluded as a duplicate dataset; a publication drawing on the same registry family but a different period, region, or subset provided a distinct estimate and was retained as an overlapping estimate for the sensitivity analysis, not excluded; overlap handling is described under Selection of a representative population-based estimate. Recurring statistics series—the annual cancer-statistics reports and the Annual Report to the Nation—re-report incidence for largely the same registries and periods from one edition to the next. For each series the most recent eligible edition was retained and the earlier editions were excluded as duplicates. Because a retained edition re-reports registry incidence that the dedicated primary study for that registry and period already provides, it was not treated as a candidate representative and contributes only to the narrative synthesis.</w:t>
+        <w:t xml:space="preserve">. Both aggregate groups and disaggregated subgroups (Asian American, Native Hawaiian and Pacific Islander, Hispanic/Latina by origin, and AI/AN by region) and receptor-defined molecular subtypes were eligible. The reference group was recorded as each study defined it; studies that stratified the reference by Hispanic origin were treated as NHW and those using an unstratified White reference were labelled accordingly, and studies of both kinds were retained because the reference and minority rates came from the same source within each study. The review was limited to U.S.-resident populations. Reviews, editorials, letters, conference abstracts, preprints (not peer-reviewed), non-U.S. studies, reports that did not present invasive female breast cancer incidence by race or ethnicity, and mortality- or survival-only reports were excluded.</w:t>
+      </w:r>
+    </w:p>
+    <w:p>
+      <w:pPr>
+        <w:spacing w:after="160" w:line="360"/>
+      </w:pPr>
+      <w:r>
+        <w:rPr>
+          <w:rFonts w:ascii="Times New Roman" w:cs="Times New Roman" w:eastAsia="Times New Roman" w:hAnsi="Times New Roman"/>
+          <w:color w:val="000000"/>
+          <w:sz w:val="24"/>
+          <w:szCs w:val="24"/>
+        </w:rPr>
+        <w:t xml:space="preserve">A publication that re-reported an estimate already captured from the same registry, diagnosis period, and population was not an independent estimate, so it was never a candidate representative. Two such cases were distinguished by whether another included publication already carries the same content. A report whose content is carried by an included publication adds nothing to the review and was excluded as a duplicate dataset: this covers the earlier editions of a recurring statistics series and the preprint or book-chapter version of an included analysis (55 reports, 51 of them earlier editions of the annual cancer-statistics reports or the Annual Report to the Nation). The most recent eligible edition of such a series is the only edition carrying that series' current account, so it was retained in the review; because the registry incidence it reports is already provided by the dedicated primary study for that registry and period, it contributes only to the narrative synthesis. Separately, a publication drawing on the same registry family but a different period, region, or subset provided a distinct estimate and was retained as an overlapping estimate for the sensitivity analysis, not excluded; overlap handling is described under Selection of a representative population-based estimate.</w:t>
       </w:r>
     </w:p>
     <w:p>

--- a/meta_agents/search_v2/outputs/Manuscript_Full.docx
+++ b/meta_agents/search_v2/outputs/Manuscript_Full.docx
@@ -1253,7 +1253,7 @@
           <w:sz w:val="24"/>
           <w:szCs w:val="24"/>
         </w:rPr>
-        <w:t xml:space="preserve">On the JBI checklist, 45 of the 58 studies were at low risk of bias and 13 at moderate risk, with none at high risk (Supplementary Table 5); the moderate ratings arose mainly where an estimate was reported without a variance, the standard population was not clearly specified, or race and ethnicity ascertainment was limited. The representative selection was examined in four ways (Supplementary Table 6), and the pattern held throughout. Restricting to low-risk-of-bias studies left 59 of 85 cell representatives unchanged, with the 14 changed and 12 dropped cells falling mainly among the disaggregated AANHPI subgroups and, in smaller numbers, the receptor-subtype, age-specific, and Middle Eastern cells (Supplementary Table 6a); restricting to directly reported estimates left 35 unchanged (5 changed, 45 dropped; Supplementary Table 6b); restricting to NHW-comparator estimates left 66 unchanged (1 changed, 18 dropped; Supplementary Table 6c), the dropped cells being those whose only representative used an unstratified White comparator — the receptor-defined subtypes and two age-specific Black cells — and the one changed cell being Alaska Native, whose unstratified-White representative (1.09) gave way to an Indian Health Service–linked estimate reported against an NHW reference (1.25); and restricting to the 2000 U.S. standard population changed little, since 83 of the 85 representatives were already standardized to it, so the restriction dropped no cell and changed only two Black receptor-subtype cells, each from a 1960 Segi-world-standardized representative to a 2000 U.S.–standardized estimate in the same direction (hormone-receptor-negative 1.80 to 1.60, hormone-receptor-positive 0.82 to 0.70; Supplementary Table 6d).</w:t>
+        <w:t xml:space="preserve">On the JBI checklist, 45 of the 58 studies were at low risk of bias and 13 at moderate risk, with none at high risk (Supplementary Table 5); the moderate ratings arose mainly where an estimate was reported without a variance, the standard population was not clearly specified, or race and ethnicity ascertainment was limited. The representative selection was examined in four ways (Supplementary Table 6), and the pattern held throughout. Restricting to low-risk-of-bias studies left 59 of 85 cell representatives unchanged, with the 14 changed and 12 dropped cells falling mainly among the disaggregated AANHPI subgroups and, in smaller numbers, the receptor-subtype, age-specific, and Middle Eastern cells (Supplementary Table 6a); restricting to directly reported IRRs—which also excludes the single indirectly standardized SIR—left 35 unchanged (4 changed, 46 dropped; Supplementary Table 6b); restricting to NHW-comparator estimates left 66 unchanged (1 changed, 18 dropped; Supplementary Table 6c), the dropped cells being those whose only representative used an unstratified White comparator — the receptor-defined subtypes and two age-specific Black cells — and the one changed cell being Alaska Native, whose unstratified-White representative (1.09) gave way to an Indian Health Service–linked estimate reported against an NHW reference (1.25); and restricting to the 2000 U.S. standard population changed little, since 83 of the 85 representatives were already standardized to it, so the restriction dropped no cell and changed only two Black receptor-subtype cells, each from a 1960 Segi-world-standardized representative to a 2000 U.S.–standardized estimate in the same direction (hormone-receptor-negative 1.80 to 1.60, hormone-receptor-positive 0.82 to 0.70; Supplementary Table 6d).</w:t>
       </w:r>
     </w:p>
     <w:p>
@@ -1531,7 +1531,7 @@
           <w:sz w:val="24"/>
           <w:szCs w:val="24"/>
         </w:rPr>
-        <w:t xml:space="preserve">These cell estimates are not fully commensurable, for the reasons set out under the limitations below, so their arrangement on the common NHW scale shows the span of published figures rather than a set of mutually calibrated rates. The main pattern held across the four sensitivity analyses: few cells changed representative on restriction, and most of the differences were cells dropped for lack of a qualifying estimate rather than cells that disagreed. Standard-population differences changed little, and the changes that did occur clustered in the disaggregated AANHPI subgroups and the age-specific cells whose estimates sit near the NHW rate, as with the Japanese cell above, so the aggregate ordering is robust while a few near-null subgroup signs are not.</w:t>
+        <w:t xml:space="preserve">These cell estimates are not fully commensurable, for the reasons set out under the limitations below, so their arrangement on the common NHW scale shows the span of published figures rather than a set of mutually calibrated rates. The main pattern held across the four sensitivity analyses in the cells that each restriction could re-examine: few of those cells changed representative. Most of the remaining cells were dropped because no estimate met the restriction, and a dropped cell is untested under that restriction rather than confirmed by it—the directly-reported restriction alone leaves 46 of the 85 cells unexamined, because registries publish rates rather than ratios. Standard-population differences changed little, and the changes that did occur clustered in the disaggregated AANHPI subgroups and the age-specific cells whose estimates sit near the NHW rate, as with the Japanese cell above, so the aggregate ordering is robust while a few near-null subgroup signs are not.</w:t>
       </w:r>
     </w:p>
     <w:p>

--- a/meta_agents/search_v2/outputs/Manuscript_Full.docx
+++ b/meta_agents/search_v2/outputs/Manuscript_Full.docx
@@ -835,7 +835,7 @@
           <w:sz w:val="24"/>
           <w:szCs w:val="24"/>
         </w:rPr>
-        <w:t xml:space="preserve"> applied to each of the 58 extracted studies by the author (a single assessor) with large-language-model assistance (Supplementary Table 5). Item 9 (survey response rate) was recorded as not applicable, census-like registry ascertainment having no response rate, so each study's rating used the eight applicable items: low risk of bias required at most one "No" with a "Yes" on the two key items—valid measurement (item 7, including race and ethnicity ascertainment) and appropriate analysis (item 8, age standardization with a variance); three or more "No" ratings gave high risk of bias, and any other combination a moderate rating. Certainty of evidence was not graded, the review being descriptive rather than an estimate of a causal effect.</w:t>
+        <w:t xml:space="preserve"> applied to each of the 58 extracted studies by the author (a single assessor) with large-language-model assistance (Supplementary Table 5). Item 9 (survey response rate) was recorded as not applicable, census-like registry ascertainment having no response rate, so each study's rating used the eight applicable items: low risk of bias required at most one "No" with a "Yes" on the two key items—valid measurement (item 7, including race and ethnicity ascertainment) and appropriate analysis (item 8, age standardization with a variance); three or more "No" ratings gave high risk of bias, and any other combination a moderate rating. Each study was appraised as the source of the estimates taken from it here, not as a whole publication: items that depend on the estimate—in particular the variance requirement in item 8—were judged on the estimates extracted for this review, counting a variance as available when the source printed an interval or when one could be recovered from what the source reports. A study whose extracted estimates carry no interval therefore rates "No" on item 8 whether or not the source printed the ratio itself, which places a point estimate without a variance at moderate rather than low risk of bias. That rating reflects incomplete reporting of uncertainty rather than evidence that the estimate is biased, and it is the reason several large registry analyses that report ratios without intervals are rated moderate. Certainty of evidence was not graded, the review being descriptive rather than an estimate of a causal effect.</w:t>
       </w:r>
     </w:p>
     <w:p>
@@ -1253,7 +1253,7 @@
           <w:sz w:val="24"/>
           <w:szCs w:val="24"/>
         </w:rPr>
-        <w:t xml:space="preserve">On the JBI checklist, 45 of the 58 studies were at low risk of bias and 13 at moderate risk, with none at high risk (Supplementary Table 5); the moderate ratings arose mainly where an estimate was reported without a variance, the standard population was not clearly specified, or race and ethnicity ascertainment was limited. The representative selection was examined in four ways (Supplementary Table 6), and the pattern held throughout. Restricting to low-risk-of-bias studies left 59 of 85 cell representatives unchanged, with the 14 changed and 12 dropped cells falling mainly among the disaggregated AANHPI subgroups and, in smaller numbers, the receptor-subtype, age-specific, and Middle Eastern cells (Supplementary Table 6a); restricting to directly reported IRRs—which also excludes the single indirectly standardized SIR—left 35 unchanged (4 changed, 46 dropped; Supplementary Table 6b); restricting to NHW-comparator estimates left 66 unchanged (1 changed, 18 dropped; Supplementary Table 6c), the dropped cells being those whose only representative used an unstratified White comparator — the receptor-defined subtypes and two age-specific Black cells — and the one changed cell being Alaska Native, whose unstratified-White representative (1.09) gave way to an Indian Health Service–linked estimate reported against an NHW reference (1.25); and restricting to the 2000 U.S. standard population changed little, since 83 of the 85 representatives were already standardized to it, so the restriction dropped no cell and changed only two Black receptor-subtype cells, each from a 1960 Segi-world-standardized representative to a 2000 U.S.–standardized estimate in the same direction (hormone-receptor-negative 1.80 to 1.60, hormone-receptor-positive 0.82 to 0.70; Supplementary Table 6d).</w:t>
+        <w:t xml:space="preserve">On the JBI checklist, 41 of the 58 studies were at low risk of bias and 17 at moderate risk, with none at high risk (Supplementary Table 5); the moderate ratings arose mainly where an estimate was reported without a variance, the standard population was not clearly specified, or race and ethnicity ascertainment was limited. The representative selection was examined in four ways (Supplementary Table 6), and the pattern held throughout. Restricting to low-risk-of-bias studies left 54 of 85 cell representatives unchanged, with the 19 changed and 12 dropped cells falling mainly among the disaggregated AANHPI subgroups and the AI/AN cells, and in smaller numbers among the receptor-subtype, age-specific, and Middle Eastern cells; the largest change was the AI/AN national aggregate, where the restriction replaced the 2010-2015 IHS-linked estimate (0.87) with the 1999-2004 IHS-linked estimate (0.63) (Supplementary Table 6a); restricting to directly reported IRRs—which also excludes the single indirectly standardized SIR—left 35 unchanged (4 changed, 46 dropped; Supplementary Table 6b); restricting to NHW-comparator estimates left 66 unchanged (1 changed, 18 dropped; Supplementary Table 6c), the dropped cells being those whose only representative used an unstratified White comparator — the receptor-defined subtypes and two age-specific Black cells — and the one changed cell being Alaska Native, whose unstratified-White representative (1.09) gave way to an Indian Health Service–linked estimate reported against an NHW reference (1.25); and restricting to the 2000 U.S. standard population changed little, since 83 of the 85 representatives were already standardized to it, so the restriction dropped no cell and changed only two Black receptor-subtype cells, each from a 1960 Segi-world-standardized representative to a 2000 U.S.–standardized estimate in the same direction (hormone-receptor-negative 1.80 to 1.60, hormone-receptor-positive 0.82 to 0.70; Supplementary Table 6d).</w:t>
       </w:r>
     </w:p>
     <w:p>
@@ -1531,7 +1531,7 @@
           <w:sz w:val="24"/>
           <w:szCs w:val="24"/>
         </w:rPr>
-        <w:t xml:space="preserve">These cell estimates are not fully commensurable, for the reasons set out under the limitations below, so their arrangement on the common NHW scale shows the span of published figures rather than a set of mutually calibrated rates. The main pattern held across the four sensitivity analyses in the cells that each restriction could re-examine: few of those cells changed representative. Most of the remaining cells were dropped because no estimate met the restriction, and a dropped cell is untested under that restriction rather than confirmed by it—the directly-reported restriction alone leaves 46 of the 85 cells unexamined, because registries publish rates rather than ratios. Standard-population differences changed little, and the changes that did occur clustered in the disaggregated AANHPI subgroups and the age-specific cells whose estimates sit near the NHW rate, as with the Japanese cell above, so the aggregate ordering is robust while a few near-null subgroup signs are not.</w:t>
+        <w:t xml:space="preserve">These cell estimates are not fully commensurable, for the reasons set out under the limitations below, so their arrangement on the common NHW scale shows the span of published figures rather than a set of mutually calibrated rates. The main pattern held for most of the cells each restriction could re-examine, but not uniformly. Cells that no estimate could fill under a restriction were dropped, and a dropped cell is untested under that restriction rather than confirmed by it—the directly-reported restriction alone leaves 46 of the 85 cells unexamined, because registries publish rates rather than ratios. Standard-population differences changed little. The low-risk-of-bias restriction moved the most cells (19 of the 66 it could re-examine), concentrated in the disaggregated AANHPI subgroups, the age-specific cells whose estimates sit near the NHW rate, as with the Japanese cell above, and the AI/AN cells. The AI/AN change is the largest: restricting to low-risk-of-bias studies replaces the IHS-linked national aggregate of 0.87 (2010–2015) with the earlier IHS-linked estimate of 0.63 (1999–2004), the same rise over time described above rather than two sources disagreeing about one period. That substitution nonetheless moves AI/AN below Hispanic/Latina women, so the ordering of the aggregates is not preserved under that restriction, and neither the ordering nor a few near-null subgroup signs should be read as established.</w:t>
       </w:r>
     </w:p>
     <w:p>

--- a/meta_agents/search_v2/outputs/Manuscript_Full.docx
+++ b/meta_agents/search_v2/outputs/Manuscript_Full.docx
@@ -1531,7 +1531,7 @@
           <w:sz w:val="24"/>
           <w:szCs w:val="24"/>
         </w:rPr>
-        <w:t xml:space="preserve">These cell estimates are not fully commensurable, for the reasons set out under the limitations below, so their arrangement on the common NHW scale shows the span of published figures rather than a set of mutually calibrated rates. The main pattern held for most of the cells each restriction could re-examine, but not uniformly. Cells that no estimate could fill under a restriction were dropped, and a dropped cell is untested under that restriction rather than confirmed by it—the directly-reported restriction alone leaves 46 of the 85 cells unexamined, because registries publish rates rather than ratios. Standard-population differences changed little. The low-risk-of-bias restriction moved the most cells (19 of the 66 it could re-examine), concentrated in the disaggregated AANHPI subgroups, the age-specific cells whose estimates sit near the NHW rate, as with the Japanese cell above, and the AI/AN cells. The AI/AN change is the largest: restricting to low-risk-of-bias studies replaces the IHS-linked national aggregate of 0.87 (2010–2015) with the earlier IHS-linked estimate of 0.63 (1999–2004), the same rise over time described above rather than two sources disagreeing about one period. That substitution nonetheless moves AI/AN below Hispanic/Latina women, so the ordering of the aggregates is not preserved under that restriction, and neither the ordering nor a few near-null subgroup signs should be read as established.</w:t>
+        <w:t xml:space="preserve">These cell estimates are not fully commensurable, for the reasons set out under the limitations below, so their arrangement on the common NHW scale shows the span of published figures rather than a set of mutually calibrated rates. The main pattern held for most of the cells each restriction could re-examine, but not uniformly. Cells that no estimate could fill under a restriction were dropped, and a dropped cell is untested under that restriction rather than confirmed by it—the directly-reported restriction alone leaves 46 of the 85 cells unexamined, because registries publish rates rather than ratios. Standard-population differences changed little. The low-risk-of-bias restriction moved the most cells (19 of the 66 it could re-examine), concentrated in the disaggregated AANHPI subgroups, the age-specific cells whose estimates sit near the NHW rate, as with the Japanese cell above, and the AI/AN cells. The AI/AN change is the largest, and it turns on how uncertainty was reported rather than on a difference in bias. The national aggregate's representative—the 2010–2015 IHS-linked estimate of 0.87—is rated moderate only because it prints no confidence interval, so the restriction replaces it with the 1999–2004 IHS-linked estimate of 0.63, which does print intervals. The gap between the two is the rise over time described above, not two sources disagreeing about one period. That substitution nonetheless moves AI/AN below Hispanic/Latina women, so the ordering of the aggregates is not preserved under that restriction, and neither the ordering nor a few near-null subgroup signs should be read as established.</w:t>
       </w:r>
     </w:p>
     <w:p>

--- a/meta_agents/search_v2/outputs/Manuscript_Full.docx
+++ b/meta_agents/search_v2/outputs/Manuscript_Full.docx
@@ -835,7 +835,7 @@
           <w:sz w:val="24"/>
           <w:szCs w:val="24"/>
         </w:rPr>
-        <w:t xml:space="preserve"> applied to each of the 58 extracted studies by the author (a single assessor) with large-language-model assistance (Supplementary Table 5). Item 9 (survey response rate) was recorded as not applicable, census-like registry ascertainment having no response rate, so each study's rating used the eight applicable items: low risk of bias required at most one "No" with a "Yes" on the two key items—valid measurement (item 7, including race and ethnicity ascertainment) and appropriate analysis (item 8, age standardization with a variance); three or more "No" ratings gave high risk of bias, and any other combination a moderate rating. Each study was appraised as the source of the estimates taken from it here, not as a whole publication: items that depend on the estimate—in particular the variance requirement in item 8—were judged on the estimates extracted for this review, counting a variance as available when the source printed an interval or when one could be recovered from what the source reports. A study whose extracted estimates carry no interval therefore rates "No" on item 8 whether or not the source printed the ratio itself, which places a point estimate without a variance at moderate rather than low risk of bias. That rating reflects incomplete reporting of uncertainty rather than evidence that the estimate is biased, and it is the reason several large registry analyses that report ratios without intervals are rated moderate. Certainty of evidence was not graded, the review being descriptive rather than an estimate of a causal effect.</w:t>
+        <w:t xml:space="preserve"> applied to each of the 58 extracted studies by the author (a single assessor) with large-language-model assistance (Supplementary Table 5). Item 9 (survey response rate) was recorded as not applicable, census-like registry ascertainment having no response rate, so each study's rating used the eight applicable items: low risk of bias required at most one "No" with a "Yes" on the two key items—valid measurement (item 7, including race and ethnicity ascertainment) and appropriate analysis (item 8, age standardization with a variance); three or more "No" ratings gave high risk of bias, and any other combination a moderate rating. Each study was appraised as the source of the estimates taken from it here rather than as a whole publication, and the items divide accordingly. Items 1 to 7 describe the study and its registry—the sample frame, case ascertainment, case numbers, description of setting and population, coverage, identification of invasive breast cancer, and how race and ethnicity were measured—and were judged at that level, so they do not change with which estimates were extracted. Item 8 depends on the estimates themselves and was judged on those extracted for this review, a variance counting as available when the source printed an interval or when one could be recovered from what the source reports. A study whose extracted estimates carry no interval therefore rates "No" on item 8 whether or not the source printed the ratio itself, which places a point estimate without a variance at moderate rather than low risk of bias. That rating reflects incomplete reporting of uncertainty rather than evidence that the estimate is biased, and it is the reason several large registry analyses that report ratios without intervals are rated moderate. Certainty of evidence was not graded, the review being descriptive rather than an estimate of a causal effect.</w:t>
       </w:r>
     </w:p>
     <w:p>

--- a/meta_agents/search_v2/outputs/Manuscript_Full.docx
+++ b/meta_agents/search_v2/outputs/Manuscript_Full.docx
@@ -1193,7 +1193,7 @@
           <w:sz w:val="24"/>
           <w:szCs w:val="24"/>
         </w:rPr>
-        <w:t xml:space="preserve">The 118 narrative-synthesis studies met the inclusion criteria but contributed no independent quantitative estimate—most because no IRR or NHW-referenced age-standardized rate could be recovered, and a few multi-registry summary reports (for example, the annual reports to the nation and the annual cancer-statistics summaries) because they re-reported registry incidence already quantified from the dedicated primary study for the same registry and period. Grouped by theme in Supplementary Table 2, they fall into six overlapping topics, and where they reported a racial or ethnic comparison their findings were broadly consistent with the quantitative results.</w:t>
+        <w:t xml:space="preserve">The 118 narrative-synthesis studies met the inclusion criteria but contributed no extractable quantitative estimate—most because no IRR or NHW-referenced age-standardized rate could be recovered, and a few multi-registry summary reports (for example, the annual reports to the nation and the annual cancer-statistics summaries) because they re-reported registry incidence already quantified from the dedicated primary study for the same registry and period. Grouped by theme in Supplementary Table 2, they fall into six overlapping topics, and where they reported a racial or ethnic comparison their findings were broadly consistent with the quantitative results.</w:t>
       </w:r>
     </w:p>
     <w:p>
@@ -1498,7 +1498,7 @@
           <w:sz w:val="24"/>
           <w:szCs w:val="24"/>
         </w:rPr>
-        <w:t xml:space="preserve"> The difference is sizeable: the national aggregate from an unlinked source (0.56) rises to 0.87 once IHS-linked ascertainment is used. Among IHS-linked national estimates the ratio also rose over time, from 0.63 in 1999–2004 to 0.87 in 2010–2015, so the most recent IHS-linked estimate was taken as the representative and the earlier one retained for sensitivity. The IHS-linked regional estimates vary widely and reach or exceed the NHW rate in the Northern and Southern Plains—and, against an unstratified White reference, among Alaska Native women (regional values in Table 1). The lower unlinked values therefore likely reflect incomplete case ascertainment rather than only lower underlying incidence; the AI/AN–NHW comparison depends on how completely cases are ascertained.</w:t>
+        <w:t xml:space="preserve"> The two national figures differ substantially—0.56 from an unlinked source and 0.87 from an IHS-linked one—but they come from separate studies, so the gap cannot be read as the effect of linkage alone. Three differences run together. The unlinked estimate covers 1999–2015 and the IHS-linked one 2010–2015, and the AI/AN ratio rose over that interval. The IHS-linked figure is confined to Purchased/Referred Care Delivery Area counties, and that restriction applies to the NHW comparison group as well, so its numerator and denominator both describe a different population from the national one. Only the third difference—how AI/AN race was ascertained—is the linkage itself. Among IHS-linked national estimates the ratio also rose over time, from 0.63 in 1999–2004 to 0.87 in 2010–2015, so the most recent IHS-linked estimate was taken as the representative and the earlier one retained for sensitivity. The IHS-linked regional estimates vary widely and reach or exceed the NHW rate in the Northern and Southern Plains—and, against an unstratified White reference, among Alaska Native women (regional values in Table 1). The lower unlinked values therefore likely reflect incomplete case ascertainment, together with the wider diagnosis periods and the national rather than PRCDA coverage of those sources, rather than only lower underlying incidence; the AI/AN–NHW comparison therefore depends on the source's ascertainment as well as its diagnosis period and geographic scope.</w:t>
       </w:r>
       <w:r>
         <w:rPr>
@@ -1611,7 +1611,7 @@
           <w:sz w:val="24"/>
           <w:szCs w:val="24"/>
         </w:rPr>
-        <w:t xml:space="preserve">What this review adds beyond the individual studies is threefold. First, it places estimates that were scattered across separate registry reports—each with its own reference group, standard population, and diagnosis period—onto a single NHW-referenced scale, so the disaggregated subgroups and their aggregates can be seen together in one place. Second, by collapsing overlapping registry-family estimates while retaining the overlaps for the sensitivity analysis, it separates the cells corroborated by two or more independent sources (38 of the 85 analytic cells) from those resting on a single study (47); where two or more sources are available they agree in most cells, diverging chiefly in the near-null AANHPI subgroups and the ascertainment-dependent AI/AN comparison. Third, it makes the evidence gaps explicit: Middle Eastern women, several Native Hawaiian and Pacific Islander and Hispanic-origin subgroups, and AI/AN incidence by molecular subtype each rest on a single regional or unlinked source, and the AI/AN regional and national aggregate figures are point estimates without a confidence interval—groups for which a dedicated, and for AI/AN an IHS-linked, primary study is still needed. Because studies differed in diagnosis period and region, these estimates are best read as a comparable-scale summary of the available evidence, with the provenance and comparator of each (computed CI ‡; unstratified White †) marked so readers can weigh them.</w:t>
+        <w:t xml:space="preserve">What this review adds beyond the individual studies is threefold. First, it places estimates that were scattered across separate registry reports—each with its own reference group, standard population, and diagnosis period—onto a single NHW-referenced scale, so the disaggregated subgroups and their aggregates can be seen together in one place. Second, by collapsing overlapping registry-family estimates while retaining the overlaps for the sensitivity analysis, it separates the cells supported by more than one source, each from a different registry family (38 of the 85 analytic cells), from those resting on a single study (47). These sources are not fully independent—US registries are nested, so publications from different families can still draw on overlapping cases—but where more than one is available they agree in most cells, diverging chiefly in the near-null AANHPI subgroups and the ascertainment-dependent AI/AN comparison. Third, it makes the evidence gaps explicit: Middle Eastern women, several Native Hawaiian and Pacific Islander and Hispanic-origin subgroups, and AI/AN incidence by molecular subtype each rest on a single regional or unlinked source, and the AI/AN regional and national aggregate figures are point estimates without a confidence interval—groups for which a dedicated, and for AI/AN an IHS-linked, primary study is still needed. Because studies differed in diagnosis period and region, these estimates are best read as a comparable-scale summary of the available evidence, with the provenance and comparator of each (computed CI ‡; unstratified White †) marked so readers can weigh them.</w:t>
       </w:r>
     </w:p>
     <w:p>

--- a/meta_agents/search_v2/outputs/Manuscript_Full.docx
+++ b/meta_agents/search_v2/outputs/Manuscript_Full.docx
@@ -1498,7 +1498,26 @@
           <w:sz w:val="24"/>
           <w:szCs w:val="24"/>
         </w:rPr>
-        <w:t xml:space="preserve"> The two national figures differ substantially—0.56 from an unlinked source and 0.87 from an IHS-linked one—but they come from separate studies, so the gap cannot be read as the effect of linkage alone. Three differences run together. The unlinked estimate covers 1999–2015 and the IHS-linked one 2010–2015, and the AI/AN ratio rose over that interval. The IHS-linked figure is confined to Purchased/Referred Care Delivery Area counties, and that restriction applies to the NHW comparison group as well, so its numerator and denominator both describe a different population from the national one. Only the third difference—how AI/AN race was ascertained—is the linkage itself. Among IHS-linked national estimates the ratio also rose over time, from 0.63 in 1999–2004 to 0.87 in 2010–2015, so the most recent IHS-linked estimate was taken as the representative and the earlier one retained for sensitivity. The IHS-linked regional estimates vary widely and reach or exceed the NHW rate in the Northern and Southern Plains—and, against an unstratified White reference, among Alaska Native women (regional values in Table 1). The lower unlinked values therefore likely reflect incomplete case ascertainment, together with the wider diagnosis periods and the national rather than PRCDA coverage of those sources, rather than only lower underlying incidence; the AI/AN–NHW comparison therefore depends on the source's ascertainment as well as its diagnosis period and geographic scope.</w:t>
+        <w:t xml:space="preserve"> The two national figures differ substantially—0.56 from an unlinked source and 0.87 from an IHS-linked one—but they come from separate studies, so the gap cannot be read as the effect of linkage alone. Three differences run together. The unlinked estimate covers 1999–2015 and the IHS-linked one 2010–2015, and the AI/AN ratio rose over that interval. The IHS-linked figure is confined to Purchased/Referred Care Delivery Area counties, and that restriction applies to the NHW comparison group as well, so its numerator and denominator both describe a different population from the national one. Those counties contain or adjoin federally recognized tribal lands and hold about 53% of the U.S. AI/AN population, with regional coverage from 16% in the East to all of Alaska,</w:t>
+      </w:r>
+      <w:r>
+        <w:rPr>
+          <w:rFonts w:ascii="Times New Roman" w:cs="Times New Roman" w:eastAsia="Times New Roman" w:hAnsi="Times New Roman"/>
+          <w:color w:val="000000"/>
+          <w:sz w:val="24"/>
+          <w:szCs w:val="24"/>
+          <w:vertAlign w:val="superscript"/>
+        </w:rPr>
+        <w:t xml:space="preserve">53</w:t>
+      </w:r>
+      <w:r>
+        <w:rPr>
+          <w:rFonts w:ascii="Times New Roman" w:cs="Times New Roman" w:eastAsia="Times New Roman" w:hAnsi="Times New Roman"/>
+          <w:color w:val="000000"/>
+          <w:sz w:val="24"/>
+          <w:szCs w:val="24"/>
+        </w:rPr>
+        <w:t xml:space="preserve"> so the IHS-linked figures describe about half of this population rather than the whole of it, and the better-covered regions are those where AI/AN residents make up a larger share of the county population. Only the third difference—how AI/AN race was ascertained—is the linkage itself. Among IHS-linked national estimates the ratio also rose over time, from 0.63 in 1999–2004 to 0.87 in 2010–2015, so the most recent IHS-linked estimate was taken as the representative and the earlier one retained for sensitivity. The IHS-linked regional estimates vary widely and reach or exceed the NHW rate in the Northern and Southern Plains—and, against an unstratified White reference, among Alaska Native women (regional values in Table 1). The lower unlinked values therefore likely reflect incomplete case ascertainment, together with the wider diagnosis periods and the national rather than PRCDA coverage of those sources, rather than only lower underlying incidence; the AI/AN–NHW comparison therefore depends on the source's ascertainment as well as its diagnosis period and geographic scope.</w:t>
       </w:r>
       <w:r>
         <w:rPr>

--- a/meta_agents/search_v2/outputs/Manuscript_Full.docx
+++ b/meta_agents/search_v2/outputs/Manuscript_Full.docx
@@ -1630,7 +1630,7 @@
           <w:sz w:val="24"/>
           <w:szCs w:val="24"/>
         </w:rPr>
-        <w:t xml:space="preserve">What this review adds beyond the individual studies is threefold. First, it places estimates that were scattered across separate registry reports—each with its own reference group, standard population, and diagnosis period—onto a single NHW-referenced scale, so the disaggregated subgroups and their aggregates can be seen together in one place. Second, by collapsing overlapping registry-family estimates while retaining the overlaps for the sensitivity analysis, it separates the cells supported by more than one source, each from a different registry family (38 of the 85 analytic cells), from those resting on a single study (47). These sources are not fully independent—US registries are nested, so publications from different families can still draw on overlapping cases—but where more than one is available they agree in most cells, diverging chiefly in the near-null AANHPI subgroups and the ascertainment-dependent AI/AN comparison. Third, it makes the evidence gaps explicit: Middle Eastern women, several Native Hawaiian and Pacific Islander and Hispanic-origin subgroups, and AI/AN incidence by molecular subtype each rest on a single regional or unlinked source, and the AI/AN regional and national aggregate figures are point estimates without a confidence interval—groups for which a dedicated, and for AI/AN an IHS-linked, primary study is still needed. Because studies differed in diagnosis period and region, these estimates are best read as a comparable-scale summary of the available evidence, with the provenance and comparator of each (computed CI ‡; unstratified White †) marked so readers can weigh them.</w:t>
+        <w:t xml:space="preserve">What this review adds beyond the individual studies is threefold. First, it places estimates that were scattered across separate registry reports—each with its own reference group, standard population, and diagnosis period—onto a single NHW-referenced scale, so the disaggregated subgroups and their aggregates can be seen together in one place. Second, by collapsing overlapping registry-family estimates while retaining the overlaps for the sensitivity analysis, it separates the cells that more than one study could fill (38 of the 85 analytic cells, and in 27 of those the studies come from at least two different registry families) from those resting on a single study (47). These sources are not fully independent—US registries are nested, so publications from different families can still draw on overlapping cases—but where more than one is available they agree in most cells, diverging chiefly in the near-null AANHPI subgroups and the ascertainment-dependent AI/AN comparison. Third, it makes the evidence gaps explicit: Middle Eastern women, several Native Hawaiian and Pacific Islander and Hispanic-origin subgroups, and AI/AN incidence by molecular subtype each rest on a single regional or unlinked source, and the AI/AN regional and national aggregate figures are point estimates without a confidence interval—groups for which a dedicated, and for AI/AN an IHS-linked, primary study is still needed. Because studies differed in diagnosis period and region, these estimates are best read as a comparable-scale summary of the available evidence, with the provenance and comparator of each (computed CI ‡; unstratified White †) marked so readers can weigh them.</w:t>
       </w:r>
     </w:p>
     <w:p>
@@ -3207,7 +3207,7 @@
                 <w:sz w:val="15"/>
                 <w:szCs w:val="15"/>
               </w:rPr>
-              <w:t xml:space="preserve">Low</w:t>
+              <w:t xml:space="preserve">Moderate</w:t>
             </w:r>
           </w:p>
         </w:tc>
@@ -6111,7 +6111,7 @@
                 <w:sz w:val="15"/>
                 <w:szCs w:val="15"/>
               </w:rPr>
-              <w:t xml:space="preserve">Low</w:t>
+              <w:t xml:space="preserve">Moderate</w:t>
             </w:r>
           </w:p>
         </w:tc>
@@ -6251,7 +6251,7 @@
                 <w:sz w:val="15"/>
                 <w:szCs w:val="15"/>
               </w:rPr>
-              <w:t xml:space="preserve">Low</w:t>
+              <w:t xml:space="preserve">Moderate</w:t>
             </w:r>
           </w:p>
         </w:tc>
@@ -6391,7 +6391,7 @@
                 <w:sz w:val="15"/>
                 <w:szCs w:val="15"/>
               </w:rPr>
-              <w:t xml:space="preserve">Low</w:t>
+              <w:t xml:space="preserve">Moderate</w:t>
             </w:r>
           </w:p>
         </w:tc>
@@ -6531,7 +6531,7 @@
                 <w:sz w:val="15"/>
                 <w:szCs w:val="15"/>
               </w:rPr>
-              <w:t xml:space="preserve">Low</w:t>
+              <w:t xml:space="preserve">Moderate</w:t>
             </w:r>
           </w:p>
         </w:tc>

--- a/meta_agents/search_v2/outputs/Manuscript_Full.docx
+++ b/meta_agents/search_v2/outputs/Manuscript_Full.docx
@@ -1517,7 +1517,7 @@
           <w:sz w:val="24"/>
           <w:szCs w:val="24"/>
         </w:rPr>
-        <w:t xml:space="preserve"> so the IHS-linked figures describe about half of this population rather than the whole of it, and the better-covered regions are those where AI/AN residents make up a larger share of the county population. Only the third difference—how AI/AN race was ascertained—is the linkage itself. Among IHS-linked national estimates the ratio also rose over time, from 0.63 in 1999–2004 to 0.87 in 2010–2015, so the most recent IHS-linked estimate was taken as the representative and the earlier one retained for sensitivity. The IHS-linked regional estimates vary widely and reach or exceed the NHW rate in the Northern and Southern Plains—and, against an unstratified White reference, among Alaska Native women (regional values in Table 1). The lower unlinked values therefore likely reflect incomplete case ascertainment, together with the wider diagnosis periods and the national rather than PRCDA coverage of those sources, rather than only lower underlying incidence; the AI/AN–NHW comparison therefore depends on the source's ascertainment as well as its diagnosis period and geographic scope.</w:t>
+        <w:t xml:space="preserve"> so the IHS-linked figures describe about half of this population rather than the whole of it, and the better-covered regions are those where AI/AN residents make up a larger share of the county population. Only the third difference—how AI/AN race was ascertained—is the linkage itself. Among IHS-linked national estimates the ratio also rose over time, from 0.63 in 1999–2004 to 0.87 in 2010–2015, so the most recent IHS-linked estimate was taken as the representative and the earlier one retained for sensitivity. The IHS-linked regional estimates vary widely and reach or exceed the NHW rate in the Northern and Southern Plains—and, against an unstratified White reference, among Alaska Native women (regional values in Table 1 and Figure 2). The lower unlinked values therefore likely reflect incomplete case ascertainment, together with the wider diagnosis periods and the national rather than PRCDA coverage of those sources, rather than only lower underlying incidence; the AI/AN–NHW comparison therefore depends on the source's ascertainment as well as its diagnosis period and geographic scope.</w:t>
       </w:r>
       <w:r>
         <w:rPr>
@@ -2585,7 +2585,7 @@
           <w:sz w:val="28"/>
           <w:szCs w:val="28"/>
         </w:rPr>
-        <w:t xml:space="preserve">Tables and Figures</w:t>
+        <w:t xml:space="preserve">Tables</w:t>
       </w:r>
     </w:p>
     <w:p>
@@ -8286,6 +8286,33 @@
     </w:p>
     <w:p>
       <w:pPr>
+        <w:sectPr>
+          <w:pgSz w:w="16838" w:h="11906" w:orient="landscape"/>
+          <w:pgMar w:top="1080" w:right="1080" w:bottom="1080" w:left="1080" w:header="708" w:footer="708" w:gutter="0"/>
+          <w:pgNumType/>
+          <w:docGrid w:linePitch="360"/>
+        </w:sectPr>
+      </w:pPr>
+    </w:p>
+    <w:p>
+      <w:pPr>
+        <w:pStyle w:val="Heading1"/>
+        <w:spacing w:after="160" w:line="360"/>
+      </w:pPr>
+      <w:r>
+        <w:rPr>
+          <w:rFonts w:ascii="Times New Roman" w:cs="Times New Roman" w:eastAsia="Times New Roman" w:hAnsi="Times New Roman"/>
+          <w:b/>
+          <w:bCs/>
+          <w:color w:val="000000"/>
+          <w:sz w:val="28"/>
+          <w:szCs w:val="28"/>
+        </w:rPr>
+        <w:t xml:space="preserve">Figures</w:t>
+      </w:r>
+    </w:p>
+    <w:p>
+      <w:pPr>
         <w:spacing w:after="100" w:before="160"/>
       </w:pPr>
       <w:r>
@@ -8303,7 +8330,7 @@
       <w:r>
         <w:drawing>
           <wp:inline distT="0" distB="0" distL="0" distR="0">
-            <wp:extent cx="6477000" cy="5505450"/>
+            <wp:extent cx="6286500" cy="6581775"/>
             <wp:effectExtent t="0" r="0" b="0" l="0"/>
             <wp:docPr id="1" name="" descr="" title=""/>
             <wp:cNvGraphicFramePr>
@@ -8328,7 +8355,7 @@
                   <pic:spPr bwMode="auto">
                     <a:xfrm>
                       <a:off x="0" y="0"/>
-                      <a:ext cx="6477000" cy="5505450"/>
+                      <a:ext cx="6286500" cy="6581775"/>
                     </a:xfrm>
                     <a:prstGeom prst="rect">
                       <a:avLst/>
@@ -8360,7 +8387,7 @@
       <w:r>
         <w:drawing>
           <wp:inline distT="0" distB="0" distL="0" distR="0">
-            <wp:extent cx="6286500" cy="7543800"/>
+            <wp:extent cx="5791200" cy="7429500"/>
             <wp:effectExtent t="0" r="0" b="0" l="0"/>
             <wp:docPr id="1" name="" descr="" title=""/>
             <wp:cNvGraphicFramePr>
@@ -8385,7 +8412,7 @@
                   <pic:spPr bwMode="auto">
                     <a:xfrm>
                       <a:off x="0" y="0"/>
-                      <a:ext cx="6286500" cy="7543800"/>
+                      <a:ext cx="5791200" cy="7429500"/>
                     </a:xfrm>
                     <a:prstGeom prst="rect">
                       <a:avLst/>
@@ -8400,6 +8427,21 @@
     </w:p>
     <w:p>
       <w:pPr>
+        <w:spacing w:after="120" w:line="260"/>
+      </w:pPr>
+      <w:r>
+        <w:rPr>
+          <w:rFonts w:ascii="Malgun Gothic" w:cs="Malgun Gothic" w:eastAsia="Malgun Gothic" w:hAnsi="Malgun Gothic"/>
+          <w:i/>
+          <w:iCs/>
+          <w:sz w:val="16"/>
+          <w:szCs w:val="16"/>
+        </w:rPr>
+        <w:t xml:space="preserve">Note. Each point is the representative estimate for one analytic cell, drawn from a separate study; an aggregate and its subgroups differ in registry, region, diagnosis period, and standard population. Diamonds mark aggregate groups, circles subgroups. A solid bar is a 95% CI reported in the source; a dashed bar marked ‡ is one computed for this review; a point without a bar had no interval in its source. † reference was an unstratified White group, not NHW. Values match Table 1.</w:t>
+      </w:r>
+    </w:p>
+    <w:p>
+      <w:pPr>
         <w:spacing w:after="100" w:before="160"/>
       </w:pPr>
       <w:r>
@@ -8417,7 +8459,7 @@
       <w:r>
         <w:drawing>
           <wp:inline distT="0" distB="0" distL="0" distR="0">
-            <wp:extent cx="7239000" cy="4086225"/>
+            <wp:extent cx="6286500" cy="3552825"/>
             <wp:effectExtent t="0" r="0" b="0" l="0"/>
             <wp:docPr id="1" name="" descr="" title=""/>
             <wp:cNvGraphicFramePr>
@@ -8442,7 +8484,7 @@
                   <pic:spPr bwMode="auto">
                     <a:xfrm>
                       <a:off x="0" y="0"/>
-                      <a:ext cx="7239000" cy="4086225"/>
+                      <a:ext cx="6286500" cy="3552825"/>
                     </a:xfrm>
                     <a:prstGeom prst="rect">
                       <a:avLst/>
@@ -8456,7 +8498,7 @@
       </w:r>
     </w:p>
     <w:sectPr>
-      <w:pgSz w:w="16838" w:h="11906" w:orient="landscape"/>
+      <w:pgSz w:w="11906" w:h="16838" w:orient="portrait"/>
       <w:pgMar w:top="1080" w:right="1080" w:bottom="1080" w:left="1080" w:header="708" w:footer="708" w:gutter="0"/>
       <w:pgNumType/>
       <w:docGrid w:linePitch="360"/>

--- a/meta_agents/search_v2/outputs/Manuscript_Full.docx
+++ b/meta_agents/search_v2/outputs/Manuscript_Full.docx
@@ -2564,7 +2564,7 @@
     <w:p>
       <w:pPr>
         <w:sectPr>
-          <w:pgSz w:w="11906" w:h="16838" w:orient="portrait"/>
+          <w:pgSz w:w="12240" w:h="15840" w:orient="portrait"/>
           <w:pgMar w:top="1440" w:right="1440" w:bottom="1440" w:left="1440" w:header="708" w:footer="708" w:gutter="0"/>
           <w:pgNumType/>
           <w:docGrid w:linePitch="360"/>
@@ -8285,9 +8285,14 @@
       </w:r>
     </w:p>
     <w:p>
+      <w:r>
+        <w:br w:type="page"/>
+      </w:r>
+    </w:p>
+    <w:p>
       <w:pPr>
         <w:sectPr>
-          <w:pgSz w:w="16838" w:h="11906" w:orient="landscape"/>
+          <w:pgSz w:w="15840" w:h="12240" w:orient="landscape"/>
           <w:pgMar w:top="1080" w:right="1080" w:bottom="1080" w:left="1080" w:header="708" w:footer="708" w:gutter="0"/>
           <w:pgNumType/>
           <w:docGrid w:linePitch="360"/>
@@ -8330,7 +8335,7 @@
       <w:r>
         <w:drawing>
           <wp:inline distT="0" distB="0" distL="0" distR="0">
-            <wp:extent cx="6286500" cy="6581775"/>
+            <wp:extent cx="6038850" cy="6315075"/>
             <wp:effectExtent t="0" r="0" b="0" l="0"/>
             <wp:docPr id="1" name="" descr="" title=""/>
             <wp:cNvGraphicFramePr>
@@ -8355,7 +8360,7 @@
                   <pic:spPr bwMode="auto">
                     <a:xfrm>
                       <a:off x="0" y="0"/>
-                      <a:ext cx="6286500" cy="6581775"/>
+                      <a:ext cx="6038850" cy="6315075"/>
                     </a:xfrm>
                     <a:prstGeom prst="rect">
                       <a:avLst/>
@@ -8369,6 +8374,11 @@
       </w:r>
     </w:p>
     <w:p>
+      <w:r>
+        <w:br w:type="page"/>
+      </w:r>
+    </w:p>
+    <w:p>
       <w:pPr>
         <w:spacing w:after="100" w:before="160"/>
       </w:pPr>
@@ -8387,7 +8397,7 @@
       <w:r>
         <w:drawing>
           <wp:inline distT="0" distB="0" distL="0" distR="0">
-            <wp:extent cx="5791200" cy="7429500"/>
+            <wp:extent cx="5353050" cy="6858000"/>
             <wp:effectExtent t="0" r="0" b="0" l="0"/>
             <wp:docPr id="1" name="" descr="" title=""/>
             <wp:cNvGraphicFramePr>
@@ -8412,7 +8422,7 @@
                   <pic:spPr bwMode="auto">
                     <a:xfrm>
                       <a:off x="0" y="0"/>
-                      <a:ext cx="5791200" cy="7429500"/>
+                      <a:ext cx="5353050" cy="6858000"/>
                     </a:xfrm>
                     <a:prstGeom prst="rect">
                       <a:avLst/>
@@ -8441,6 +8451,11 @@
       </w:r>
     </w:p>
     <w:p>
+      <w:r>
+        <w:br w:type="page"/>
+      </w:r>
+    </w:p>
+    <w:p>
       <w:pPr>
         <w:spacing w:after="100" w:before="160"/>
       </w:pPr>
@@ -8459,7 +8474,7 @@
       <w:r>
         <w:drawing>
           <wp:inline distT="0" distB="0" distL="0" distR="0">
-            <wp:extent cx="6286500" cy="3552825"/>
+            <wp:extent cx="6038850" cy="3409950"/>
             <wp:effectExtent t="0" r="0" b="0" l="0"/>
             <wp:docPr id="1" name="" descr="" title=""/>
             <wp:cNvGraphicFramePr>
@@ -8484,7 +8499,7 @@
                   <pic:spPr bwMode="auto">
                     <a:xfrm>
                       <a:off x="0" y="0"/>
-                      <a:ext cx="6286500" cy="3552825"/>
+                      <a:ext cx="6038850" cy="3409950"/>
                     </a:xfrm>
                     <a:prstGeom prst="rect">
                       <a:avLst/>
@@ -8498,7 +8513,7 @@
       </w:r>
     </w:p>
     <w:sectPr>
-      <w:pgSz w:w="11906" w:h="16838" w:orient="portrait"/>
+      <w:pgSz w:w="12240" w:h="15840" w:orient="portrait"/>
       <w:pgMar w:top="1080" w:right="1080" w:bottom="1080" w:left="1080" w:header="708" w:footer="708" w:gutter="0"/>
       <w:pgNumType/>
       <w:docGrid w:linePitch="360"/>

--- a/meta_agents/search_v2/outputs/Manuscript_Full.docx
+++ b/meta_agents/search_v2/outputs/Manuscript_Full.docx
@@ -110,7 +110,7 @@
           <w:sz w:val="24"/>
           <w:szCs w:val="24"/>
         </w:rPr>
-        <w:t xml:space="preserve"> Of 4,793 records screened, 176 studies were included—58 eligible for quantitative synthesis and 118 narrative. Overall incidence was lower than NHW in each aggregate group: Hispanic/Latina 0.72, Asian American, Native Hawaiian, and Pacific Islander (AANHPI) 0.77, AI/AN 0.87, and non-Hispanic Black (NHB) 0.93. Within-group estimates ranged widely—0.16 (Hmong) to 1.21 (Native Hawaiian) across AANHPI subgroups, 0.51 (Mexican) to 0.83 (Puerto Rican) by Hispanic origin, and 0.49 (Navajo area) to 1.33 (Southern Plains) across AI/AN regions. For triple-negative breast cancer, incidence was highest in NHB women (1.95).</w:t>
+        <w:t xml:space="preserve"> Of 4,793 records screened, 176 studies were included—58 eligible for quantitative synthesis and 118 narrative. Overall incidence was lower than NHW in each aggregate group: Hispanic/Latina 0.72, Asian American, Native Hawaiian, and Pacific Islander (AANHPI) 0.77, AI/AN 0.87, and non-Hispanic Black (NHB) 0.93. Within-group estimates ranged widely—0.16 (Hmong) to 1.27 (Native Hawaiian) across AANHPI subgroups, 0.51 (Mexican) to 0.83 (Puerto Rican) by Hispanic origin, and 0.49 (Navajo area) to 1.33 (Southern Plains) across AI/AN regions. For triple-negative breast cancer, incidence was highest in NHB women (1.95).</w:t>
       </w:r>
     </w:p>
     <w:p>

--- a/meta_agents/search_v2/outputs/Manuscript_Full.docx
+++ b/meta_agents/search_v2/outputs/Manuscript_Full.docx
@@ -1375,7 +1375,7 @@
           <w:sz w:val="24"/>
           <w:szCs w:val="24"/>
         </w:rPr>
-        <w:t xml:space="preserve"> the AI/AN regional range and the low Navajo-area rate align with prior regional and tribal analyses;</w:t>
+        <w:t xml:space="preserve"> the AI/AN regional range follows the pattern in earlier Indian Health Service–linked regional reports,</w:t>
       </w:r>
       <w:r>
         <w:rPr>
@@ -1385,7 +1385,26 @@
           <w:szCs w:val="24"/>
           <w:vertAlign w:val="superscript"/>
         </w:rPr>
-        <w:t xml:space="preserve">10,44,48,53</w:t>
+        <w:t xml:space="preserve">10,53</w:t>
+      </w:r>
+      <w:r>
+        <w:rPr>
+          <w:rFonts w:ascii="Times New Roman" w:cs="Times New Roman" w:eastAsia="Times New Roman" w:hAnsi="Times New Roman"/>
+          <w:color w:val="000000"/>
+          <w:sz w:val="24"/>
+          <w:szCs w:val="24"/>
+        </w:rPr>
+        <w:t xml:space="preserve"> and the low Navajo-area rate that in the Navajo Nation registry analysis;</w:t>
+      </w:r>
+      <w:r>
+        <w:rPr>
+          <w:rFonts w:ascii="Times New Roman" w:cs="Times New Roman" w:eastAsia="Times New Roman" w:hAnsi="Times New Roman"/>
+          <w:color w:val="000000"/>
+          <w:sz w:val="24"/>
+          <w:szCs w:val="24"/>
+          <w:vertAlign w:val="superscript"/>
+        </w:rPr>
+        <w:t xml:space="preserve">48</w:t>
       </w:r>
       <w:r>
         <w:rPr>
@@ -2881,7 +2900,7 @@
                 <w:sz w:val="15"/>
                 <w:szCs w:val="15"/>
               </w:rPr>
-              <w:t xml:space="preserve">Ellington 2022 (2018)</w:t>
+              <w:t xml:space="preserve">Ellington 2022[25] (2018)</w:t>
             </w:r>
           </w:p>
         </w:tc>
@@ -3021,7 +3040,7 @@
                 <w:sz w:val="15"/>
                 <w:szCs w:val="15"/>
               </w:rPr>
-              <w:t xml:space="preserve">Ellington 2022 (2018)</w:t>
+              <w:t xml:space="preserve">Ellington 2022[25] (2018)</w:t>
             </w:r>
           </w:p>
         </w:tc>
@@ -3161,7 +3180,7 @@
                 <w:sz w:val="15"/>
                 <w:szCs w:val="15"/>
               </w:rPr>
-              <w:t xml:space="preserve">Melkonian 2019 (2010-2015)</w:t>
+              <w:t xml:space="preserve">Melkonian 2019[53] (2010-2015)</w:t>
             </w:r>
           </w:p>
         </w:tc>
@@ -3301,7 +3320,7 @@
                 <w:sz w:val="15"/>
                 <w:szCs w:val="15"/>
               </w:rPr>
-              <w:t xml:space="preserve">Ellington 2022 (2018)</w:t>
+              <w:t xml:space="preserve">Ellington 2022[25] (2018)</w:t>
             </w:r>
           </w:p>
         </w:tc>
@@ -3467,7 +3486,7 @@
                 <w:sz w:val="15"/>
                 <w:szCs w:val="15"/>
               </w:rPr>
-              <w:t xml:space="preserve">Mills 2005 (1988-2000)</w:t>
+              <w:t xml:space="preserve">Mills 2005[6] (1988-2000)</w:t>
             </w:r>
           </w:p>
         </w:tc>
@@ -3607,7 +3626,7 @@
                 <w:sz w:val="15"/>
                 <w:szCs w:val="15"/>
               </w:rPr>
-              <w:t xml:space="preserve">Kem 2007 (1998-2002)</w:t>
+              <w:t xml:space="preserve">Kem 2007[55] (1998-2002)</w:t>
             </w:r>
           </w:p>
         </w:tc>
@@ -3747,7 +3766,7 @@
                 <w:sz w:val="15"/>
                 <w:szCs w:val="15"/>
               </w:rPr>
-              <w:t xml:space="preserve">Gomez 2026 (2018-2022)</w:t>
+              <w:t xml:space="preserve">Gomez 2026[31] (2018-2022)</w:t>
             </w:r>
           </w:p>
         </w:tc>
@@ -3887,7 +3906,7 @@
                 <w:sz w:val="15"/>
                 <w:szCs w:val="15"/>
               </w:rPr>
-              <w:t xml:space="preserve">Gomez 2026 (2018-2022)</w:t>
+              <w:t xml:space="preserve">Gomez 2026[31] (2018-2022)</w:t>
             </w:r>
           </w:p>
         </w:tc>
@@ -4027,7 +4046,7 @@
                 <w:sz w:val="15"/>
                 <w:szCs w:val="15"/>
               </w:rPr>
-              <w:t xml:space="preserve">Gomez 2026 (2018-2022)</w:t>
+              <w:t xml:space="preserve">Gomez 2026[31] (2018-2022)</w:t>
             </w:r>
           </w:p>
         </w:tc>
@@ -4167,7 +4186,7 @@
                 <w:sz w:val="15"/>
                 <w:szCs w:val="15"/>
               </w:rPr>
-              <w:t xml:space="preserve">Gomez 2026 (2018-2022)</w:t>
+              <w:t xml:space="preserve">Gomez 2026[31] (2018-2022)</w:t>
             </w:r>
           </w:p>
         </w:tc>
@@ -4307,7 +4326,7 @@
                 <w:sz w:val="15"/>
                 <w:szCs w:val="15"/>
               </w:rPr>
-              <w:t xml:space="preserve">Gomez 2026 (2018-2022)</w:t>
+              <w:t xml:space="preserve">Gomez 2026[31] (2018-2022)</w:t>
             </w:r>
           </w:p>
         </w:tc>
@@ -4447,7 +4466,7 @@
                 <w:sz w:val="15"/>
                 <w:szCs w:val="15"/>
               </w:rPr>
-              <w:t xml:space="preserve">Gomez 2026 (2018-2022)</w:t>
+              <w:t xml:space="preserve">Gomez 2026[31] (2018-2022)</w:t>
             </w:r>
           </w:p>
         </w:tc>
@@ -4587,7 +4606,7 @@
                 <w:sz w:val="15"/>
                 <w:szCs w:val="15"/>
               </w:rPr>
-              <w:t xml:space="preserve">Gomez 2026 (2018-2022)</w:t>
+              <w:t xml:space="preserve">Gomez 2026[31] (2018-2022)</w:t>
             </w:r>
           </w:p>
         </w:tc>
@@ -4727,7 +4746,7 @@
                 <w:sz w:val="15"/>
                 <w:szCs w:val="15"/>
               </w:rPr>
-              <w:t xml:space="preserve">Gomez 2026 (2018-2022)</w:t>
+              <w:t xml:space="preserve">Gomez 2026[31] (2018-2022)</w:t>
             </w:r>
           </w:p>
         </w:tc>
@@ -4893,7 +4912,7 @@
                 <w:sz w:val="15"/>
                 <w:szCs w:val="15"/>
               </w:rPr>
-              <w:t xml:space="preserve">Gomez 2026 (2018-2022)</w:t>
+              <w:t xml:space="preserve">Gomez 2026[31] (2018-2022)</w:t>
             </w:r>
           </w:p>
         </w:tc>
@@ -5033,7 +5052,7 @@
                 <w:sz w:val="15"/>
                 <w:szCs w:val="15"/>
               </w:rPr>
-              <w:t xml:space="preserve">Gomez 2026 (2018-2022)</w:t>
+              <w:t xml:space="preserve">Gomez 2026[31] (2018-2022)</w:t>
             </w:r>
           </w:p>
         </w:tc>
@@ -5173,7 +5192,7 @@
                 <w:sz w:val="15"/>
                 <w:szCs w:val="15"/>
               </w:rPr>
-              <w:t xml:space="preserve">Gomez 2026 (2018-2022)</w:t>
+              <w:t xml:space="preserve">Gomez 2026[31] (2018-2022)</w:t>
             </w:r>
           </w:p>
         </w:tc>
@@ -5339,7 +5358,7 @@
                 <w:sz w:val="15"/>
                 <w:szCs w:val="15"/>
               </w:rPr>
-              <w:t xml:space="preserve">Pinheiro 2009 (1999-2001)</w:t>
+              <w:t xml:space="preserve">Pinheiro 2009[8] (1999-2001)</w:t>
             </w:r>
           </w:p>
         </w:tc>
@@ -5479,7 +5498,7 @@
                 <w:sz w:val="15"/>
                 <w:szCs w:val="15"/>
               </w:rPr>
-              <w:t xml:space="preserve">Pinheiro 2009 (1999-2001)</w:t>
+              <w:t xml:space="preserve">Pinheiro 2009[8] (1999-2001)</w:t>
             </w:r>
           </w:p>
         </w:tc>
@@ -5619,7 +5638,7 @@
                 <w:sz w:val="15"/>
                 <w:szCs w:val="15"/>
               </w:rPr>
-              <w:t xml:space="preserve">Pinheiro 2009 (1999-2001)</w:t>
+              <w:t xml:space="preserve">Pinheiro 2009[8] (1999-2001)</w:t>
             </w:r>
           </w:p>
         </w:tc>
@@ -5759,7 +5778,7 @@
                 <w:sz w:val="15"/>
                 <w:szCs w:val="15"/>
               </w:rPr>
-              <w:t xml:space="preserve">Pinheiro 2009 (1999-2001)</w:t>
+              <w:t xml:space="preserve">Pinheiro 2009[8] (1999-2001)</w:t>
             </w:r>
           </w:p>
         </w:tc>
@@ -5925,7 +5944,7 @@
                 <w:sz w:val="15"/>
                 <w:szCs w:val="15"/>
               </w:rPr>
-              <w:t xml:space="preserve">Yazzie 2025 (2014-2018)</w:t>
+              <w:t xml:space="preserve">Yazzie 2025[48] (2014-2018)</w:t>
             </w:r>
           </w:p>
         </w:tc>
@@ -6065,7 +6084,7 @@
                 <w:sz w:val="15"/>
                 <w:szCs w:val="15"/>
               </w:rPr>
-              <w:t xml:space="preserve">Melkonian 2019 (2010-2015)</w:t>
+              <w:t xml:space="preserve">Melkonian 2019[53] (2010-2015)</w:t>
             </w:r>
           </w:p>
         </w:tc>
@@ -6205,7 +6224,7 @@
                 <w:sz w:val="15"/>
                 <w:szCs w:val="15"/>
               </w:rPr>
-              <w:t xml:space="preserve">Melkonian 2019 (2010-2015)</w:t>
+              <w:t xml:space="preserve">Melkonian 2019[53] (2010-2015)</w:t>
             </w:r>
           </w:p>
         </w:tc>
@@ -6345,7 +6364,7 @@
                 <w:sz w:val="15"/>
                 <w:szCs w:val="15"/>
               </w:rPr>
-              <w:t xml:space="preserve">Melkonian 2019 (2010-2015)</w:t>
+              <w:t xml:space="preserve">Melkonian 2019[53] (2010-2015)</w:t>
             </w:r>
           </w:p>
         </w:tc>
@@ -6485,7 +6504,7 @@
                 <w:sz w:val="15"/>
                 <w:szCs w:val="15"/>
               </w:rPr>
-              <w:t xml:space="preserve">Melkonian 2019 (2010-2015)</w:t>
+              <w:t xml:space="preserve">Melkonian 2019[53] (2010-2015)</w:t>
             </w:r>
           </w:p>
         </w:tc>
@@ -6625,7 +6644,7 @@
                 <w:sz w:val="15"/>
                 <w:szCs w:val="15"/>
               </w:rPr>
-              <w:t xml:space="preserve">Nash 2019 (2009-2014)</w:t>
+              <w:t xml:space="preserve">Nash 2019[11] (2009-2014)</w:t>
             </w:r>
           </w:p>
         </w:tc>
@@ -6765,7 +6784,7 @@
                 <w:sz w:val="15"/>
                 <w:szCs w:val="15"/>
               </w:rPr>
-              <w:t xml:space="preserve">Melkonian 2021 (2012-2016)</w:t>
+              <w:t xml:space="preserve">Melkonian 2021[58] (2012-2016)</w:t>
             </w:r>
           </w:p>
         </w:tc>
@@ -6931,7 +6950,7 @@
                 <w:sz w:val="15"/>
                 <w:szCs w:val="15"/>
               </w:rPr>
-              <w:t xml:space="preserve">Nasseri 2009 (1988-2004)</w:t>
+              <w:t xml:space="preserve">Nasseri 2009[46] (1988-2004)</w:t>
             </w:r>
           </w:p>
         </w:tc>
@@ -7097,7 +7116,7 @@
                 <w:sz w:val="15"/>
                 <w:szCs w:val="15"/>
               </w:rPr>
-              <w:t xml:space="preserve">Loo 2019 (2010-2013)</w:t>
+              <w:t xml:space="preserve">Loo 2019[24] (2010-2013)</w:t>
             </w:r>
           </w:p>
         </w:tc>
@@ -7237,7 +7256,7 @@
                 <w:sz w:val="15"/>
                 <w:szCs w:val="15"/>
               </w:rPr>
-              <w:t xml:space="preserve">Gomez 2017 (2009-2013)</w:t>
+              <w:t xml:space="preserve">Gomez 2017[35] (2009-2013)</w:t>
             </w:r>
           </w:p>
         </w:tc>
@@ -7377,7 +7396,7 @@
                 <w:sz w:val="15"/>
                 <w:szCs w:val="15"/>
               </w:rPr>
-              <w:t xml:space="preserve">Sung 2023 (2015-2019)</w:t>
+              <w:t xml:space="preserve">Sung 2023[23] (2015-2019)</w:t>
             </w:r>
           </w:p>
         </w:tc>
@@ -7517,7 +7536,7 @@
                 <w:sz w:val="15"/>
                 <w:szCs w:val="15"/>
               </w:rPr>
-              <w:t xml:space="preserve">Loo 2019 (2010-2013)</w:t>
+              <w:t xml:space="preserve">Loo 2019[24] (2010-2013)</w:t>
             </w:r>
           </w:p>
         </w:tc>
@@ -7657,7 +7676,7 @@
                 <w:sz w:val="15"/>
                 <w:szCs w:val="15"/>
               </w:rPr>
-              <w:t xml:space="preserve">Sung 2023 (2015-2019)</w:t>
+              <w:t xml:space="preserve">Sung 2023[23] (2015-2019)</w:t>
             </w:r>
           </w:p>
         </w:tc>
@@ -7797,7 +7816,7 @@
                 <w:sz w:val="15"/>
                 <w:szCs w:val="15"/>
               </w:rPr>
-              <w:t xml:space="preserve">Sung 2023 (2015-2019)</w:t>
+              <w:t xml:space="preserve">Sung 2023[23] (2015-2019)</w:t>
             </w:r>
           </w:p>
         </w:tc>
@@ -7937,7 +7956,7 @@
                 <w:sz w:val="15"/>
                 <w:szCs w:val="15"/>
               </w:rPr>
-              <w:t xml:space="preserve">Loo 2019 (2010-2013)</w:t>
+              <w:t xml:space="preserve">Loo 2019[24] (2010-2013)</w:t>
             </w:r>
           </w:p>
         </w:tc>
@@ -8077,7 +8096,7 @@
                 <w:sz w:val="15"/>
                 <w:szCs w:val="15"/>
               </w:rPr>
-              <w:t xml:space="preserve">Loo 2019 (2010-2013)</w:t>
+              <w:t xml:space="preserve">Loo 2019[24] (2010-2013)</w:t>
             </w:r>
           </w:p>
         </w:tc>
@@ -8217,7 +8236,7 @@
                 <w:sz w:val="15"/>
                 <w:szCs w:val="15"/>
               </w:rPr>
-              <w:t xml:space="preserve">Sung 2023 (2015-2019)</w:t>
+              <w:t xml:space="preserve">Sung 2023[23] (2015-2019)</w:t>
             </w:r>
           </w:p>
         </w:tc>
@@ -8281,7 +8300,7 @@
           <w:sz w:val="16"/>
           <w:szCs w:val="16"/>
         </w:rPr>
-        <w:t xml:space="preserve">Note. Each cell shows one representative population-based estimate — the most recent, broadest-coverage registry estimate per analytic cell — not a pooled estimate; the selection rule and its robustness are given in the Methods and Supplementary Table 6. The effect measure is the incidence rate ratio (IRR) unless marked as a standardized incidence ratio (SIR); comparisons are versus non-Hispanic White (NHW) women. † the study's reference was an unstratified White group (not stratified by Hispanic origin), examined in the NHW-comparator sensitivity analysis (Supplementary Table 6c). ‡ the 95% confidence interval was computed by the reviewers from published rates rather than reported in the source. NHB, non-Hispanic Black; AANHPI, Asian American, Native Hawaiian, and Pacific Islander (NHPI, the Pacific Islander subset, shown separately); RoB, risk-of-bias rating of the representative study. Full per-estimate detail is in the Supplementary Materials.</w:t>
+        <w:t xml:space="preserve">Note. Each cell shows one representative population-based estimate — the most recent, broadest-coverage registry estimate per analytic cell — not a pooled estimate; the selection rule and its robustness are given in the Methods and Supplementary Table 6. Each representative study is followed by its number in the reference list. The effect measure is the incidence rate ratio (IRR) unless marked as a standardized incidence ratio (SIR); comparisons are versus non-Hispanic White (NHW) women. † the study's reference was an unstratified White group (not stratified by Hispanic origin), examined in the NHW-comparator sensitivity analysis (Supplementary Table 6c). ‡ the 95% confidence interval was computed by the reviewers from published rates rather than reported in the source. NHB, non-Hispanic Black; AANHPI, Asian American, Native Hawaiian, and Pacific Islander (NHPI, the Pacific Islander subset, shown separately); RoB, risk-of-bias rating of the representative study. Full per-estimate detail is in the Supplementary Materials.</w:t>
       </w:r>
     </w:p>
     <w:p>

--- a/meta_agents/search_v2/outputs/Manuscript_Full.docx
+++ b/meta_agents/search_v2/outputs/Manuscript_Full.docx
@@ -835,7 +835,7 @@
           <w:sz w:val="24"/>
           <w:szCs w:val="24"/>
         </w:rPr>
-        <w:t xml:space="preserve"> applied to each of the 58 extracted studies by the author (a single assessor) with large-language-model assistance (Supplementary Table 5). Item 9 (survey response rate) was recorded as not applicable, census-like registry ascertainment having no response rate, so each study's rating used the eight applicable items: low risk of bias required at most one "No" with a "Yes" on the two key items—valid measurement (item 7, including race and ethnicity ascertainment) and appropriate analysis (item 8, age standardization with a variance); three or more "No" ratings gave high risk of bias, and any other combination a moderate rating. Each study was appraised as the source of the estimates taken from it here rather than as a whole publication, and the items divide accordingly. Items 1 to 7 describe the study and its registry—the sample frame, case ascertainment, case numbers, description of setting and population, coverage, identification of invasive breast cancer, and how race and ethnicity were measured—and were judged at that level, so they do not change with which estimates were extracted. Item 8 depends on the estimates themselves and was judged on those extracted for this review, a variance counting as available when the source printed an interval or when one could be recovered from what the source reports. A study whose extracted estimates carry no interval therefore rates "No" on item 8 whether or not the source printed the ratio itself, which places a point estimate without a variance at moderate rather than low risk of bias. That rating reflects incomplete reporting of uncertainty rather than evidence that the estimate is biased, and it is the reason several large registry analyses that report ratios without intervals are rated moderate. Certainty of evidence was not graded, the review being descriptive rather than an estimate of a causal effect.</w:t>
+        <w:t xml:space="preserve"> applied to each of the 58 extracted studies by the author (a single assessor) with large-language-model assistance (Supplementary Table 5). Item 9 (survey response rate) was recorded as not applicable, census-like registry ascertainment having no response rate, so each study's rating used the eight applicable items: low risk of bias required at most one "No" with a "Yes" on the two key items—valid measurement (item 7, including race and ethnicity ascertainment) and appropriate analysis (item 8, age standardization with a variance, the checklist's guidance for that item asking that percentages be given with confidence intervals); three or more "No" ratings gave high risk of bias, and any other combination a moderate rating. Each study was appraised as the source of the estimates taken from it here rather than as a whole publication, and the items divide accordingly. Items 1 to 7 describe the study and its registry—the sample frame, case ascertainment, case numbers, description of setting and population, coverage, identification of invasive breast cancer, and how race and ethnicity were measured—and were judged at that level, so they do not change with which estimates were extracted. Item 8 depends on the estimates themselves and was judged on those extracted for this review, a variance counting as available when the source printed an interval or when one could be recovered from what the source reports. A study whose extracted estimates carry no interval therefore rates "No" on item 8 whether or not the source printed the ratio itself, which places a point estimate without a variance at moderate rather than low risk of bias. That rating reflects incomplete reporting of uncertainty rather than evidence that the estimate is biased, and it is the reason several large registry analyses that report ratios without intervals are rated moderate. Certainty of evidence was not graded, the review being descriptive rather than an estimate of a causal effect.</w:t>
       </w:r>
     </w:p>
     <w:p>

--- a/meta_agents/search_v2/outputs/Manuscript_Full.docx
+++ b/meta_agents/search_v2/outputs/Manuscript_Full.docx
@@ -835,7 +835,7 @@
           <w:sz w:val="24"/>
           <w:szCs w:val="24"/>
         </w:rPr>
-        <w:t xml:space="preserve"> applied to each of the 58 extracted studies by the author (a single assessor) with large-language-model assistance (Supplementary Table 5). Item 9 (survey response rate) was recorded as not applicable, census-like registry ascertainment having no response rate, so each study's rating used the eight applicable items: low risk of bias required at most one "No" with a "Yes" on the two key items—valid measurement (item 7, including race and ethnicity ascertainment) and appropriate analysis (item 8, age standardization with a variance, the checklist's guidance for that item asking that percentages be given with confidence intervals); three or more "No" ratings gave high risk of bias, and any other combination a moderate rating. Each study was appraised as the source of the estimates taken from it here rather than as a whole publication, and the items divide accordingly. Items 1 to 7 describe the study and its registry—the sample frame, case ascertainment, case numbers, description of setting and population, coverage, identification of invasive breast cancer, and how race and ethnicity were measured—and were judged at that level, so they do not change with which estimates were extracted. Item 8 depends on the estimates themselves and was judged on those extracted for this review, a variance counting as available when the source printed an interval or when one could be recovered from what the source reports. A study whose extracted estimates carry no interval therefore rates "No" on item 8 whether or not the source printed the ratio itself, which places a point estimate without a variance at moderate rather than low risk of bias. That rating reflects incomplete reporting of uncertainty rather than evidence that the estimate is biased, and it is the reason several large registry analyses that report ratios without intervals are rated moderate. Certainty of evidence was not graded, the review being descriptive rather than an estimate of a causal effect.</w:t>
+        <w:t xml:space="preserve"> applied to each of the 58 extracted studies by the author (a single assessor) with large-language-model assistance (Supplementary Table 5). Item 9 (survey response rate) was recorded as not applicable, census-like registry ascertainment having no response rate, so each study's rating used the eight applicable items: low risk of bias required at most one "No" with a "Yes" on the two key items—valid measurement (item 7, including race and ethnicity ascertainment) and appropriate analysis (item 8, age standardization with a variance); three or more "No" ratings gave high risk of bias, and any other combination a moderate rating. Each study was appraised as the source of the estimates taken from it here rather than as a whole publication, and the items divide accordingly. Items 1 to 7 describe the study and its registry—the sample frame, case ascertainment, case numbers, description of setting and population, coverage, identification of invasive breast cancer, and how race and ethnicity were measured—and were judged at that level, so they do not change with which estimates were extracted. Item 8 depends on the estimates themselves and was judged on those extracted for this review, a variance counting as available when the source printed an interval or when one could be recovered from what the source reports. A study whose extracted estimates carry no interval therefore rates "No" on item 8 whether or not the source printed the ratio itself, which places a point estimate without a variance at moderate rather than low risk of bias. That rating reflects incomplete reporting of uncertainty rather than evidence that the estimate is biased, and it is the reason several large registry analyses that report ratios without intervals are rated moderate. Certainty of evidence was not graded, the review being descriptive rather than an estimate of a causal effect.</w:t>
       </w:r>
     </w:p>
     <w:p>

--- a/meta_agents/search_v2/outputs/Manuscript_Full.docx
+++ b/meta_agents/search_v2/outputs/Manuscript_Full.docx
@@ -835,7 +835,7 @@
           <w:sz w:val="24"/>
           <w:szCs w:val="24"/>
         </w:rPr>
-        <w:t xml:space="preserve"> applied to each of the 58 extracted studies by the author (a single assessor) with large-language-model assistance (Supplementary Table 5). Item 9 (survey response rate) was recorded as not applicable, census-like registry ascertainment having no response rate, so each study's rating used the eight applicable items: low risk of bias required at most one "No" with a "Yes" on the two key items—valid measurement (item 7, including race and ethnicity ascertainment) and appropriate analysis (item 8, age standardization with a variance); three or more "No" ratings gave high risk of bias, and any other combination a moderate rating. Each study was appraised as the source of the estimates taken from it here rather than as a whole publication, and the items divide accordingly. Items 1 to 7 describe the study and its registry—the sample frame, case ascertainment, case numbers, description of setting and population, coverage, identification of invasive breast cancer, and how race and ethnicity were measured—and were judged at that level, so they do not change with which estimates were extracted. Item 8 depends on the estimates themselves and was judged on those extracted for this review, a variance counting as available when the source printed an interval or when one could be recovered from what the source reports. A study whose extracted estimates carry no interval therefore rates "No" on item 8 whether or not the source printed the ratio itself, which places a point estimate without a variance at moderate rather than low risk of bias. That rating reflects incomplete reporting of uncertainty rather than evidence that the estimate is biased, and it is the reason several large registry analyses that report ratios without intervals are rated moderate. Certainty of evidence was not graded, the review being descriptive rather than an estimate of a causal effect.</w:t>
+        <w:t xml:space="preserve"> applied to each of the 58 extracted studies by the author (a single assessor) with large-language-model assistance (Supplementary Table 5). Item 9 (survey response rate) was recorded as not applicable, census-like registry ascertainment having no response rate, so each study's rating used the eight applicable items. The checklist records a Yes, No or Unclear for each item and leaves the summary judgement to the reviewer, so the following rule was set for this review: low risk of bias required at most one "No" with a "Yes" on the two items treated here as key—valid measurement (item 7, including race and ethnicity ascertainment) and appropriate analysis (item 8, age standardization with a variance); three or more "No" ratings gave high risk of bias, and any other combination a moderate rating. Each study was appraised as the source of the estimates taken from it here rather than as a whole publication, and the items divide accordingly. Items 1 to 7 describe the study and its registry—the sample frame, case ascertainment, case numbers, description of setting and population, coverage, identification of invasive breast cancer, and how race and ethnicity were measured—and were judged at that level, so they do not change with which estimates were extracted. Item 8 depends on the estimates themselves and was judged on those extracted for this review, a variance counting as available when the source printed an interval or when one could be recovered from what the source reports. A study whose extracted estimates carry no interval therefore rates "No" on item 8 whether or not the source printed the ratio itself, which places a point estimate without a variance at moderate rather than low risk of bias. That rating reflects incomplete reporting of uncertainty rather than evidence that the estimate is biased, and it is the reason several large registry analyses that report ratios without intervals are rated moderate. Certainty of evidence was not graded, the review being descriptive rather than an estimate of a causal effect.</w:t>
       </w:r>
     </w:p>
     <w:p>

--- a/meta_agents/search_v2/outputs/Manuscript_Full.docx
+++ b/meta_agents/search_v2/outputs/Manuscript_Full.docx
@@ -835,7 +835,7 @@
           <w:sz w:val="24"/>
           <w:szCs w:val="24"/>
         </w:rPr>
-        <w:t xml:space="preserve"> applied to each of the 58 extracted studies by the author (a single assessor) with large-language-model assistance (Supplementary Table 5). Item 9 (survey response rate) was recorded as not applicable, census-like registry ascertainment having no response rate, so each study's rating used the eight applicable items. The checklist records a Yes, No or Unclear for each item and leaves the summary judgement to the reviewer, so the following rule was set for this review: low risk of bias required at most one "No" with a "Yes" on the two items treated here as key—valid measurement (item 7, including race and ethnicity ascertainment) and appropriate analysis (item 8, age standardization with a variance); three or more "No" ratings gave high risk of bias, and any other combination a moderate rating. Each study was appraised as the source of the estimates taken from it here rather than as a whole publication, and the items divide accordingly. Items 1 to 7 describe the study and its registry—the sample frame, case ascertainment, case numbers, description of setting and population, coverage, identification of invasive breast cancer, and how race and ethnicity were measured—and were judged at that level, so they do not change with which estimates were extracted. Item 8 depends on the estimates themselves and was judged on those extracted for this review, a variance counting as available when the source printed an interval or when one could be recovered from what the source reports. A study whose extracted estimates carry no interval therefore rates "No" on item 8 whether or not the source printed the ratio itself, which places a point estimate without a variance at moderate rather than low risk of bias. That rating reflects incomplete reporting of uncertainty rather than evidence that the estimate is biased, and it is the reason several large registry analyses that report ratios without intervals are rated moderate. Certainty of evidence was not graded, the review being descriptive rather than an estimate of a causal effect.</w:t>
+        <w:t xml:space="preserve"> applied to each of the 58 extracted studies by the author (a single assessor) with large-language-model assistance (Supplementary Table 5). Item 9 (survey response rate) was recorded as not applicable, census-like registry ascertainment having no response rate, so each study's rating used the eight applicable items. The checklist records a Yes, No, Unclear or Not applicable for each item and summarises a study as include, exclude or seek further information rather than as a graded rating, so the following rule was set for this review: low risk of bias required at most one "No" with a "Yes" on the two items treated here as key—valid measurement (item 7, including race and ethnicity ascertainment) and appropriate analysis (item 8, age standardization with a variance); three or more "No" ratings gave high risk of bias, and any other combination a moderate rating. Each study was appraised as the source of the estimates taken from it here rather than as a whole publication, and the items divide accordingly. Items 1 to 7 describe the study and its registry—the sample frame, case ascertainment, case numbers, description of setting and population, coverage, identification of invasive breast cancer, and how race and ethnicity were measured—and were judged at that level, so they do not change with which estimates were extracted. Item 8 depends on the estimates themselves and was judged on those extracted for this review, a variance counting as available when the source printed an interval or when one could be recovered from what the source reports. A study whose extracted estimates carry no interval therefore rates "No" on item 8 whether or not the source printed the ratio itself, which places a point estimate without a variance at moderate rather than low risk of bias. That rating reflects incomplete reporting of uncertainty rather than evidence that the estimate is biased, and it is the reason several large registry analyses that report ratios without intervals are rated moderate. Certainty of evidence was not graded, the review being descriptive rather than an estimate of a causal effect.</w:t>
       </w:r>
     </w:p>
     <w:p>

--- a/meta_agents/search_v2/outputs/Manuscript_Full.docx
+++ b/meta_agents/search_v2/outputs/Manuscript_Full.docx
@@ -85,7 +85,7 @@
           <w:sz w:val="24"/>
           <w:szCs w:val="24"/>
         </w:rPr>
-        <w:t xml:space="preserve"> Following PRISMA 2020 (PROSPERO CRD42023437049), four databases were searched for U.S. studies of female invasive breast cancer incidence by race or ethnicity; those with a recoverable White comparison, usually non-Hispanic White (NHW), were synthesized quantitatively, the rest narratively. Because registries overlap, one representative estimate per group and dimension was selected, not pooled; for American Indian and Alaska Native (AI/AN) populations, an Indian Health Service–linked estimate was preferred to counter registry undercounting. Each was an incidence rate ratio (IRR) versus NHW women, or versus an unstratified White reference in a minority of cells; ratios not reported directly were recomputed from one master dataset, and risk of bias was assessed with the Joanna Briggs Institute checklist for incidence data.</w:t>
+        <w:t xml:space="preserve"> Following PRISMA 2020 (PROSPERO CRD42023437049), four databases were searched for U.S. studies of female invasive breast cancer incidence by race or ethnicity; those with a recoverable White comparison, usually non-Hispanic White (NHW), were synthesized quantitatively, the rest narratively. Because registries overlap, one representative estimate per group and dimension was selected, not pooled; for American Indian and Alaska Native (AI/AN) populations, an Indian Health Service–linked estimate was preferred to counter registry undercounting. Each was an incidence rate ratio (IRR) versus NHW women, or versus an unstratified White reference in 19 of the 85 cells; ratios not reported directly were recomputed from one master dataset, and risk of bias was assessed with the Joanna Briggs Institute checklist for incidence data.</w:t>
       </w:r>
     </w:p>
     <w:p>
@@ -756,7 +756,7 @@
           <w:sz w:val="24"/>
           <w:szCs w:val="24"/>
         </w:rPr>
-        <w:t xml:space="preserve"> was selected for each cell. Each estimate was assigned to a registry "family," and the registry family, group, analytic dimension, comparator, diagnosis period, and standard population of each estimate were tabulated so that overlaps within a cell could be seen (Supplementary Table 4). Within a cell, the representative was chosen by applying, in order: the broadest population coverage (USCS &gt; NAACCR &gt; SEER-national &gt; state or regional), then a NHW (rather than an unstratified White) comparator, then the most recent and longest diagnosis period, a clearly documented age-standardization, and a directly reported confidence interval where available. Where a cell had no NHW-comparator source—the receptor-defined subtype cells and two age-specific Black cells—the estimate using an unstratified White comparator was kept as the representative and marked †.</w:t>
+        <w:t xml:space="preserve"> was selected for each cell. Each estimate was assigned to a registry "family," and the registry family, group, analytic dimension, comparator, diagnosis period, and standard population of each estimate were tabulated so that overlaps within a cell could be seen (Supplementary Table 4). Within a cell, the representative was chosen by applying, in order: the broadest population coverage (USCS &gt; NAACCR &gt; SEER-national &gt; state or regional), then a NHW (rather than an unstratified White) comparator, then the most recent and longest diagnosis period, a clearly documented age-standardization, and a directly reported confidence interval where available. Where a cell had no NHW-comparator source—18 cells, being 16 of the 36 receptor-defined subtype cells and the two Black cells above and below age 40—the estimate using an unstratified White comparator was kept as the representative and marked †. One further cell, Alaska Native, is marked † although an NHW-comparator source exists for it, the broader-coverage rule above having selected the registry that reports against an unstratified White reference; 19 of the 85 representatives carry the mark in all.</w:t>
       </w:r>
     </w:p>
     <w:p>
@@ -969,7 +969,7 @@
           <w:sz w:val="24"/>
           <w:szCs w:val="24"/>
         </w:rPr>
-        <w:t xml:space="preserve">—22 supplied a cell representative, and the remainder contributed overlapping estimates carried only in the sensitivity analysis; the remaining 118 informed the narrative synthesis (176 = 58 + 118). The extracted studies were published between 2002 and 2026 and drew on SEER, NPCR and USCS, NAACCR, IHS-linked and tribal registries, and individual state or regional registries (Supplementary Table 2). After collapsing overlapping registry-family estimates, 85 representative estimates remained, one per analytic cell; all are listed in Supplementary Table 4, and the principal comparisons—overall incidence, the disaggregated AANHPI and Hispanic-origin subgroups, AI/AN by region, Middle Eastern populations, and TNBC—are shown in Table 1. The reference group was NHW in most studies and an unstratified White group in a minority (marked †; Supplementary Table 4).</w:t>
+        <w:t xml:space="preserve">—22 supplied a cell representative, and the remainder contributed overlapping estimates carried only in the sensitivity analysis; the remaining 118 informed the narrative synthesis (176 = 58 + 118). The extracted studies were published between 2002 and 2026 and drew on SEER, NPCR and USCS, NAACCR, IHS-linked and tribal registries, and individual state or regional registries (Supplementary Table 2). After collapsing overlapping registry-family estimates, 85 representative estimates remained, one per analytic cell; all are listed in Supplementary Table 4, and the principal comparisons—overall incidence, the disaggregated AANHPI and Hispanic-origin subgroups, AI/AN by region, Middle Eastern populations, and TNBC—are shown in Table 1. The reference group was NHW for 66 of the 85 representatives and an unstratified White group for the other 19 (marked †; Supplementary Table 4).</w:t>
       </w:r>
     </w:p>
     <w:p>
@@ -1253,7 +1253,7 @@
           <w:sz w:val="24"/>
           <w:szCs w:val="24"/>
         </w:rPr>
-        <w:t xml:space="preserve">On the JBI checklist, 41 of the 58 studies were at low risk of bias and 17 at moderate risk, with none at high risk (Supplementary Table 5); the moderate ratings arose mainly where an estimate was reported without a variance, the standard population was not clearly specified, or race and ethnicity ascertainment was limited. The representative selection was examined in four ways (Supplementary Table 6), and the pattern held throughout. Restricting to low-risk-of-bias studies left 54 of 85 cell representatives unchanged, with the 19 changed and 12 dropped cells falling mainly among the disaggregated AANHPI subgroups and the AI/AN cells, and in smaller numbers among the receptor-subtype, age-specific, and Middle Eastern cells; the largest change was the AI/AN national aggregate, where the restriction replaced the 2010-2015 IHS-linked estimate (0.87) with the 1999-2004 IHS-linked estimate (0.63) (Supplementary Table 6a); restricting to directly reported IRRs—which also excludes the single indirectly standardized SIR—left 35 unchanged (4 changed, 46 dropped; Supplementary Table 6b); restricting to NHW-comparator estimates left 66 unchanged (1 changed, 18 dropped; Supplementary Table 6c), the dropped cells being those whose only representative used an unstratified White comparator — the receptor-defined subtypes and two age-specific Black cells — and the one changed cell being Alaska Native, whose unstratified-White representative (1.09) gave way to an Indian Health Service–linked estimate reported against an NHW reference (1.25); and restricting to the 2000 U.S. standard population changed little, since 83 of the 85 representatives were already standardized to it, so the restriction dropped no cell and changed only two Black receptor-subtype cells, each from a 1960 Segi-world-standardized representative to a 2000 U.S.–standardized estimate in the same direction (hormone-receptor-negative 1.80 to 1.60, hormone-receptor-positive 0.82 to 0.70; Supplementary Table 6d).</w:t>
+        <w:t xml:space="preserve">On the JBI checklist, 41 of the 58 studies were at low risk of bias and 17 at moderate risk, with none at high risk (Supplementary Table 5); the moderate ratings arose mainly where an estimate was reported without a variance, the standard population was not clearly specified, or race and ethnicity ascertainment was limited. The representative selection was examined in four ways (Supplementary Table 6), and the pattern held throughout. Restricting to low-risk-of-bias studies left 54 of 85 cell representatives unchanged, with the 19 changed and 12 dropped cells falling mainly among the disaggregated AANHPI subgroups and the AI/AN cells, and in smaller numbers among the receptor-subtype, age-specific, and Middle Eastern cells; the largest change was the AI/AN national aggregate, where the restriction replaced the 2010-2015 IHS-linked estimate (0.87) with the 1999-2004 IHS-linked estimate (0.63) (Supplementary Table 6a); restricting to directly reported IRRs—which also excludes the single indirectly standardized SIR—left 35 unchanged (4 changed, 46 dropped; Supplementary Table 6b); restricting to NHW-comparator estimates left 66 unchanged (1 changed, 18 dropped; Supplementary Table 6c), the 18 dropped cells being those whose only representative used an unstratified White comparator — 16 receptor-defined subtype cells and the two Black cells above and below age 40 — and the one changed cell being Alaska Native, whose unstratified-White representative (1.09) gave way to an Indian Health Service–linked estimate reported against an NHW reference (1.25); and restricting to the 2000 U.S. standard population changed little, since 83 of the 85 representatives were already standardized to it, so the restriction dropped no cell and changed only two Black receptor-subtype cells, each from a 1960 Segi-world-standardized representative to a 2000 U.S.–standardized estimate in the same direction (hormone-receptor-negative 1.80 to 1.60, hormone-receptor-positive 0.82 to 0.70; Supplementary Table 6d).</w:t>
       </w:r>
     </w:p>
     <w:p>
@@ -1285,7 +1285,7 @@
           <w:sz w:val="24"/>
           <w:szCs w:val="24"/>
         </w:rPr>
-        <w:t xml:space="preserve">This review assembled disaggregated, population-based estimates of invasive breast cancer incidence for U.S. racial and ethnic groups against a common NHW comparator (an unstratified White reference for a minority of cells, chiefly the receptor-defined subtypes). At the aggregate level, each minority group had lower overall incidence than NHW women—Hispanic/Latina women had the lowest IRR (0.72), followed by AANHPI (0.77) and AI/AN (0.87) women, with NHB women closest to NHW (0.93). For TNBC, however, NHB women had the highest incidence (1.95), while most other groups were at or below the NHW rate.</w:t>
+        <w:t xml:space="preserve">This review assembled disaggregated, population-based estimates of invasive breast cancer incidence for U.S. racial and ethnic groups against a common NHW comparator (an unstratified White reference for 19 of the 85 cells, most of them receptor-defined subtypes). At the aggregate level, each minority group had lower overall incidence than NHW women—Hispanic/Latina women had the lowest IRR (0.72), followed by AANHPI (0.77) and AI/AN (0.87) women, with NHB women closest to NHW (0.93). For TNBC, however, NHB women had the highest incidence (1.95), while most other groups were at or below the NHW rate.</w:t>
       </w:r>
     </w:p>
     <w:p>
@@ -1555,7 +1555,7 @@
           <w:sz w:val="24"/>
           <w:szCs w:val="24"/>
         </w:rPr>
-        <w:t xml:space="preserve"> The IHS-linked correction, however, was available only for the aggregate and regional estimates: no Indian Health Service–linked source reported AI/AN incidence by molecular subtype, so the AI/AN subtype figures (for example, the HR-positive/HER2-negative and triple-negative cells) rest on unlinked registries and may understate the true rates. Second, reference groups differed across sources—most used an NHW comparator and a minority an unstratified White reference—so each comparator was recorded as its source defined it and a sensitivity analysis was restricted to NHW-comparator estimates; the unstratified-White cells, chiefly the receptor-defined subtypes, can shift a ratio slightly.</w:t>
+        <w:t xml:space="preserve"> The IHS-linked correction, however, was available only for the aggregate and regional estimates: no Indian Health Service–linked source reported AI/AN incidence by molecular subtype, so the AI/AN subtype figures (for example, the HR-positive/HER2-negative and triple-negative cells) rest on unlinked registries and may understate the true rates. Second, reference groups differed across sources—66 of the 85 representatives used an NHW comparator and 19 an unstratified White reference—so each comparator was recorded as its source defined it and a sensitivity analysis was restricted to NHW-comparator estimates; the unstratified-White cells, 16 of them receptor-defined subtypes, can shift a ratio slightly.</w:t>
       </w:r>
     </w:p>
     <w:p>

--- a/meta_agents/search_v2/outputs/Manuscript_Full.docx
+++ b/meta_agents/search_v2/outputs/Manuscript_Full.docx
@@ -969,7 +969,7 @@
           <w:sz w:val="24"/>
           <w:szCs w:val="24"/>
         </w:rPr>
-        <w:t xml:space="preserve">—22 supplied a cell representative, and the remainder contributed overlapping estimates carried only in the sensitivity analysis; the remaining 118 informed the narrative synthesis (176 = 58 + 118). The extracted studies were published between 2002 and 2026 and drew on SEER, NPCR and USCS, NAACCR, IHS-linked and tribal registries, and individual state or regional registries (Supplementary Table 2). After collapsing overlapping registry-family estimates, 85 representative estimates remained, one per analytic cell; all are listed in Supplementary Table 4, and the principal comparisons—overall incidence, the disaggregated AANHPI and Hispanic-origin subgroups, AI/AN by region, Middle Eastern populations, and TNBC—are shown in Table 1. The reference group was NHW for 66 of the 85 representatives and an unstratified White group for the other 19 (marked †; Supplementary Table 4).</w:t>
+        <w:t xml:space="preserve">—22 supplied a cell representative, and the remainder contributed overlapping estimates carried only in the sensitivity analysis; the remaining 118 informed the narrative synthesis (176 = 58 + 118). The extracted studies were published between 2002 and 2026 and drew on SEER, NPCR and USCS, NAACCR, IHS-linked and tribal registries, and individual state or regional registries (Supplementary Table 2). After collapsing overlapping registry-family estimates, 85 representative estimates remained, one per analytic cell; all are listed in Supplementary Table 4, and the 38 covering the principal comparisons—overall incidence, the disaggregated AANHPI and Hispanic-origin subgroups, AI/AN by region, Middle Eastern populations, and TNBC—are shown in Table 1; the remaining cells, chiefly the other receptor-defined subtypes and the age-specific comparisons, are in the Supplementary Materials. The reference group was NHW for 66 of the 85 representatives and an unstratified White group for the other 19, marked † wherever they appear—five of them in Table 1 and the other 14 in Supplementary Table 4.</w:t>
       </w:r>
     </w:p>
     <w:p>
@@ -8300,7 +8300,7 @@
           <w:sz w:val="16"/>
           <w:szCs w:val="16"/>
         </w:rPr>
-        <w:t xml:space="preserve">Note. Each cell shows one representative population-based estimate — the most recent, broadest-coverage registry estimate per analytic cell — not a pooled estimate; the selection rule and its robustness are given in the Methods and Supplementary Table 6. Each representative study is followed by its number in the reference list. The effect measure is the incidence rate ratio (IRR) unless marked as a standardized incidence ratio (SIR); comparisons are versus non-Hispanic White (NHW) women. † the study's reference was an unstratified White group (not stratified by Hispanic origin), examined in the NHW-comparator sensitivity analysis (Supplementary Table 6c). ‡ the 95% confidence interval was computed by the reviewers from published rates rather than reported in the source. NHB, non-Hispanic Black; AANHPI, Asian American, Native Hawaiian, and Pacific Islander (NHPI, the Pacific Islander subset, shown separately); RoB, risk-of-bias rating of the representative study. Full per-estimate detail is in the Supplementary Materials.</w:t>
+        <w:t xml:space="preserve">Note. This table shows 38 of the 85 analytic cells, those covering the principal comparisons; the rest, chiefly the other receptor-defined subtypes and the age-specific comparisons, are in Supplementary Table 4. Each cell shows one representative population-based estimate — the most recent, broadest-coverage registry estimate per analytic cell — not a pooled estimate; the selection rule and its robustness are given in the Methods and Supplementary Table 6. Each representative study is followed by its number in the reference list. The effect measure is the incidence rate ratio (IRR) unless marked as a standardized incidence ratio (SIR); comparisons are versus non-Hispanic White (NHW) women. † the study's reference was an unstratified White group (not stratified by Hispanic origin), examined in the NHW-comparator sensitivity analysis (Supplementary Table 6c); 5 of the 19 cells so marked appear in this table. ‡ the 95% confidence interval was computed by the reviewers from published rates rather than reported in the source. NHB, non-Hispanic Black; AANHPI, Asian American, Native Hawaiian, and Pacific Islander (NHPI, the Pacific Islander subset, shown separately); RoB, risk-of-bias rating of the representative study. Full per-estimate detail is in the Supplementary Materials.</w:t>
       </w:r>
     </w:p>
     <w:p>

--- a/meta_agents/search_v2/outputs/Manuscript_Full.docx
+++ b/meta_agents/search_v2/outputs/Manuscript_Full.docx
@@ -756,7 +756,7 @@
           <w:sz w:val="24"/>
           <w:szCs w:val="24"/>
         </w:rPr>
-        <w:t xml:space="preserve"> was selected for each cell. Each estimate was assigned to a registry "family," and the registry family, group, analytic dimension, comparator, diagnosis period, and standard population of each estimate were tabulated so that overlaps within a cell could be seen (Supplementary Table 4). Within a cell, the representative was chosen by applying, in order: the broadest population coverage (USCS &gt; NAACCR &gt; SEER-national &gt; state or regional), then a NHW (rather than an unstratified White) comparator, then the most recent and longest diagnosis period, a clearly documented age-standardization, and a directly reported confidence interval where available. Where a cell had no NHW-comparator source—18 cells, being 16 of the 36 receptor-defined subtype cells and the two Black cells above and below age 40—the estimate using an unstratified White comparator was kept as the representative and marked †. One further cell, Alaska Native, is marked † although an NHW-comparator source exists for it, the broader-coverage rule above having selected the registry that reports against an unstratified White reference; 19 of the 85 representatives carry the mark in all.</w:t>
+        <w:t xml:space="preserve"> was selected for each cell. Each estimate was assigned to a registry "family," and the registry family, group, analytic dimension, comparator, diagnosis period, and standard population of each estimate were tabulated so that overlaps within a cell could be seen (Supplementary Table 4). Within a cell, the representative was chosen by applying, in order: the broadest population coverage (USCS &gt; NAACCR &gt; SEER-national &gt; state or regional), then a NHW (rather than an unstratified White) comparator, then the most recent and longest diagnosis period, a clearly documented age-standardization, and a directly reported confidence interval where available. Where a cell had no NHW-comparator source—18 cells, being 16 of the 36 receptor-defined subtype cells and the two Black cells above and below age 40—the estimate using an unstratified White comparator was kept as the representative. One further cell, Alaska Native, also rests on one although an NHW-comparator source exists for it, the broader-coverage rule above having selected the registry that reports against an unstratified White reference, so 19 of the 85 representatives use an unstratified White reference in all. Each estimate's comparator is named in Supplementary Table 4; where such a cell appears in the main text it is marked †.</w:t>
       </w:r>
     </w:p>
     <w:p>
@@ -969,7 +969,7 @@
           <w:sz w:val="24"/>
           <w:szCs w:val="24"/>
         </w:rPr>
-        <w:t xml:space="preserve">—22 supplied a cell representative, and the remainder contributed overlapping estimates carried only in the sensitivity analysis; the remaining 118 informed the narrative synthesis (176 = 58 + 118). The extracted studies were published between 2002 and 2026 and drew on SEER, NPCR and USCS, NAACCR, IHS-linked and tribal registries, and individual state or regional registries (Supplementary Table 2). After collapsing overlapping registry-family estimates, 85 representative estimates remained, one per analytic cell; all are listed in Supplementary Table 4, and the 38 covering the principal comparisons—overall incidence, the disaggregated AANHPI and Hispanic-origin subgroups, AI/AN by region, Middle Eastern populations, and TNBC—are shown in Table 1; the remaining cells, chiefly the other receptor-defined subtypes and the age-specific comparisons, are in the Supplementary Materials. The reference group was NHW for 66 of the 85 representatives and an unstratified White group for the other 19, marked † wherever they appear—five of them in Table 1 and the other 14 in Supplementary Table 4.</w:t>
+        <w:t xml:space="preserve">—22 supplied a cell representative, and the remainder contributed overlapping estimates carried only in the sensitivity analysis; the remaining 118 informed the narrative synthesis (176 = 58 + 118). The extracted studies were published between 2002 and 2026 and drew on SEER, NPCR and USCS, NAACCR, IHS-linked and tribal registries, and individual state or regional registries (Supplementary Table 2). After collapsing overlapping registry-family estimates, 85 representative estimates remained, one per analytic cell; all are listed in Supplementary Table 4, and the 38 covering the principal comparisons—overall incidence, the disaggregated AANHPI and Hispanic-origin subgroups, AI/AN by region, Middle Eastern populations, and TNBC—are shown in Table 1; the remaining cells, chiefly the other receptor-defined subtypes and the age-specific comparisons, are in the Supplementary Materials. The reference group was NHW for 66 of the 85 representatives and an unstratified White group for the other 19; five of those are among the cells shown in Table 1, where they carry a †, and Supplementary Table 4 names the comparator of every extracted estimate in a column rather than by mark.</w:t>
       </w:r>
     </w:p>
     <w:p>
@@ -1649,7 +1649,7 @@
           <w:sz w:val="24"/>
           <w:szCs w:val="24"/>
         </w:rPr>
-        <w:t xml:space="preserve">What this review adds beyond the individual studies is threefold. First, it places estimates that were scattered across separate registry reports—each with its own reference group, standard population, and diagnosis period—onto a single NHW-referenced scale, so the disaggregated subgroups and their aggregates can be seen together in one place. Second, by collapsing overlapping registry-family estimates while retaining the overlaps for the sensitivity analysis, it separates the cells that more than one study could fill (38 of the 85 analytic cells, and in 27 of those the studies come from at least two different registry families) from those resting on a single study (47). These sources are not fully independent—US registries are nested, so publications from different families can still draw on overlapping cases—but where more than one is available they agree in most cells, diverging chiefly in the near-null AANHPI subgroups and the ascertainment-dependent AI/AN comparison. Third, it makes the evidence gaps explicit: Middle Eastern women, several Native Hawaiian and Pacific Islander and Hispanic-origin subgroups, and AI/AN incidence by molecular subtype each rest on a single regional or unlinked source, and the AI/AN regional and national aggregate figures are point estimates without a confidence interval—groups for which a dedicated, and for AI/AN an IHS-linked, primary study is still needed. Because studies differed in diagnosis period and region, these estimates are best read as a comparable-scale summary of the available evidence, with the provenance and comparator of each (computed CI ‡; unstratified White †) marked so readers can weigh them.</w:t>
+        <w:t xml:space="preserve">What this review adds beyond the individual studies is threefold. First, it places estimates that were scattered across separate registry reports—each with its own reference group, standard population, and diagnosis period—onto a single NHW-referenced scale, so the disaggregated subgroups and their aggregates can be seen together in one place. Second, by collapsing overlapping registry-family estimates while retaining the overlaps for the sensitivity analysis, it separates the cells that more than one study could fill (38 of the 85 analytic cells, and in 27 of those the studies come from at least two different registry families) from those resting on a single study (47). These sources are not fully independent—US registries are nested, so publications from different families can still draw on overlapping cases—but where more than one is available they agree in most cells, diverging chiefly in the near-null AANHPI subgroups and the ascertainment-dependent AI/AN comparison. Third, it makes the evidence gaps explicit: Middle Eastern women, several Native Hawaiian and Pacific Islander and Hispanic-origin subgroups, and AI/AN incidence by molecular subtype each rest on a single regional or unlinked source, and the AI/AN regional and national aggregate figures are point estimates without a confidence interval—groups for which a dedicated, and for AI/AN an IHS-linked, primary study is still needed. Because studies differed in diagnosis period and region, these estimates are best read as a comparable-scale summary of the available evidence, with the provenance and comparator of each recorded—marked in the main-text table and figures (computed CI ‡; unstratified White †) and named in full in Supplementary Table 4—so readers can weigh them.</w:t>
       </w:r>
     </w:p>
     <w:p>

--- a/meta_agents/search_v2/outputs/Manuscript_Full.docx
+++ b/meta_agents/search_v2/outputs/Manuscript_Full.docx
@@ -867,7 +867,7 @@
           <w:sz w:val="24"/>
           <w:szCs w:val="24"/>
         </w:rPr>
-        <w:t xml:space="preserve">Each estimate was expressed as an IRR relative to NHW women. When a study reported age-standardized rates rather than a ratio, the IRR was computed from the minority and NHW rates of the same study, standard population, and diagnosis period, and its confidence interval was propagated from the reported rate intervals by the delta method when both rates carried an interval, or by scaling the minority-rate interval when the reference rate was a fixed population benchmark without a reported interval. Where a source gave the rates and the underlying case counts but no rate interval, the interval was approximated from the counts on a Poisson assumption (SE(log IRR) = √(1/D_minority + 1/D_NHW), D = cases); this approximation treats the age-standardized rate as though its variance were that of the total case count and so does not fully reflect the age-specific weighting, and it was used only where the source reported neither a rate standard error nor a rate interval (four aggregate estimates and two small single-group rates). Where even the case count was unavailable, the estimate was carried as a point estimate without a confidence interval. Each representative therefore rested on a directly reported ratio or on minority and reference rates from the same source. One source reported a standardized incidence ratio (SIR) rather than an IRR (South Asian women against a US White standard); because an SIR indirectly standardizes to the reference population's age structure rather than expressing two directly standardized rates on a common standard, it was read on the same relative-to-White scale but labelled as an SIR (Supplementary Table 4) and excluded from the directly-reported-IRR sensitivity analysis. The standard population was recorded as each source stated it—2000 US for most, with a 1970 world or 1970 US standard in a few older studies and the 1960 Segi world standard in one; SEER*Stat and USCS age-adjusted rates use the 2000 US standard by default, and that default was recorded where a study reported rates from those programs without naming a standard. Where a source neither stated a standard population nor produced its rates through such a program (one small-area Bayesian analysis), the standard was recorded as not stated rather than inferred from the size of the rates. One estimate paired an Alaska Native rate with an external SEER-Explorer NHW reference</w:t>
+        <w:t xml:space="preserve">Each estimate was expressed as an IRR relative to NHW women. When a study reported age-standardized rates rather than a ratio, the IRR was computed from the minority and NHW rates of the same study, standard population, and diagnosis period, and its confidence interval was propagated from the reported rate intervals by the delta method when both rates carried an interval, or by scaling the minority-rate interval when the reference rate was a fixed population benchmark without a reported interval. Where a source gave the rates and the underlying case counts but no rate interval, the interval was approximated from the counts on a Poisson assumption (SE(log IRR) = √(1/D_minority + 1/D_NHW), D = cases); this approximation treats the age-standardized rate as though its variance were that of the total case count and so does not fully reflect the age-specific weighting, and it was used only where the source reported neither a rate standard error nor a rate interval (four aggregate estimates and two small single-group rates). Where even the case count was unavailable, the estimate was carried as a point estimate without a confidence interval. Each representative therefore rested on a directly reported ratio or on minority and reference rates from the same source. Two sources reported a standardized incidence ratio (SIR) rather than an IRR—South Asian women and Alaska Native women, each against the US White population; because an SIR indirectly standardizes to the reference population's age structure rather than expressing two directly standardized rates on a common standard, both were read on the same relative-to-White scale but labelled as SIRs (Supplementary Table 4) and excluded from the directly-reported-IRR sensitivity analysis. Neither is the representative for its cell, so no estimate reported in the main text is an SIR. The standard population was recorded as each source stated it—2000 US for most, with a 1970 world or 1970 US standard in a few older studies and the 1960 Segi world standard in one; SEER*Stat and USCS age-adjusted rates use the 2000 US standard by default, and that default was recorded where a study reported rates from those programs without naming a standard. Where a source neither stated a standard population nor produced its rates through such a program (one small-area Bayesian analysis), the standard was recorded as not stated rather than inferred from the size of the rates. One estimate paired an Alaska Native rate with an external SEER-Explorer NHW reference</w:t>
       </w:r>
       <w:r>
         <w:rPr>
@@ -1253,7 +1253,7 @@
           <w:sz w:val="24"/>
           <w:szCs w:val="24"/>
         </w:rPr>
-        <w:t xml:space="preserve">On the JBI checklist, 41 of the 58 studies were at low risk of bias and 17 at moderate risk, with none at high risk (Supplementary Table 5); the moderate ratings arose mainly where an estimate was reported without a variance, the standard population was not clearly specified, or race and ethnicity ascertainment was limited. The representative selection was examined in four ways (Supplementary Table 6), and the pattern held throughout. Restricting to low-risk-of-bias studies left 54 of 85 cell representatives unchanged, with the 19 changed and 12 dropped cells falling mainly among the disaggregated AANHPI subgroups and the AI/AN cells, and in smaller numbers among the receptor-subtype, age-specific, and Middle Eastern cells; the largest change was the AI/AN national aggregate, where the restriction replaced the 2010-2015 IHS-linked estimate (0.87) with the 1999-2004 IHS-linked estimate (0.63) (Supplementary Table 6a); restricting to directly reported IRRs—which also excludes the single indirectly standardized SIR—left 35 unchanged (4 changed, 46 dropped; Supplementary Table 6b); restricting to NHW-comparator estimates left 66 unchanged (1 changed, 18 dropped; Supplementary Table 6c), the 18 dropped cells being those whose only representative used an unstratified White comparator — 16 receptor-defined subtype cells and the two Black cells above and below age 40 — and the one changed cell being Alaska Native, whose unstratified-White representative (1.09) gave way to an Indian Health Service–linked estimate reported against an NHW reference (1.25); and restricting to the 2000 U.S. standard population changed little, since 83 of the 85 representatives were already standardized to it, so the restriction dropped no cell and changed only two Black receptor-subtype cells, each from a 1960 Segi-world-standardized representative to a 2000 U.S.–standardized estimate in the same direction (hormone-receptor-negative 1.80 to 1.60, hormone-receptor-positive 0.82 to 0.70; Supplementary Table 6d).</w:t>
+        <w:t xml:space="preserve">On the JBI checklist, 41 of the 58 studies were at low risk of bias and 17 at moderate risk, with none at high risk (Supplementary Table 5); the moderate ratings arose mainly where an estimate was reported without a variance, the standard population was not clearly specified, or race and ethnicity ascertainment was limited. The representative selection was examined in four ways (Supplementary Table 6), and the pattern held throughout. Restricting to low-risk-of-bias studies left 54 of 85 cell representatives unchanged, with the 19 changed and 12 dropped cells falling mainly among the disaggregated AANHPI subgroups and the AI/AN cells, and in smaller numbers among the receptor-subtype, age-specific, and Middle Eastern cells; the largest change was the AI/AN national aggregate, where the restriction replaced the 2010-2015 IHS-linked estimate (0.87) with the 1999-2004 IHS-linked estimate (0.63) (Supplementary Table 6a); restricting to directly reported IRRs—which also excludes the two indirectly standardized SIRs—left 35 unchanged (4 changed, 46 dropped; Supplementary Table 6b); restricting to NHW-comparator estimates left 66 unchanged (1 changed, 18 dropped; Supplementary Table 6c), the 18 dropped cells being those whose only representative used an unstratified White comparator — 16 receptor-defined subtype cells and the two Black cells above and below age 40 — and the one changed cell being Alaska Native, whose unstratified-White representative (1.09) gave way to an Indian Health Service–linked estimate reported against an NHW reference (1.25); and restricting to the 2000 U.S. standard population changed little, since 83 of the 85 representatives were already standardized to it, so the restriction dropped no cell and changed only two Black receptor-subtype cells, each from a 1960 Segi-world-standardized representative to a 2000 U.S.–standardized estimate in the same direction (hormone-receptor-negative 1.80 to 1.60, hormone-receptor-positive 0.82 to 0.70; Supplementary Table 6d).</w:t>
       </w:r>
     </w:p>
     <w:p>
@@ -8300,7 +8300,7 @@
           <w:sz w:val="16"/>
           <w:szCs w:val="16"/>
         </w:rPr>
-        <w:t xml:space="preserve">Note. This table shows 38 of the 85 analytic cells, those covering the principal comparisons; the rest, chiefly the other receptor-defined subtypes and the age-specific comparisons, are in Supplementary Table 4. Each cell shows one representative population-based estimate — the most recent, broadest-coverage registry estimate per analytic cell — not a pooled estimate; the selection rule and its robustness are given in the Methods and Supplementary Table 6. Each representative study is followed by its number in the reference list. The effect measure is the incidence rate ratio (IRR) unless marked as a standardized incidence ratio (SIR); comparisons are versus non-Hispanic White (NHW) women. † the study's reference was an unstratified White group (not stratified by Hispanic origin), examined in the NHW-comparator sensitivity analysis (Supplementary Table 6c); 5 of the 19 cells so marked appear in this table. ‡ the 95% confidence interval was computed by the reviewers from published rates rather than reported in the source. NHB, non-Hispanic Black; AANHPI, Asian American, Native Hawaiian, and Pacific Islander (NHPI, the Pacific Islander subset, shown separately); RoB, risk-of-bias rating of the representative study. Full per-estimate detail is in the Supplementary Materials.</w:t>
+        <w:t xml:space="preserve">Note. This table shows 38 of the 85 analytic cells, those covering the principal comparisons; the rest, chiefly the other receptor-defined subtypes and the age-specific comparisons, are in Supplementary Table 4. Each cell shows one representative population-based estimate — the most recent, broadest-coverage registry estimate per analytic cell — not a pooled estimate; the selection rule and its robustness are given in the Methods and Supplementary Table 6. Each representative study is followed by its number in the reference list. The effect measure is the incidence rate ratio (IRR) throughout; comparisons are versus non-Hispanic White (NHW) women. † the study's reference was an unstratified White group (not stratified by Hispanic origin), examined in the NHW-comparator sensitivity analysis (Supplementary Table 6c); 5 of the 19 cells so marked appear in this table. ‡ the 95% confidence interval was computed by the reviewers from published rates rather than reported in the source. NHB, non-Hispanic Black; AANHPI, Asian American, Native Hawaiian, and Pacific Islander (NHPI, the Pacific Islander subset, shown separately); RoB, risk-of-bias rating of the representative study. Full per-estimate detail is in the Supplementary Materials.</w:t>
       </w:r>
     </w:p>
     <w:p>

--- a/meta_agents/search_v2/outputs/Manuscript_Full.docx
+++ b/meta_agents/search_v2/outputs/Manuscript_Full.docx
@@ -684,7 +684,7 @@
           <w:sz w:val="24"/>
           <w:szCs w:val="24"/>
         </w:rPr>
-        <w:t xml:space="preserve">From each study contributing quantitative data, the cancer registry, geographic coverage, diagnosis period, age range, standard population, racial or ethnic group and comparator, outcome (overall or subtype), the reported estimate, and its confidence interval were extracted. Each estimate was labelled by provenance—directly reported IRR or SIR, or computed from reported rates (with a reported or Poisson-derived variance)—and the label was retained for risk-of-bias scoring and for a provenance-restricted sensitivity analysis.</w:t>
+        <w:t xml:space="preserve">From each study contributing quantitative data, the cancer registry, geographic coverage, diagnosis period, age range, standard population, racial or ethnic group and comparator, outcome (overall or subtype), the reported estimate, and its confidence interval were extracted. Each estimate was labelled by provenance—directly reported IRR or SIR, or computed from the rates the source reported (with a reported or Poisson-derived variance, or none where neither was available)—and the label was retained for risk-of-bias scoring and for a provenance-restricted sensitivity analysis. Every estimate was recorded with the minority group as the numerator and the White reference as the denominator. Where a source reported a ratio the other way round, it was inverted to that direction and labelled as inverted rather than recomputed, which happened once: a study that reported its overall Black comparison as NHW over Black while giving its other group comparisons the usual way (Supplementary Note 1).</w:t>
       </w:r>
     </w:p>
     <w:p>
@@ -2635,12 +2635,11 @@
         </w:tblBorders>
       </w:tblPr>
       <w:tblGrid>
-        <w:gridCol w:w="3353"/>
-        <w:gridCol w:w="1099"/>
-        <w:gridCol w:w="3133"/>
-        <w:gridCol w:w="2913"/>
-        <w:gridCol w:w="2473"/>
-        <w:gridCol w:w="1429"/>
+        <w:gridCol w:w="3586"/>
+        <w:gridCol w:w="3310"/>
+        <w:gridCol w:w="3090"/>
+        <w:gridCol w:w="2648"/>
+        <w:gridCol w:w="1766"/>
       </w:tblGrid>
       <w:tr>
         <w:trPr>
@@ -2648,7 +2647,7 @@
         </w:trPr>
         <w:tc>
           <w:tcPr>
-            <w:tcW w:type="dxa" w:w="3353"/>
+            <w:tcW w:type="dxa" w:w="3586"/>
             <w:tcMar>
               <w:top w:type="dxa" w:w="25"/>
               <w:left w:type="dxa" w:w="70"/>
@@ -2671,7 +2670,7 @@
         </w:tc>
         <w:tc>
           <w:tcPr>
-            <w:tcW w:type="dxa" w:w="1099"/>
+            <w:tcW w:type="dxa" w:w="3310"/>
             <w:tcMar>
               <w:top w:type="dxa" w:w="25"/>
               <w:left w:type="dxa" w:w="70"/>
@@ -2688,13 +2687,13 @@
                 <w:sz w:val="15"/>
                 <w:szCs w:val="15"/>
               </w:rPr>
-              <w:t xml:space="preserve">Effect</w:t>
-            </w:r>
-          </w:p>
-        </w:tc>
-        <w:tc>
-          <w:tcPr>
-            <w:tcW w:type="dxa" w:w="3133"/>
+              <w:t xml:space="preserve">Estimate [95% CI]</w:t>
+            </w:r>
+          </w:p>
+        </w:tc>
+        <w:tc>
+          <w:tcPr>
+            <w:tcW w:type="dxa" w:w="3090"/>
             <w:tcMar>
               <w:top w:type="dxa" w:w="25"/>
               <w:left w:type="dxa" w:w="70"/>
@@ -2711,13 +2710,13 @@
                 <w:sz w:val="15"/>
                 <w:szCs w:val="15"/>
               </w:rPr>
-              <w:t xml:space="preserve">Estimate [95% CI]</w:t>
-            </w:r>
-          </w:p>
-        </w:tc>
-        <w:tc>
-          <w:tcPr>
-            <w:tcW w:type="dxa" w:w="2913"/>
+              <w:t xml:space="preserve">Representative study</w:t>
+            </w:r>
+          </w:p>
+        </w:tc>
+        <w:tc>
+          <w:tcPr>
+            <w:tcW w:type="dxa" w:w="2648"/>
             <w:tcMar>
               <w:top w:type="dxa" w:w="25"/>
               <w:left w:type="dxa" w:w="70"/>
@@ -2734,13 +2733,13 @@
                 <w:sz w:val="15"/>
                 <w:szCs w:val="15"/>
               </w:rPr>
-              <w:t xml:space="preserve">Representative study</w:t>
-            </w:r>
-          </w:p>
-        </w:tc>
-        <w:tc>
-          <w:tcPr>
-            <w:tcW w:type="dxa" w:w="2473"/>
+              <w:t xml:space="preserve">Registry family</w:t>
+            </w:r>
+          </w:p>
+        </w:tc>
+        <w:tc>
+          <w:tcPr>
+            <w:tcW w:type="dxa" w:w="1766"/>
             <w:tcMar>
               <w:top w:type="dxa" w:w="25"/>
               <w:left w:type="dxa" w:w="70"/>
@@ -2757,29 +2756,6 @@
                 <w:sz w:val="15"/>
                 <w:szCs w:val="15"/>
               </w:rPr>
-              <w:t xml:space="preserve">Registry family</w:t>
-            </w:r>
-          </w:p>
-        </w:tc>
-        <w:tc>
-          <w:tcPr>
-            <w:tcW w:type="dxa" w:w="1429"/>
-            <w:tcMar>
-              <w:top w:type="dxa" w:w="25"/>
-              <w:left w:type="dxa" w:w="70"/>
-              <w:bottom w:type="dxa" w:w="25"/>
-              <w:right w:type="dxa" w:w="70"/>
-            </w:tcMar>
-          </w:tcPr>
-          <w:p>
-            <w:r>
-              <w:rPr>
-                <w:rFonts w:ascii="Malgun Gothic" w:cs="Malgun Gothic" w:eastAsia="Malgun Gothic" w:hAnsi="Malgun Gothic"/>
-                <w:b/>
-                <w:bCs/>
-                <w:sz w:val="15"/>
-                <w:szCs w:val="15"/>
-              </w:rPr>
               <w:t xml:space="preserve">RoB</w:t>
             </w:r>
           </w:p>
@@ -2789,7 +2765,7 @@
         <w:tc>
           <w:tcPr>
             <w:tcW w:type="dxa" w:w="14400"/>
-            <w:gridSpan w:val="6"/>
+            <w:gridSpan w:val="5"/>
             <w:tcMar>
               <w:top w:type="dxa" w:w="30"/>
               <w:left w:type="dxa" w:w="70"/>
@@ -2814,7 +2790,7 @@
       <w:tr>
         <w:tc>
           <w:tcPr>
-            <w:tcW w:type="dxa" w:w="3353"/>
+            <w:tcW w:type="dxa" w:w="3586"/>
             <w:tcMar>
               <w:top w:type="dxa" w:w="25"/>
               <w:left w:type="dxa" w:w="70"/>
@@ -2837,30 +2813,7 @@
         </w:tc>
         <w:tc>
           <w:tcPr>
-            <w:tcW w:type="dxa" w:w="1099"/>
-            <w:tcMar>
-              <w:top w:type="dxa" w:w="25"/>
-              <w:left w:type="dxa" w:w="70"/>
-              <w:bottom w:type="dxa" w:w="25"/>
-              <w:right w:type="dxa" w:w="70"/>
-            </w:tcMar>
-          </w:tcPr>
-          <w:p>
-            <w:r>
-              <w:rPr>
-                <w:rFonts w:ascii="Malgun Gothic" w:cs="Malgun Gothic" w:eastAsia="Malgun Gothic" w:hAnsi="Malgun Gothic"/>
-                <w:b w:val="false"/>
-                <w:bCs w:val="false"/>
-                <w:sz w:val="15"/>
-                <w:szCs w:val="15"/>
-              </w:rPr>
-              <w:t xml:space="preserve">IRR</w:t>
-            </w:r>
-          </w:p>
-        </w:tc>
-        <w:tc>
-          <w:tcPr>
-            <w:tcW w:type="dxa" w:w="3133"/>
+            <w:tcW w:type="dxa" w:w="3310"/>
             <w:tcMar>
               <w:top w:type="dxa" w:w="25"/>
               <w:left w:type="dxa" w:w="70"/>
@@ -2883,7 +2836,7 @@
         </w:tc>
         <w:tc>
           <w:tcPr>
-            <w:tcW w:type="dxa" w:w="2913"/>
+            <w:tcW w:type="dxa" w:w="3090"/>
             <w:tcMar>
               <w:top w:type="dxa" w:w="25"/>
               <w:left w:type="dxa" w:w="70"/>
@@ -2906,7 +2859,7 @@
         </w:tc>
         <w:tc>
           <w:tcPr>
-            <w:tcW w:type="dxa" w:w="2473"/>
+            <w:tcW w:type="dxa" w:w="2648"/>
             <w:tcMar>
               <w:top w:type="dxa" w:w="25"/>
               <w:left w:type="dxa" w:w="70"/>
@@ -2929,7 +2882,7 @@
         </w:tc>
         <w:tc>
           <w:tcPr>
-            <w:tcW w:type="dxa" w:w="1429"/>
+            <w:tcW w:type="dxa" w:w="1766"/>
             <w:tcMar>
               <w:top w:type="dxa" w:w="25"/>
               <w:left w:type="dxa" w:w="70"/>
@@ -2954,7 +2907,7 @@
       <w:tr>
         <w:tc>
           <w:tcPr>
-            <w:tcW w:type="dxa" w:w="3353"/>
+            <w:tcW w:type="dxa" w:w="3586"/>
             <w:tcMar>
               <w:top w:type="dxa" w:w="25"/>
               <w:left w:type="dxa" w:w="70"/>
@@ -2977,30 +2930,7 @@
         </w:tc>
         <w:tc>
           <w:tcPr>
-            <w:tcW w:type="dxa" w:w="1099"/>
-            <w:tcMar>
-              <w:top w:type="dxa" w:w="25"/>
-              <w:left w:type="dxa" w:w="70"/>
-              <w:bottom w:type="dxa" w:w="25"/>
-              <w:right w:type="dxa" w:w="70"/>
-            </w:tcMar>
-          </w:tcPr>
-          <w:p>
-            <w:r>
-              <w:rPr>
-                <w:rFonts w:ascii="Malgun Gothic" w:cs="Malgun Gothic" w:eastAsia="Malgun Gothic" w:hAnsi="Malgun Gothic"/>
-                <w:b w:val="false"/>
-                <w:bCs w:val="false"/>
-                <w:sz w:val="15"/>
-                <w:szCs w:val="15"/>
-              </w:rPr>
-              <w:t xml:space="preserve">IRR</w:t>
-            </w:r>
-          </w:p>
-        </w:tc>
-        <w:tc>
-          <w:tcPr>
-            <w:tcW w:type="dxa" w:w="3133"/>
+            <w:tcW w:type="dxa" w:w="3310"/>
             <w:tcMar>
               <w:top w:type="dxa" w:w="25"/>
               <w:left w:type="dxa" w:w="70"/>
@@ -3023,7 +2953,7 @@
         </w:tc>
         <w:tc>
           <w:tcPr>
-            <w:tcW w:type="dxa" w:w="2913"/>
+            <w:tcW w:type="dxa" w:w="3090"/>
             <w:tcMar>
               <w:top w:type="dxa" w:w="25"/>
               <w:left w:type="dxa" w:w="70"/>
@@ -3046,7 +2976,7 @@
         </w:tc>
         <w:tc>
           <w:tcPr>
-            <w:tcW w:type="dxa" w:w="2473"/>
+            <w:tcW w:type="dxa" w:w="2648"/>
             <w:tcMar>
               <w:top w:type="dxa" w:w="25"/>
               <w:left w:type="dxa" w:w="70"/>
@@ -3069,7 +2999,7 @@
         </w:tc>
         <w:tc>
           <w:tcPr>
-            <w:tcW w:type="dxa" w:w="1429"/>
+            <w:tcW w:type="dxa" w:w="1766"/>
             <w:tcMar>
               <w:top w:type="dxa" w:w="25"/>
               <w:left w:type="dxa" w:w="70"/>
@@ -3094,7 +3024,7 @@
       <w:tr>
         <w:tc>
           <w:tcPr>
-            <w:tcW w:type="dxa" w:w="3353"/>
+            <w:tcW w:type="dxa" w:w="3586"/>
             <w:tcMar>
               <w:top w:type="dxa" w:w="25"/>
               <w:left w:type="dxa" w:w="70"/>
@@ -3117,30 +3047,7 @@
         </w:tc>
         <w:tc>
           <w:tcPr>
-            <w:tcW w:type="dxa" w:w="1099"/>
-            <w:tcMar>
-              <w:top w:type="dxa" w:w="25"/>
-              <w:left w:type="dxa" w:w="70"/>
-              <w:bottom w:type="dxa" w:w="25"/>
-              <w:right w:type="dxa" w:w="70"/>
-            </w:tcMar>
-          </w:tcPr>
-          <w:p>
-            <w:r>
-              <w:rPr>
-                <w:rFonts w:ascii="Malgun Gothic" w:cs="Malgun Gothic" w:eastAsia="Malgun Gothic" w:hAnsi="Malgun Gothic"/>
-                <w:b w:val="false"/>
-                <w:bCs w:val="false"/>
-                <w:sz w:val="15"/>
-                <w:szCs w:val="15"/>
-              </w:rPr>
-              <w:t xml:space="preserve">IRR</w:t>
-            </w:r>
-          </w:p>
-        </w:tc>
-        <w:tc>
-          <w:tcPr>
-            <w:tcW w:type="dxa" w:w="3133"/>
+            <w:tcW w:type="dxa" w:w="3310"/>
             <w:tcMar>
               <w:top w:type="dxa" w:w="25"/>
               <w:left w:type="dxa" w:w="70"/>
@@ -3163,7 +3070,7 @@
         </w:tc>
         <w:tc>
           <w:tcPr>
-            <w:tcW w:type="dxa" w:w="2913"/>
+            <w:tcW w:type="dxa" w:w="3090"/>
             <w:tcMar>
               <w:top w:type="dxa" w:w="25"/>
               <w:left w:type="dxa" w:w="70"/>
@@ -3186,7 +3093,7 @@
         </w:tc>
         <w:tc>
           <w:tcPr>
-            <w:tcW w:type="dxa" w:w="2473"/>
+            <w:tcW w:type="dxa" w:w="2648"/>
             <w:tcMar>
               <w:top w:type="dxa" w:w="25"/>
               <w:left w:type="dxa" w:w="70"/>
@@ -3209,7 +3116,7 @@
         </w:tc>
         <w:tc>
           <w:tcPr>
-            <w:tcW w:type="dxa" w:w="1429"/>
+            <w:tcW w:type="dxa" w:w="1766"/>
             <w:tcMar>
               <w:top w:type="dxa" w:w="25"/>
               <w:left w:type="dxa" w:w="70"/>
@@ -3234,7 +3141,7 @@
       <w:tr>
         <w:tc>
           <w:tcPr>
-            <w:tcW w:type="dxa" w:w="3353"/>
+            <w:tcW w:type="dxa" w:w="3586"/>
             <w:tcMar>
               <w:top w:type="dxa" w:w="25"/>
               <w:left w:type="dxa" w:w="70"/>
@@ -3257,30 +3164,7 @@
         </w:tc>
         <w:tc>
           <w:tcPr>
-            <w:tcW w:type="dxa" w:w="1099"/>
-            <w:tcMar>
-              <w:top w:type="dxa" w:w="25"/>
-              <w:left w:type="dxa" w:w="70"/>
-              <w:bottom w:type="dxa" w:w="25"/>
-              <w:right w:type="dxa" w:w="70"/>
-            </w:tcMar>
-          </w:tcPr>
-          <w:p>
-            <w:r>
-              <w:rPr>
-                <w:rFonts w:ascii="Malgun Gothic" w:cs="Malgun Gothic" w:eastAsia="Malgun Gothic" w:hAnsi="Malgun Gothic"/>
-                <w:b w:val="false"/>
-                <w:bCs w:val="false"/>
-                <w:sz w:val="15"/>
-                <w:szCs w:val="15"/>
-              </w:rPr>
-              <w:t xml:space="preserve">IRR</w:t>
-            </w:r>
-          </w:p>
-        </w:tc>
-        <w:tc>
-          <w:tcPr>
-            <w:tcW w:type="dxa" w:w="3133"/>
+            <w:tcW w:type="dxa" w:w="3310"/>
             <w:tcMar>
               <w:top w:type="dxa" w:w="25"/>
               <w:left w:type="dxa" w:w="70"/>
@@ -3303,7 +3187,7 @@
         </w:tc>
         <w:tc>
           <w:tcPr>
-            <w:tcW w:type="dxa" w:w="2913"/>
+            <w:tcW w:type="dxa" w:w="3090"/>
             <w:tcMar>
               <w:top w:type="dxa" w:w="25"/>
               <w:left w:type="dxa" w:w="70"/>
@@ -3326,7 +3210,7 @@
         </w:tc>
         <w:tc>
           <w:tcPr>
-            <w:tcW w:type="dxa" w:w="2473"/>
+            <w:tcW w:type="dxa" w:w="2648"/>
             <w:tcMar>
               <w:top w:type="dxa" w:w="25"/>
               <w:left w:type="dxa" w:w="70"/>
@@ -3349,7 +3233,7 @@
         </w:tc>
         <w:tc>
           <w:tcPr>
-            <w:tcW w:type="dxa" w:w="1429"/>
+            <w:tcW w:type="dxa" w:w="1766"/>
             <w:tcMar>
               <w:top w:type="dxa" w:w="25"/>
               <w:left w:type="dxa" w:w="70"/>
@@ -3375,7 +3259,7 @@
         <w:tc>
           <w:tcPr>
             <w:tcW w:type="dxa" w:w="14400"/>
-            <w:gridSpan w:val="6"/>
+            <w:gridSpan w:val="5"/>
             <w:tcMar>
               <w:top w:type="dxa" w:w="30"/>
               <w:left w:type="dxa" w:w="70"/>
@@ -3400,7 +3284,7 @@
       <w:tr>
         <w:tc>
           <w:tcPr>
-            <w:tcW w:type="dxa" w:w="3353"/>
+            <w:tcW w:type="dxa" w:w="3586"/>
             <w:tcMar>
               <w:top w:type="dxa" w:w="25"/>
               <w:left w:type="dxa" w:w="70"/>
@@ -3423,30 +3307,7 @@
         </w:tc>
         <w:tc>
           <w:tcPr>
-            <w:tcW w:type="dxa" w:w="1099"/>
-            <w:tcMar>
-              <w:top w:type="dxa" w:w="25"/>
-              <w:left w:type="dxa" w:w="70"/>
-              <w:bottom w:type="dxa" w:w="25"/>
-              <w:right w:type="dxa" w:w="70"/>
-            </w:tcMar>
-          </w:tcPr>
-          <w:p>
-            <w:r>
-              <w:rPr>
-                <w:rFonts w:ascii="Malgun Gothic" w:cs="Malgun Gothic" w:eastAsia="Malgun Gothic" w:hAnsi="Malgun Gothic"/>
-                <w:b w:val="false"/>
-                <w:bCs w:val="false"/>
-                <w:sz w:val="15"/>
-                <w:szCs w:val="15"/>
-              </w:rPr>
-              <w:t xml:space="preserve">IRR</w:t>
-            </w:r>
-          </w:p>
-        </w:tc>
-        <w:tc>
-          <w:tcPr>
-            <w:tcW w:type="dxa" w:w="3133"/>
+            <w:tcW w:type="dxa" w:w="3310"/>
             <w:tcMar>
               <w:top w:type="dxa" w:w="25"/>
               <w:left w:type="dxa" w:w="70"/>
@@ -3469,7 +3330,7 @@
         </w:tc>
         <w:tc>
           <w:tcPr>
-            <w:tcW w:type="dxa" w:w="2913"/>
+            <w:tcW w:type="dxa" w:w="3090"/>
             <w:tcMar>
               <w:top w:type="dxa" w:w="25"/>
               <w:left w:type="dxa" w:w="70"/>
@@ -3492,7 +3353,7 @@
         </w:tc>
         <w:tc>
           <w:tcPr>
-            <w:tcW w:type="dxa" w:w="2473"/>
+            <w:tcW w:type="dxa" w:w="2648"/>
             <w:tcMar>
               <w:top w:type="dxa" w:w="25"/>
               <w:left w:type="dxa" w:w="70"/>
@@ -3515,7 +3376,7 @@
         </w:tc>
         <w:tc>
           <w:tcPr>
-            <w:tcW w:type="dxa" w:w="1429"/>
+            <w:tcW w:type="dxa" w:w="1766"/>
             <w:tcMar>
               <w:top w:type="dxa" w:w="25"/>
               <w:left w:type="dxa" w:w="70"/>
@@ -3540,7 +3401,7 @@
       <w:tr>
         <w:tc>
           <w:tcPr>
-            <w:tcW w:type="dxa" w:w="3353"/>
+            <w:tcW w:type="dxa" w:w="3586"/>
             <w:tcMar>
               <w:top w:type="dxa" w:w="25"/>
               <w:left w:type="dxa" w:w="70"/>
@@ -3563,30 +3424,7 @@
         </w:tc>
         <w:tc>
           <w:tcPr>
-            <w:tcW w:type="dxa" w:w="1099"/>
-            <w:tcMar>
-              <w:top w:type="dxa" w:w="25"/>
-              <w:left w:type="dxa" w:w="70"/>
-              <w:bottom w:type="dxa" w:w="25"/>
-              <w:right w:type="dxa" w:w="70"/>
-            </w:tcMar>
-          </w:tcPr>
-          <w:p>
-            <w:r>
-              <w:rPr>
-                <w:rFonts w:ascii="Malgun Gothic" w:cs="Malgun Gothic" w:eastAsia="Malgun Gothic" w:hAnsi="Malgun Gothic"/>
-                <w:b w:val="false"/>
-                <w:bCs w:val="false"/>
-                <w:sz w:val="15"/>
-                <w:szCs w:val="15"/>
-              </w:rPr>
-              <w:t xml:space="preserve">IRR</w:t>
-            </w:r>
-          </w:p>
-        </w:tc>
-        <w:tc>
-          <w:tcPr>
-            <w:tcW w:type="dxa" w:w="3133"/>
+            <w:tcW w:type="dxa" w:w="3310"/>
             <w:tcMar>
               <w:top w:type="dxa" w:w="25"/>
               <w:left w:type="dxa" w:w="70"/>
@@ -3609,7 +3447,7 @@
         </w:tc>
         <w:tc>
           <w:tcPr>
-            <w:tcW w:type="dxa" w:w="2913"/>
+            <w:tcW w:type="dxa" w:w="3090"/>
             <w:tcMar>
               <w:top w:type="dxa" w:w="25"/>
               <w:left w:type="dxa" w:w="70"/>
@@ -3632,7 +3470,7 @@
         </w:tc>
         <w:tc>
           <w:tcPr>
-            <w:tcW w:type="dxa" w:w="2473"/>
+            <w:tcW w:type="dxa" w:w="2648"/>
             <w:tcMar>
               <w:top w:type="dxa" w:w="25"/>
               <w:left w:type="dxa" w:w="70"/>
@@ -3655,7 +3493,7 @@
         </w:tc>
         <w:tc>
           <w:tcPr>
-            <w:tcW w:type="dxa" w:w="1429"/>
+            <w:tcW w:type="dxa" w:w="1766"/>
             <w:tcMar>
               <w:top w:type="dxa" w:w="25"/>
               <w:left w:type="dxa" w:w="70"/>
@@ -3680,7 +3518,7 @@
       <w:tr>
         <w:tc>
           <w:tcPr>
-            <w:tcW w:type="dxa" w:w="3353"/>
+            <w:tcW w:type="dxa" w:w="3586"/>
             <w:tcMar>
               <w:top w:type="dxa" w:w="25"/>
               <w:left w:type="dxa" w:w="70"/>
@@ -3703,30 +3541,7 @@
         </w:tc>
         <w:tc>
           <w:tcPr>
-            <w:tcW w:type="dxa" w:w="1099"/>
-            <w:tcMar>
-              <w:top w:type="dxa" w:w="25"/>
-              <w:left w:type="dxa" w:w="70"/>
-              <w:bottom w:type="dxa" w:w="25"/>
-              <w:right w:type="dxa" w:w="70"/>
-            </w:tcMar>
-          </w:tcPr>
-          <w:p>
-            <w:r>
-              <w:rPr>
-                <w:rFonts w:ascii="Malgun Gothic" w:cs="Malgun Gothic" w:eastAsia="Malgun Gothic" w:hAnsi="Malgun Gothic"/>
-                <w:b w:val="false"/>
-                <w:bCs w:val="false"/>
-                <w:sz w:val="15"/>
-                <w:szCs w:val="15"/>
-              </w:rPr>
-              <w:t xml:space="preserve">IRR</w:t>
-            </w:r>
-          </w:p>
-        </w:tc>
-        <w:tc>
-          <w:tcPr>
-            <w:tcW w:type="dxa" w:w="3133"/>
+            <w:tcW w:type="dxa" w:w="3310"/>
             <w:tcMar>
               <w:top w:type="dxa" w:w="25"/>
               <w:left w:type="dxa" w:w="70"/>
@@ -3749,7 +3564,7 @@
         </w:tc>
         <w:tc>
           <w:tcPr>
-            <w:tcW w:type="dxa" w:w="2913"/>
+            <w:tcW w:type="dxa" w:w="3090"/>
             <w:tcMar>
               <w:top w:type="dxa" w:w="25"/>
               <w:left w:type="dxa" w:w="70"/>
@@ -3772,7 +3587,7 @@
         </w:tc>
         <w:tc>
           <w:tcPr>
-            <w:tcW w:type="dxa" w:w="2473"/>
+            <w:tcW w:type="dxa" w:w="2648"/>
             <w:tcMar>
               <w:top w:type="dxa" w:w="25"/>
               <w:left w:type="dxa" w:w="70"/>
@@ -3795,7 +3610,7 @@
         </w:tc>
         <w:tc>
           <w:tcPr>
-            <w:tcW w:type="dxa" w:w="1429"/>
+            <w:tcW w:type="dxa" w:w="1766"/>
             <w:tcMar>
               <w:top w:type="dxa" w:w="25"/>
               <w:left w:type="dxa" w:w="70"/>
@@ -3820,7 +3635,7 @@
       <w:tr>
         <w:tc>
           <w:tcPr>
-            <w:tcW w:type="dxa" w:w="3353"/>
+            <w:tcW w:type="dxa" w:w="3586"/>
             <w:tcMar>
               <w:top w:type="dxa" w:w="25"/>
               <w:left w:type="dxa" w:w="70"/>
@@ -3843,30 +3658,7 @@
         </w:tc>
         <w:tc>
           <w:tcPr>
-            <w:tcW w:type="dxa" w:w="1099"/>
-            <w:tcMar>
-              <w:top w:type="dxa" w:w="25"/>
-              <w:left w:type="dxa" w:w="70"/>
-              <w:bottom w:type="dxa" w:w="25"/>
-              <w:right w:type="dxa" w:w="70"/>
-            </w:tcMar>
-          </w:tcPr>
-          <w:p>
-            <w:r>
-              <w:rPr>
-                <w:rFonts w:ascii="Malgun Gothic" w:cs="Malgun Gothic" w:eastAsia="Malgun Gothic" w:hAnsi="Malgun Gothic"/>
-                <w:b w:val="false"/>
-                <w:bCs w:val="false"/>
-                <w:sz w:val="15"/>
-                <w:szCs w:val="15"/>
-              </w:rPr>
-              <w:t xml:space="preserve">IRR</w:t>
-            </w:r>
-          </w:p>
-        </w:tc>
-        <w:tc>
-          <w:tcPr>
-            <w:tcW w:type="dxa" w:w="3133"/>
+            <w:tcW w:type="dxa" w:w="3310"/>
             <w:tcMar>
               <w:top w:type="dxa" w:w="25"/>
               <w:left w:type="dxa" w:w="70"/>
@@ -3889,7 +3681,7 @@
         </w:tc>
         <w:tc>
           <w:tcPr>
-            <w:tcW w:type="dxa" w:w="2913"/>
+            <w:tcW w:type="dxa" w:w="3090"/>
             <w:tcMar>
               <w:top w:type="dxa" w:w="25"/>
               <w:left w:type="dxa" w:w="70"/>
@@ -3912,7 +3704,7 @@
         </w:tc>
         <w:tc>
           <w:tcPr>
-            <w:tcW w:type="dxa" w:w="2473"/>
+            <w:tcW w:type="dxa" w:w="2648"/>
             <w:tcMar>
               <w:top w:type="dxa" w:w="25"/>
               <w:left w:type="dxa" w:w="70"/>
@@ -3935,7 +3727,7 @@
         </w:tc>
         <w:tc>
           <w:tcPr>
-            <w:tcW w:type="dxa" w:w="1429"/>
+            <w:tcW w:type="dxa" w:w="1766"/>
             <w:tcMar>
               <w:top w:type="dxa" w:w="25"/>
               <w:left w:type="dxa" w:w="70"/>
@@ -3960,7 +3752,7 @@
       <w:tr>
         <w:tc>
           <w:tcPr>
-            <w:tcW w:type="dxa" w:w="3353"/>
+            <w:tcW w:type="dxa" w:w="3586"/>
             <w:tcMar>
               <w:top w:type="dxa" w:w="25"/>
               <w:left w:type="dxa" w:w="70"/>
@@ -3983,30 +3775,7 @@
         </w:tc>
         <w:tc>
           <w:tcPr>
-            <w:tcW w:type="dxa" w:w="1099"/>
-            <w:tcMar>
-              <w:top w:type="dxa" w:w="25"/>
-              <w:left w:type="dxa" w:w="70"/>
-              <w:bottom w:type="dxa" w:w="25"/>
-              <w:right w:type="dxa" w:w="70"/>
-            </w:tcMar>
-          </w:tcPr>
-          <w:p>
-            <w:r>
-              <w:rPr>
-                <w:rFonts w:ascii="Malgun Gothic" w:cs="Malgun Gothic" w:eastAsia="Malgun Gothic" w:hAnsi="Malgun Gothic"/>
-                <w:b w:val="false"/>
-                <w:bCs w:val="false"/>
-                <w:sz w:val="15"/>
-                <w:szCs w:val="15"/>
-              </w:rPr>
-              <w:t xml:space="preserve">IRR</w:t>
-            </w:r>
-          </w:p>
-        </w:tc>
-        <w:tc>
-          <w:tcPr>
-            <w:tcW w:type="dxa" w:w="3133"/>
+            <w:tcW w:type="dxa" w:w="3310"/>
             <w:tcMar>
               <w:top w:type="dxa" w:w="25"/>
               <w:left w:type="dxa" w:w="70"/>
@@ -4029,7 +3798,7 @@
         </w:tc>
         <w:tc>
           <w:tcPr>
-            <w:tcW w:type="dxa" w:w="2913"/>
+            <w:tcW w:type="dxa" w:w="3090"/>
             <w:tcMar>
               <w:top w:type="dxa" w:w="25"/>
               <w:left w:type="dxa" w:w="70"/>
@@ -4052,7 +3821,7 @@
         </w:tc>
         <w:tc>
           <w:tcPr>
-            <w:tcW w:type="dxa" w:w="2473"/>
+            <w:tcW w:type="dxa" w:w="2648"/>
             <w:tcMar>
               <w:top w:type="dxa" w:w="25"/>
               <w:left w:type="dxa" w:w="70"/>
@@ -4075,7 +3844,7 @@
         </w:tc>
         <w:tc>
           <w:tcPr>
-            <w:tcW w:type="dxa" w:w="1429"/>
+            <w:tcW w:type="dxa" w:w="1766"/>
             <w:tcMar>
               <w:top w:type="dxa" w:w="25"/>
               <w:left w:type="dxa" w:w="70"/>
@@ -4100,7 +3869,7 @@
       <w:tr>
         <w:tc>
           <w:tcPr>
-            <w:tcW w:type="dxa" w:w="3353"/>
+            <w:tcW w:type="dxa" w:w="3586"/>
             <w:tcMar>
               <w:top w:type="dxa" w:w="25"/>
               <w:left w:type="dxa" w:w="70"/>
@@ -4123,30 +3892,7 @@
         </w:tc>
         <w:tc>
           <w:tcPr>
-            <w:tcW w:type="dxa" w:w="1099"/>
-            <w:tcMar>
-              <w:top w:type="dxa" w:w="25"/>
-              <w:left w:type="dxa" w:w="70"/>
-              <w:bottom w:type="dxa" w:w="25"/>
-              <w:right w:type="dxa" w:w="70"/>
-            </w:tcMar>
-          </w:tcPr>
-          <w:p>
-            <w:r>
-              <w:rPr>
-                <w:rFonts w:ascii="Malgun Gothic" w:cs="Malgun Gothic" w:eastAsia="Malgun Gothic" w:hAnsi="Malgun Gothic"/>
-                <w:b w:val="false"/>
-                <w:bCs w:val="false"/>
-                <w:sz w:val="15"/>
-                <w:szCs w:val="15"/>
-              </w:rPr>
-              <w:t xml:space="preserve">IRR</w:t>
-            </w:r>
-          </w:p>
-        </w:tc>
-        <w:tc>
-          <w:tcPr>
-            <w:tcW w:type="dxa" w:w="3133"/>
+            <w:tcW w:type="dxa" w:w="3310"/>
             <w:tcMar>
               <w:top w:type="dxa" w:w="25"/>
               <w:left w:type="dxa" w:w="70"/>
@@ -4169,7 +3915,7 @@
         </w:tc>
         <w:tc>
           <w:tcPr>
-            <w:tcW w:type="dxa" w:w="2913"/>
+            <w:tcW w:type="dxa" w:w="3090"/>
             <w:tcMar>
               <w:top w:type="dxa" w:w="25"/>
               <w:left w:type="dxa" w:w="70"/>
@@ -4192,7 +3938,7 @@
         </w:tc>
         <w:tc>
           <w:tcPr>
-            <w:tcW w:type="dxa" w:w="2473"/>
+            <w:tcW w:type="dxa" w:w="2648"/>
             <w:tcMar>
               <w:top w:type="dxa" w:w="25"/>
               <w:left w:type="dxa" w:w="70"/>
@@ -4215,7 +3961,7 @@
         </w:tc>
         <w:tc>
           <w:tcPr>
-            <w:tcW w:type="dxa" w:w="1429"/>
+            <w:tcW w:type="dxa" w:w="1766"/>
             <w:tcMar>
               <w:top w:type="dxa" w:w="25"/>
               <w:left w:type="dxa" w:w="70"/>
@@ -4240,7 +3986,7 @@
       <w:tr>
         <w:tc>
           <w:tcPr>
-            <w:tcW w:type="dxa" w:w="3353"/>
+            <w:tcW w:type="dxa" w:w="3586"/>
             <w:tcMar>
               <w:top w:type="dxa" w:w="25"/>
               <w:left w:type="dxa" w:w="70"/>
@@ -4263,30 +4009,7 @@
         </w:tc>
         <w:tc>
           <w:tcPr>
-            <w:tcW w:type="dxa" w:w="1099"/>
-            <w:tcMar>
-              <w:top w:type="dxa" w:w="25"/>
-              <w:left w:type="dxa" w:w="70"/>
-              <w:bottom w:type="dxa" w:w="25"/>
-              <w:right w:type="dxa" w:w="70"/>
-            </w:tcMar>
-          </w:tcPr>
-          <w:p>
-            <w:r>
-              <w:rPr>
-                <w:rFonts w:ascii="Malgun Gothic" w:cs="Malgun Gothic" w:eastAsia="Malgun Gothic" w:hAnsi="Malgun Gothic"/>
-                <w:b w:val="false"/>
-                <w:bCs w:val="false"/>
-                <w:sz w:val="15"/>
-                <w:szCs w:val="15"/>
-              </w:rPr>
-              <w:t xml:space="preserve">IRR</w:t>
-            </w:r>
-          </w:p>
-        </w:tc>
-        <w:tc>
-          <w:tcPr>
-            <w:tcW w:type="dxa" w:w="3133"/>
+            <w:tcW w:type="dxa" w:w="3310"/>
             <w:tcMar>
               <w:top w:type="dxa" w:w="25"/>
               <w:left w:type="dxa" w:w="70"/>
@@ -4309,7 +4032,7 @@
         </w:tc>
         <w:tc>
           <w:tcPr>
-            <w:tcW w:type="dxa" w:w="2913"/>
+            <w:tcW w:type="dxa" w:w="3090"/>
             <w:tcMar>
               <w:top w:type="dxa" w:w="25"/>
               <w:left w:type="dxa" w:w="70"/>
@@ -4332,7 +4055,7 @@
         </w:tc>
         <w:tc>
           <w:tcPr>
-            <w:tcW w:type="dxa" w:w="2473"/>
+            <w:tcW w:type="dxa" w:w="2648"/>
             <w:tcMar>
               <w:top w:type="dxa" w:w="25"/>
               <w:left w:type="dxa" w:w="70"/>
@@ -4355,7 +4078,7 @@
         </w:tc>
         <w:tc>
           <w:tcPr>
-            <w:tcW w:type="dxa" w:w="1429"/>
+            <w:tcW w:type="dxa" w:w="1766"/>
             <w:tcMar>
               <w:top w:type="dxa" w:w="25"/>
               <w:left w:type="dxa" w:w="70"/>
@@ -4380,7 +4103,7 @@
       <w:tr>
         <w:tc>
           <w:tcPr>
-            <w:tcW w:type="dxa" w:w="3353"/>
+            <w:tcW w:type="dxa" w:w="3586"/>
             <w:tcMar>
               <w:top w:type="dxa" w:w="25"/>
               <w:left w:type="dxa" w:w="70"/>
@@ -4403,30 +4126,7 @@
         </w:tc>
         <w:tc>
           <w:tcPr>
-            <w:tcW w:type="dxa" w:w="1099"/>
-            <w:tcMar>
-              <w:top w:type="dxa" w:w="25"/>
-              <w:left w:type="dxa" w:w="70"/>
-              <w:bottom w:type="dxa" w:w="25"/>
-              <w:right w:type="dxa" w:w="70"/>
-            </w:tcMar>
-          </w:tcPr>
-          <w:p>
-            <w:r>
-              <w:rPr>
-                <w:rFonts w:ascii="Malgun Gothic" w:cs="Malgun Gothic" w:eastAsia="Malgun Gothic" w:hAnsi="Malgun Gothic"/>
-                <w:b w:val="false"/>
-                <w:bCs w:val="false"/>
-                <w:sz w:val="15"/>
-                <w:szCs w:val="15"/>
-              </w:rPr>
-              <w:t xml:space="preserve">IRR</w:t>
-            </w:r>
-          </w:p>
-        </w:tc>
-        <w:tc>
-          <w:tcPr>
-            <w:tcW w:type="dxa" w:w="3133"/>
+            <w:tcW w:type="dxa" w:w="3310"/>
             <w:tcMar>
               <w:top w:type="dxa" w:w="25"/>
               <w:left w:type="dxa" w:w="70"/>
@@ -4449,7 +4149,7 @@
         </w:tc>
         <w:tc>
           <w:tcPr>
-            <w:tcW w:type="dxa" w:w="2913"/>
+            <w:tcW w:type="dxa" w:w="3090"/>
             <w:tcMar>
               <w:top w:type="dxa" w:w="25"/>
               <w:left w:type="dxa" w:w="70"/>
@@ -4472,7 +4172,7 @@
         </w:tc>
         <w:tc>
           <w:tcPr>
-            <w:tcW w:type="dxa" w:w="2473"/>
+            <w:tcW w:type="dxa" w:w="2648"/>
             <w:tcMar>
               <w:top w:type="dxa" w:w="25"/>
               <w:left w:type="dxa" w:w="70"/>
@@ -4495,7 +4195,7 @@
         </w:tc>
         <w:tc>
           <w:tcPr>
-            <w:tcW w:type="dxa" w:w="1429"/>
+            <w:tcW w:type="dxa" w:w="1766"/>
             <w:tcMar>
               <w:top w:type="dxa" w:w="25"/>
               <w:left w:type="dxa" w:w="70"/>
@@ -4520,7 +4220,7 @@
       <w:tr>
         <w:tc>
           <w:tcPr>
-            <w:tcW w:type="dxa" w:w="3353"/>
+            <w:tcW w:type="dxa" w:w="3586"/>
             <w:tcMar>
               <w:top w:type="dxa" w:w="25"/>
               <w:left w:type="dxa" w:w="70"/>
@@ -4543,30 +4243,7 @@
         </w:tc>
         <w:tc>
           <w:tcPr>
-            <w:tcW w:type="dxa" w:w="1099"/>
-            <w:tcMar>
-              <w:top w:type="dxa" w:w="25"/>
-              <w:left w:type="dxa" w:w="70"/>
-              <w:bottom w:type="dxa" w:w="25"/>
-              <w:right w:type="dxa" w:w="70"/>
-            </w:tcMar>
-          </w:tcPr>
-          <w:p>
-            <w:r>
-              <w:rPr>
-                <w:rFonts w:ascii="Malgun Gothic" w:cs="Malgun Gothic" w:eastAsia="Malgun Gothic" w:hAnsi="Malgun Gothic"/>
-                <w:b w:val="false"/>
-                <w:bCs w:val="false"/>
-                <w:sz w:val="15"/>
-                <w:szCs w:val="15"/>
-              </w:rPr>
-              <w:t xml:space="preserve">IRR</w:t>
-            </w:r>
-          </w:p>
-        </w:tc>
-        <w:tc>
-          <w:tcPr>
-            <w:tcW w:type="dxa" w:w="3133"/>
+            <w:tcW w:type="dxa" w:w="3310"/>
             <w:tcMar>
               <w:top w:type="dxa" w:w="25"/>
               <w:left w:type="dxa" w:w="70"/>
@@ -4589,7 +4266,7 @@
         </w:tc>
         <w:tc>
           <w:tcPr>
-            <w:tcW w:type="dxa" w:w="2913"/>
+            <w:tcW w:type="dxa" w:w="3090"/>
             <w:tcMar>
               <w:top w:type="dxa" w:w="25"/>
               <w:left w:type="dxa" w:w="70"/>
@@ -4612,7 +4289,7 @@
         </w:tc>
         <w:tc>
           <w:tcPr>
-            <w:tcW w:type="dxa" w:w="2473"/>
+            <w:tcW w:type="dxa" w:w="2648"/>
             <w:tcMar>
               <w:top w:type="dxa" w:w="25"/>
               <w:left w:type="dxa" w:w="70"/>
@@ -4635,7 +4312,7 @@
         </w:tc>
         <w:tc>
           <w:tcPr>
-            <w:tcW w:type="dxa" w:w="1429"/>
+            <w:tcW w:type="dxa" w:w="1766"/>
             <w:tcMar>
               <w:top w:type="dxa" w:w="25"/>
               <w:left w:type="dxa" w:w="70"/>
@@ -4660,7 +4337,7 @@
       <w:tr>
         <w:tc>
           <w:tcPr>
-            <w:tcW w:type="dxa" w:w="3353"/>
+            <w:tcW w:type="dxa" w:w="3586"/>
             <w:tcMar>
               <w:top w:type="dxa" w:w="25"/>
               <w:left w:type="dxa" w:w="70"/>
@@ -4683,30 +4360,7 @@
         </w:tc>
         <w:tc>
           <w:tcPr>
-            <w:tcW w:type="dxa" w:w="1099"/>
-            <w:tcMar>
-              <w:top w:type="dxa" w:w="25"/>
-              <w:left w:type="dxa" w:w="70"/>
-              <w:bottom w:type="dxa" w:w="25"/>
-              <w:right w:type="dxa" w:w="70"/>
-            </w:tcMar>
-          </w:tcPr>
-          <w:p>
-            <w:r>
-              <w:rPr>
-                <w:rFonts w:ascii="Malgun Gothic" w:cs="Malgun Gothic" w:eastAsia="Malgun Gothic" w:hAnsi="Malgun Gothic"/>
-                <w:b w:val="false"/>
-                <w:bCs w:val="false"/>
-                <w:sz w:val="15"/>
-                <w:szCs w:val="15"/>
-              </w:rPr>
-              <w:t xml:space="preserve">IRR</w:t>
-            </w:r>
-          </w:p>
-        </w:tc>
-        <w:tc>
-          <w:tcPr>
-            <w:tcW w:type="dxa" w:w="3133"/>
+            <w:tcW w:type="dxa" w:w="3310"/>
             <w:tcMar>
               <w:top w:type="dxa" w:w="25"/>
               <w:left w:type="dxa" w:w="70"/>
@@ -4729,7 +4383,7 @@
         </w:tc>
         <w:tc>
           <w:tcPr>
-            <w:tcW w:type="dxa" w:w="2913"/>
+            <w:tcW w:type="dxa" w:w="3090"/>
             <w:tcMar>
               <w:top w:type="dxa" w:w="25"/>
               <w:left w:type="dxa" w:w="70"/>
@@ -4752,7 +4406,7 @@
         </w:tc>
         <w:tc>
           <w:tcPr>
-            <w:tcW w:type="dxa" w:w="2473"/>
+            <w:tcW w:type="dxa" w:w="2648"/>
             <w:tcMar>
               <w:top w:type="dxa" w:w="25"/>
               <w:left w:type="dxa" w:w="70"/>
@@ -4775,7 +4429,7 @@
         </w:tc>
         <w:tc>
           <w:tcPr>
-            <w:tcW w:type="dxa" w:w="1429"/>
+            <w:tcW w:type="dxa" w:w="1766"/>
             <w:tcMar>
               <w:top w:type="dxa" w:w="25"/>
               <w:left w:type="dxa" w:w="70"/>
@@ -4801,7 +4455,7 @@
         <w:tc>
           <w:tcPr>
             <w:tcW w:type="dxa" w:w="14400"/>
-            <w:gridSpan w:val="6"/>
+            <w:gridSpan w:val="5"/>
             <w:tcMar>
               <w:top w:type="dxa" w:w="30"/>
               <w:left w:type="dxa" w:w="70"/>
@@ -4826,7 +4480,7 @@
       <w:tr>
         <w:tc>
           <w:tcPr>
-            <w:tcW w:type="dxa" w:w="3353"/>
+            <w:tcW w:type="dxa" w:w="3586"/>
             <w:tcMar>
               <w:top w:type="dxa" w:w="25"/>
               <w:left w:type="dxa" w:w="70"/>
@@ -4849,30 +4503,7 @@
         </w:tc>
         <w:tc>
           <w:tcPr>
-            <w:tcW w:type="dxa" w:w="1099"/>
-            <w:tcMar>
-              <w:top w:type="dxa" w:w="25"/>
-              <w:left w:type="dxa" w:w="70"/>
-              <w:bottom w:type="dxa" w:w="25"/>
-              <w:right w:type="dxa" w:w="70"/>
-            </w:tcMar>
-          </w:tcPr>
-          <w:p>
-            <w:r>
-              <w:rPr>
-                <w:rFonts w:ascii="Malgun Gothic" w:cs="Malgun Gothic" w:eastAsia="Malgun Gothic" w:hAnsi="Malgun Gothic"/>
-                <w:b w:val="false"/>
-                <w:bCs w:val="false"/>
-                <w:sz w:val="15"/>
-                <w:szCs w:val="15"/>
-              </w:rPr>
-              <w:t xml:space="preserve">IRR</w:t>
-            </w:r>
-          </w:p>
-        </w:tc>
-        <w:tc>
-          <w:tcPr>
-            <w:tcW w:type="dxa" w:w="3133"/>
+            <w:tcW w:type="dxa" w:w="3310"/>
             <w:tcMar>
               <w:top w:type="dxa" w:w="25"/>
               <w:left w:type="dxa" w:w="70"/>
@@ -4895,7 +4526,7 @@
         </w:tc>
         <w:tc>
           <w:tcPr>
-            <w:tcW w:type="dxa" w:w="2913"/>
+            <w:tcW w:type="dxa" w:w="3090"/>
             <w:tcMar>
               <w:top w:type="dxa" w:w="25"/>
               <w:left w:type="dxa" w:w="70"/>
@@ -4918,7 +4549,7 @@
         </w:tc>
         <w:tc>
           <w:tcPr>
-            <w:tcW w:type="dxa" w:w="2473"/>
+            <w:tcW w:type="dxa" w:w="2648"/>
             <w:tcMar>
               <w:top w:type="dxa" w:w="25"/>
               <w:left w:type="dxa" w:w="70"/>
@@ -4941,7 +4572,7 @@
         </w:tc>
         <w:tc>
           <w:tcPr>
-            <w:tcW w:type="dxa" w:w="1429"/>
+            <w:tcW w:type="dxa" w:w="1766"/>
             <w:tcMar>
               <w:top w:type="dxa" w:w="25"/>
               <w:left w:type="dxa" w:w="70"/>
@@ -4966,7 +4597,7 @@
       <w:tr>
         <w:tc>
           <w:tcPr>
-            <w:tcW w:type="dxa" w:w="3353"/>
+            <w:tcW w:type="dxa" w:w="3586"/>
             <w:tcMar>
               <w:top w:type="dxa" w:w="25"/>
               <w:left w:type="dxa" w:w="70"/>
@@ -4989,30 +4620,7 @@
         </w:tc>
         <w:tc>
           <w:tcPr>
-            <w:tcW w:type="dxa" w:w="1099"/>
-            <w:tcMar>
-              <w:top w:type="dxa" w:w="25"/>
-              <w:left w:type="dxa" w:w="70"/>
-              <w:bottom w:type="dxa" w:w="25"/>
-              <w:right w:type="dxa" w:w="70"/>
-            </w:tcMar>
-          </w:tcPr>
-          <w:p>
-            <w:r>
-              <w:rPr>
-                <w:rFonts w:ascii="Malgun Gothic" w:cs="Malgun Gothic" w:eastAsia="Malgun Gothic" w:hAnsi="Malgun Gothic"/>
-                <w:b w:val="false"/>
-                <w:bCs w:val="false"/>
-                <w:sz w:val="15"/>
-                <w:szCs w:val="15"/>
-              </w:rPr>
-              <w:t xml:space="preserve">IRR</w:t>
-            </w:r>
-          </w:p>
-        </w:tc>
-        <w:tc>
-          <w:tcPr>
-            <w:tcW w:type="dxa" w:w="3133"/>
+            <w:tcW w:type="dxa" w:w="3310"/>
             <w:tcMar>
               <w:top w:type="dxa" w:w="25"/>
               <w:left w:type="dxa" w:w="70"/>
@@ -5035,7 +4643,7 @@
         </w:tc>
         <w:tc>
           <w:tcPr>
-            <w:tcW w:type="dxa" w:w="2913"/>
+            <w:tcW w:type="dxa" w:w="3090"/>
             <w:tcMar>
               <w:top w:type="dxa" w:w="25"/>
               <w:left w:type="dxa" w:w="70"/>
@@ -5058,7 +4666,7 @@
         </w:tc>
         <w:tc>
           <w:tcPr>
-            <w:tcW w:type="dxa" w:w="2473"/>
+            <w:tcW w:type="dxa" w:w="2648"/>
             <w:tcMar>
               <w:top w:type="dxa" w:w="25"/>
               <w:left w:type="dxa" w:w="70"/>
@@ -5081,7 +4689,7 @@
         </w:tc>
         <w:tc>
           <w:tcPr>
-            <w:tcW w:type="dxa" w:w="1429"/>
+            <w:tcW w:type="dxa" w:w="1766"/>
             <w:tcMar>
               <w:top w:type="dxa" w:w="25"/>
               <w:left w:type="dxa" w:w="70"/>
@@ -5106,7 +4714,7 @@
       <w:tr>
         <w:tc>
           <w:tcPr>
-            <w:tcW w:type="dxa" w:w="3353"/>
+            <w:tcW w:type="dxa" w:w="3586"/>
             <w:tcMar>
               <w:top w:type="dxa" w:w="25"/>
               <w:left w:type="dxa" w:w="70"/>
@@ -5129,30 +4737,7 @@
         </w:tc>
         <w:tc>
           <w:tcPr>
-            <w:tcW w:type="dxa" w:w="1099"/>
-            <w:tcMar>
-              <w:top w:type="dxa" w:w="25"/>
-              <w:left w:type="dxa" w:w="70"/>
-              <w:bottom w:type="dxa" w:w="25"/>
-              <w:right w:type="dxa" w:w="70"/>
-            </w:tcMar>
-          </w:tcPr>
-          <w:p>
-            <w:r>
-              <w:rPr>
-                <w:rFonts w:ascii="Malgun Gothic" w:cs="Malgun Gothic" w:eastAsia="Malgun Gothic" w:hAnsi="Malgun Gothic"/>
-                <w:b w:val="false"/>
-                <w:bCs w:val="false"/>
-                <w:sz w:val="15"/>
-                <w:szCs w:val="15"/>
-              </w:rPr>
-              <w:t xml:space="preserve">IRR</w:t>
-            </w:r>
-          </w:p>
-        </w:tc>
-        <w:tc>
-          <w:tcPr>
-            <w:tcW w:type="dxa" w:w="3133"/>
+            <w:tcW w:type="dxa" w:w="3310"/>
             <w:tcMar>
               <w:top w:type="dxa" w:w="25"/>
               <w:left w:type="dxa" w:w="70"/>
@@ -5175,7 +4760,7 @@
         </w:tc>
         <w:tc>
           <w:tcPr>
-            <w:tcW w:type="dxa" w:w="2913"/>
+            <w:tcW w:type="dxa" w:w="3090"/>
             <w:tcMar>
               <w:top w:type="dxa" w:w="25"/>
               <w:left w:type="dxa" w:w="70"/>
@@ -5198,7 +4783,7 @@
         </w:tc>
         <w:tc>
           <w:tcPr>
-            <w:tcW w:type="dxa" w:w="2473"/>
+            <w:tcW w:type="dxa" w:w="2648"/>
             <w:tcMar>
               <w:top w:type="dxa" w:w="25"/>
               <w:left w:type="dxa" w:w="70"/>
@@ -5221,7 +4806,7 @@
         </w:tc>
         <w:tc>
           <w:tcPr>
-            <w:tcW w:type="dxa" w:w="1429"/>
+            <w:tcW w:type="dxa" w:w="1766"/>
             <w:tcMar>
               <w:top w:type="dxa" w:w="25"/>
               <w:left w:type="dxa" w:w="70"/>
@@ -5247,7 +4832,7 @@
         <w:tc>
           <w:tcPr>
             <w:tcW w:type="dxa" w:w="14400"/>
-            <w:gridSpan w:val="6"/>
+            <w:gridSpan w:val="5"/>
             <w:tcMar>
               <w:top w:type="dxa" w:w="30"/>
               <w:left w:type="dxa" w:w="70"/>
@@ -5272,7 +4857,7 @@
       <w:tr>
         <w:tc>
           <w:tcPr>
-            <w:tcW w:type="dxa" w:w="3353"/>
+            <w:tcW w:type="dxa" w:w="3586"/>
             <w:tcMar>
               <w:top w:type="dxa" w:w="25"/>
               <w:left w:type="dxa" w:w="70"/>
@@ -5295,30 +4880,7 @@
         </w:tc>
         <w:tc>
           <w:tcPr>
-            <w:tcW w:type="dxa" w:w="1099"/>
-            <w:tcMar>
-              <w:top w:type="dxa" w:w="25"/>
-              <w:left w:type="dxa" w:w="70"/>
-              <w:bottom w:type="dxa" w:w="25"/>
-              <w:right w:type="dxa" w:w="70"/>
-            </w:tcMar>
-          </w:tcPr>
-          <w:p>
-            <w:r>
-              <w:rPr>
-                <w:rFonts w:ascii="Malgun Gothic" w:cs="Malgun Gothic" w:eastAsia="Malgun Gothic" w:hAnsi="Malgun Gothic"/>
-                <w:b w:val="false"/>
-                <w:bCs w:val="false"/>
-                <w:sz w:val="15"/>
-                <w:szCs w:val="15"/>
-              </w:rPr>
-              <w:t xml:space="preserve">IRR</w:t>
-            </w:r>
-          </w:p>
-        </w:tc>
-        <w:tc>
-          <w:tcPr>
-            <w:tcW w:type="dxa" w:w="3133"/>
+            <w:tcW w:type="dxa" w:w="3310"/>
             <w:tcMar>
               <w:top w:type="dxa" w:w="25"/>
               <w:left w:type="dxa" w:w="70"/>
@@ -5341,7 +4903,7 @@
         </w:tc>
         <w:tc>
           <w:tcPr>
-            <w:tcW w:type="dxa" w:w="2913"/>
+            <w:tcW w:type="dxa" w:w="3090"/>
             <w:tcMar>
               <w:top w:type="dxa" w:w="25"/>
               <w:left w:type="dxa" w:w="70"/>
@@ -5364,7 +4926,7 @@
         </w:tc>
         <w:tc>
           <w:tcPr>
-            <w:tcW w:type="dxa" w:w="2473"/>
+            <w:tcW w:type="dxa" w:w="2648"/>
             <w:tcMar>
               <w:top w:type="dxa" w:w="25"/>
               <w:left w:type="dxa" w:w="70"/>
@@ -5387,7 +4949,7 @@
         </w:tc>
         <w:tc>
           <w:tcPr>
-            <w:tcW w:type="dxa" w:w="1429"/>
+            <w:tcW w:type="dxa" w:w="1766"/>
             <w:tcMar>
               <w:top w:type="dxa" w:w="25"/>
               <w:left w:type="dxa" w:w="70"/>
@@ -5412,7 +4974,7 @@
       <w:tr>
         <w:tc>
           <w:tcPr>
-            <w:tcW w:type="dxa" w:w="3353"/>
+            <w:tcW w:type="dxa" w:w="3586"/>
             <w:tcMar>
               <w:top w:type="dxa" w:w="25"/>
               <w:left w:type="dxa" w:w="70"/>
@@ -5435,30 +4997,7 @@
         </w:tc>
         <w:tc>
           <w:tcPr>
-            <w:tcW w:type="dxa" w:w="1099"/>
-            <w:tcMar>
-              <w:top w:type="dxa" w:w="25"/>
-              <w:left w:type="dxa" w:w="70"/>
-              <w:bottom w:type="dxa" w:w="25"/>
-              <w:right w:type="dxa" w:w="70"/>
-            </w:tcMar>
-          </w:tcPr>
-          <w:p>
-            <w:r>
-              <w:rPr>
-                <w:rFonts w:ascii="Malgun Gothic" w:cs="Malgun Gothic" w:eastAsia="Malgun Gothic" w:hAnsi="Malgun Gothic"/>
-                <w:b w:val="false"/>
-                <w:bCs w:val="false"/>
-                <w:sz w:val="15"/>
-                <w:szCs w:val="15"/>
-              </w:rPr>
-              <w:t xml:space="preserve">IRR</w:t>
-            </w:r>
-          </w:p>
-        </w:tc>
-        <w:tc>
-          <w:tcPr>
-            <w:tcW w:type="dxa" w:w="3133"/>
+            <w:tcW w:type="dxa" w:w="3310"/>
             <w:tcMar>
               <w:top w:type="dxa" w:w="25"/>
               <w:left w:type="dxa" w:w="70"/>
@@ -5481,7 +5020,7 @@
         </w:tc>
         <w:tc>
           <w:tcPr>
-            <w:tcW w:type="dxa" w:w="2913"/>
+            <w:tcW w:type="dxa" w:w="3090"/>
             <w:tcMar>
               <w:top w:type="dxa" w:w="25"/>
               <w:left w:type="dxa" w:w="70"/>
@@ -5504,7 +5043,7 @@
         </w:tc>
         <w:tc>
           <w:tcPr>
-            <w:tcW w:type="dxa" w:w="2473"/>
+            <w:tcW w:type="dxa" w:w="2648"/>
             <w:tcMar>
               <w:top w:type="dxa" w:w="25"/>
               <w:left w:type="dxa" w:w="70"/>
@@ -5527,7 +5066,7 @@
         </w:tc>
         <w:tc>
           <w:tcPr>
-            <w:tcW w:type="dxa" w:w="1429"/>
+            <w:tcW w:type="dxa" w:w="1766"/>
             <w:tcMar>
               <w:top w:type="dxa" w:w="25"/>
               <w:left w:type="dxa" w:w="70"/>
@@ -5552,7 +5091,7 @@
       <w:tr>
         <w:tc>
           <w:tcPr>
-            <w:tcW w:type="dxa" w:w="3353"/>
+            <w:tcW w:type="dxa" w:w="3586"/>
             <w:tcMar>
               <w:top w:type="dxa" w:w="25"/>
               <w:left w:type="dxa" w:w="70"/>
@@ -5575,30 +5114,7 @@
         </w:tc>
         <w:tc>
           <w:tcPr>
-            <w:tcW w:type="dxa" w:w="1099"/>
-            <w:tcMar>
-              <w:top w:type="dxa" w:w="25"/>
-              <w:left w:type="dxa" w:w="70"/>
-              <w:bottom w:type="dxa" w:w="25"/>
-              <w:right w:type="dxa" w:w="70"/>
-            </w:tcMar>
-          </w:tcPr>
-          <w:p>
-            <w:r>
-              <w:rPr>
-                <w:rFonts w:ascii="Malgun Gothic" w:cs="Malgun Gothic" w:eastAsia="Malgun Gothic" w:hAnsi="Malgun Gothic"/>
-                <w:b w:val="false"/>
-                <w:bCs w:val="false"/>
-                <w:sz w:val="15"/>
-                <w:szCs w:val="15"/>
-              </w:rPr>
-              <w:t xml:space="preserve">IRR</w:t>
-            </w:r>
-          </w:p>
-        </w:tc>
-        <w:tc>
-          <w:tcPr>
-            <w:tcW w:type="dxa" w:w="3133"/>
+            <w:tcW w:type="dxa" w:w="3310"/>
             <w:tcMar>
               <w:top w:type="dxa" w:w="25"/>
               <w:left w:type="dxa" w:w="70"/>
@@ -5621,7 +5137,7 @@
         </w:tc>
         <w:tc>
           <w:tcPr>
-            <w:tcW w:type="dxa" w:w="2913"/>
+            <w:tcW w:type="dxa" w:w="3090"/>
             <w:tcMar>
               <w:top w:type="dxa" w:w="25"/>
               <w:left w:type="dxa" w:w="70"/>
@@ -5644,7 +5160,7 @@
         </w:tc>
         <w:tc>
           <w:tcPr>
-            <w:tcW w:type="dxa" w:w="2473"/>
+            <w:tcW w:type="dxa" w:w="2648"/>
             <w:tcMar>
               <w:top w:type="dxa" w:w="25"/>
               <w:left w:type="dxa" w:w="70"/>
@@ -5667,7 +5183,7 @@
         </w:tc>
         <w:tc>
           <w:tcPr>
-            <w:tcW w:type="dxa" w:w="1429"/>
+            <w:tcW w:type="dxa" w:w="1766"/>
             <w:tcMar>
               <w:top w:type="dxa" w:w="25"/>
               <w:left w:type="dxa" w:w="70"/>
@@ -5692,7 +5208,7 @@
       <w:tr>
         <w:tc>
           <w:tcPr>
-            <w:tcW w:type="dxa" w:w="3353"/>
+            <w:tcW w:type="dxa" w:w="3586"/>
             <w:tcMar>
               <w:top w:type="dxa" w:w="25"/>
               <w:left w:type="dxa" w:w="70"/>
@@ -5715,30 +5231,7 @@
         </w:tc>
         <w:tc>
           <w:tcPr>
-            <w:tcW w:type="dxa" w:w="1099"/>
-            <w:tcMar>
-              <w:top w:type="dxa" w:w="25"/>
-              <w:left w:type="dxa" w:w="70"/>
-              <w:bottom w:type="dxa" w:w="25"/>
-              <w:right w:type="dxa" w:w="70"/>
-            </w:tcMar>
-          </w:tcPr>
-          <w:p>
-            <w:r>
-              <w:rPr>
-                <w:rFonts w:ascii="Malgun Gothic" w:cs="Malgun Gothic" w:eastAsia="Malgun Gothic" w:hAnsi="Malgun Gothic"/>
-                <w:b w:val="false"/>
-                <w:bCs w:val="false"/>
-                <w:sz w:val="15"/>
-                <w:szCs w:val="15"/>
-              </w:rPr>
-              <w:t xml:space="preserve">IRR</w:t>
-            </w:r>
-          </w:p>
-        </w:tc>
-        <w:tc>
-          <w:tcPr>
-            <w:tcW w:type="dxa" w:w="3133"/>
+            <w:tcW w:type="dxa" w:w="3310"/>
             <w:tcMar>
               <w:top w:type="dxa" w:w="25"/>
               <w:left w:type="dxa" w:w="70"/>
@@ -5761,7 +5254,7 @@
         </w:tc>
         <w:tc>
           <w:tcPr>
-            <w:tcW w:type="dxa" w:w="2913"/>
+            <w:tcW w:type="dxa" w:w="3090"/>
             <w:tcMar>
               <w:top w:type="dxa" w:w="25"/>
               <w:left w:type="dxa" w:w="70"/>
@@ -5784,7 +5277,7 @@
         </w:tc>
         <w:tc>
           <w:tcPr>
-            <w:tcW w:type="dxa" w:w="2473"/>
+            <w:tcW w:type="dxa" w:w="2648"/>
             <w:tcMar>
               <w:top w:type="dxa" w:w="25"/>
               <w:left w:type="dxa" w:w="70"/>
@@ -5807,7 +5300,7 @@
         </w:tc>
         <w:tc>
           <w:tcPr>
-            <w:tcW w:type="dxa" w:w="1429"/>
+            <w:tcW w:type="dxa" w:w="1766"/>
             <w:tcMar>
               <w:top w:type="dxa" w:w="25"/>
               <w:left w:type="dxa" w:w="70"/>
@@ -5833,7 +5326,7 @@
         <w:tc>
           <w:tcPr>
             <w:tcW w:type="dxa" w:w="14400"/>
-            <w:gridSpan w:val="6"/>
+            <w:gridSpan w:val="5"/>
             <w:tcMar>
               <w:top w:type="dxa" w:w="30"/>
               <w:left w:type="dxa" w:w="70"/>
@@ -5858,7 +5351,7 @@
       <w:tr>
         <w:tc>
           <w:tcPr>
-            <w:tcW w:type="dxa" w:w="3353"/>
+            <w:tcW w:type="dxa" w:w="3586"/>
             <w:tcMar>
               <w:top w:type="dxa" w:w="25"/>
               <w:left w:type="dxa" w:w="70"/>
@@ -5881,30 +5374,7 @@
         </w:tc>
         <w:tc>
           <w:tcPr>
-            <w:tcW w:type="dxa" w:w="1099"/>
-            <w:tcMar>
-              <w:top w:type="dxa" w:w="25"/>
-              <w:left w:type="dxa" w:w="70"/>
-              <w:bottom w:type="dxa" w:w="25"/>
-              <w:right w:type="dxa" w:w="70"/>
-            </w:tcMar>
-          </w:tcPr>
-          <w:p>
-            <w:r>
-              <w:rPr>
-                <w:rFonts w:ascii="Malgun Gothic" w:cs="Malgun Gothic" w:eastAsia="Malgun Gothic" w:hAnsi="Malgun Gothic"/>
-                <w:b w:val="false"/>
-                <w:bCs w:val="false"/>
-                <w:sz w:val="15"/>
-                <w:szCs w:val="15"/>
-              </w:rPr>
-              <w:t xml:space="preserve">IRR</w:t>
-            </w:r>
-          </w:p>
-        </w:tc>
-        <w:tc>
-          <w:tcPr>
-            <w:tcW w:type="dxa" w:w="3133"/>
+            <w:tcW w:type="dxa" w:w="3310"/>
             <w:tcMar>
               <w:top w:type="dxa" w:w="25"/>
               <w:left w:type="dxa" w:w="70"/>
@@ -5927,7 +5397,7 @@
         </w:tc>
         <w:tc>
           <w:tcPr>
-            <w:tcW w:type="dxa" w:w="2913"/>
+            <w:tcW w:type="dxa" w:w="3090"/>
             <w:tcMar>
               <w:top w:type="dxa" w:w="25"/>
               <w:left w:type="dxa" w:w="70"/>
@@ -5950,7 +5420,7 @@
         </w:tc>
         <w:tc>
           <w:tcPr>
-            <w:tcW w:type="dxa" w:w="2473"/>
+            <w:tcW w:type="dxa" w:w="2648"/>
             <w:tcMar>
               <w:top w:type="dxa" w:w="25"/>
               <w:left w:type="dxa" w:w="70"/>
@@ -5973,7 +5443,7 @@
         </w:tc>
         <w:tc>
           <w:tcPr>
-            <w:tcW w:type="dxa" w:w="1429"/>
+            <w:tcW w:type="dxa" w:w="1766"/>
             <w:tcMar>
               <w:top w:type="dxa" w:w="25"/>
               <w:left w:type="dxa" w:w="70"/>
@@ -5998,7 +5468,7 @@
       <w:tr>
         <w:tc>
           <w:tcPr>
-            <w:tcW w:type="dxa" w:w="3353"/>
+            <w:tcW w:type="dxa" w:w="3586"/>
             <w:tcMar>
               <w:top w:type="dxa" w:w="25"/>
               <w:left w:type="dxa" w:w="70"/>
@@ -6021,30 +5491,7 @@
         </w:tc>
         <w:tc>
           <w:tcPr>
-            <w:tcW w:type="dxa" w:w="1099"/>
-            <w:tcMar>
-              <w:top w:type="dxa" w:w="25"/>
-              <w:left w:type="dxa" w:w="70"/>
-              <w:bottom w:type="dxa" w:w="25"/>
-              <w:right w:type="dxa" w:w="70"/>
-            </w:tcMar>
-          </w:tcPr>
-          <w:p>
-            <w:r>
-              <w:rPr>
-                <w:rFonts w:ascii="Malgun Gothic" w:cs="Malgun Gothic" w:eastAsia="Malgun Gothic" w:hAnsi="Malgun Gothic"/>
-                <w:b w:val="false"/>
-                <w:bCs w:val="false"/>
-                <w:sz w:val="15"/>
-                <w:szCs w:val="15"/>
-              </w:rPr>
-              <w:t xml:space="preserve">IRR</w:t>
-            </w:r>
-          </w:p>
-        </w:tc>
-        <w:tc>
-          <w:tcPr>
-            <w:tcW w:type="dxa" w:w="3133"/>
+            <w:tcW w:type="dxa" w:w="3310"/>
             <w:tcMar>
               <w:top w:type="dxa" w:w="25"/>
               <w:left w:type="dxa" w:w="70"/>
@@ -6067,7 +5514,7 @@
         </w:tc>
         <w:tc>
           <w:tcPr>
-            <w:tcW w:type="dxa" w:w="2913"/>
+            <w:tcW w:type="dxa" w:w="3090"/>
             <w:tcMar>
               <w:top w:type="dxa" w:w="25"/>
               <w:left w:type="dxa" w:w="70"/>
@@ -6090,7 +5537,7 @@
         </w:tc>
         <w:tc>
           <w:tcPr>
-            <w:tcW w:type="dxa" w:w="2473"/>
+            <w:tcW w:type="dxa" w:w="2648"/>
             <w:tcMar>
               <w:top w:type="dxa" w:w="25"/>
               <w:left w:type="dxa" w:w="70"/>
@@ -6113,7 +5560,7 @@
         </w:tc>
         <w:tc>
           <w:tcPr>
-            <w:tcW w:type="dxa" w:w="1429"/>
+            <w:tcW w:type="dxa" w:w="1766"/>
             <w:tcMar>
               <w:top w:type="dxa" w:w="25"/>
               <w:left w:type="dxa" w:w="70"/>
@@ -6138,7 +5585,7 @@
       <w:tr>
         <w:tc>
           <w:tcPr>
-            <w:tcW w:type="dxa" w:w="3353"/>
+            <w:tcW w:type="dxa" w:w="3586"/>
             <w:tcMar>
               <w:top w:type="dxa" w:w="25"/>
               <w:left w:type="dxa" w:w="70"/>
@@ -6161,30 +5608,7 @@
         </w:tc>
         <w:tc>
           <w:tcPr>
-            <w:tcW w:type="dxa" w:w="1099"/>
-            <w:tcMar>
-              <w:top w:type="dxa" w:w="25"/>
-              <w:left w:type="dxa" w:w="70"/>
-              <w:bottom w:type="dxa" w:w="25"/>
-              <w:right w:type="dxa" w:w="70"/>
-            </w:tcMar>
-          </w:tcPr>
-          <w:p>
-            <w:r>
-              <w:rPr>
-                <w:rFonts w:ascii="Malgun Gothic" w:cs="Malgun Gothic" w:eastAsia="Malgun Gothic" w:hAnsi="Malgun Gothic"/>
-                <w:b w:val="false"/>
-                <w:bCs w:val="false"/>
-                <w:sz w:val="15"/>
-                <w:szCs w:val="15"/>
-              </w:rPr>
-              <w:t xml:space="preserve">IRR</w:t>
-            </w:r>
-          </w:p>
-        </w:tc>
-        <w:tc>
-          <w:tcPr>
-            <w:tcW w:type="dxa" w:w="3133"/>
+            <w:tcW w:type="dxa" w:w="3310"/>
             <w:tcMar>
               <w:top w:type="dxa" w:w="25"/>
               <w:left w:type="dxa" w:w="70"/>
@@ -6207,7 +5631,7 @@
         </w:tc>
         <w:tc>
           <w:tcPr>
-            <w:tcW w:type="dxa" w:w="2913"/>
+            <w:tcW w:type="dxa" w:w="3090"/>
             <w:tcMar>
               <w:top w:type="dxa" w:w="25"/>
               <w:left w:type="dxa" w:w="70"/>
@@ -6230,7 +5654,7 @@
         </w:tc>
         <w:tc>
           <w:tcPr>
-            <w:tcW w:type="dxa" w:w="2473"/>
+            <w:tcW w:type="dxa" w:w="2648"/>
             <w:tcMar>
               <w:top w:type="dxa" w:w="25"/>
               <w:left w:type="dxa" w:w="70"/>
@@ -6253,7 +5677,7 @@
         </w:tc>
         <w:tc>
           <w:tcPr>
-            <w:tcW w:type="dxa" w:w="1429"/>
+            <w:tcW w:type="dxa" w:w="1766"/>
             <w:tcMar>
               <w:top w:type="dxa" w:w="25"/>
               <w:left w:type="dxa" w:w="70"/>
@@ -6278,7 +5702,7 @@
       <w:tr>
         <w:tc>
           <w:tcPr>
-            <w:tcW w:type="dxa" w:w="3353"/>
+            <w:tcW w:type="dxa" w:w="3586"/>
             <w:tcMar>
               <w:top w:type="dxa" w:w="25"/>
               <w:left w:type="dxa" w:w="70"/>
@@ -6301,30 +5725,7 @@
         </w:tc>
         <w:tc>
           <w:tcPr>
-            <w:tcW w:type="dxa" w:w="1099"/>
-            <w:tcMar>
-              <w:top w:type="dxa" w:w="25"/>
-              <w:left w:type="dxa" w:w="70"/>
-              <w:bottom w:type="dxa" w:w="25"/>
-              <w:right w:type="dxa" w:w="70"/>
-            </w:tcMar>
-          </w:tcPr>
-          <w:p>
-            <w:r>
-              <w:rPr>
-                <w:rFonts w:ascii="Malgun Gothic" w:cs="Malgun Gothic" w:eastAsia="Malgun Gothic" w:hAnsi="Malgun Gothic"/>
-                <w:b w:val="false"/>
-                <w:bCs w:val="false"/>
-                <w:sz w:val="15"/>
-                <w:szCs w:val="15"/>
-              </w:rPr>
-              <w:t xml:space="preserve">IRR</w:t>
-            </w:r>
-          </w:p>
-        </w:tc>
-        <w:tc>
-          <w:tcPr>
-            <w:tcW w:type="dxa" w:w="3133"/>
+            <w:tcW w:type="dxa" w:w="3310"/>
             <w:tcMar>
               <w:top w:type="dxa" w:w="25"/>
               <w:left w:type="dxa" w:w="70"/>
@@ -6347,7 +5748,7 @@
         </w:tc>
         <w:tc>
           <w:tcPr>
-            <w:tcW w:type="dxa" w:w="2913"/>
+            <w:tcW w:type="dxa" w:w="3090"/>
             <w:tcMar>
               <w:top w:type="dxa" w:w="25"/>
               <w:left w:type="dxa" w:w="70"/>
@@ -6370,7 +5771,7 @@
         </w:tc>
         <w:tc>
           <w:tcPr>
-            <w:tcW w:type="dxa" w:w="2473"/>
+            <w:tcW w:type="dxa" w:w="2648"/>
             <w:tcMar>
               <w:top w:type="dxa" w:w="25"/>
               <w:left w:type="dxa" w:w="70"/>
@@ -6393,7 +5794,7 @@
         </w:tc>
         <w:tc>
           <w:tcPr>
-            <w:tcW w:type="dxa" w:w="1429"/>
+            <w:tcW w:type="dxa" w:w="1766"/>
             <w:tcMar>
               <w:top w:type="dxa" w:w="25"/>
               <w:left w:type="dxa" w:w="70"/>
@@ -6418,7 +5819,7 @@
       <w:tr>
         <w:tc>
           <w:tcPr>
-            <w:tcW w:type="dxa" w:w="3353"/>
+            <w:tcW w:type="dxa" w:w="3586"/>
             <w:tcMar>
               <w:top w:type="dxa" w:w="25"/>
               <w:left w:type="dxa" w:w="70"/>
@@ -6441,30 +5842,7 @@
         </w:tc>
         <w:tc>
           <w:tcPr>
-            <w:tcW w:type="dxa" w:w="1099"/>
-            <w:tcMar>
-              <w:top w:type="dxa" w:w="25"/>
-              <w:left w:type="dxa" w:w="70"/>
-              <w:bottom w:type="dxa" w:w="25"/>
-              <w:right w:type="dxa" w:w="70"/>
-            </w:tcMar>
-          </w:tcPr>
-          <w:p>
-            <w:r>
-              <w:rPr>
-                <w:rFonts w:ascii="Malgun Gothic" w:cs="Malgun Gothic" w:eastAsia="Malgun Gothic" w:hAnsi="Malgun Gothic"/>
-                <w:b w:val="false"/>
-                <w:bCs w:val="false"/>
-                <w:sz w:val="15"/>
-                <w:szCs w:val="15"/>
-              </w:rPr>
-              <w:t xml:space="preserve">IRR</w:t>
-            </w:r>
-          </w:p>
-        </w:tc>
-        <w:tc>
-          <w:tcPr>
-            <w:tcW w:type="dxa" w:w="3133"/>
+            <w:tcW w:type="dxa" w:w="3310"/>
             <w:tcMar>
               <w:top w:type="dxa" w:w="25"/>
               <w:left w:type="dxa" w:w="70"/>
@@ -6487,7 +5865,7 @@
         </w:tc>
         <w:tc>
           <w:tcPr>
-            <w:tcW w:type="dxa" w:w="2913"/>
+            <w:tcW w:type="dxa" w:w="3090"/>
             <w:tcMar>
               <w:top w:type="dxa" w:w="25"/>
               <w:left w:type="dxa" w:w="70"/>
@@ -6510,7 +5888,7 @@
         </w:tc>
         <w:tc>
           <w:tcPr>
-            <w:tcW w:type="dxa" w:w="2473"/>
+            <w:tcW w:type="dxa" w:w="2648"/>
             <w:tcMar>
               <w:top w:type="dxa" w:w="25"/>
               <w:left w:type="dxa" w:w="70"/>
@@ -6533,7 +5911,7 @@
         </w:tc>
         <w:tc>
           <w:tcPr>
-            <w:tcW w:type="dxa" w:w="1429"/>
+            <w:tcW w:type="dxa" w:w="1766"/>
             <w:tcMar>
               <w:top w:type="dxa" w:w="25"/>
               <w:left w:type="dxa" w:w="70"/>
@@ -6558,7 +5936,7 @@
       <w:tr>
         <w:tc>
           <w:tcPr>
-            <w:tcW w:type="dxa" w:w="3353"/>
+            <w:tcW w:type="dxa" w:w="3586"/>
             <w:tcMar>
               <w:top w:type="dxa" w:w="25"/>
               <w:left w:type="dxa" w:w="70"/>
@@ -6581,30 +5959,7 @@
         </w:tc>
         <w:tc>
           <w:tcPr>
-            <w:tcW w:type="dxa" w:w="1099"/>
-            <w:tcMar>
-              <w:top w:type="dxa" w:w="25"/>
-              <w:left w:type="dxa" w:w="70"/>
-              <w:bottom w:type="dxa" w:w="25"/>
-              <w:right w:type="dxa" w:w="70"/>
-            </w:tcMar>
-          </w:tcPr>
-          <w:p>
-            <w:r>
-              <w:rPr>
-                <w:rFonts w:ascii="Malgun Gothic" w:cs="Malgun Gothic" w:eastAsia="Malgun Gothic" w:hAnsi="Malgun Gothic"/>
-                <w:b w:val="false"/>
-                <w:bCs w:val="false"/>
-                <w:sz w:val="15"/>
-                <w:szCs w:val="15"/>
-              </w:rPr>
-              <w:t xml:space="preserve">IRR</w:t>
-            </w:r>
-          </w:p>
-        </w:tc>
-        <w:tc>
-          <w:tcPr>
-            <w:tcW w:type="dxa" w:w="3133"/>
+            <w:tcW w:type="dxa" w:w="3310"/>
             <w:tcMar>
               <w:top w:type="dxa" w:w="25"/>
               <w:left w:type="dxa" w:w="70"/>
@@ -6627,7 +5982,7 @@
         </w:tc>
         <w:tc>
           <w:tcPr>
-            <w:tcW w:type="dxa" w:w="2913"/>
+            <w:tcW w:type="dxa" w:w="3090"/>
             <w:tcMar>
               <w:top w:type="dxa" w:w="25"/>
               <w:left w:type="dxa" w:w="70"/>
@@ -6650,7 +6005,7 @@
         </w:tc>
         <w:tc>
           <w:tcPr>
-            <w:tcW w:type="dxa" w:w="2473"/>
+            <w:tcW w:type="dxa" w:w="2648"/>
             <w:tcMar>
               <w:top w:type="dxa" w:w="25"/>
               <w:left w:type="dxa" w:w="70"/>
@@ -6673,7 +6028,7 @@
         </w:tc>
         <w:tc>
           <w:tcPr>
-            <w:tcW w:type="dxa" w:w="1429"/>
+            <w:tcW w:type="dxa" w:w="1766"/>
             <w:tcMar>
               <w:top w:type="dxa" w:w="25"/>
               <w:left w:type="dxa" w:w="70"/>
@@ -6698,7 +6053,7 @@
       <w:tr>
         <w:tc>
           <w:tcPr>
-            <w:tcW w:type="dxa" w:w="3353"/>
+            <w:tcW w:type="dxa" w:w="3586"/>
             <w:tcMar>
               <w:top w:type="dxa" w:w="25"/>
               <w:left w:type="dxa" w:w="70"/>
@@ -6721,30 +6076,7 @@
         </w:tc>
         <w:tc>
           <w:tcPr>
-            <w:tcW w:type="dxa" w:w="1099"/>
-            <w:tcMar>
-              <w:top w:type="dxa" w:w="25"/>
-              <w:left w:type="dxa" w:w="70"/>
-              <w:bottom w:type="dxa" w:w="25"/>
-              <w:right w:type="dxa" w:w="70"/>
-            </w:tcMar>
-          </w:tcPr>
-          <w:p>
-            <w:r>
-              <w:rPr>
-                <w:rFonts w:ascii="Malgun Gothic" w:cs="Malgun Gothic" w:eastAsia="Malgun Gothic" w:hAnsi="Malgun Gothic"/>
-                <w:b w:val="false"/>
-                <w:bCs w:val="false"/>
-                <w:sz w:val="15"/>
-                <w:szCs w:val="15"/>
-              </w:rPr>
-              <w:t xml:space="preserve">IRR</w:t>
-            </w:r>
-          </w:p>
-        </w:tc>
-        <w:tc>
-          <w:tcPr>
-            <w:tcW w:type="dxa" w:w="3133"/>
+            <w:tcW w:type="dxa" w:w="3310"/>
             <w:tcMar>
               <w:top w:type="dxa" w:w="25"/>
               <w:left w:type="dxa" w:w="70"/>
@@ -6767,7 +6099,7 @@
         </w:tc>
         <w:tc>
           <w:tcPr>
-            <w:tcW w:type="dxa" w:w="2913"/>
+            <w:tcW w:type="dxa" w:w="3090"/>
             <w:tcMar>
               <w:top w:type="dxa" w:w="25"/>
               <w:left w:type="dxa" w:w="70"/>
@@ -6790,7 +6122,7 @@
         </w:tc>
         <w:tc>
           <w:tcPr>
-            <w:tcW w:type="dxa" w:w="2473"/>
+            <w:tcW w:type="dxa" w:w="2648"/>
             <w:tcMar>
               <w:top w:type="dxa" w:w="25"/>
               <w:left w:type="dxa" w:w="70"/>
@@ -6813,7 +6145,7 @@
         </w:tc>
         <w:tc>
           <w:tcPr>
-            <w:tcW w:type="dxa" w:w="1429"/>
+            <w:tcW w:type="dxa" w:w="1766"/>
             <w:tcMar>
               <w:top w:type="dxa" w:w="25"/>
               <w:left w:type="dxa" w:w="70"/>
@@ -6839,7 +6171,7 @@
         <w:tc>
           <w:tcPr>
             <w:tcW w:type="dxa" w:w="14400"/>
-            <w:gridSpan w:val="6"/>
+            <w:gridSpan w:val="5"/>
             <w:tcMar>
               <w:top w:type="dxa" w:w="30"/>
               <w:left w:type="dxa" w:w="70"/>
@@ -6864,7 +6196,7 @@
       <w:tr>
         <w:tc>
           <w:tcPr>
-            <w:tcW w:type="dxa" w:w="3353"/>
+            <w:tcW w:type="dxa" w:w="3586"/>
             <w:tcMar>
               <w:top w:type="dxa" w:w="25"/>
               <w:left w:type="dxa" w:w="70"/>
@@ -6887,30 +6219,7 @@
         </w:tc>
         <w:tc>
           <w:tcPr>
-            <w:tcW w:type="dxa" w:w="1099"/>
-            <w:tcMar>
-              <w:top w:type="dxa" w:w="25"/>
-              <w:left w:type="dxa" w:w="70"/>
-              <w:bottom w:type="dxa" w:w="25"/>
-              <w:right w:type="dxa" w:w="70"/>
-            </w:tcMar>
-          </w:tcPr>
-          <w:p>
-            <w:r>
-              <w:rPr>
-                <w:rFonts w:ascii="Malgun Gothic" w:cs="Malgun Gothic" w:eastAsia="Malgun Gothic" w:hAnsi="Malgun Gothic"/>
-                <w:b w:val="false"/>
-                <w:bCs w:val="false"/>
-                <w:sz w:val="15"/>
-                <w:szCs w:val="15"/>
-              </w:rPr>
-              <w:t xml:space="preserve">IRR</w:t>
-            </w:r>
-          </w:p>
-        </w:tc>
-        <w:tc>
-          <w:tcPr>
-            <w:tcW w:type="dxa" w:w="3133"/>
+            <w:tcW w:type="dxa" w:w="3310"/>
             <w:tcMar>
               <w:top w:type="dxa" w:w="25"/>
               <w:left w:type="dxa" w:w="70"/>
@@ -6933,7 +6242,7 @@
         </w:tc>
         <w:tc>
           <w:tcPr>
-            <w:tcW w:type="dxa" w:w="2913"/>
+            <w:tcW w:type="dxa" w:w="3090"/>
             <w:tcMar>
               <w:top w:type="dxa" w:w="25"/>
               <w:left w:type="dxa" w:w="70"/>
@@ -6956,7 +6265,7 @@
         </w:tc>
         <w:tc>
           <w:tcPr>
-            <w:tcW w:type="dxa" w:w="2473"/>
+            <w:tcW w:type="dxa" w:w="2648"/>
             <w:tcMar>
               <w:top w:type="dxa" w:w="25"/>
               <w:left w:type="dxa" w:w="70"/>
@@ -6979,7 +6288,7 @@
         </w:tc>
         <w:tc>
           <w:tcPr>
-            <w:tcW w:type="dxa" w:w="1429"/>
+            <w:tcW w:type="dxa" w:w="1766"/>
             <w:tcMar>
               <w:top w:type="dxa" w:w="25"/>
               <w:left w:type="dxa" w:w="70"/>
@@ -7005,7 +6314,7 @@
         <w:tc>
           <w:tcPr>
             <w:tcW w:type="dxa" w:w="14400"/>
-            <w:gridSpan w:val="6"/>
+            <w:gridSpan w:val="5"/>
             <w:tcMar>
               <w:top w:type="dxa" w:w="30"/>
               <w:left w:type="dxa" w:w="70"/>
@@ -7030,7 +6339,7 @@
       <w:tr>
         <w:tc>
           <w:tcPr>
-            <w:tcW w:type="dxa" w:w="3353"/>
+            <w:tcW w:type="dxa" w:w="3586"/>
             <w:tcMar>
               <w:top w:type="dxa" w:w="25"/>
               <w:left w:type="dxa" w:w="70"/>
@@ -7053,30 +6362,7 @@
         </w:tc>
         <w:tc>
           <w:tcPr>
-            <w:tcW w:type="dxa" w:w="1099"/>
-            <w:tcMar>
-              <w:top w:type="dxa" w:w="25"/>
-              <w:left w:type="dxa" w:w="70"/>
-              <w:bottom w:type="dxa" w:w="25"/>
-              <w:right w:type="dxa" w:w="70"/>
-            </w:tcMar>
-          </w:tcPr>
-          <w:p>
-            <w:r>
-              <w:rPr>
-                <w:rFonts w:ascii="Malgun Gothic" w:cs="Malgun Gothic" w:eastAsia="Malgun Gothic" w:hAnsi="Malgun Gothic"/>
-                <w:b w:val="false"/>
-                <w:bCs w:val="false"/>
-                <w:sz w:val="15"/>
-                <w:szCs w:val="15"/>
-              </w:rPr>
-              <w:t xml:space="preserve">IRR</w:t>
-            </w:r>
-          </w:p>
-        </w:tc>
-        <w:tc>
-          <w:tcPr>
-            <w:tcW w:type="dxa" w:w="3133"/>
+            <w:tcW w:type="dxa" w:w="3310"/>
             <w:tcMar>
               <w:top w:type="dxa" w:w="25"/>
               <w:left w:type="dxa" w:w="70"/>
@@ -7099,7 +6385,7 @@
         </w:tc>
         <w:tc>
           <w:tcPr>
-            <w:tcW w:type="dxa" w:w="2913"/>
+            <w:tcW w:type="dxa" w:w="3090"/>
             <w:tcMar>
               <w:top w:type="dxa" w:w="25"/>
               <w:left w:type="dxa" w:w="70"/>
@@ -7122,7 +6408,7 @@
         </w:tc>
         <w:tc>
           <w:tcPr>
-            <w:tcW w:type="dxa" w:w="2473"/>
+            <w:tcW w:type="dxa" w:w="2648"/>
             <w:tcMar>
               <w:top w:type="dxa" w:w="25"/>
               <w:left w:type="dxa" w:w="70"/>
@@ -7145,7 +6431,7 @@
         </w:tc>
         <w:tc>
           <w:tcPr>
-            <w:tcW w:type="dxa" w:w="1429"/>
+            <w:tcW w:type="dxa" w:w="1766"/>
             <w:tcMar>
               <w:top w:type="dxa" w:w="25"/>
               <w:left w:type="dxa" w:w="70"/>
@@ -7170,7 +6456,7 @@
       <w:tr>
         <w:tc>
           <w:tcPr>
-            <w:tcW w:type="dxa" w:w="3353"/>
+            <w:tcW w:type="dxa" w:w="3586"/>
             <w:tcMar>
               <w:top w:type="dxa" w:w="25"/>
               <w:left w:type="dxa" w:w="70"/>
@@ -7193,30 +6479,7 @@
         </w:tc>
         <w:tc>
           <w:tcPr>
-            <w:tcW w:type="dxa" w:w="1099"/>
-            <w:tcMar>
-              <w:top w:type="dxa" w:w="25"/>
-              <w:left w:type="dxa" w:w="70"/>
-              <w:bottom w:type="dxa" w:w="25"/>
-              <w:right w:type="dxa" w:w="70"/>
-            </w:tcMar>
-          </w:tcPr>
-          <w:p>
-            <w:r>
-              <w:rPr>
-                <w:rFonts w:ascii="Malgun Gothic" w:cs="Malgun Gothic" w:eastAsia="Malgun Gothic" w:hAnsi="Malgun Gothic"/>
-                <w:b w:val="false"/>
-                <w:bCs w:val="false"/>
-                <w:sz w:val="15"/>
-                <w:szCs w:val="15"/>
-              </w:rPr>
-              <w:t xml:space="preserve">IRR</w:t>
-            </w:r>
-          </w:p>
-        </w:tc>
-        <w:tc>
-          <w:tcPr>
-            <w:tcW w:type="dxa" w:w="3133"/>
+            <w:tcW w:type="dxa" w:w="3310"/>
             <w:tcMar>
               <w:top w:type="dxa" w:w="25"/>
               <w:left w:type="dxa" w:w="70"/>
@@ -7239,7 +6502,7 @@
         </w:tc>
         <w:tc>
           <w:tcPr>
-            <w:tcW w:type="dxa" w:w="2913"/>
+            <w:tcW w:type="dxa" w:w="3090"/>
             <w:tcMar>
               <w:top w:type="dxa" w:w="25"/>
               <w:left w:type="dxa" w:w="70"/>
@@ -7262,7 +6525,7 @@
         </w:tc>
         <w:tc>
           <w:tcPr>
-            <w:tcW w:type="dxa" w:w="2473"/>
+            <w:tcW w:type="dxa" w:w="2648"/>
             <w:tcMar>
               <w:top w:type="dxa" w:w="25"/>
               <w:left w:type="dxa" w:w="70"/>
@@ -7285,7 +6548,7 @@
         </w:tc>
         <w:tc>
           <w:tcPr>
-            <w:tcW w:type="dxa" w:w="1429"/>
+            <w:tcW w:type="dxa" w:w="1766"/>
             <w:tcMar>
               <w:top w:type="dxa" w:w="25"/>
               <w:left w:type="dxa" w:w="70"/>
@@ -7310,7 +6573,7 @@
       <w:tr>
         <w:tc>
           <w:tcPr>
-            <w:tcW w:type="dxa" w:w="3353"/>
+            <w:tcW w:type="dxa" w:w="3586"/>
             <w:tcMar>
               <w:top w:type="dxa" w:w="25"/>
               <w:left w:type="dxa" w:w="70"/>
@@ -7333,30 +6596,7 @@
         </w:tc>
         <w:tc>
           <w:tcPr>
-            <w:tcW w:type="dxa" w:w="1099"/>
-            <w:tcMar>
-              <w:top w:type="dxa" w:w="25"/>
-              <w:left w:type="dxa" w:w="70"/>
-              <w:bottom w:type="dxa" w:w="25"/>
-              <w:right w:type="dxa" w:w="70"/>
-            </w:tcMar>
-          </w:tcPr>
-          <w:p>
-            <w:r>
-              <w:rPr>
-                <w:rFonts w:ascii="Malgun Gothic" w:cs="Malgun Gothic" w:eastAsia="Malgun Gothic" w:hAnsi="Malgun Gothic"/>
-                <w:b w:val="false"/>
-                <w:bCs w:val="false"/>
-                <w:sz w:val="15"/>
-                <w:szCs w:val="15"/>
-              </w:rPr>
-              <w:t xml:space="preserve">IRR</w:t>
-            </w:r>
-          </w:p>
-        </w:tc>
-        <w:tc>
-          <w:tcPr>
-            <w:tcW w:type="dxa" w:w="3133"/>
+            <w:tcW w:type="dxa" w:w="3310"/>
             <w:tcMar>
               <w:top w:type="dxa" w:w="25"/>
               <w:left w:type="dxa" w:w="70"/>
@@ -7379,7 +6619,7 @@
         </w:tc>
         <w:tc>
           <w:tcPr>
-            <w:tcW w:type="dxa" w:w="2913"/>
+            <w:tcW w:type="dxa" w:w="3090"/>
             <w:tcMar>
               <w:top w:type="dxa" w:w="25"/>
               <w:left w:type="dxa" w:w="70"/>
@@ -7402,7 +6642,7 @@
         </w:tc>
         <w:tc>
           <w:tcPr>
-            <w:tcW w:type="dxa" w:w="2473"/>
+            <w:tcW w:type="dxa" w:w="2648"/>
             <w:tcMar>
               <w:top w:type="dxa" w:w="25"/>
               <w:left w:type="dxa" w:w="70"/>
@@ -7425,7 +6665,7 @@
         </w:tc>
         <w:tc>
           <w:tcPr>
-            <w:tcW w:type="dxa" w:w="1429"/>
+            <w:tcW w:type="dxa" w:w="1766"/>
             <w:tcMar>
               <w:top w:type="dxa" w:w="25"/>
               <w:left w:type="dxa" w:w="70"/>
@@ -7450,7 +6690,7 @@
       <w:tr>
         <w:tc>
           <w:tcPr>
-            <w:tcW w:type="dxa" w:w="3353"/>
+            <w:tcW w:type="dxa" w:w="3586"/>
             <w:tcMar>
               <w:top w:type="dxa" w:w="25"/>
               <w:left w:type="dxa" w:w="70"/>
@@ -7473,30 +6713,7 @@
         </w:tc>
         <w:tc>
           <w:tcPr>
-            <w:tcW w:type="dxa" w:w="1099"/>
-            <w:tcMar>
-              <w:top w:type="dxa" w:w="25"/>
-              <w:left w:type="dxa" w:w="70"/>
-              <w:bottom w:type="dxa" w:w="25"/>
-              <w:right w:type="dxa" w:w="70"/>
-            </w:tcMar>
-          </w:tcPr>
-          <w:p>
-            <w:r>
-              <w:rPr>
-                <w:rFonts w:ascii="Malgun Gothic" w:cs="Malgun Gothic" w:eastAsia="Malgun Gothic" w:hAnsi="Malgun Gothic"/>
-                <w:b w:val="false"/>
-                <w:bCs w:val="false"/>
-                <w:sz w:val="15"/>
-                <w:szCs w:val="15"/>
-              </w:rPr>
-              <w:t xml:space="preserve">IRR</w:t>
-            </w:r>
-          </w:p>
-        </w:tc>
-        <w:tc>
-          <w:tcPr>
-            <w:tcW w:type="dxa" w:w="3133"/>
+            <w:tcW w:type="dxa" w:w="3310"/>
             <w:tcMar>
               <w:top w:type="dxa" w:w="25"/>
               <w:left w:type="dxa" w:w="70"/>
@@ -7519,7 +6736,7 @@
         </w:tc>
         <w:tc>
           <w:tcPr>
-            <w:tcW w:type="dxa" w:w="2913"/>
+            <w:tcW w:type="dxa" w:w="3090"/>
             <w:tcMar>
               <w:top w:type="dxa" w:w="25"/>
               <w:left w:type="dxa" w:w="70"/>
@@ -7542,7 +6759,7 @@
         </w:tc>
         <w:tc>
           <w:tcPr>
-            <w:tcW w:type="dxa" w:w="2473"/>
+            <w:tcW w:type="dxa" w:w="2648"/>
             <w:tcMar>
               <w:top w:type="dxa" w:w="25"/>
               <w:left w:type="dxa" w:w="70"/>
@@ -7565,7 +6782,7 @@
         </w:tc>
         <w:tc>
           <w:tcPr>
-            <w:tcW w:type="dxa" w:w="1429"/>
+            <w:tcW w:type="dxa" w:w="1766"/>
             <w:tcMar>
               <w:top w:type="dxa" w:w="25"/>
               <w:left w:type="dxa" w:w="70"/>
@@ -7590,7 +6807,7 @@
       <w:tr>
         <w:tc>
           <w:tcPr>
-            <w:tcW w:type="dxa" w:w="3353"/>
+            <w:tcW w:type="dxa" w:w="3586"/>
             <w:tcMar>
               <w:top w:type="dxa" w:w="25"/>
               <w:left w:type="dxa" w:w="70"/>
@@ -7613,30 +6830,7 @@
         </w:tc>
         <w:tc>
           <w:tcPr>
-            <w:tcW w:type="dxa" w:w="1099"/>
-            <w:tcMar>
-              <w:top w:type="dxa" w:w="25"/>
-              <w:left w:type="dxa" w:w="70"/>
-              <w:bottom w:type="dxa" w:w="25"/>
-              <w:right w:type="dxa" w:w="70"/>
-            </w:tcMar>
-          </w:tcPr>
-          <w:p>
-            <w:r>
-              <w:rPr>
-                <w:rFonts w:ascii="Malgun Gothic" w:cs="Malgun Gothic" w:eastAsia="Malgun Gothic" w:hAnsi="Malgun Gothic"/>
-                <w:b w:val="false"/>
-                <w:bCs w:val="false"/>
-                <w:sz w:val="15"/>
-                <w:szCs w:val="15"/>
-              </w:rPr>
-              <w:t xml:space="preserve">IRR</w:t>
-            </w:r>
-          </w:p>
-        </w:tc>
-        <w:tc>
-          <w:tcPr>
-            <w:tcW w:type="dxa" w:w="3133"/>
+            <w:tcW w:type="dxa" w:w="3310"/>
             <w:tcMar>
               <w:top w:type="dxa" w:w="25"/>
               <w:left w:type="dxa" w:w="70"/>
@@ -7659,7 +6853,7 @@
         </w:tc>
         <w:tc>
           <w:tcPr>
-            <w:tcW w:type="dxa" w:w="2913"/>
+            <w:tcW w:type="dxa" w:w="3090"/>
             <w:tcMar>
               <w:top w:type="dxa" w:w="25"/>
               <w:left w:type="dxa" w:w="70"/>
@@ -7682,7 +6876,7 @@
         </w:tc>
         <w:tc>
           <w:tcPr>
-            <w:tcW w:type="dxa" w:w="2473"/>
+            <w:tcW w:type="dxa" w:w="2648"/>
             <w:tcMar>
               <w:top w:type="dxa" w:w="25"/>
               <w:left w:type="dxa" w:w="70"/>
@@ -7705,7 +6899,7 @@
         </w:tc>
         <w:tc>
           <w:tcPr>
-            <w:tcW w:type="dxa" w:w="1429"/>
+            <w:tcW w:type="dxa" w:w="1766"/>
             <w:tcMar>
               <w:top w:type="dxa" w:w="25"/>
               <w:left w:type="dxa" w:w="70"/>
@@ -7730,7 +6924,7 @@
       <w:tr>
         <w:tc>
           <w:tcPr>
-            <w:tcW w:type="dxa" w:w="3353"/>
+            <w:tcW w:type="dxa" w:w="3586"/>
             <w:tcMar>
               <w:top w:type="dxa" w:w="25"/>
               <w:left w:type="dxa" w:w="70"/>
@@ -7753,30 +6947,7 @@
         </w:tc>
         <w:tc>
           <w:tcPr>
-            <w:tcW w:type="dxa" w:w="1099"/>
-            <w:tcMar>
-              <w:top w:type="dxa" w:w="25"/>
-              <w:left w:type="dxa" w:w="70"/>
-              <w:bottom w:type="dxa" w:w="25"/>
-              <w:right w:type="dxa" w:w="70"/>
-            </w:tcMar>
-          </w:tcPr>
-          <w:p>
-            <w:r>
-              <w:rPr>
-                <w:rFonts w:ascii="Malgun Gothic" w:cs="Malgun Gothic" w:eastAsia="Malgun Gothic" w:hAnsi="Malgun Gothic"/>
-                <w:b w:val="false"/>
-                <w:bCs w:val="false"/>
-                <w:sz w:val="15"/>
-                <w:szCs w:val="15"/>
-              </w:rPr>
-              <w:t xml:space="preserve">IRR</w:t>
-            </w:r>
-          </w:p>
-        </w:tc>
-        <w:tc>
-          <w:tcPr>
-            <w:tcW w:type="dxa" w:w="3133"/>
+            <w:tcW w:type="dxa" w:w="3310"/>
             <w:tcMar>
               <w:top w:type="dxa" w:w="25"/>
               <w:left w:type="dxa" w:w="70"/>
@@ -7799,7 +6970,7 @@
         </w:tc>
         <w:tc>
           <w:tcPr>
-            <w:tcW w:type="dxa" w:w="2913"/>
+            <w:tcW w:type="dxa" w:w="3090"/>
             <w:tcMar>
               <w:top w:type="dxa" w:w="25"/>
               <w:left w:type="dxa" w:w="70"/>
@@ -7822,7 +6993,7 @@
         </w:tc>
         <w:tc>
           <w:tcPr>
-            <w:tcW w:type="dxa" w:w="2473"/>
+            <w:tcW w:type="dxa" w:w="2648"/>
             <w:tcMar>
               <w:top w:type="dxa" w:w="25"/>
               <w:left w:type="dxa" w:w="70"/>
@@ -7845,7 +7016,7 @@
         </w:tc>
         <w:tc>
           <w:tcPr>
-            <w:tcW w:type="dxa" w:w="1429"/>
+            <w:tcW w:type="dxa" w:w="1766"/>
             <w:tcMar>
               <w:top w:type="dxa" w:w="25"/>
               <w:left w:type="dxa" w:w="70"/>
@@ -7870,7 +7041,7 @@
       <w:tr>
         <w:tc>
           <w:tcPr>
-            <w:tcW w:type="dxa" w:w="3353"/>
+            <w:tcW w:type="dxa" w:w="3586"/>
             <w:tcMar>
               <w:top w:type="dxa" w:w="25"/>
               <w:left w:type="dxa" w:w="70"/>
@@ -7893,30 +7064,7 @@
         </w:tc>
         <w:tc>
           <w:tcPr>
-            <w:tcW w:type="dxa" w:w="1099"/>
-            <w:tcMar>
-              <w:top w:type="dxa" w:w="25"/>
-              <w:left w:type="dxa" w:w="70"/>
-              <w:bottom w:type="dxa" w:w="25"/>
-              <w:right w:type="dxa" w:w="70"/>
-            </w:tcMar>
-          </w:tcPr>
-          <w:p>
-            <w:r>
-              <w:rPr>
-                <w:rFonts w:ascii="Malgun Gothic" w:cs="Malgun Gothic" w:eastAsia="Malgun Gothic" w:hAnsi="Malgun Gothic"/>
-                <w:b w:val="false"/>
-                <w:bCs w:val="false"/>
-                <w:sz w:val="15"/>
-                <w:szCs w:val="15"/>
-              </w:rPr>
-              <w:t xml:space="preserve">IRR</w:t>
-            </w:r>
-          </w:p>
-        </w:tc>
-        <w:tc>
-          <w:tcPr>
-            <w:tcW w:type="dxa" w:w="3133"/>
+            <w:tcW w:type="dxa" w:w="3310"/>
             <w:tcMar>
               <w:top w:type="dxa" w:w="25"/>
               <w:left w:type="dxa" w:w="70"/>
@@ -7939,7 +7087,7 @@
         </w:tc>
         <w:tc>
           <w:tcPr>
-            <w:tcW w:type="dxa" w:w="2913"/>
+            <w:tcW w:type="dxa" w:w="3090"/>
             <w:tcMar>
               <w:top w:type="dxa" w:w="25"/>
               <w:left w:type="dxa" w:w="70"/>
@@ -7962,7 +7110,7 @@
         </w:tc>
         <w:tc>
           <w:tcPr>
-            <w:tcW w:type="dxa" w:w="2473"/>
+            <w:tcW w:type="dxa" w:w="2648"/>
             <w:tcMar>
               <w:top w:type="dxa" w:w="25"/>
               <w:left w:type="dxa" w:w="70"/>
@@ -7985,7 +7133,7 @@
         </w:tc>
         <w:tc>
           <w:tcPr>
-            <w:tcW w:type="dxa" w:w="1429"/>
+            <w:tcW w:type="dxa" w:w="1766"/>
             <w:tcMar>
               <w:top w:type="dxa" w:w="25"/>
               <w:left w:type="dxa" w:w="70"/>
@@ -8010,7 +7158,7 @@
       <w:tr>
         <w:tc>
           <w:tcPr>
-            <w:tcW w:type="dxa" w:w="3353"/>
+            <w:tcW w:type="dxa" w:w="3586"/>
             <w:tcMar>
               <w:top w:type="dxa" w:w="25"/>
               <w:left w:type="dxa" w:w="70"/>
@@ -8033,30 +7181,7 @@
         </w:tc>
         <w:tc>
           <w:tcPr>
-            <w:tcW w:type="dxa" w:w="1099"/>
-            <w:tcMar>
-              <w:top w:type="dxa" w:w="25"/>
-              <w:left w:type="dxa" w:w="70"/>
-              <w:bottom w:type="dxa" w:w="25"/>
-              <w:right w:type="dxa" w:w="70"/>
-            </w:tcMar>
-          </w:tcPr>
-          <w:p>
-            <w:r>
-              <w:rPr>
-                <w:rFonts w:ascii="Malgun Gothic" w:cs="Malgun Gothic" w:eastAsia="Malgun Gothic" w:hAnsi="Malgun Gothic"/>
-                <w:b w:val="false"/>
-                <w:bCs w:val="false"/>
-                <w:sz w:val="15"/>
-                <w:szCs w:val="15"/>
-              </w:rPr>
-              <w:t xml:space="preserve">IRR</w:t>
-            </w:r>
-          </w:p>
-        </w:tc>
-        <w:tc>
-          <w:tcPr>
-            <w:tcW w:type="dxa" w:w="3133"/>
+            <w:tcW w:type="dxa" w:w="3310"/>
             <w:tcMar>
               <w:top w:type="dxa" w:w="25"/>
               <w:left w:type="dxa" w:w="70"/>
@@ -8079,7 +7204,7 @@
         </w:tc>
         <w:tc>
           <w:tcPr>
-            <w:tcW w:type="dxa" w:w="2913"/>
+            <w:tcW w:type="dxa" w:w="3090"/>
             <w:tcMar>
               <w:top w:type="dxa" w:w="25"/>
               <w:left w:type="dxa" w:w="70"/>
@@ -8102,7 +7227,7 @@
         </w:tc>
         <w:tc>
           <w:tcPr>
-            <w:tcW w:type="dxa" w:w="2473"/>
+            <w:tcW w:type="dxa" w:w="2648"/>
             <w:tcMar>
               <w:top w:type="dxa" w:w="25"/>
               <w:left w:type="dxa" w:w="70"/>
@@ -8125,7 +7250,7 @@
         </w:tc>
         <w:tc>
           <w:tcPr>
-            <w:tcW w:type="dxa" w:w="1429"/>
+            <w:tcW w:type="dxa" w:w="1766"/>
             <w:tcMar>
               <w:top w:type="dxa" w:w="25"/>
               <w:left w:type="dxa" w:w="70"/>
@@ -8150,7 +7275,7 @@
       <w:tr>
         <w:tc>
           <w:tcPr>
-            <w:tcW w:type="dxa" w:w="3353"/>
+            <w:tcW w:type="dxa" w:w="3586"/>
             <w:tcMar>
               <w:top w:type="dxa" w:w="25"/>
               <w:left w:type="dxa" w:w="70"/>
@@ -8173,30 +7298,7 @@
         </w:tc>
         <w:tc>
           <w:tcPr>
-            <w:tcW w:type="dxa" w:w="1099"/>
-            <w:tcMar>
-              <w:top w:type="dxa" w:w="25"/>
-              <w:left w:type="dxa" w:w="70"/>
-              <w:bottom w:type="dxa" w:w="25"/>
-              <w:right w:type="dxa" w:w="70"/>
-            </w:tcMar>
-          </w:tcPr>
-          <w:p>
-            <w:r>
-              <w:rPr>
-                <w:rFonts w:ascii="Malgun Gothic" w:cs="Malgun Gothic" w:eastAsia="Malgun Gothic" w:hAnsi="Malgun Gothic"/>
-                <w:b w:val="false"/>
-                <w:bCs w:val="false"/>
-                <w:sz w:val="15"/>
-                <w:szCs w:val="15"/>
-              </w:rPr>
-              <w:t xml:space="preserve">IRR</w:t>
-            </w:r>
-          </w:p>
-        </w:tc>
-        <w:tc>
-          <w:tcPr>
-            <w:tcW w:type="dxa" w:w="3133"/>
+            <w:tcW w:type="dxa" w:w="3310"/>
             <w:tcMar>
               <w:top w:type="dxa" w:w="25"/>
               <w:left w:type="dxa" w:w="70"/>
@@ -8219,7 +7321,7 @@
         </w:tc>
         <w:tc>
           <w:tcPr>
-            <w:tcW w:type="dxa" w:w="2913"/>
+            <w:tcW w:type="dxa" w:w="3090"/>
             <w:tcMar>
               <w:top w:type="dxa" w:w="25"/>
               <w:left w:type="dxa" w:w="70"/>
@@ -8242,7 +7344,7 @@
         </w:tc>
         <w:tc>
           <w:tcPr>
-            <w:tcW w:type="dxa" w:w="2473"/>
+            <w:tcW w:type="dxa" w:w="2648"/>
             <w:tcMar>
               <w:top w:type="dxa" w:w="25"/>
               <w:left w:type="dxa" w:w="70"/>
@@ -8265,7 +7367,7 @@
         </w:tc>
         <w:tc>
           <w:tcPr>
-            <w:tcW w:type="dxa" w:w="1429"/>
+            <w:tcW w:type="dxa" w:w="1766"/>
             <w:tcMar>
               <w:top w:type="dxa" w:w="25"/>
               <w:left w:type="dxa" w:w="70"/>

--- a/meta_agents/search_v2/outputs/Manuscript_Full.docx
+++ b/meta_agents/search_v2/outputs/Manuscript_Full.docx
@@ -596,7 +596,21 @@
           <w:sz w:val="24"/>
           <w:szCs w:val="24"/>
         </w:rPr>
-        <w:t xml:space="preserve">A publication that re-reported an estimate already captured from the same registry, diagnosis period, and population was not an independent estimate, so it was never a candidate representative. Two such cases were distinguished by whether another included publication already carries the same content. A report whose content is carried by an included publication adds nothing to the review and was excluded as a duplicate dataset: this covers the earlier editions of a recurring statistics series and the preprint or book-chapter version of an included analysis (55 reports, 51 of them earlier editions of the annual cancer-statistics reports or the Annual Report to the Nation). The most recent eligible edition of such a series is the only edition carrying that series' current account, so it was retained in the review; because the registry incidence it reports is already provided by the dedicated primary study for that registry and period, it contributes only to the narrative synthesis. Separately, a publication drawing on the same registry family but a different period, region, or subset provided a distinct estimate and was retained as an overlapping estimate for the sensitivity analysis, not excluded; overlap handling is described under Selection of a representative population-based estimate.</w:t>
+        <w:t xml:space="preserve">A publication that re-reported an estimate already captured from the same registry, diagnosis period, and population was not an independent estimate, so it was never taken as a representative. What then became of it depended on whether another included publication already carried the same content. Where one did, the re-report added nothing and was excluded as a duplicate dataset: 55 reports, of which 51 were earlier editions of the annual cancer-statistics reports or of the Annual Report to the Nation, two were preprint versions of an included analysis, and two were book chapters. Where none did, the report was kept. This applied to the most recent eligible edition of a recurring series, which is the only edition carrying that series' current account; since the registry incidence it reports already came from the dedicated primary study for that registry and period, it contributed to the narrative synthesis alone.</w:t>
+      </w:r>
+    </w:p>
+    <w:p>
+      <w:pPr>
+        <w:spacing w:after="160" w:line="360"/>
+      </w:pPr>
+      <w:r>
+        <w:rPr>
+          <w:rFonts w:ascii="Times New Roman" w:cs="Times New Roman" w:eastAsia="Times New Roman" w:hAnsi="Times New Roman"/>
+          <w:color w:val="000000"/>
+          <w:sz w:val="24"/>
+          <w:szCs w:val="24"/>
+        </w:rPr>
+        <w:t xml:space="preserve">A publication drawing on the same registry family but a different period, region, or subset was a different matter. Such a report gave a distinct estimate and was retained as an overlapping one for the sensitivity analysis rather than excluded; its handling is described under Selection of a representative population-based estimate.</w:t>
       </w:r>
     </w:p>
     <w:p>

--- a/meta_agents/search_v2/outputs/Manuscript_Full.docx
+++ b/meta_agents/search_v2/outputs/Manuscript_Full.docx
@@ -642,7 +642,7 @@
           <w:sz w:val="24"/>
           <w:szCs w:val="24"/>
         </w:rPr>
-        <w:t xml:space="preserve">Records were de-duplicated across databases (4,306 duplicates removed, leaving 4,793 unique records). Titles and abstracts were screened against the eligibility criteria set out above by a large language model (Anthropic's Claude) under the author's direction, working as a single human reviewer with model assistance rather than as two independent reviewers. Records were presented to the model in batches, each showing the title and the abstract truncated to the first 600 characters; the model applied the criteria to each record and proposed an include or exclude decision, and the author adjudicated both sets. This first pass marked 242 records for full-text retrieval and 4,551 for exclusion under three standardized reasons—not relevant to the research question, not a U.S. population-based or registry study, and editorials, commentaries, letters, or conference abstracts.</w:t>
+        <w:t xml:space="preserve">Records were de-duplicated across databases (4,306 duplicates removed, leaving 4,793 unique records). Titles and abstracts were screened against the eligibility criteria set out above by a large language model (Anthropic's Claude) under the author's direction, working as a single human reviewer with model assistance rather than as two independent reviewers. Records were presented to the model in batches, each showing the title and the abstract truncated to the first 600 characters; the model applied the criteria to each record and proposed an include or exclude decision, and the author reviewed the proposals of each kind. This first pass marked 242 records for full-text retrieval and 4,551 for exclusion under three standardized reasons—not relevant to the research question, not a U.S. population-based or registry study, and editorials, commentaries, letters, or conference abstracts.</w:t>
       </w:r>
     </w:p>
     <w:p>
@@ -770,7 +770,7 @@
           <w:sz w:val="24"/>
           <w:szCs w:val="24"/>
         </w:rPr>
-        <w:t xml:space="preserve"> was selected for each cell. Each estimate was assigned to a registry "family," and the registry family, group, analytic dimension, comparator, diagnosis period, and standard population of each estimate were tabulated so that overlaps within a cell could be seen (Supplementary Table 4). Within a cell, the representative was chosen by applying, in order: the broadest population coverage (USCS &gt; NAACCR &gt; SEER-national &gt; state or regional), then a NHW (rather than an unstratified White) comparator, then the most recent and longest diagnosis period, a clearly documented age-standardization, and a directly reported confidence interval where available. Where a cell had no NHW-comparator source—18 cells, being 16 of the 36 receptor-defined subtype cells and the two Black cells above and below age 40—the estimate using an unstratified White comparator was kept as the representative. One further cell, Alaska Native, also rests on one although an NHW-comparator source exists for it, the broader-coverage rule above having selected the registry that reports against an unstratified White reference, so 19 of the 85 representatives use an unstratified White reference in all. Each estimate's comparator is named in Supplementary Table 4; where such a cell appears in the main text it is marked †.</w:t>
+        <w:t xml:space="preserve"> was selected for each cell. Each estimate was assigned to a registry "family," and the registry family, group, analytic dimension, comparator, diagnosis period, and standard population of each estimate were tabulated so that overlaps within a cell could be seen (Supplementary Table 4). Within a cell, the representative was chosen by applying, in order: the broadest population coverage (USCS &gt; NAACCR &gt; SEER-national &gt; state or regional), then a NHW (rather than an unstratified White) comparator, then the most recent and longest diagnosis period, a clearly documented age-standardization, and a directly reported confidence interval where available. Where a cell had no NHW-comparator source—18 cells, being 16 of the 36 receptor-defined subtype cells and the two Black cells above and below age 40—the estimate using an unstratified White comparator was kept as the representative. One further cell, Alaska Native, also rests on an unstratified White comparator although an NHW-comparator source exists for it, the broader-coverage rule above having selected the registry that reports against an unstratified White reference; 19 of the 85 representatives use such a reference in all. Each estimate's comparator is named in Supplementary Table 4; where such a cell appears in the main text it is marked †.</w:t>
       </w:r>
     </w:p>
     <w:p>

--- a/meta_agents/search_v2/outputs/Manuscript_Full.docx
+++ b/meta_agents/search_v2/outputs/Manuscript_Full.docx
@@ -849,7 +849,49 @@
           <w:sz w:val="24"/>
           <w:szCs w:val="24"/>
         </w:rPr>
-        <w:t xml:space="preserve"> applied to each of the 58 extracted studies by the author (a single assessor) with large-language-model assistance (Supplementary Table 5). Item 9 (survey response rate) was recorded as not applicable, census-like registry ascertainment having no response rate, so each study's rating used the eight applicable items. The checklist records a Yes, No, Unclear or Not applicable for each item and summarises a study as include, exclude or seek further information rather than as a graded rating, so the following rule was set for this review: low risk of bias required at most one "No" with a "Yes" on the two items treated here as key—valid measurement (item 7, including race and ethnicity ascertainment) and appropriate analysis (item 8, age standardization with a variance); three or more "No" ratings gave high risk of bias, and any other combination a moderate rating. Each study was appraised as the source of the estimates taken from it here rather than as a whole publication, and the items divide accordingly. Items 1 to 7 describe the study and its registry—the sample frame, case ascertainment, case numbers, description of setting and population, coverage, identification of invasive breast cancer, and how race and ethnicity were measured—and were judged at that level, so they do not change with which estimates were extracted. Item 8 depends on the estimates themselves and was judged on those extracted for this review, a variance counting as available when the source printed an interval or when one could be recovered from what the source reports. A study whose extracted estimates carry no interval therefore rates "No" on item 8 whether or not the source printed the ratio itself, which places a point estimate without a variance at moderate rather than low risk of bias. That rating reflects incomplete reporting of uncertainty rather than evidence that the estimate is biased, and it is the reason several large registry analyses that report ratios without intervals are rated moderate. Certainty of evidence was not graded, the review being descriptive rather than an estimate of a causal effect.</w:t>
+        <w:t xml:space="preserve"> applied to each of the 58 extracted studies by the author (a single assessor) with large-language-model assistance (Supplementary Table 5). Item 9 (survey response rate) was recorded as not applicable, census-like registry ascertainment having no response rate, so each study's rating used the eight applicable items. The checklist records a Yes, No, Unclear or Not applicable for each item and summarises a study as include, exclude or seek further information rather than as a graded rating, so the following rule was set for this review: low risk of bias required at most one "No" with a "Yes" on the two items treated here as key—valid measurement (item 7, including race and ethnicity ascertainment) and appropriate analysis (item 8, age standardization with a variance); three or more "No" ratings gave high risk of bias, and any other combination a moderate rating.</w:t>
+      </w:r>
+    </w:p>
+    <w:p>
+      <w:pPr>
+        <w:spacing w:after="160" w:line="360"/>
+      </w:pPr>
+      <w:r>
+        <w:rPr>
+          <w:rFonts w:ascii="Times New Roman" w:cs="Times New Roman" w:eastAsia="Times New Roman" w:hAnsi="Times New Roman"/>
+          <w:color w:val="000000"/>
+          <w:sz w:val="24"/>
+          <w:szCs w:val="24"/>
+        </w:rPr>
+        <w:t xml:space="preserve">Each study was appraised as the source of the estimates taken from it here rather than as a whole publication, and the items divide accordingly. Items 1 to 7 describe the study and its registry—the sample frame, case ascertainment, case numbers, description of setting and population, coverage, identification of invasive breast cancer, and how race and ethnicity were measured—and were judged at that level, so they do not change with which estimates were extracted. Item 8 depends on the estimates themselves and was judged on those extracted for this review, a variance counting as available when the source printed an interval or when an interval could be recovered from what the source reports.</w:t>
+      </w:r>
+    </w:p>
+    <w:p>
+      <w:pPr>
+        <w:spacing w:after="160" w:line="360"/>
+      </w:pPr>
+      <w:r>
+        <w:rPr>
+          <w:rFonts w:ascii="Times New Roman" w:cs="Times New Roman" w:eastAsia="Times New Roman" w:hAnsi="Times New Roman"/>
+          <w:color w:val="000000"/>
+          <w:sz w:val="24"/>
+          <w:szCs w:val="24"/>
+        </w:rPr>
+        <w:t xml:space="preserve">A study whose extracted estimates carry no interval therefore rates "No" on item 8 whether or not the source printed the ratio itself, which places a point estimate without a variance at moderate rather than low risk of bias. That rating reflects incomplete reporting of uncertainty rather than evidence that the estimate is biased, and it is the reason several large registry analyses that report ratios without intervals are rated moderate.</w:t>
+      </w:r>
+    </w:p>
+    <w:p>
+      <w:pPr>
+        <w:spacing w:after="160" w:line="360"/>
+      </w:pPr>
+      <w:r>
+        <w:rPr>
+          <w:rFonts w:ascii="Times New Roman" w:cs="Times New Roman" w:eastAsia="Times New Roman" w:hAnsi="Times New Roman"/>
+          <w:color w:val="000000"/>
+          <w:sz w:val="24"/>
+          <w:szCs w:val="24"/>
+        </w:rPr>
+        <w:t xml:space="preserve">Certainty of evidence was not graded, the review being descriptive rather than an estimate of a causal effect.</w:t>
       </w:r>
     </w:p>
     <w:p>

--- a/meta_agents/search_v2/outputs/Manuscript_Full.docx
+++ b/meta_agents/search_v2/outputs/Manuscript_Full.docx
@@ -1625,7 +1625,7 @@
           <w:sz w:val="24"/>
           <w:szCs w:val="24"/>
         </w:rPr>
-        <w:t xml:space="preserve">These cell estimates are not fully commensurable, for the reasons set out under the limitations below, so their arrangement on the common NHW scale shows the span of published figures rather than a set of mutually calibrated rates. The main pattern held for most of the cells each restriction could re-examine, but not uniformly. Cells that no estimate could fill under a restriction were dropped, and a dropped cell is untested under that restriction rather than confirmed by it—the directly-reported restriction alone leaves 46 of the 85 cells unexamined, because registries publish rates rather than ratios. Standard-population differences changed little. The low-risk-of-bias restriction moved the most cells (19 of the 66 it could re-examine), concentrated in the disaggregated AANHPI subgroups, the age-specific cells whose estimates sit near the NHW rate, as with the Japanese cell above, and the AI/AN cells. The AI/AN change is the largest, and it turns on how uncertainty was reported rather than on a difference in bias. The national aggregate's representative—the 2010–2015 IHS-linked estimate of 0.87—is rated moderate only because it prints no confidence interval, so the restriction replaces it with the 1999–2004 IHS-linked estimate of 0.63, which does print intervals. The gap between the two is the rise over time described above, not two sources disagreeing about one period. That substitution nonetheless moves AI/AN below Hispanic/Latina women, so the ordering of the aggregates is not preserved under that restriction, and neither the ordering nor a few near-null subgroup signs should be read as established.</w:t>
+        <w:t xml:space="preserve">These cell estimates are not fully commensurable, for the reasons set out under the limitations below, so their arrangement on the common NHW scale shows the span of published figures rather than a set of mutually calibrated rates. The main pattern held for most of the cells each restriction could re-examine, but not uniformly. Cells that no estimate could fill under a restriction were dropped, and a dropped cell is untested under that restriction rather than confirmed by it—the directly-reported restriction alone leaves 46 of the 85 cells unexamined, because registries publish rates rather than ratios. Standard-population differences changed little. The low-risk-of-bias restriction moved the most cells (19 of the 73 it could re-examine), concentrated in the disaggregated AANHPI subgroups, the age-specific cells whose estimates sit near the NHW rate, as with the Japanese cell above, and the AI/AN cells. The AI/AN change is the largest, and it turns on how uncertainty was reported rather than on a difference in bias. The national aggregate's representative—the 2010–2015 IHS-linked estimate of 0.87—is rated moderate only because it prints no confidence interval, so the restriction replaces it with the 1999–2004 IHS-linked estimate of 0.63, which does print intervals. The gap between the two is the rise over time described above, not two sources disagreeing about one period. That substitution nonetheless moves AI/AN below Hispanic/Latina women, so the ordering of the aggregates is not preserved under that restriction, and neither the ordering nor a few near-null subgroup signs should be read as established.</w:t>
       </w:r>
     </w:p>
     <w:p>

--- a/meta_agents/search_v2/outputs/Manuscript_Full.docx
+++ b/meta_agents/search_v2/outputs/Manuscript_Full.docx
@@ -1554,7 +1554,7 @@
           <w:sz w:val="24"/>
           <w:szCs w:val="24"/>
         </w:rPr>
-        <w:t xml:space="preserve">Two features of the underlying data shaped these estimates. First, unlinked registries tend to undercount AI/AN cases, so the AI/AN estimates here draw on Indian Health Service–linked sources, which capture these cases more completely.</w:t>
+        <w:t xml:space="preserve">Two features of the underlying data shaped these estimates: how AI/AN cases were ascertained, and which White group each source compared against. Unlinked registries tend to undercount AI/AN cases, so the AI/AN estimates here draw on Indian Health Service–linked sources, which capture these cases more completely.</w:t>
       </w:r>
       <w:r>
         <w:rPr>
@@ -1592,7 +1592,21 @@
           <w:sz w:val="24"/>
           <w:szCs w:val="24"/>
         </w:rPr>
-        <w:t xml:space="preserve"> so the IHS-linked figures describe about half of this population rather than the whole of it, and the better-covered regions are those where AI/AN residents make up a larger share of the county population. Only the third difference—how AI/AN race was ascertained—is the linkage itself. Among IHS-linked national estimates the ratio also rose over time, from 0.63 in 1999–2004 to 0.87 in 2010–2015, so the most recent IHS-linked estimate was taken as the representative and the earlier one retained for sensitivity. The IHS-linked regional estimates vary widely and reach or exceed the NHW rate in the Northern and Southern Plains—and, against an unstratified White reference, among Alaska Native women (regional values in Table 1 and Figure 2). The lower unlinked values therefore likely reflect incomplete case ascertainment, together with the wider diagnosis periods and the national rather than PRCDA coverage of those sources, rather than only lower underlying incidence; the AI/AN–NHW comparison therefore depends on the source's ascertainment as well as its diagnosis period and geographic scope.</w:t>
+        <w:t xml:space="preserve"> so the IHS-linked figures describe about half of this population rather than the whole of it, and the better-covered regions are those where AI/AN residents make up a larger share of the county population. Only the third difference—how AI/AN race was ascertained—is the linkage itself.</w:t>
+      </w:r>
+    </w:p>
+    <w:p>
+      <w:pPr>
+        <w:spacing w:after="160" w:line="360"/>
+      </w:pPr>
+      <w:r>
+        <w:rPr>
+          <w:rFonts w:ascii="Times New Roman" w:cs="Times New Roman" w:eastAsia="Times New Roman" w:hAnsi="Times New Roman"/>
+          <w:color w:val="000000"/>
+          <w:sz w:val="24"/>
+          <w:szCs w:val="24"/>
+        </w:rPr>
+        <w:t xml:space="preserve">Among IHS-linked national estimates the ratio also rose over time, from 0.63 in 1999–2004 to 0.87 in 2010–2015, so the most recent IHS-linked estimate was taken as the representative and the earlier one retained for sensitivity. The IHS-linked regional estimates vary widely and reach or exceed the NHW rate in the Northern and Southern Plains—and, against an unstratified White reference, among Alaska Native women (regional values in Table 1 and Figure 2). The lower unlinked values therefore likely reflect incomplete case ascertainment, together with the wider diagnosis periods and the national rather than PRCDA coverage of those sources, rather than only lower underlying incidence; the AI/AN–NHW comparison therefore depends on the source's ascertainment as well as its diagnosis period and geographic scope.</w:t>
       </w:r>
       <w:r>
         <w:rPr>
@@ -1611,7 +1625,21 @@
           <w:sz w:val="24"/>
           <w:szCs w:val="24"/>
         </w:rPr>
-        <w:t xml:space="preserve"> The IHS-linked correction, however, was available only for the aggregate and regional estimates: no Indian Health Service–linked source reported AI/AN incidence by molecular subtype, so the AI/AN subtype figures (for example, the HR-positive/HER2-negative and triple-negative cells) rest on unlinked registries and may understate the true rates. Second, reference groups differed across sources—66 of the 85 representatives used an NHW comparator and 19 an unstratified White reference—so each comparator was recorded as its source defined it and a sensitivity analysis was restricted to NHW-comparator estimates; the unstratified-White cells, 16 of them receptor-defined subtypes, can shift a ratio slightly.</w:t>
+        <w:t xml:space="preserve"> The IHS-linked correction, however, was available only for the aggregate and regional estimates: no Indian Health Service–linked source reported AI/AN incidence by molecular subtype, so the AI/AN subtype figures (for example, the HR-positive/HER2-negative and triple-negative cells) rest on unlinked registries and may understate the true rates.</w:t>
+      </w:r>
+    </w:p>
+    <w:p>
+      <w:pPr>
+        <w:spacing w:after="160" w:line="360"/>
+      </w:pPr>
+      <w:r>
+        <w:rPr>
+          <w:rFonts w:ascii="Times New Roman" w:cs="Times New Roman" w:eastAsia="Times New Roman" w:hAnsi="Times New Roman"/>
+          <w:color w:val="000000"/>
+          <w:sz w:val="24"/>
+          <w:szCs w:val="24"/>
+        </w:rPr>
+        <w:t xml:space="preserve">Reference groups also differed across sources—66 of the 85 representatives used an NHW comparator and 19 an unstratified White reference—so each comparator was recorded as its source defined it and a sensitivity analysis was restricted to NHW-comparator estimates; the unstratified-White cells, 16 of them receptor-defined subtypes, can shift a ratio slightly.</w:t>
       </w:r>
     </w:p>
     <w:p>

--- a/meta_agents/search_v2/outputs/Manuscript_Full.docx
+++ b/meta_agents/search_v2/outputs/Manuscript_Full.docx
@@ -1502,6 +1502,105 @@
           <w:sz w:val="24"/>
           <w:szCs w:val="24"/>
         </w:rPr>
+        <w:t xml:space="preserve">Two features of the underlying data shaped these estimates: how AI/AN cases were ascertained, and which White group each source compared against. Unlinked registries tend to undercount AI/AN cases, so the AI/AN estimates here draw on Indian Health Service–linked sources, which capture these cases more completely.</w:t>
+      </w:r>
+      <w:r>
+        <w:rPr>
+          <w:rFonts w:ascii="Times New Roman" w:cs="Times New Roman" w:eastAsia="Times New Roman" w:hAnsi="Times New Roman"/>
+          <w:color w:val="000000"/>
+          <w:sz w:val="24"/>
+          <w:szCs w:val="24"/>
+          <w:vertAlign w:val="superscript"/>
+        </w:rPr>
+        <w:t xml:space="preserve">10,53</w:t>
+      </w:r>
+      <w:r>
+        <w:rPr>
+          <w:rFonts w:ascii="Times New Roman" w:cs="Times New Roman" w:eastAsia="Times New Roman" w:hAnsi="Times New Roman"/>
+          <w:color w:val="000000"/>
+          <w:sz w:val="24"/>
+          <w:szCs w:val="24"/>
+        </w:rPr>
+        <w:t xml:space="preserve"> The two national figures differ substantially—0.56 from an unlinked source and 0.87 from an IHS-linked one—but they come from separate studies, so the gap cannot be read as the effect of linkage alone. Three differences run together. The unlinked estimate covers 1999–2015 and the IHS-linked one 2010–2015, and the AI/AN ratio rose over that interval. The IHS-linked figure is confined to Purchased/Referred Care Delivery Area counties, and that restriction applies to the NHW comparison group as well, so its numerator and denominator both describe a different population from the national one. Those counties contain or adjoin federally recognized tribal lands and hold about 53% of the U.S. AI/AN population, with regional coverage from 16% in the East to all of Alaska,</w:t>
+      </w:r>
+      <w:r>
+        <w:rPr>
+          <w:rFonts w:ascii="Times New Roman" w:cs="Times New Roman" w:eastAsia="Times New Roman" w:hAnsi="Times New Roman"/>
+          <w:color w:val="000000"/>
+          <w:sz w:val="24"/>
+          <w:szCs w:val="24"/>
+          <w:vertAlign w:val="superscript"/>
+        </w:rPr>
+        <w:t xml:space="preserve">53</w:t>
+      </w:r>
+      <w:r>
+        <w:rPr>
+          <w:rFonts w:ascii="Times New Roman" w:cs="Times New Roman" w:eastAsia="Times New Roman" w:hAnsi="Times New Roman"/>
+          <w:color w:val="000000"/>
+          <w:sz w:val="24"/>
+          <w:szCs w:val="24"/>
+        </w:rPr>
+        <w:t xml:space="preserve"> so the IHS-linked figures describe about half of this population rather than the whole of it, and the better-covered regions are those where AI/AN residents make up a larger share of the county population. Only the third difference—how AI/AN race was ascertained—is the linkage itself.</w:t>
+      </w:r>
+    </w:p>
+    <w:p>
+      <w:pPr>
+        <w:spacing w:after="160" w:line="360"/>
+      </w:pPr>
+      <w:r>
+        <w:rPr>
+          <w:rFonts w:ascii="Times New Roman" w:cs="Times New Roman" w:eastAsia="Times New Roman" w:hAnsi="Times New Roman"/>
+          <w:color w:val="000000"/>
+          <w:sz w:val="24"/>
+          <w:szCs w:val="24"/>
+        </w:rPr>
+        <w:t xml:space="preserve">Among IHS-linked national estimates the ratio also rose over time, from 0.63 in 1999–2004 to 0.87 in 2010–2015, so the most recent IHS-linked estimate was taken as the representative and the earlier one retained for sensitivity. The IHS-linked regional estimates vary widely and reach or exceed the NHW rate in the Northern and Southern Plains—and, against an unstratified White reference, among Alaska Native women (regional values in Table 1 and Figure 2). The lower unlinked values therefore likely reflect incomplete case ascertainment, together with the wider diagnosis periods and the national rather than PRCDA coverage of those sources, rather than only lower underlying incidence; the AI/AN–NHW comparison therefore depends on the source's ascertainment as well as its diagnosis period and geographic scope.</w:t>
+      </w:r>
+      <w:r>
+        <w:rPr>
+          <w:rFonts w:ascii="Times New Roman" w:cs="Times New Roman" w:eastAsia="Times New Roman" w:hAnsi="Times New Roman"/>
+          <w:color w:val="000000"/>
+          <w:sz w:val="24"/>
+          <w:szCs w:val="24"/>
+          <w:vertAlign w:val="superscript"/>
+        </w:rPr>
+        <w:t xml:space="preserve">41,58</w:t>
+      </w:r>
+      <w:r>
+        <w:rPr>
+          <w:rFonts w:ascii="Times New Roman" w:cs="Times New Roman" w:eastAsia="Times New Roman" w:hAnsi="Times New Roman"/>
+          <w:color w:val="000000"/>
+          <w:sz w:val="24"/>
+          <w:szCs w:val="24"/>
+        </w:rPr>
+        <w:t xml:space="preserve"> The IHS-linked correction, however, was available only for the aggregate and regional estimates: no Indian Health Service–linked source reported AI/AN incidence by molecular subtype, so the AI/AN subtype figures (for example, the HR-positive/HER2-negative and triple-negative cells) rest on unlinked registries and may understate the true rates.</w:t>
+      </w:r>
+    </w:p>
+    <w:p>
+      <w:pPr>
+        <w:spacing w:after="160" w:line="360"/>
+      </w:pPr>
+      <w:r>
+        <w:rPr>
+          <w:rFonts w:ascii="Times New Roman" w:cs="Times New Roman" w:eastAsia="Times New Roman" w:hAnsi="Times New Roman"/>
+          <w:color w:val="000000"/>
+          <w:sz w:val="24"/>
+          <w:szCs w:val="24"/>
+        </w:rPr>
+        <w:t xml:space="preserve">Reference groups also differed across sources—66 of the 85 representatives used an NHW comparator and 19 an unstratified White reference—so each comparator was recorded as its source defined it and a sensitivity analysis was restricted to NHW-comparator estimates; the unstratified-White cells, 16 of them receptor-defined subtypes, can shift a ratio slightly.</w:t>
+      </w:r>
+    </w:p>
+    <w:p>
+      <w:pPr>
+        <w:spacing w:after="160" w:line="360"/>
+      </w:pPr>
+      <w:r>
+        <w:rPr>
+          <w:rFonts w:ascii="Times New Roman" w:cs="Times New Roman" w:eastAsia="Times New Roman" w:hAnsi="Times New Roman"/>
+          <w:color w:val="000000"/>
+          <w:sz w:val="24"/>
+          <w:szCs w:val="24"/>
+        </w:rPr>
         <w:t xml:space="preserve">For the subgroups whose incidence sits close to the NHW rate, which study represents the cell can change the direction of the small difference. Japanese women are the clearest example: the representative estimate, from a recent SEER source,</w:t>
       </w:r>
       <w:r>
@@ -1541,105 +1640,6 @@
           <w:szCs w:val="24"/>
         </w:rPr>
         <w:t xml:space="preserve"> that places it just below (0.95). The flip does not overturn the finding that Japanese incidence is near the NHW level, but it shows that the sign of a near-null difference is not robust for this subgroup. Such a change on restriction reflects more than risk of bias: the substituted study also differs in diagnosis period (2009–2011 versus 2018–2022) and in the registries it draws on, either of which can move a borderline estimate across 1.0.</w:t>
-      </w:r>
-    </w:p>
-    <w:p>
-      <w:pPr>
-        <w:spacing w:after="160" w:line="360"/>
-      </w:pPr>
-      <w:r>
-        <w:rPr>
-          <w:rFonts w:ascii="Times New Roman" w:cs="Times New Roman" w:eastAsia="Times New Roman" w:hAnsi="Times New Roman"/>
-          <w:color w:val="000000"/>
-          <w:sz w:val="24"/>
-          <w:szCs w:val="24"/>
-        </w:rPr>
-        <w:t xml:space="preserve">Two features of the underlying data shaped these estimates: how AI/AN cases were ascertained, and which White group each source compared against. Unlinked registries tend to undercount AI/AN cases, so the AI/AN estimates here draw on Indian Health Service–linked sources, which capture these cases more completely.</w:t>
-      </w:r>
-      <w:r>
-        <w:rPr>
-          <w:rFonts w:ascii="Times New Roman" w:cs="Times New Roman" w:eastAsia="Times New Roman" w:hAnsi="Times New Roman"/>
-          <w:color w:val="000000"/>
-          <w:sz w:val="24"/>
-          <w:szCs w:val="24"/>
-          <w:vertAlign w:val="superscript"/>
-        </w:rPr>
-        <w:t xml:space="preserve">10,53</w:t>
-      </w:r>
-      <w:r>
-        <w:rPr>
-          <w:rFonts w:ascii="Times New Roman" w:cs="Times New Roman" w:eastAsia="Times New Roman" w:hAnsi="Times New Roman"/>
-          <w:color w:val="000000"/>
-          <w:sz w:val="24"/>
-          <w:szCs w:val="24"/>
-        </w:rPr>
-        <w:t xml:space="preserve"> The two national figures differ substantially—0.56 from an unlinked source and 0.87 from an IHS-linked one—but they come from separate studies, so the gap cannot be read as the effect of linkage alone. Three differences run together. The unlinked estimate covers 1999–2015 and the IHS-linked one 2010–2015, and the AI/AN ratio rose over that interval. The IHS-linked figure is confined to Purchased/Referred Care Delivery Area counties, and that restriction applies to the NHW comparison group as well, so its numerator and denominator both describe a different population from the national one. Those counties contain or adjoin federally recognized tribal lands and hold about 53% of the U.S. AI/AN population, with regional coverage from 16% in the East to all of Alaska,</w:t>
-      </w:r>
-      <w:r>
-        <w:rPr>
-          <w:rFonts w:ascii="Times New Roman" w:cs="Times New Roman" w:eastAsia="Times New Roman" w:hAnsi="Times New Roman"/>
-          <w:color w:val="000000"/>
-          <w:sz w:val="24"/>
-          <w:szCs w:val="24"/>
-          <w:vertAlign w:val="superscript"/>
-        </w:rPr>
-        <w:t xml:space="preserve">53</w:t>
-      </w:r>
-      <w:r>
-        <w:rPr>
-          <w:rFonts w:ascii="Times New Roman" w:cs="Times New Roman" w:eastAsia="Times New Roman" w:hAnsi="Times New Roman"/>
-          <w:color w:val="000000"/>
-          <w:sz w:val="24"/>
-          <w:szCs w:val="24"/>
-        </w:rPr>
-        <w:t xml:space="preserve"> so the IHS-linked figures describe about half of this population rather than the whole of it, and the better-covered regions are those where AI/AN residents make up a larger share of the county population. Only the third difference—how AI/AN race was ascertained—is the linkage itself.</w:t>
-      </w:r>
-    </w:p>
-    <w:p>
-      <w:pPr>
-        <w:spacing w:after="160" w:line="360"/>
-      </w:pPr>
-      <w:r>
-        <w:rPr>
-          <w:rFonts w:ascii="Times New Roman" w:cs="Times New Roman" w:eastAsia="Times New Roman" w:hAnsi="Times New Roman"/>
-          <w:color w:val="000000"/>
-          <w:sz w:val="24"/>
-          <w:szCs w:val="24"/>
-        </w:rPr>
-        <w:t xml:space="preserve">Among IHS-linked national estimates the ratio also rose over time, from 0.63 in 1999–2004 to 0.87 in 2010–2015, so the most recent IHS-linked estimate was taken as the representative and the earlier one retained for sensitivity. The IHS-linked regional estimates vary widely and reach or exceed the NHW rate in the Northern and Southern Plains—and, against an unstratified White reference, among Alaska Native women (regional values in Table 1 and Figure 2). The lower unlinked values therefore likely reflect incomplete case ascertainment, together with the wider diagnosis periods and the national rather than PRCDA coverage of those sources, rather than only lower underlying incidence; the AI/AN–NHW comparison therefore depends on the source's ascertainment as well as its diagnosis period and geographic scope.</w:t>
-      </w:r>
-      <w:r>
-        <w:rPr>
-          <w:rFonts w:ascii="Times New Roman" w:cs="Times New Roman" w:eastAsia="Times New Roman" w:hAnsi="Times New Roman"/>
-          <w:color w:val="000000"/>
-          <w:sz w:val="24"/>
-          <w:szCs w:val="24"/>
-          <w:vertAlign w:val="superscript"/>
-        </w:rPr>
-        <w:t xml:space="preserve">41,58</w:t>
-      </w:r>
-      <w:r>
-        <w:rPr>
-          <w:rFonts w:ascii="Times New Roman" w:cs="Times New Roman" w:eastAsia="Times New Roman" w:hAnsi="Times New Roman"/>
-          <w:color w:val="000000"/>
-          <w:sz w:val="24"/>
-          <w:szCs w:val="24"/>
-        </w:rPr>
-        <w:t xml:space="preserve"> The IHS-linked correction, however, was available only for the aggregate and regional estimates: no Indian Health Service–linked source reported AI/AN incidence by molecular subtype, so the AI/AN subtype figures (for example, the HR-positive/HER2-negative and triple-negative cells) rest on unlinked registries and may understate the true rates.</w:t>
-      </w:r>
-    </w:p>
-    <w:p>
-      <w:pPr>
-        <w:spacing w:after="160" w:line="360"/>
-      </w:pPr>
-      <w:r>
-        <w:rPr>
-          <w:rFonts w:ascii="Times New Roman" w:cs="Times New Roman" w:eastAsia="Times New Roman" w:hAnsi="Times New Roman"/>
-          <w:color w:val="000000"/>
-          <w:sz w:val="24"/>
-          <w:szCs w:val="24"/>
-        </w:rPr>
-        <w:t xml:space="preserve">Reference groups also differed across sources—66 of the 85 representatives used an NHW comparator and 19 an unstratified White reference—so each comparator was recorded as its source defined it and a sensitivity analysis was restricted to NHW-comparator estimates; the unstratified-White cells, 16 of them receptor-defined subtypes, can shift a ratio slightly.</w:t>
       </w:r>
     </w:p>
     <w:p>

--- a/meta_agents/search_v2/outputs/Manuscript_Full.docx
+++ b/meta_agents/search_v2/outputs/Manuscript_Full.docx
@@ -1502,6 +1502,58 @@
           <w:sz w:val="24"/>
           <w:szCs w:val="24"/>
         </w:rPr>
+        <w:t xml:space="preserve">For the subgroups whose incidence sits close to the NHW rate, which study represents the cell can change the direction of the small difference. Japanese women are the clearest example: the representative estimate, from a recent SEER source,</w:t>
+      </w:r>
+      <w:r>
+        <w:rPr>
+          <w:rFonts w:ascii="Times New Roman" w:cs="Times New Roman" w:eastAsia="Times New Roman" w:hAnsi="Times New Roman"/>
+          <w:color w:val="000000"/>
+          <w:sz w:val="24"/>
+          <w:szCs w:val="24"/>
+          <w:vertAlign w:val="superscript"/>
+        </w:rPr>
+        <w:t xml:space="preserve">31</w:t>
+      </w:r>
+      <w:r>
+        <w:rPr>
+          <w:rFonts w:ascii="Times New Roman" w:cs="Times New Roman" w:eastAsia="Times New Roman" w:hAnsi="Times New Roman"/>
+          <w:color w:val="000000"/>
+          <w:sz w:val="24"/>
+          <w:szCs w:val="24"/>
+        </w:rPr>
+        <w:t xml:space="preserve"> places their overall incidence just above the NHW rate (1.05), but that study is at moderate risk of bias, and when the representative selection is restricted to low-risk-of-bias studies the cell is instead filled by an earlier eight-state SEER+NPCR estimate</w:t>
+      </w:r>
+      <w:r>
+        <w:rPr>
+          <w:rFonts w:ascii="Times New Roman" w:cs="Times New Roman" w:eastAsia="Times New Roman" w:hAnsi="Times New Roman"/>
+          <w:color w:val="000000"/>
+          <w:sz w:val="24"/>
+          <w:szCs w:val="24"/>
+          <w:vertAlign w:val="superscript"/>
+        </w:rPr>
+        <w:t xml:space="preserve">60</w:t>
+      </w:r>
+      <w:r>
+        <w:rPr>
+          <w:rFonts w:ascii="Times New Roman" w:cs="Times New Roman" w:eastAsia="Times New Roman" w:hAnsi="Times New Roman"/>
+          <w:color w:val="000000"/>
+          <w:sz w:val="24"/>
+          <w:szCs w:val="24"/>
+        </w:rPr>
+        <w:t xml:space="preserve"> that places it just below (0.95). The flip does not overturn the finding that Japanese incidence is near the NHW level, but it shows that the sign of a near-null difference is not robust for this subgroup. Such a change on restriction reflects more than risk of bias: the substituted study also differs in diagnosis period (2009–2011 versus 2018–2022) and in the registries it draws on, either of which can move a borderline estimate across 1.0.</w:t>
+      </w:r>
+    </w:p>
+    <w:p>
+      <w:pPr>
+        <w:spacing w:after="160" w:line="360"/>
+      </w:pPr>
+      <w:r>
+        <w:rPr>
+          <w:rFonts w:ascii="Times New Roman" w:cs="Times New Roman" w:eastAsia="Times New Roman" w:hAnsi="Times New Roman"/>
+          <w:color w:val="000000"/>
+          <w:sz w:val="24"/>
+          <w:szCs w:val="24"/>
+        </w:rPr>
         <w:t xml:space="preserve">Two features of the underlying data shaped these estimates: how AI/AN cases were ascertained, and which White group each source compared against. Unlinked registries tend to undercount AI/AN cases, so the AI/AN estimates here draw on Indian Health Service–linked sources, which capture these cases more completely.</w:t>
       </w:r>
       <w:r>
@@ -1588,58 +1640,6 @@
           <w:szCs w:val="24"/>
         </w:rPr>
         <w:t xml:space="preserve">Reference groups also differed across sources—66 of the 85 representatives used an NHW comparator and 19 an unstratified White reference—so each comparator was recorded as its source defined it and a sensitivity analysis was restricted to NHW-comparator estimates; the unstratified-White cells, 16 of them receptor-defined subtypes, can shift a ratio slightly.</w:t>
-      </w:r>
-    </w:p>
-    <w:p>
-      <w:pPr>
-        <w:spacing w:after="160" w:line="360"/>
-      </w:pPr>
-      <w:r>
-        <w:rPr>
-          <w:rFonts w:ascii="Times New Roman" w:cs="Times New Roman" w:eastAsia="Times New Roman" w:hAnsi="Times New Roman"/>
-          <w:color w:val="000000"/>
-          <w:sz w:val="24"/>
-          <w:szCs w:val="24"/>
-        </w:rPr>
-        <w:t xml:space="preserve">For the subgroups whose incidence sits close to the NHW rate, which study represents the cell can change the direction of the small difference. Japanese women are the clearest example: the representative estimate, from a recent SEER source,</w:t>
-      </w:r>
-      <w:r>
-        <w:rPr>
-          <w:rFonts w:ascii="Times New Roman" w:cs="Times New Roman" w:eastAsia="Times New Roman" w:hAnsi="Times New Roman"/>
-          <w:color w:val="000000"/>
-          <w:sz w:val="24"/>
-          <w:szCs w:val="24"/>
-          <w:vertAlign w:val="superscript"/>
-        </w:rPr>
-        <w:t xml:space="preserve">31</w:t>
-      </w:r>
-      <w:r>
-        <w:rPr>
-          <w:rFonts w:ascii="Times New Roman" w:cs="Times New Roman" w:eastAsia="Times New Roman" w:hAnsi="Times New Roman"/>
-          <w:color w:val="000000"/>
-          <w:sz w:val="24"/>
-          <w:szCs w:val="24"/>
-        </w:rPr>
-        <w:t xml:space="preserve"> places their overall incidence just above the NHW rate (1.05), but that study is at moderate risk of bias, and when the representative selection is restricted to low-risk-of-bias studies the cell is instead filled by an earlier eight-state SEER+NPCR estimate</w:t>
-      </w:r>
-      <w:r>
-        <w:rPr>
-          <w:rFonts w:ascii="Times New Roman" w:cs="Times New Roman" w:eastAsia="Times New Roman" w:hAnsi="Times New Roman"/>
-          <w:color w:val="000000"/>
-          <w:sz w:val="24"/>
-          <w:szCs w:val="24"/>
-          <w:vertAlign w:val="superscript"/>
-        </w:rPr>
-        <w:t xml:space="preserve">60</w:t>
-      </w:r>
-      <w:r>
-        <w:rPr>
-          <w:rFonts w:ascii="Times New Roman" w:cs="Times New Roman" w:eastAsia="Times New Roman" w:hAnsi="Times New Roman"/>
-          <w:color w:val="000000"/>
-          <w:sz w:val="24"/>
-          <w:szCs w:val="24"/>
-        </w:rPr>
-        <w:t xml:space="preserve"> that places it just below (0.95). The flip does not overturn the finding that Japanese incidence is near the NHW level, but it shows that the sign of a near-null difference is not robust for this subgroup. Such a change on restriction reflects more than risk of bias: the substituted study also differs in diagnosis period (2009–2011 versus 2018–2022) and in the registries it draws on, either of which can move a borderline estimate across 1.0.</w:t>
       </w:r>
     </w:p>
     <w:p>

--- a/meta_agents/search_v2/outputs/Manuscript_Full.docx
+++ b/meta_agents/search_v2/outputs/Manuscript_Full.docx
@@ -784,7 +784,7 @@
           <w:sz w:val="24"/>
           <w:szCs w:val="24"/>
         </w:rPr>
-        <w:t xml:space="preserve">For AI/AN populations this order was overridden in favour of ascertainment validity: because unlinked registries tend to undercount this population, an estimate with Indian Health Service–based ascertainment—the IHS-PRCDA linkage, or a dedicated registry such as the Alaska Native Tumor Registry—was preferred over an unlinked-registry estimate for the same cell; this ascertainment preference took priority over the coverage and comparator-type criteria above. Alaska Native women are an example. The ascertainment-preferred source—the IHS-eligibility-based Alaska Native Tumor Registry—reports against an unstratified White reference rather than NHW. It was kept as the representative because completeness of ascertainment outweighed comparator type, and the NHW-comparator alternatives were carried in the sensitivity analysis.</w:t>
+        <w:t xml:space="preserve">For AI/AN populations this order was overridden in favour of ascertainment validity: because unlinked registries tend to undercount this population, an estimate with Indian Health Service–based ascertainment—the IHS-PRCDA linkage, or a dedicated registry such as the Alaska Native Tumor Registry—was preferred over an unlinked-registry estimate for the same cell; this ascertainment preference took priority over the coverage and comparator-type criteria above. Breadth of coverage does not substitute for correct ascertainment here: a national registry covers nearly the whole population but assigns race by observation, so its AI/AN numerator is undercounted, whereas a linked source counts those cases and applies its geographic restriction to the comparison group as well. For the national AI/AN cell this meant setting aside a source covering about 99% of the U.S. population for one confined to Purchased/Referred Care Delivery Area counties, which hold about half the AI/AN population; the demoted estimates were carried in the sensitivity analysis. The comparator criterion was given up in the same way, and Alaska Native women are the example. The ascertainment-preferred source—the IHS-eligibility-based Alaska Native Tumor Registry—reports against an unstratified White reference rather than NHW. It was kept as the representative because completeness of ascertainment outweighed comparator type, and the NHW-comparator alternatives were carried in the sensitivity analysis.</w:t>
       </w:r>
     </w:p>
     <w:p>

--- a/meta_agents/search_v2/outputs/Manuscript_Full.docx
+++ b/meta_agents/search_v2/outputs/Manuscript_Full.docx
@@ -784,7 +784,7 @@
           <w:sz w:val="24"/>
           <w:szCs w:val="24"/>
         </w:rPr>
-        <w:t xml:space="preserve">For AI/AN populations this order was overridden in favour of ascertainment validity: because unlinked registries tend to undercount this population, an estimate with Indian Health Service–based ascertainment—the IHS-PRCDA linkage, or a dedicated registry such as the Alaska Native Tumor Registry—was preferred over an unlinked-registry estimate for the same cell; this ascertainment preference took priority over the coverage and comparator-type criteria above. Breadth of coverage does not substitute for correct ascertainment here: a national registry covers nearly the whole population but assigns race by observation, so its AI/AN numerator is undercounted, whereas a linked source counts those cases and applies its geographic restriction to the comparison group as well. For the national AI/AN cell this meant setting aside a source covering about 99% of the U.S. population for one confined to Purchased/Referred Care Delivery Area counties, which hold about half the AI/AN population; the demoted estimates were carried in the sensitivity analysis. The comparator criterion was given up in the same way, and Alaska Native women are the example. The ascertainment-preferred source—the IHS-eligibility-based Alaska Native Tumor Registry—reports against an unstratified White reference rather than NHW. It was kept as the representative because completeness of ascertainment outweighed comparator type, and the NHW-comparator alternatives were carried in the sensitivity analysis.</w:t>
+        <w:t xml:space="preserve">For AI/AN populations this order was overridden in favour of ascertainment validity: because unlinked registries tend to undercount this population, an estimate with Indian Health Service–based ascertainment—the IHS-PRCDA linkage, or a dedicated registry such as the Alaska Native Tumor Registry—was preferred over an unlinked-registry estimate for the same cell; this ascertainment preference took priority over the coverage and comparator-type criteria above. For the national AI/AN cell this set aside a source covering about 99% of the U.S. population for one confined to Purchased/Referred Care Delivery Area counties; the demoted estimates were carried in the sensitivity analysis. Alaska Native women are an example on the comparator side. The ascertainment-preferred source—the IHS-eligibility-based Alaska Native Tumor Registry—reports against an unstratified White reference rather than NHW. It was kept as the representative because completeness of ascertainment outweighed comparator type, and the NHW-comparator alternatives were carried in the sensitivity analysis.</w:t>
       </w:r>
     </w:p>
     <w:p>

--- a/meta_agents/search_v2/outputs/Manuscript_Full.docx
+++ b/meta_agents/search_v2/outputs/Manuscript_Full.docx
@@ -1309,7 +1309,63 @@
           <w:sz w:val="24"/>
           <w:szCs w:val="24"/>
         </w:rPr>
-        <w:t xml:space="preserve">On the JBI checklist, 41 of the 58 studies were at low risk of bias and 17 at moderate risk, with none at high risk (Supplementary Table 5); the moderate ratings arose mainly where an estimate was reported without a variance, the standard population was not clearly specified, or race and ethnicity ascertainment was limited. The representative selection was examined in four ways (Supplementary Table 6), and the pattern held throughout. Restricting to low-risk-of-bias studies left 54 of 85 cell representatives unchanged, with the 19 changed and 12 dropped cells falling mainly among the disaggregated AANHPI subgroups and the AI/AN cells, and in smaller numbers among the receptor-subtype, age-specific, and Middle Eastern cells; the largest change was the AI/AN national aggregate, where the restriction replaced the 2010-2015 IHS-linked estimate (0.87) with the 1999-2004 IHS-linked estimate (0.63) (Supplementary Table 6a); restricting to directly reported IRRs—which also excludes the two indirectly standardized SIRs—left 35 unchanged (4 changed, 46 dropped; Supplementary Table 6b); restricting to NHW-comparator estimates left 66 unchanged (1 changed, 18 dropped; Supplementary Table 6c), the 18 dropped cells being those whose only representative used an unstratified White comparator — 16 receptor-defined subtype cells and the two Black cells above and below age 40 — and the one changed cell being Alaska Native, whose unstratified-White representative (1.09) gave way to an Indian Health Service–linked estimate reported against an NHW reference (1.25); and restricting to the 2000 U.S. standard population changed little, since 83 of the 85 representatives were already standardized to it, so the restriction dropped no cell and changed only two Black receptor-subtype cells, each from a 1960 Segi-world-standardized representative to a 2000 U.S.–standardized estimate in the same direction (hormone-receptor-negative 1.80 to 1.60, hormone-receptor-positive 0.82 to 0.70; Supplementary Table 6d).</w:t>
+        <w:t xml:space="preserve">On the JBI checklist, 41 of the 58 studies were at low risk of bias and 17 at moderate risk, with none at high risk (Supplementary Table 5); the moderate ratings arose mainly where an estimate was reported without a variance, the standard population was not clearly specified, or race and ethnicity ascertainment was limited. The representative selection was examined in four ways (Supplementary Table 6). Each restriction re-selected a representative in the cells it could fill and dropped the rest.</w:t>
+      </w:r>
+    </w:p>
+    <w:p>
+      <w:pPr>
+        <w:spacing w:after="160" w:line="360"/>
+      </w:pPr>
+      <w:r>
+        <w:rPr>
+          <w:rFonts w:ascii="Times New Roman" w:cs="Times New Roman" w:eastAsia="Times New Roman" w:hAnsi="Times New Roman"/>
+          <w:color w:val="000000"/>
+          <w:sz w:val="24"/>
+          <w:szCs w:val="24"/>
+        </w:rPr>
+        <w:t xml:space="preserve">Restricting to low-risk-of-bias studies left 54 of 85 cell representatives unchanged, with the 19 changed and 12 dropped cells falling mainly among the disaggregated AANHPI subgroups and the AI/AN cells, and in smaller numbers among the receptor-subtype, age-specific, and Middle Eastern cells. The largest change was the AI/AN national aggregate, where the restriction replaced the 2010-2015 IHS-linked estimate (0.87) with the 1999-2004 IHS-linked estimate (0.63), moving AI/AN below Hispanic/Latina women (Supplementary Table 6a).</w:t>
+      </w:r>
+    </w:p>
+    <w:p>
+      <w:pPr>
+        <w:spacing w:after="160" w:line="360"/>
+      </w:pPr>
+      <w:r>
+        <w:rPr>
+          <w:rFonts w:ascii="Times New Roman" w:cs="Times New Roman" w:eastAsia="Times New Roman" w:hAnsi="Times New Roman"/>
+          <w:color w:val="000000"/>
+          <w:sz w:val="24"/>
+          <w:szCs w:val="24"/>
+        </w:rPr>
+        <w:t xml:space="preserve">Restricting to directly reported IRRs—which also excludes the two indirectly standardized SIRs—left 35 unchanged (4 changed, 46 dropped; Supplementary Table 6b).</w:t>
+      </w:r>
+    </w:p>
+    <w:p>
+      <w:pPr>
+        <w:spacing w:after="160" w:line="360"/>
+      </w:pPr>
+      <w:r>
+        <w:rPr>
+          <w:rFonts w:ascii="Times New Roman" w:cs="Times New Roman" w:eastAsia="Times New Roman" w:hAnsi="Times New Roman"/>
+          <w:color w:val="000000"/>
+          <w:sz w:val="24"/>
+          <w:szCs w:val="24"/>
+        </w:rPr>
+        <w:t xml:space="preserve">Restricting to NHW-comparator estimates left 66 unchanged (1 changed, 18 dropped; Supplementary Table 6c). The 18 dropped cells are those whose only representative used an unstratified White comparator—16 receptor-defined subtype cells and the two Black cells above and below age 40—and the one changed cell is Alaska Native, whose unstratified-White representative (1.09) gave way to an Indian Health Service–linked estimate reported against an NHW reference (1.25).</w:t>
+      </w:r>
+    </w:p>
+    <w:p>
+      <w:pPr>
+        <w:spacing w:after="160" w:line="360"/>
+      </w:pPr>
+      <w:r>
+        <w:rPr>
+          <w:rFonts w:ascii="Times New Roman" w:cs="Times New Roman" w:eastAsia="Times New Roman" w:hAnsi="Times New Roman"/>
+          <w:color w:val="000000"/>
+          <w:sz w:val="24"/>
+          <w:szCs w:val="24"/>
+        </w:rPr>
+        <w:t xml:space="preserve">Restricting to the 2000 U.S. standard population changed little, since 83 of the 85 representatives were already standardized to it: it dropped no cell and changed only two Black receptor-subtype cells, each from a 1960 Segi-world-standardized representative to a 2000 U.S.–standardized estimate in the same direction (hormone-receptor-negative 1.80 to 1.60, hormone-receptor-positive 0.82 to 0.70; Supplementary Table 6d).</w:t>
       </w:r>
     </w:p>
     <w:p>

--- a/meta_agents/search_v2/outputs/Manuscript_Full.docx
+++ b/meta_agents/search_v2/outputs/Manuscript_Full.docx
@@ -1775,7 +1775,49 @@
           <w:sz w:val="24"/>
           <w:szCs w:val="24"/>
         </w:rPr>
-        <w:t xml:space="preserve">The review has limitations. About three fifths of the representative rate ratios (50 of 85) were computed from published age-standardized rates rather than reported directly, which can move a ratio slightly. Expressing each group's incidence as a ratio to the NHW rate does not by itself make the estimates commensurable. Within a cell the numerator and denominator share one standard population, period, and region, so the ratio is internally consistent; the ratio does not, however, cancel the standard population, because the age-specific rates of two groups differ in shape and another set of standard weights would move their standardized rates—and so their ratio—by different amounts. Across cells, differences in standard population, underlying age structure, registry region, and diagnosis period therefore remain embedded. Diagnosis period and registry region are the main limits on cross-cell comparability; standard population differed less—most estimates used the 2000 US standard, with a 1970 (world or US) or the 1960 Segi world standard in a few older studies, and restricting to the 2000 US standard left the pattern essentially unchanged. The review was restricted to U.S.-resident populations, so the estimates are not generalizable to countries that use a different White reference, different racial and ethnic categories, and different standard populations. Finally, estimates for the smallest subgroups rested on limited numbers, studies contributing only to the narrative synthesis were not quantified, and grey literature was not searched. Screening, full-text selection, and extraction were carried out by a single reviewer with large-language-model assistance rather than by two independent reviewers. To limit studies missed by this single-reviewer screening, the excluded records were re-screened at the full abstract with an explicit keyword filter, leaving the residual risk of a missed study confined to reports whose abstracts omit two or more of the screening signals.</w:t>
+        <w:t xml:space="preserve">The review has limitations. About three fifths of the representative rate ratios (50 of 85) were computed from published age-standardized rates rather than reported directly, which can move a ratio slightly.</w:t>
+      </w:r>
+    </w:p>
+    <w:p>
+      <w:pPr>
+        <w:spacing w:after="160" w:line="360"/>
+      </w:pPr>
+      <w:r>
+        <w:rPr>
+          <w:rFonts w:ascii="Times New Roman" w:cs="Times New Roman" w:eastAsia="Times New Roman" w:hAnsi="Times New Roman"/>
+          <w:color w:val="000000"/>
+          <w:sz w:val="24"/>
+          <w:szCs w:val="24"/>
+        </w:rPr>
+        <w:t xml:space="preserve">Expressing each group's incidence as a ratio to the NHW rate does not by itself make the estimates commensurable. Within a cell the numerator and denominator share one standard population, period, and region, so the ratio is internally consistent; the ratio does not, however, cancel the standard population, because the age-specific rates of two groups differ in shape and another set of standard weights would move their standardized rates—and so their ratio—by different amounts. Across cells, differences in standard population, underlying age structure, registry region, and diagnosis period therefore remain embedded. Diagnosis period and registry region are the main limits on cross-cell comparability; standard population differed less—most estimates used the 2000 US standard, with a 1970 (world or US) or the 1960 Segi world standard in a few older studies, and restricting to the 2000 US standard left the pattern essentially unchanged.</w:t>
+      </w:r>
+    </w:p>
+    <w:p>
+      <w:pPr>
+        <w:spacing w:after="160" w:line="360"/>
+      </w:pPr>
+      <w:r>
+        <w:rPr>
+          <w:rFonts w:ascii="Times New Roman" w:cs="Times New Roman" w:eastAsia="Times New Roman" w:hAnsi="Times New Roman"/>
+          <w:color w:val="000000"/>
+          <w:sz w:val="24"/>
+          <w:szCs w:val="24"/>
+        </w:rPr>
+        <w:t xml:space="preserve">The review was restricted to U.S.-resident populations, so the estimates are not generalizable to countries that use a different White reference, different racial and ethnic categories, and different standard populations. Estimates for the smallest subgroups rested on limited numbers, studies contributing only to the narrative synthesis were not quantified, and grey literature was not searched.</w:t>
+      </w:r>
+    </w:p>
+    <w:p>
+      <w:pPr>
+        <w:spacing w:after="160" w:line="360"/>
+      </w:pPr>
+      <w:r>
+        <w:rPr>
+          <w:rFonts w:ascii="Times New Roman" w:cs="Times New Roman" w:eastAsia="Times New Roman" w:hAnsi="Times New Roman"/>
+          <w:color w:val="000000"/>
+          <w:sz w:val="24"/>
+          <w:szCs w:val="24"/>
+        </w:rPr>
+        <w:t xml:space="preserve">Finally, screening, full-text selection, extraction, and the risk-of-bias appraisal were carried out by a single reviewer with large-language-model assistance rather than by two independent reviewers, which the appraisal checklist asks for. To limit studies missed by this single-reviewer screening, the excluded records were re-screened at the full abstract with an explicit keyword filter, leaving the residual risk of a missed study confined to reports whose abstracts omit two or more of the screening signals.</w:t>
       </w:r>
     </w:p>
     <w:p>

--- a/meta_agents/search_v2/outputs/Manuscript_Full.docx
+++ b/meta_agents/search_v2/outputs/Manuscript_Full.docx
@@ -1831,7 +1831,7 @@
           <w:sz w:val="24"/>
           <w:szCs w:val="24"/>
         </w:rPr>
-        <w:t xml:space="preserve">What this review adds beyond the individual studies is threefold. First, it places estimates that were scattered across separate registry reports—each with its own reference group, standard population, and diagnosis period—onto a single NHW-referenced scale, so the disaggregated subgroups and their aggregates can be seen together in one place. Second, by collapsing overlapping registry-family estimates while retaining the overlaps for the sensitivity analysis, it separates the cells that more than one study could fill (38 of the 85 analytic cells, and in 27 of those the studies come from at least two different registry families) from those resting on a single study (47). These sources are not fully independent—US registries are nested, so publications from different families can still draw on overlapping cases—but where more than one is available they agree in most cells, diverging chiefly in the near-null AANHPI subgroups and the ascertainment-dependent AI/AN comparison. Third, it makes the evidence gaps explicit: Middle Eastern women, several Native Hawaiian and Pacific Islander and Hispanic-origin subgroups, and AI/AN incidence by molecular subtype each rest on a single regional or unlinked source, and the AI/AN regional and national aggregate figures are point estimates without a confidence interval—groups for which a dedicated, and for AI/AN an IHS-linked, primary study is still needed. Because studies differed in diagnosis period and region, these estimates are best read as a comparable-scale summary of the available evidence, with the provenance and comparator of each recorded—marked in the main-text table and figures (computed CI ‡; unstratified White †) and named in full in Supplementary Table 4—so readers can weigh them.</w:t>
+        <w:t xml:space="preserve">What this review adds beyond the individual studies is threefold. First, it places estimates that were scattered across separate registry reports—each with its own reference group, standard population, and diagnosis period—onto a single NHW-referenced scale, so the disaggregated subgroups and their aggregates can be seen together in one place. Second, by collapsing overlapping registry-family estimates while retaining the overlaps for the sensitivity analysis, it separates the cells that more than one study could fill (38 of the 85 analytic cells, and in 27 of those the studies come from at least two different registry families) from those resting on a single study (47). These sources are not fully independent—US registries are nested, so publications from different families can still draw on overlapping cases—but where more than one is available they agree in most cells, diverging chiefly in the near-null AANHPI subgroups and the ascertainment-dependent AI/AN comparison. Third, it makes the evidence gaps explicit: Middle Eastern women, the four Hispanic-origin subgroups and two of the Pacific Islander ones rest on a single source apiece, and AI/AN incidence by molecular subtype rests on unlinked registries throughout and on a single source in three of its four cells. Four of the seven AI/AN regional figures and the national aggregate are point estimates without a confidence interval. These are the groups for which a dedicated, and for AI/AN an IHS-linked, primary study is still needed. Because studies differed in diagnosis period and region, these estimates are best read as a comparable-scale summary of the available evidence, with the provenance and comparator of each recorded—marked in the main-text table and figures (computed CI ‡; unstratified White †) and named in full in Supplementary Table 4—so readers can weigh them.</w:t>
       </w:r>
     </w:p>
     <w:p>
